--- a/resume/DJ_Dinnebeil_Resume.docx
+++ b/resume/DJ_Dinnebeil_Resume.docx
@@ -518,6 +518,7 @@
         </w:rPr>
         <w:t xml:space="preserve">endpoints </w:t>
       </w:r>
+      <w:proofErr w:type="gramStart"/>
       <w:r>
         <w:rPr>
           <w:rFonts w:ascii="Calibri" w:hAnsi="Calibri" w:cs="Calibri"/>
@@ -530,6 +531,7 @@
         </w:rPr>
         <w:t>to</w:t>
       </w:r>
+      <w:proofErr w:type="gramEnd"/>
       <w:r>
         <w:rPr>
           <w:rFonts w:ascii="Calibri" w:hAnsi="Calibri" w:cs="Calibri"/>
@@ -603,6 +605,7 @@
         </w:rPr>
         <w:t xml:space="preserve"> </w:t>
       </w:r>
+      <w:proofErr w:type="spellStart"/>
       <w:r>
         <w:rPr>
           <w:rFonts w:ascii="Calibri" w:hAnsi="Calibri" w:cs="Calibri"/>
@@ -613,7 +616,14 @@
         <w:rPr>
           <w:rFonts w:ascii="Calibri" w:hAnsi="Calibri" w:cs="Calibri"/>
         </w:rPr>
-        <w:t>Alchemy relationships</w:t>
+        <w:t>Alchemy</w:t>
+      </w:r>
+      <w:proofErr w:type="spellEnd"/>
+      <w:r>
+        <w:rPr>
+          <w:rFonts w:ascii="Calibri" w:hAnsi="Calibri" w:cs="Calibri"/>
+        </w:rPr>
+        <w:t xml:space="preserve"> relationships</w:t>
       </w:r>
       <w:r>
         <w:rPr>
@@ -927,7 +937,23 @@
           <w:rFonts w:ascii="Calibri" w:hAnsi="Calibri" w:cs="Calibri"/>
           <w:sz w:val="22"/>
         </w:rPr>
-        <w:t>A web-based history education game about the World War I ghost town of Amatol, NJ.</w:t>
+        <w:t xml:space="preserve">A web-based history education game about the World War I </w:t>
+      </w:r>
+      <w:proofErr w:type="gramStart"/>
+      <w:r>
+        <w:rPr>
+          <w:rFonts w:ascii="Calibri" w:hAnsi="Calibri" w:cs="Calibri"/>
+          <w:sz w:val="22"/>
+        </w:rPr>
+        <w:t>ghost</w:t>
+      </w:r>
+      <w:proofErr w:type="gramEnd"/>
+      <w:r>
+        <w:rPr>
+          <w:rFonts w:ascii="Calibri" w:hAnsi="Calibri" w:cs="Calibri"/>
+          <w:sz w:val="22"/>
+        </w:rPr>
+        <w:t xml:space="preserve"> town of Amatol, NJ.</w:t>
       </w:r>
     </w:p>
     <w:p>
@@ -1025,7 +1051,14 @@
           <w:rFonts w:ascii="Calibri" w:hAnsi="Calibri" w:cs="Calibri"/>
           <w:sz w:val="22"/>
         </w:rPr>
-        <w:t xml:space="preserve">Windows API | </w:t>
+        <w:t>Win32</w:t>
+      </w:r>
+      <w:r>
+        <w:rPr>
+          <w:rFonts w:ascii="Calibri" w:hAnsi="Calibri" w:cs="Calibri"/>
+          <w:sz w:val="22"/>
+        </w:rPr>
+        <w:t xml:space="preserve"> API | </w:t>
       </w:r>
       <w:r>
         <w:rPr>

--- a/resume/DJ_Dinnebeil_Resume.docx
+++ b/resume/DJ_Dinnebeil_Resume.docx
@@ -1133,6 +1133,13 @@
         <w:tab/>
         <w:t xml:space="preserve"> </w:t>
       </w:r>
+      <w:r>
+        <w:rPr>
+          <w:rFonts w:ascii="Calibri" w:hAnsi="Calibri" w:cs="Calibri"/>
+          <w:sz w:val="22"/>
+        </w:rPr>
+        <w:t xml:space="preserve">               </w:t>
+      </w:r>
       <w:hyperlink r:id="rId15" w:history="1">
         <w:r>
           <w:rPr>
@@ -2021,25 +2028,7 @@
         <w:rPr>
           <w:rFonts w:ascii="Calibri" w:hAnsi="Calibri" w:cs="Calibri"/>
         </w:rPr>
-        <w:t>An immersive 1000-hour software engineering bootcamp</w:t>
-      </w:r>
-      <w:r>
-        <w:rPr>
-          <w:rFonts w:ascii="Calibri" w:hAnsi="Calibri" w:cs="Calibri"/>
-        </w:rPr>
-        <w:t xml:space="preserve"> focusing on </w:t>
-      </w:r>
-      <w:r>
-        <w:rPr>
-          <w:rFonts w:ascii="Calibri" w:hAnsi="Calibri" w:cs="Calibri"/>
-        </w:rPr>
-        <w:t>design patterns</w:t>
-      </w:r>
-      <w:r>
-        <w:rPr>
-          <w:rFonts w:ascii="Calibri" w:hAnsi="Calibri" w:cs="Calibri"/>
-        </w:rPr>
-        <w:t xml:space="preserve"> and best practices.</w:t>
+        <w:t>Completed 1000+ hours in software engineering with a focus on full-stack development and design patterns.</w:t>
       </w:r>
     </w:p>
     <w:sectPr>
@@ -3180,7 +3169,6 @@
   <w:style w:type="character" w:default="1" w:styleId="DefaultParagraphFont">
     <w:name w:val="Default Paragraph Font"/>
     <w:uiPriority w:val="1"/>
-    <w:semiHidden/>
     <w:unhideWhenUsed/>
   </w:style>
   <w:style w:type="table" w:default="1" w:styleId="TableNormal">

--- a/resume/DJ_Dinnebeil_Resume.docx
+++ b/resume/DJ_Dinnebeil_Resume.docx
@@ -4,10 +4,11 @@
   <w:body>
     <w:p>
       <w:pPr>
-        <w:rPr>
-          <w:rFonts w:ascii="Calibri" w:hAnsi="Calibri" w:cs="Calibri"/>
-          <w:sz w:val="48"/>
-          <w:szCs w:val="48"/>
+        <w:spacing w:line="240" w:lineRule="auto"/>
+        <w:rPr>
+          <w:rFonts w:ascii="Calibri" w:hAnsi="Calibri" w:cs="Calibri"/>
+          <w:sz w:val="36"/>
+          <w:szCs w:val="36"/>
         </w:rPr>
       </w:pPr>
       <w:r>
@@ -15,18 +16,19 @@
           <w:rFonts w:ascii="Calibri" w:hAnsi="Calibri" w:cs="Calibri"/>
           <w:b/>
           <w:bCs/>
-          <w:sz w:val="48"/>
-          <w:szCs w:val="48"/>
+          <w:sz w:val="36"/>
+          <w:szCs w:val="36"/>
         </w:rPr>
         <w:t>DJ Dinnebeil</w:t>
       </w:r>
     </w:p>
     <w:p>
       <w:pPr>
-        <w:rPr>
-          <w:rFonts w:ascii="Calibri" w:hAnsi="Calibri" w:cs="Calibri"/>
-          <w:sz w:val="28"/>
-          <w:szCs w:val="28"/>
+        <w:spacing w:line="240" w:lineRule="auto"/>
+        <w:rPr>
+          <w:rFonts w:ascii="Calibri" w:hAnsi="Calibri" w:cs="Calibri"/>
+          <w:sz w:val="26"/>
+          <w:szCs w:val="26"/>
         </w:rPr>
       </w:pPr>
       <w:r>
@@ -34,30 +36,79 @@
           <w:rFonts w:ascii="Calibri" w:hAnsi="Calibri" w:cs="Calibri"/>
           <w:b/>
           <w:bCs/>
-          <w:sz w:val="28"/>
-          <w:szCs w:val="28"/>
-        </w:rPr>
-        <w:t>Software Engineer | Full-Stack Developer</w:t>
+          <w:sz w:val="26"/>
+          <w:szCs w:val="26"/>
+        </w:rPr>
+        <w:t>Software Engineer |</w:t>
+      </w:r>
+      <w:r>
+        <w:rPr>
+          <w:rFonts w:ascii="Calibri" w:hAnsi="Calibri" w:cs="Calibri"/>
+          <w:b/>
+          <w:bCs/>
+          <w:sz w:val="26"/>
+          <w:szCs w:val="26"/>
+        </w:rPr>
+        <w:t xml:space="preserve"> AI Engineering |</w:t>
+      </w:r>
+      <w:r>
+        <w:rPr>
+          <w:rFonts w:ascii="Calibri" w:hAnsi="Calibri" w:cs="Calibri"/>
+          <w:b/>
+          <w:bCs/>
+          <w:sz w:val="26"/>
+          <w:szCs w:val="26"/>
+        </w:rPr>
+        <w:t xml:space="preserve"> Full-Stack Developer</w:t>
       </w:r>
     </w:p>
     <w:p>
       <w:pPr>
         <w:rPr>
           <w:rFonts w:ascii="Calibri" w:hAnsi="Calibri" w:cs="Calibri"/>
-          <w:szCs w:val="24"/>
-        </w:rPr>
-      </w:pPr>
-      <w:r>
-        <w:rPr>
-          <w:rFonts w:ascii="Calibri" w:hAnsi="Calibri" w:cs="Calibri"/>
-          <w:szCs w:val="24"/>
+          <w:sz w:val="22"/>
+        </w:rPr>
+      </w:pPr>
+      <w:r>
+        <w:rPr>
+          <w:rFonts w:ascii="Calibri" w:hAnsi="Calibri" w:cs="Calibri"/>
+          <w:sz w:val="22"/>
+        </w:rPr>
+        <w:t xml:space="preserve">Software engineer focused on backend development, data systems, and </w:t>
+      </w:r>
+      <w:r>
+        <w:rPr>
+          <w:rFonts w:ascii="Calibri" w:hAnsi="Calibri" w:cs="Calibri"/>
+          <w:sz w:val="22"/>
+        </w:rPr>
+        <w:t>production-ready</w:t>
+      </w:r>
+      <w:r>
+        <w:rPr>
+          <w:rFonts w:ascii="Calibri" w:hAnsi="Calibri" w:cs="Calibri"/>
+          <w:sz w:val="22"/>
+        </w:rPr>
+        <w:t xml:space="preserve"> applications.</w:t>
+      </w:r>
+    </w:p>
+    <w:p>
+      <w:pPr>
+        <w:rPr>
+          <w:rFonts w:ascii="Calibri" w:hAnsi="Calibri" w:cs="Calibri"/>
+          <w:sz w:val="22"/>
+        </w:rPr>
+      </w:pPr>
+      <w:r>
+        <w:rPr>
+          <w:rFonts w:ascii="Calibri" w:hAnsi="Calibri" w:cs="Calibri"/>
+          <w:sz w:val="22"/>
         </w:rPr>
         <w:t>408-493-0402</w:t>
       </w:r>
       <w:r>
         <w:rPr>
           <w:rFonts w:ascii="Calibri" w:hAnsi="Calibri" w:cs="Calibri"/>
-          <w:szCs w:val="24"/>
+          <w:sz w:val="22"/>
         </w:rPr>
         <w:t xml:space="preserve"> | </w:t>
       </w:r>
@@ -66,7 +117,7 @@
           <w:rPr>
             <w:rStyle w:val="Hyperlink"/>
             <w:rFonts w:ascii="Calibri" w:hAnsi="Calibri" w:cs="Calibri"/>
-            <w:szCs w:val="24"/>
+            <w:sz w:val="22"/>
           </w:rPr>
           <w:t>djdinn11@gmail.com</w:t>
         </w:r>
@@ -74,14 +125,14 @@
       <w:r>
         <w:rPr>
           <w:rFonts w:ascii="Calibri" w:hAnsi="Calibri" w:cs="Calibri"/>
-          <w:szCs w:val="24"/>
+          <w:sz w:val="22"/>
         </w:rPr>
         <w:t xml:space="preserve"> </w:t>
       </w:r>
       <w:r>
         <w:rPr>
           <w:rFonts w:ascii="Calibri" w:hAnsi="Calibri" w:cs="Calibri"/>
-          <w:szCs w:val="24"/>
+          <w:sz w:val="22"/>
         </w:rPr>
         <w:t xml:space="preserve">| </w:t>
       </w:r>
@@ -90,7 +141,7 @@
           <w:rPr>
             <w:rStyle w:val="Hyperlink"/>
             <w:rFonts w:ascii="Calibri" w:hAnsi="Calibri" w:cs="Calibri"/>
-            <w:szCs w:val="24"/>
+            <w:sz w:val="22"/>
           </w:rPr>
           <w:t>GitHub</w:t>
         </w:r>
@@ -98,7 +149,7 @@
       <w:r>
         <w:rPr>
           <w:rFonts w:ascii="Calibri" w:hAnsi="Calibri" w:cs="Calibri"/>
-          <w:szCs w:val="24"/>
+          <w:sz w:val="22"/>
         </w:rPr>
         <w:t xml:space="preserve"> | </w:t>
       </w:r>
@@ -107,7 +158,7 @@
           <w:rPr>
             <w:rStyle w:val="Hyperlink"/>
             <w:rFonts w:ascii="Calibri" w:hAnsi="Calibri" w:cs="Calibri"/>
-            <w:szCs w:val="24"/>
+            <w:sz w:val="22"/>
           </w:rPr>
           <w:t>LinkedIn</w:t>
         </w:r>
@@ -115,7 +166,7 @@
       <w:r>
         <w:rPr>
           <w:rFonts w:ascii="Calibri" w:hAnsi="Calibri" w:cs="Calibri"/>
-          <w:szCs w:val="24"/>
+          <w:sz w:val="22"/>
         </w:rPr>
         <w:t xml:space="preserve"> | </w:t>
       </w:r>
@@ -124,7 +175,7 @@
           <w:rPr>
             <w:rStyle w:val="Hyperlink"/>
             <w:rFonts w:ascii="Calibri" w:hAnsi="Calibri" w:cs="Calibri"/>
-            <w:szCs w:val="24"/>
+            <w:sz w:val="22"/>
           </w:rPr>
           <w:t>Portfolio</w:t>
         </w:r>
@@ -149,8 +200,8 @@
           <w:rFonts w:ascii="Calibri" w:hAnsi="Calibri" w:cs="Calibri"/>
           <w:b/>
           <w:bCs/>
-          <w:sz w:val="28"/>
-          <w:szCs w:val="28"/>
+          <w:sz w:val="26"/>
+          <w:szCs w:val="26"/>
         </w:rPr>
       </w:pPr>
       <w:r>
@@ -158,8 +209,8 @@
           <w:rFonts w:ascii="Calibri" w:hAnsi="Calibri" w:cs="Calibri"/>
           <w:b/>
           <w:bCs/>
-          <w:sz w:val="28"/>
-          <w:szCs w:val="28"/>
+          <w:sz w:val="26"/>
+          <w:szCs w:val="26"/>
         </w:rPr>
         <w:t>TECHNICAL SKILLS</w:t>
       </w:r>
@@ -185,7 +236,21 @@
           <w:rFonts w:ascii="Calibri" w:hAnsi="Calibri" w:cs="Calibri"/>
           <w:sz w:val="22"/>
         </w:rPr>
-        <w:t>Python, JavaScript, C++, C, HTML5, CSS, PHP, SQL</w:t>
+        <w:t xml:space="preserve">Python, C++, C, JavaScript, </w:t>
+      </w:r>
+      <w:r>
+        <w:rPr>
+          <w:rFonts w:ascii="Calibri" w:hAnsi="Calibri" w:cs="Calibri"/>
+          <w:sz w:val="22"/>
+        </w:rPr>
+        <w:t xml:space="preserve">SQL, </w:t>
+      </w:r>
+      <w:r>
+        <w:rPr>
+          <w:rFonts w:ascii="Calibri" w:hAnsi="Calibri" w:cs="Calibri"/>
+          <w:sz w:val="22"/>
+        </w:rPr>
+        <w:t>HTML5, CSS, PHP</w:t>
       </w:r>
     </w:p>
     <w:p>
@@ -202,76 +267,57 @@
           <w:bCs/>
           <w:sz w:val="22"/>
         </w:rPr>
-        <w:t>Technologies:</w:t>
-      </w:r>
-      <w:r>
-        <w:rPr>
-          <w:rFonts w:ascii="Calibri" w:hAnsi="Calibri" w:cs="Calibri"/>
-          <w:sz w:val="22"/>
-        </w:rPr>
-        <w:t xml:space="preserve"> Flask, Jinja2, Node.js, React, Redux, Vite, Express, </w:t>
-      </w:r>
-      <w:r>
-        <w:rPr>
-          <w:rFonts w:ascii="Calibri" w:hAnsi="Calibri" w:cs="Calibri"/>
-          <w:sz w:val="22"/>
-        </w:rPr>
-        <w:t xml:space="preserve">SQLite3, </w:t>
-      </w:r>
-      <w:r>
-        <w:rPr>
-          <w:rFonts w:ascii="Calibri" w:hAnsi="Calibri" w:cs="Calibri"/>
-          <w:sz w:val="22"/>
-        </w:rPr>
-        <w:t>PostgreSQL</w:t>
-      </w:r>
-      <w:r>
-        <w:rPr>
-          <w:rFonts w:ascii="Calibri" w:hAnsi="Calibri" w:cs="Calibri"/>
-          <w:sz w:val="22"/>
-        </w:rPr>
-        <w:t>, AWS S3</w:t>
+        <w:t>Frameworks &amp; Tools</w:t>
+      </w:r>
+      <w:r>
+        <w:rPr>
+          <w:rFonts w:ascii="Calibri" w:hAnsi="Calibri" w:cs="Calibri"/>
+          <w:b/>
+          <w:bCs/>
+          <w:sz w:val="22"/>
+        </w:rPr>
+        <w:t>:</w:t>
+      </w:r>
+      <w:r>
+        <w:rPr>
+          <w:rFonts w:ascii="Calibri" w:hAnsi="Calibri" w:cs="Calibri"/>
+          <w:sz w:val="22"/>
+        </w:rPr>
+        <w:t xml:space="preserve"> FastAPI, Flask, Streamlit, React, Redux, Node.js, SQLite, PostgreSQL, AWS S3, REST APIs</w:t>
       </w:r>
     </w:p>
     <w:p>
       <w:pPr>
         <w:rPr>
           <w:rFonts w:ascii="Calibri" w:hAnsi="Calibri" w:cs="Calibri"/>
-          <w:sz w:val="22"/>
-        </w:rPr>
-      </w:pPr>
-      <w:r>
-        <w:rPr>
-          <w:rFonts w:ascii="Calibri" w:hAnsi="Calibri" w:cs="Calibri"/>
           <w:b/>
           <w:bCs/>
           <w:sz w:val="22"/>
         </w:rPr>
-        <w:t xml:space="preserve">Knowledge: </w:t>
-      </w:r>
-      <w:r>
-        <w:rPr>
-          <w:rFonts w:ascii="Calibri" w:hAnsi="Calibri" w:cs="Calibri"/>
-          <w:sz w:val="22"/>
-        </w:rPr>
-        <w:t>Agile Development, Neural Networks (CNNs, RNNs), Operating Systems, Data Science</w:t>
-      </w:r>
-      <w:r>
-        <w:rPr>
-          <w:rFonts w:ascii="Calibri" w:hAnsi="Calibri" w:cs="Calibri"/>
-          <w:sz w:val="22"/>
-        </w:rPr>
-        <w:t>, System Design</w:t>
-      </w:r>
-    </w:p>
-    <w:p>
-      <w:pPr>
-        <w:rPr>
-          <w:rFonts w:ascii="Calibri" w:hAnsi="Calibri" w:cs="Calibri"/>
-          <w:sz w:val="20"/>
-          <w:szCs w:val="20"/>
-        </w:rPr>
-      </w:pPr>
+      </w:pPr>
+      <w:r>
+        <w:rPr>
+          <w:rFonts w:ascii="Calibri" w:hAnsi="Calibri" w:cs="Calibri"/>
+          <w:b/>
+          <w:bCs/>
+          <w:sz w:val="22"/>
+        </w:rPr>
+        <w:t>AI &amp; Search:</w:t>
+      </w:r>
+      <w:r>
+        <w:rPr>
+          <w:rFonts w:ascii="Calibri" w:hAnsi="Calibri" w:cs="Calibri"/>
+          <w:sz w:val="22"/>
+        </w:rPr>
+        <w:t xml:space="preserve"> LangGraph, LangChain, Qdrant, OpenAI API, Cohere Rerank, Embeddings, Semantic Search, RAGAS</w:t>
+      </w:r>
+      <w:r>
+        <w:rPr>
+          <w:rFonts w:ascii="Calibri" w:hAnsi="Calibri" w:cs="Calibri"/>
+          <w:sz w:val="22"/>
+        </w:rPr>
+        <w:br/>
+      </w:r>
     </w:p>
     <w:p>
       <w:pPr>
@@ -282,8 +328,8 @@
           <w:rFonts w:ascii="Calibri" w:hAnsi="Calibri" w:cs="Calibri"/>
           <w:b/>
           <w:bCs/>
-          <w:sz w:val="28"/>
-          <w:szCs w:val="28"/>
+          <w:sz w:val="26"/>
+          <w:szCs w:val="26"/>
         </w:rPr>
       </w:pPr>
       <w:r>
@@ -291,8 +337,8 @@
           <w:rFonts w:ascii="Calibri" w:hAnsi="Calibri" w:cs="Calibri"/>
           <w:b/>
           <w:bCs/>
-          <w:sz w:val="28"/>
-          <w:szCs w:val="28"/>
+          <w:sz w:val="26"/>
+          <w:szCs w:val="26"/>
         </w:rPr>
         <w:t>PROJECT</w:t>
       </w:r>
@@ -301,8 +347,8 @@
           <w:rFonts w:ascii="Calibri" w:hAnsi="Calibri" w:cs="Calibri"/>
           <w:b/>
           <w:bCs/>
-          <w:sz w:val="28"/>
-          <w:szCs w:val="28"/>
+          <w:sz w:val="26"/>
+          <w:szCs w:val="26"/>
         </w:rPr>
         <w:t xml:space="preserve"> EXPERIENCE</w:t>
       </w:r>
@@ -321,80 +367,66 @@
           <w:bCs/>
           <w:sz w:val="22"/>
         </w:rPr>
-        <w:t xml:space="preserve">SoundShift Player </w:t>
-      </w:r>
-      <w:r>
-        <w:rPr>
-          <w:rFonts w:ascii="Calibri" w:hAnsi="Calibri" w:cs="Calibri"/>
-          <w:sz w:val="22"/>
-        </w:rPr>
-        <w:t xml:space="preserve">– </w:t>
-      </w:r>
-      <w:r>
-        <w:rPr>
-          <w:rFonts w:ascii="Calibri" w:hAnsi="Calibri" w:cs="Calibri"/>
-          <w:sz w:val="22"/>
-        </w:rPr>
-        <w:t>Flask | Jinja2 | PostgreSQL</w:t>
-      </w:r>
-      <w:r>
-        <w:rPr>
-          <w:rFonts w:ascii="Calibri" w:hAnsi="Calibri" w:cs="Calibri"/>
-          <w:sz w:val="22"/>
-        </w:rPr>
-        <w:tab/>
-      </w:r>
-      <w:r>
-        <w:rPr>
-          <w:rFonts w:ascii="Calibri" w:hAnsi="Calibri" w:cs="Calibri"/>
-          <w:sz w:val="22"/>
-        </w:rPr>
-        <w:tab/>
-      </w:r>
-      <w:r>
-        <w:rPr>
-          <w:rFonts w:ascii="Calibri" w:hAnsi="Calibri" w:cs="Calibri"/>
-          <w:sz w:val="22"/>
-        </w:rPr>
-        <w:tab/>
-      </w:r>
-      <w:r>
-        <w:rPr>
-          <w:rFonts w:ascii="Calibri" w:hAnsi="Calibri" w:cs="Calibri"/>
-          <w:sz w:val="22"/>
-        </w:rPr>
-        <w:tab/>
-      </w:r>
-      <w:r>
-        <w:rPr>
-          <w:rFonts w:ascii="Calibri" w:hAnsi="Calibri" w:cs="Calibri"/>
-          <w:sz w:val="22"/>
-        </w:rPr>
-        <w:tab/>
-      </w:r>
-      <w:r>
-        <w:rPr>
-          <w:rFonts w:ascii="Calibri" w:hAnsi="Calibri" w:cs="Calibri"/>
-          <w:sz w:val="22"/>
-        </w:rPr>
-        <w:tab/>
-        <w:t xml:space="preserve">     </w:t>
-      </w:r>
-      <w:r>
-        <w:rPr>
-          <w:rFonts w:ascii="Calibri" w:hAnsi="Calibri" w:cs="Calibri"/>
-          <w:sz w:val="22"/>
-        </w:rPr>
-        <w:tab/>
-        <w:t xml:space="preserve">  </w:t>
-      </w:r>
-      <w:r>
-        <w:rPr>
-          <w:rFonts w:ascii="Calibri" w:hAnsi="Calibri" w:cs="Calibri"/>
-          <w:sz w:val="22"/>
-        </w:rPr>
-        <w:tab/>
-        <w:t xml:space="preserve">     </w:t>
+        <w:t>Historical Research Assistant</w:t>
+      </w:r>
+      <w:r>
+        <w:rPr>
+          <w:rFonts w:ascii="Calibri" w:hAnsi="Calibri" w:cs="Calibri"/>
+          <w:b/>
+          <w:bCs/>
+          <w:sz w:val="22"/>
+        </w:rPr>
+        <w:t xml:space="preserve"> </w:t>
+      </w:r>
+      <w:r>
+        <w:rPr>
+          <w:rFonts w:ascii="Calibri" w:hAnsi="Calibri" w:cs="Calibri"/>
+          <w:b/>
+          <w:sz w:val="22"/>
+        </w:rPr>
+        <w:t xml:space="preserve">— </w:t>
+      </w:r>
+      <w:r>
+        <w:rPr>
+          <w:rFonts w:ascii="Calibri" w:hAnsi="Calibri" w:cs="Calibri"/>
+          <w:sz w:val="22"/>
+        </w:rPr>
+        <w:t>Python</w:t>
+      </w:r>
+      <w:r>
+        <w:rPr>
+          <w:rFonts w:ascii="Calibri" w:hAnsi="Calibri" w:cs="Calibri"/>
+          <w:sz w:val="22"/>
+        </w:rPr>
+        <w:t xml:space="preserve">, </w:t>
+      </w:r>
+      <w:r>
+        <w:rPr>
+          <w:rFonts w:ascii="Calibri" w:hAnsi="Calibri" w:cs="Calibri"/>
+          <w:sz w:val="22"/>
+        </w:rPr>
+        <w:t xml:space="preserve"> LangGraph</w:t>
+      </w:r>
+      <w:r>
+        <w:rPr>
+          <w:rFonts w:ascii="Calibri" w:hAnsi="Calibri" w:cs="Calibri"/>
+          <w:sz w:val="22"/>
+        </w:rPr>
+        <w:t xml:space="preserve">, </w:t>
+      </w:r>
+      <w:r>
+        <w:rPr>
+          <w:rFonts w:ascii="Calibri" w:hAnsi="Calibri" w:cs="Calibri"/>
+          <w:sz w:val="22"/>
+        </w:rPr>
+        <w:t xml:space="preserve"> Qdran</w:t>
+      </w:r>
+      <w:r>
+        <w:rPr>
+          <w:rFonts w:ascii="Calibri" w:hAnsi="Calibri" w:cs="Calibri"/>
+          <w:sz w:val="22"/>
+        </w:rPr>
+        <w:t xml:space="preserve">t | </w:t>
       </w:r>
       <w:hyperlink r:id="rId12" w:history="1">
         <w:r>
@@ -403,15 +435,202 @@
             <w:rFonts w:ascii="Calibri" w:hAnsi="Calibri" w:cs="Calibri"/>
             <w:sz w:val="22"/>
           </w:rPr>
-          <w:t>Live</w:t>
+          <w:t>GitHub</w:t>
         </w:r>
       </w:hyperlink>
-      <w:r>
-        <w:rPr>
-          <w:rFonts w:ascii="Calibri" w:hAnsi="Calibri" w:cs="Calibri"/>
-          <w:sz w:val="22"/>
-        </w:rPr>
-        <w:t xml:space="preserve"> | </w:t>
+    </w:p>
+    <w:p>
+      <w:pPr>
+        <w:pStyle w:val="NoSpacing"/>
+        <w:rPr>
+          <w:rFonts w:ascii="Calibri" w:hAnsi="Calibri" w:cs="Calibri"/>
+        </w:rPr>
+      </w:pPr>
+      <w:r>
+        <w:rPr>
+          <w:rFonts w:ascii="Calibri" w:hAnsi="Calibri" w:cs="Calibri"/>
+          <w:i/>
+          <w:iCs/>
+          <w:kern w:val="2"/>
+          <w14:ligatures w14:val="standardContextual"/>
+        </w:rPr>
+        <w:t xml:space="preserve">AI-powered research assistant </w:t>
+      </w:r>
+      <w:r>
+        <w:rPr>
+          <w:rFonts w:ascii="Calibri" w:hAnsi="Calibri" w:cs="Calibri"/>
+          <w:i/>
+          <w:iCs/>
+          <w:kern w:val="2"/>
+          <w14:ligatures w14:val="standardContextual"/>
+        </w:rPr>
+        <w:t>for</w:t>
+      </w:r>
+      <w:r>
+        <w:rPr>
+          <w:rFonts w:ascii="Calibri" w:hAnsi="Calibri" w:cs="Calibri"/>
+          <w:i/>
+          <w:iCs/>
+          <w:kern w:val="2"/>
+          <w14:ligatures w14:val="standardContextual"/>
+        </w:rPr>
+        <w:t xml:space="preserve"> historians to search, evaluate, and validate primary source documents.</w:t>
+      </w:r>
+    </w:p>
+    <w:p>
+      <w:pPr>
+        <w:pStyle w:val="NoSpacing"/>
+        <w:numPr>
+          <w:ilvl w:val="0"/>
+          <w:numId w:val="8"/>
+        </w:numPr>
+        <w:rPr>
+          <w:rFonts w:ascii="Calibri" w:hAnsi="Calibri" w:cs="Calibri"/>
+        </w:rPr>
+      </w:pPr>
+      <w:r>
+        <w:rPr>
+          <w:rFonts w:ascii="Calibri" w:hAnsi="Calibri" w:cs="Calibri"/>
+        </w:rPr>
+        <w:t>Designed and implemented a semantic document retrieval system using LangGraph, Qdrant, and Streamlit to improve search relevance, ranking accuracy, and factual consistency.</w:t>
+      </w:r>
+    </w:p>
+    <w:p>
+      <w:pPr>
+        <w:pStyle w:val="NoSpacing"/>
+        <w:numPr>
+          <w:ilvl w:val="0"/>
+          <w:numId w:val="8"/>
+        </w:numPr>
+        <w:rPr>
+          <w:rFonts w:ascii="Calibri" w:hAnsi="Calibri" w:cs="Calibri"/>
+        </w:rPr>
+      </w:pPr>
+      <w:r>
+        <w:rPr>
+          <w:rFonts w:ascii="Calibri" w:hAnsi="Calibri" w:cs="Calibri"/>
+        </w:rPr>
+        <w:t>Built</w:t>
+      </w:r>
+      <w:r>
+        <w:rPr>
+          <w:rFonts w:ascii="Calibri" w:hAnsi="Calibri" w:cs="Calibri"/>
+        </w:rPr>
+        <w:t xml:space="preserve"> RAGAS-based evaluation workflows (Faithfulness, Context Precision, Answer Relevance) to measure and enhance response accuracy.</w:t>
+      </w:r>
+    </w:p>
+    <w:p>
+      <w:pPr>
+        <w:pStyle w:val="NoSpacing"/>
+        <w:numPr>
+          <w:ilvl w:val="0"/>
+          <w:numId w:val="8"/>
+        </w:numPr>
+        <w:rPr>
+          <w:rFonts w:ascii="Calibri" w:hAnsi="Calibri" w:cs="Calibri"/>
+        </w:rPr>
+      </w:pPr>
+      <w:r>
+        <w:rPr>
+          <w:rFonts w:ascii="Calibri" w:hAnsi="Calibri" w:cs="Calibri"/>
+        </w:rPr>
+        <w:t xml:space="preserve">Optimized search ranking and reranking through Cohere’s semantic scoring, </w:t>
+      </w:r>
+      <w:r>
+        <w:rPr>
+          <w:rFonts w:ascii="Calibri" w:hAnsi="Calibri" w:cs="Calibri"/>
+        </w:rPr>
+        <w:t>refining</w:t>
+      </w:r>
+      <w:r>
+        <w:rPr>
+          <w:rFonts w:ascii="Calibri" w:hAnsi="Calibri" w:cs="Calibri"/>
+        </w:rPr>
+        <w:t xml:space="preserve"> query understanding and alignment with user intent.</w:t>
+      </w:r>
+    </w:p>
+    <w:p>
+      <w:pPr>
+        <w:pStyle w:val="NoSpacing"/>
+        <w:rPr>
+          <w:rFonts w:ascii="Calibri" w:hAnsi="Calibri" w:cs="Calibri"/>
+          <w:sz w:val="20"/>
+          <w:szCs w:val="20"/>
+        </w:rPr>
+      </w:pPr>
+    </w:p>
+    <w:p>
+      <w:pPr>
+        <w:rPr>
+          <w:rFonts w:ascii="Calibri" w:hAnsi="Calibri" w:cs="Calibri"/>
+          <w:sz w:val="22"/>
+        </w:rPr>
+      </w:pPr>
+      <w:r>
+        <w:rPr>
+          <w:rFonts w:ascii="Calibri" w:hAnsi="Calibri" w:cs="Calibri"/>
+          <w:b/>
+          <w:bCs/>
+          <w:sz w:val="22"/>
+        </w:rPr>
+        <w:t>The Amatol Game</w:t>
+      </w:r>
+      <w:r>
+        <w:rPr>
+          <w:rFonts w:ascii="Calibri" w:hAnsi="Calibri" w:cs="Calibri"/>
+          <w:sz w:val="22"/>
+        </w:rPr>
+        <w:t xml:space="preserve"> </w:t>
+      </w:r>
+      <w:r>
+        <w:rPr>
+          <w:rFonts w:ascii="Calibri" w:hAnsi="Calibri" w:cs="Calibri"/>
+          <w:b/>
+          <w:sz w:val="22"/>
+        </w:rPr>
+        <w:t xml:space="preserve">— </w:t>
+      </w:r>
+      <w:r>
+        <w:rPr>
+          <w:rFonts w:ascii="Calibri" w:hAnsi="Calibri" w:cs="Calibri"/>
+          <w:sz w:val="22"/>
+        </w:rPr>
+        <w:t>JavaScript</w:t>
+      </w:r>
+      <w:r>
+        <w:rPr>
+          <w:rFonts w:ascii="Calibri" w:hAnsi="Calibri" w:cs="Calibri"/>
+          <w:sz w:val="22"/>
+        </w:rPr>
+        <w:t>,</w:t>
+      </w:r>
+      <w:r>
+        <w:rPr>
+          <w:rFonts w:ascii="Calibri" w:hAnsi="Calibri" w:cs="Calibri"/>
+          <w:sz w:val="22"/>
+        </w:rPr>
+        <w:t xml:space="preserve"> HTML5</w:t>
+      </w:r>
+      <w:r>
+        <w:rPr>
+          <w:rFonts w:ascii="Calibri" w:hAnsi="Calibri" w:cs="Calibri"/>
+          <w:sz w:val="22"/>
+        </w:rPr>
+        <w:t>,</w:t>
+      </w:r>
+      <w:r>
+        <w:rPr>
+          <w:rFonts w:ascii="Calibri" w:hAnsi="Calibri" w:cs="Calibri"/>
+          <w:sz w:val="22"/>
+        </w:rPr>
+        <w:t xml:space="preserve"> CSS </w:t>
+      </w:r>
+      <w:r>
+        <w:rPr>
+          <w:rFonts w:ascii="Calibri" w:hAnsi="Calibri" w:cs="Calibri"/>
+          <w:sz w:val="22"/>
+        </w:rPr>
+        <w:t xml:space="preserve">| </w:t>
       </w:r>
       <w:hyperlink r:id="rId13" w:history="1">
         <w:r>
@@ -428,36 +647,19 @@
       <w:pPr>
         <w:rPr>
           <w:rFonts w:ascii="Calibri" w:hAnsi="Calibri" w:cs="Calibri"/>
-          <w:sz w:val="22"/>
-        </w:rPr>
-      </w:pPr>
-      <w:r>
-        <w:rPr>
-          <w:rFonts w:ascii="Calibri" w:hAnsi="Calibri" w:cs="Calibri"/>
-          <w:sz w:val="22"/>
-        </w:rPr>
-        <w:t>A</w:t>
-      </w:r>
-      <w:r>
-        <w:rPr>
-          <w:rFonts w:ascii="Calibri" w:hAnsi="Calibri" w:cs="Calibri"/>
-          <w:sz w:val="22"/>
-        </w:rPr>
-        <w:t xml:space="preserve"> music playe</w:t>
-      </w:r>
-      <w:r>
-        <w:rPr>
-          <w:rFonts w:ascii="Calibri" w:hAnsi="Calibri" w:cs="Calibri"/>
-          <w:sz w:val="22"/>
-        </w:rPr>
-        <w:t>r</w:t>
-      </w:r>
-      <w:r>
-        <w:rPr>
-          <w:rFonts w:ascii="Calibri" w:hAnsi="Calibri" w:cs="Calibri"/>
-          <w:sz w:val="22"/>
-        </w:rPr>
-        <w:t xml:space="preserve"> designed as a tool to develop custom extensions for Spotify.</w:t>
+          <w:i/>
+          <w:iCs/>
+          <w:sz w:val="22"/>
+        </w:rPr>
+      </w:pPr>
+      <w:r>
+        <w:rPr>
+          <w:rFonts w:ascii="Calibri" w:hAnsi="Calibri" w:cs="Calibri"/>
+          <w:i/>
+          <w:iCs/>
+          <w:sz w:val="22"/>
+        </w:rPr>
+        <w:t>A web-based history education game about the World War I ghost town of Amatol, NJ.</w:t>
       </w:r>
     </w:p>
     <w:p>
@@ -465,122 +667,41 @@
         <w:pStyle w:val="NoSpacing"/>
         <w:numPr>
           <w:ilvl w:val="0"/>
-          <w:numId w:val="1"/>
+          <w:numId w:val="7"/>
         </w:numPr>
-        <w:ind w:left="576"/>
-        <w:rPr>
-          <w:rFonts w:ascii="Calibri" w:hAnsi="Calibri" w:cs="Calibri"/>
-        </w:rPr>
-      </w:pPr>
-      <w:r>
-        <w:rPr>
-          <w:rFonts w:ascii="Calibri" w:hAnsi="Calibri" w:cs="Calibri"/>
-        </w:rPr>
-        <w:t xml:space="preserve">Developed </w:t>
-      </w:r>
-      <w:r>
-        <w:rPr>
-          <w:rFonts w:ascii="Calibri" w:hAnsi="Calibri" w:cs="Calibri"/>
-        </w:rPr>
-        <w:t xml:space="preserve">a </w:t>
-      </w:r>
-      <w:r>
-        <w:rPr>
-          <w:rFonts w:ascii="Calibri" w:hAnsi="Calibri" w:cs="Calibri"/>
-        </w:rPr>
-        <w:t>music server</w:t>
-      </w:r>
-      <w:r>
-        <w:rPr>
-          <w:rFonts w:ascii="Calibri" w:hAnsi="Calibri" w:cs="Calibri"/>
-        </w:rPr>
-        <w:t xml:space="preserve"> </w:t>
-      </w:r>
-      <w:r>
-        <w:rPr>
-          <w:rFonts w:ascii="Calibri" w:hAnsi="Calibri" w:cs="Calibri"/>
-        </w:rPr>
-        <w:t>to simulate the</w:t>
-      </w:r>
-      <w:r>
-        <w:rPr>
-          <w:rFonts w:ascii="Calibri" w:hAnsi="Calibri" w:cs="Calibri"/>
-        </w:rPr>
-        <w:t xml:space="preserve"> Spotify API </w:t>
-      </w:r>
-      <w:r>
-        <w:rPr>
-          <w:rFonts w:ascii="Calibri" w:hAnsi="Calibri" w:cs="Calibri"/>
-        </w:rPr>
-        <w:t xml:space="preserve">with Flask Blueprints and </w:t>
-      </w:r>
-      <w:r>
-        <w:rPr>
-          <w:rFonts w:ascii="Calibri" w:hAnsi="Calibri" w:cs="Calibri"/>
-        </w:rPr>
-        <w:t>RESTful API</w:t>
-      </w:r>
-      <w:r>
-        <w:rPr>
-          <w:rFonts w:ascii="Calibri" w:hAnsi="Calibri" w:cs="Calibri"/>
-        </w:rPr>
-        <w:t xml:space="preserve"> </w:t>
-      </w:r>
-      <w:r>
-        <w:rPr>
-          <w:rFonts w:ascii="Calibri" w:hAnsi="Calibri" w:cs="Calibri"/>
-        </w:rPr>
-        <w:t xml:space="preserve">endpoints </w:t>
-      </w:r>
-      <w:proofErr w:type="gramStart"/>
-      <w:r>
-        <w:rPr>
-          <w:rFonts w:ascii="Calibri" w:hAnsi="Calibri" w:cs="Calibri"/>
-        </w:rPr>
-        <w:t xml:space="preserve">in order </w:t>
-      </w:r>
-      <w:r>
-        <w:rPr>
-          <w:rFonts w:ascii="Calibri" w:hAnsi="Calibri" w:cs="Calibri"/>
-        </w:rPr>
-        <w:t>to</w:t>
-      </w:r>
-      <w:proofErr w:type="gramEnd"/>
-      <w:r>
-        <w:rPr>
-          <w:rFonts w:ascii="Calibri" w:hAnsi="Calibri" w:cs="Calibri"/>
-        </w:rPr>
-        <w:t xml:space="preserve"> bypass </w:t>
-      </w:r>
-      <w:r>
-        <w:rPr>
-          <w:rFonts w:ascii="Calibri" w:hAnsi="Calibri" w:cs="Calibri"/>
-        </w:rPr>
-        <w:t xml:space="preserve">external </w:t>
-      </w:r>
-      <w:r>
-        <w:rPr>
-          <w:rFonts w:ascii="Calibri" w:hAnsi="Calibri" w:cs="Calibri"/>
-        </w:rPr>
-        <w:t>rate limits</w:t>
-      </w:r>
-      <w:r>
-        <w:rPr>
-          <w:rFonts w:ascii="Calibri" w:hAnsi="Calibri" w:cs="Calibri"/>
-        </w:rPr>
-        <w:t xml:space="preserve"> </w:t>
-      </w:r>
-      <w:r>
-        <w:rPr>
-          <w:rFonts w:ascii="Calibri" w:hAnsi="Calibri" w:cs="Calibri"/>
-        </w:rPr>
-        <w:t xml:space="preserve">and </w:t>
-      </w:r>
-      <w:r>
-        <w:rPr>
-          <w:rFonts w:ascii="Calibri" w:hAnsi="Calibri" w:cs="Calibri"/>
-        </w:rPr>
-        <w:t>to improve the testing workflow.</w:t>
+        <w:rPr>
+          <w:rFonts w:ascii="Calibri" w:hAnsi="Calibri" w:cs="Calibri"/>
+        </w:rPr>
+      </w:pPr>
+      <w:r>
+        <w:rPr>
+          <w:rFonts w:ascii="Calibri" w:hAnsi="Calibri" w:cs="Calibri"/>
+        </w:rPr>
+        <w:t xml:space="preserve">Engineered interactive </w:t>
+      </w:r>
+      <w:r>
+        <w:rPr>
+          <w:rFonts w:ascii="Calibri" w:hAnsi="Calibri" w:cs="Calibri"/>
+        </w:rPr>
+        <w:t>game</w:t>
+      </w:r>
+      <w:r>
+        <w:rPr>
+          <w:rFonts w:ascii="Calibri" w:hAnsi="Calibri" w:cs="Calibri"/>
+        </w:rPr>
+        <w:t xml:space="preserve"> mechanics using JavaScript with dynamic DOM manipulation </w:t>
+      </w:r>
+      <w:r>
+        <w:rPr>
+          <w:rFonts w:ascii="Calibri" w:hAnsi="Calibri" w:cs="Calibri"/>
+        </w:rPr>
+        <w:t xml:space="preserve">for </w:t>
+      </w:r>
+      <w:r>
+        <w:rPr>
+          <w:rFonts w:ascii="Calibri" w:hAnsi="Calibri" w:cs="Calibri"/>
+        </w:rPr>
+        <w:t>smooth gameplay.</w:t>
       </w:r>
     </w:p>
     <w:p>
@@ -588,146 +709,17 @@
         <w:pStyle w:val="NoSpacing"/>
         <w:numPr>
           <w:ilvl w:val="0"/>
-          <w:numId w:val="1"/>
+          <w:numId w:val="7"/>
         </w:numPr>
-        <w:ind w:left="576"/>
-        <w:rPr>
-          <w:rFonts w:ascii="Calibri" w:hAnsi="Calibri" w:cs="Calibri"/>
-        </w:rPr>
-      </w:pPr>
-      <w:r>
-        <w:rPr>
-          <w:rFonts w:ascii="Calibri" w:hAnsi="Calibri" w:cs="Calibri"/>
-        </w:rPr>
-        <w:t>Integrated</w:t>
-      </w:r>
-      <w:r>
-        <w:rPr>
-          <w:rFonts w:ascii="Calibri" w:hAnsi="Calibri" w:cs="Calibri"/>
-        </w:rPr>
-        <w:t xml:space="preserve"> a </w:t>
-      </w:r>
-      <w:r>
-        <w:rPr>
-          <w:rFonts w:ascii="Calibri" w:hAnsi="Calibri" w:cs="Calibri"/>
-        </w:rPr>
-        <w:t>tracking system by utilizing</w:t>
-      </w:r>
-      <w:r>
-        <w:rPr>
-          <w:rFonts w:ascii="Calibri" w:hAnsi="Calibri" w:cs="Calibri"/>
-        </w:rPr>
-        <w:t xml:space="preserve"> </w:t>
-      </w:r>
-      <w:proofErr w:type="spellStart"/>
-      <w:r>
-        <w:rPr>
-          <w:rFonts w:ascii="Calibri" w:hAnsi="Calibri" w:cs="Calibri"/>
-        </w:rPr>
-        <w:t>SQL</w:t>
-      </w:r>
-      <w:r>
-        <w:rPr>
-          <w:rFonts w:ascii="Calibri" w:hAnsi="Calibri" w:cs="Calibri"/>
-        </w:rPr>
-        <w:t>Alchemy</w:t>
-      </w:r>
-      <w:proofErr w:type="spellEnd"/>
-      <w:r>
-        <w:rPr>
-          <w:rFonts w:ascii="Calibri" w:hAnsi="Calibri" w:cs="Calibri"/>
-        </w:rPr>
-        <w:t xml:space="preserve"> relationships</w:t>
-      </w:r>
-      <w:r>
-        <w:rPr>
-          <w:rFonts w:ascii="Calibri" w:hAnsi="Calibri" w:cs="Calibri"/>
-        </w:rPr>
-        <w:t xml:space="preserve"> </w:t>
-      </w:r>
-      <w:r>
-        <w:rPr>
-          <w:rFonts w:ascii="Calibri" w:hAnsi="Calibri" w:cs="Calibri"/>
-        </w:rPr>
-        <w:t>with</w:t>
-      </w:r>
-      <w:r>
-        <w:rPr>
-          <w:rFonts w:ascii="Calibri" w:hAnsi="Calibri" w:cs="Calibri"/>
-        </w:rPr>
-        <w:t xml:space="preserve"> </w:t>
-      </w:r>
-      <w:r>
-        <w:rPr>
-          <w:rFonts w:ascii="Calibri" w:hAnsi="Calibri" w:cs="Calibri"/>
-        </w:rPr>
-        <w:t>Flask-Migrate</w:t>
-      </w:r>
-      <w:r>
-        <w:rPr>
-          <w:rFonts w:ascii="Calibri" w:hAnsi="Calibri" w:cs="Calibri"/>
-        </w:rPr>
-        <w:t xml:space="preserve"> </w:t>
-      </w:r>
-      <w:r>
-        <w:rPr>
-          <w:rFonts w:ascii="Calibri" w:hAnsi="Calibri" w:cs="Calibri"/>
-        </w:rPr>
-        <w:t>for</w:t>
-      </w:r>
-      <w:r>
-        <w:rPr>
-          <w:rFonts w:ascii="Calibri" w:hAnsi="Calibri" w:cs="Calibri"/>
-        </w:rPr>
-        <w:t xml:space="preserve"> </w:t>
-      </w:r>
-      <w:r>
-        <w:rPr>
-          <w:rFonts w:ascii="Calibri" w:hAnsi="Calibri" w:cs="Calibri"/>
-        </w:rPr>
-        <w:t xml:space="preserve">real-time </w:t>
-      </w:r>
-      <w:r>
-        <w:rPr>
-          <w:rFonts w:ascii="Calibri" w:hAnsi="Calibri" w:cs="Calibri"/>
-        </w:rPr>
-        <w:t xml:space="preserve">data collection and storage </w:t>
-      </w:r>
-      <w:r>
-        <w:rPr>
-          <w:rFonts w:ascii="Calibri" w:hAnsi="Calibri" w:cs="Calibri"/>
-        </w:rPr>
-        <w:t>of</w:t>
-      </w:r>
-      <w:r>
-        <w:rPr>
-          <w:rFonts w:ascii="Calibri" w:hAnsi="Calibri" w:cs="Calibri"/>
-        </w:rPr>
-        <w:t xml:space="preserve"> user</w:t>
-      </w:r>
-      <w:r>
-        <w:rPr>
-          <w:rFonts w:ascii="Calibri" w:hAnsi="Calibri" w:cs="Calibri"/>
-        </w:rPr>
-        <w:t xml:space="preserve"> </w:t>
-      </w:r>
-      <w:r>
-        <w:rPr>
-          <w:rFonts w:ascii="Calibri" w:hAnsi="Calibri" w:cs="Calibri"/>
-        </w:rPr>
-        <w:t>listening metrics</w:t>
-      </w:r>
-      <w:r>
-        <w:rPr>
-          <w:rFonts w:ascii="Calibri" w:hAnsi="Calibri" w:cs="Calibri"/>
-        </w:rPr>
-        <w:t xml:space="preserve"> and preferences</w:t>
-      </w:r>
-      <w:r>
-        <w:rPr>
-          <w:rFonts w:ascii="Calibri" w:hAnsi="Calibri" w:cs="Calibri"/>
-        </w:rPr>
-        <w:t>.</w:t>
+        <w:rPr>
+          <w:rFonts w:ascii="Calibri" w:hAnsi="Calibri" w:cs="Calibri"/>
+        </w:rPr>
+      </w:pPr>
+      <w:r>
+        <w:rPr>
+          <w:rFonts w:ascii="Calibri" w:hAnsi="Calibri" w:cs="Calibri"/>
+        </w:rPr>
+        <w:t>Implemented an asynchronous asset prefetching system using Promises to load images and audio at startup, reducing in-game latency.</w:t>
       </w:r>
     </w:p>
     <w:p>
@@ -735,54 +727,41 @@
         <w:pStyle w:val="NoSpacing"/>
         <w:numPr>
           <w:ilvl w:val="0"/>
-          <w:numId w:val="1"/>
+          <w:numId w:val="7"/>
         </w:numPr>
-        <w:ind w:left="576"/>
-        <w:rPr>
-          <w:rFonts w:ascii="Calibri" w:hAnsi="Calibri" w:cs="Calibri"/>
-        </w:rPr>
-      </w:pPr>
-      <w:r>
-        <w:rPr>
-          <w:rFonts w:ascii="Calibri" w:hAnsi="Calibri" w:cs="Calibri"/>
-        </w:rPr>
-        <w:t xml:space="preserve">Deployed </w:t>
-      </w:r>
-      <w:r>
-        <w:rPr>
-          <w:rFonts w:ascii="Calibri" w:hAnsi="Calibri" w:cs="Calibri"/>
-        </w:rPr>
-        <w:t xml:space="preserve">data management </w:t>
-      </w:r>
-      <w:r>
-        <w:rPr>
-          <w:rFonts w:ascii="Calibri" w:hAnsi="Calibri" w:cs="Calibri"/>
-        </w:rPr>
-        <w:t xml:space="preserve">to AWS S3 </w:t>
-      </w:r>
-      <w:r>
-        <w:rPr>
-          <w:rFonts w:ascii="Calibri" w:hAnsi="Calibri" w:cs="Calibri"/>
-        </w:rPr>
-        <w:t>and</w:t>
-      </w:r>
-      <w:r>
-        <w:rPr>
-          <w:rFonts w:ascii="Calibri" w:hAnsi="Calibri" w:cs="Calibri"/>
-        </w:rPr>
-        <w:t xml:space="preserve"> PostgreSQL fo</w:t>
-      </w:r>
-      <w:r>
-        <w:rPr>
-          <w:rFonts w:ascii="Calibri" w:hAnsi="Calibri" w:cs="Calibri"/>
-        </w:rPr>
-        <w:t xml:space="preserve">r </w:t>
-      </w:r>
-      <w:r>
-        <w:rPr>
-          <w:rFonts w:ascii="Calibri" w:hAnsi="Calibri" w:cs="Calibri"/>
-        </w:rPr>
-        <w:t>scalable file storage</w:t>
+        <w:rPr>
+          <w:rFonts w:ascii="Calibri" w:hAnsi="Calibri" w:cs="Calibri"/>
+        </w:rPr>
+      </w:pPr>
+      <w:r>
+        <w:rPr>
+          <w:rFonts w:ascii="Calibri" w:hAnsi="Calibri" w:cs="Calibri"/>
+        </w:rPr>
+        <w:t>Utilized</w:t>
+      </w:r>
+      <w:r>
+        <w:rPr>
+          <w:rFonts w:ascii="Calibri" w:hAnsi="Calibri" w:cs="Calibri"/>
+        </w:rPr>
+        <w:t xml:space="preserve"> Tesseract OCR to digitize </w:t>
+      </w:r>
+      <w:r>
+        <w:rPr>
+          <w:rFonts w:ascii="Calibri" w:hAnsi="Calibri" w:cs="Calibri"/>
+        </w:rPr>
+        <w:t xml:space="preserve">scanned </w:t>
+      </w:r>
+      <w:r>
+        <w:rPr>
+          <w:rFonts w:ascii="Calibri" w:hAnsi="Calibri" w:cs="Calibri"/>
+        </w:rPr>
+        <w:t>historical documents</w:t>
+      </w:r>
+      <w:r>
+        <w:rPr>
+          <w:rFonts w:ascii="Calibri" w:hAnsi="Calibri" w:cs="Calibri"/>
+        </w:rPr>
+        <w:t xml:space="preserve"> into searchable text</w:t>
       </w:r>
       <w:r>
         <w:rPr>
@@ -794,31 +773,25 @@
         <w:rPr>
           <w:rFonts w:ascii="Calibri" w:hAnsi="Calibri" w:cs="Calibri"/>
         </w:rPr>
-        <w:t>and</w:t>
-      </w:r>
-      <w:r>
-        <w:rPr>
-          <w:rFonts w:ascii="Calibri" w:hAnsi="Calibri" w:cs="Calibri"/>
-        </w:rPr>
-        <w:t xml:space="preserve"> improve</w:t>
-      </w:r>
-      <w:r>
-        <w:rPr>
-          <w:rFonts w:ascii="Calibri" w:hAnsi="Calibri" w:cs="Calibri"/>
-        </w:rPr>
-        <w:t>d</w:t>
-      </w:r>
-      <w:r>
-        <w:rPr>
-          <w:rFonts w:ascii="Calibri" w:hAnsi="Calibri" w:cs="Calibri"/>
-        </w:rPr>
-        <w:t xml:space="preserve"> program reliability</w:t>
-      </w:r>
-      <w:r>
-        <w:rPr>
-          <w:rFonts w:ascii="Calibri" w:hAnsi="Calibri" w:cs="Calibri"/>
-        </w:rPr>
-        <w:t>.</w:t>
+        <w:t>to</w:t>
+      </w:r>
+      <w:r>
+        <w:rPr>
+          <w:rFonts w:ascii="Calibri" w:hAnsi="Calibri" w:cs="Calibri"/>
+        </w:rPr>
+        <w:t xml:space="preserve"> provide access </w:t>
+      </w:r>
+      <w:r>
+        <w:rPr>
+          <w:rFonts w:ascii="Calibri" w:hAnsi="Calibri" w:cs="Calibri"/>
+        </w:rPr>
+        <w:t>to</w:t>
+      </w:r>
+      <w:r>
+        <w:rPr>
+          <w:rFonts w:ascii="Calibri" w:hAnsi="Calibri" w:cs="Calibri"/>
+        </w:rPr>
+        <w:t xml:space="preserve"> primary source materials.</w:t>
       </w:r>
     </w:p>
     <w:p>
@@ -845,90 +818,87 @@
           <w:bCs/>
           <w:sz w:val="22"/>
         </w:rPr>
-        <w:t>The Amatol Game</w:t>
-      </w:r>
-      <w:r>
-        <w:rPr>
-          <w:rFonts w:ascii="Calibri" w:hAnsi="Calibri" w:cs="Calibri"/>
-          <w:sz w:val="22"/>
-        </w:rPr>
-        <w:t xml:space="preserve"> – JavaScript | HTML5 | CSS </w:t>
-      </w:r>
-      <w:r>
-        <w:rPr>
-          <w:rFonts w:ascii="Calibri" w:hAnsi="Calibri" w:cs="Calibri"/>
-          <w:sz w:val="22"/>
-        </w:rPr>
-        <w:tab/>
-      </w:r>
-      <w:r>
-        <w:rPr>
-          <w:rFonts w:ascii="Calibri" w:hAnsi="Calibri" w:cs="Calibri"/>
-          <w:sz w:val="22"/>
-        </w:rPr>
-        <w:tab/>
-      </w:r>
-      <w:r>
-        <w:rPr>
-          <w:rFonts w:ascii="Calibri" w:hAnsi="Calibri" w:cs="Calibri"/>
-          <w:sz w:val="22"/>
-        </w:rPr>
-        <w:tab/>
-      </w:r>
-      <w:r>
-        <w:rPr>
-          <w:rFonts w:ascii="Calibri" w:hAnsi="Calibri" w:cs="Calibri"/>
-          <w:sz w:val="22"/>
-        </w:rPr>
-        <w:tab/>
-      </w:r>
-      <w:r>
-        <w:rPr>
-          <w:rFonts w:ascii="Calibri" w:hAnsi="Calibri" w:cs="Calibri"/>
-          <w:sz w:val="22"/>
-        </w:rPr>
-        <w:tab/>
-      </w:r>
-      <w:r>
-        <w:rPr>
-          <w:rFonts w:ascii="Calibri" w:hAnsi="Calibri" w:cs="Calibri"/>
-          <w:sz w:val="22"/>
-        </w:rPr>
-        <w:tab/>
-      </w:r>
-      <w:r>
-        <w:rPr>
-          <w:rFonts w:ascii="Calibri" w:hAnsi="Calibri" w:cs="Calibri"/>
-          <w:sz w:val="22"/>
-        </w:rPr>
-        <w:tab/>
-      </w:r>
-      <w:r>
-        <w:rPr>
-          <w:rFonts w:ascii="Calibri" w:hAnsi="Calibri" w:cs="Calibri"/>
-          <w:sz w:val="22"/>
-        </w:rPr>
-        <w:tab/>
-        <w:t xml:space="preserve">     </w:t>
+        <w:t>Auto Core</w:t>
+      </w:r>
+      <w:r>
+        <w:rPr>
+          <w:rFonts w:ascii="Calibri" w:hAnsi="Calibri" w:cs="Calibri"/>
+          <w:sz w:val="22"/>
+        </w:rPr>
+        <w:t xml:space="preserve"> </w:t>
+      </w:r>
+      <w:r>
+        <w:rPr>
+          <w:rFonts w:ascii="Calibri" w:hAnsi="Calibri" w:cs="Calibri"/>
+          <w:b/>
+          <w:sz w:val="22"/>
+        </w:rPr>
+        <w:t xml:space="preserve">— </w:t>
+      </w:r>
+      <w:r>
+        <w:rPr>
+          <w:rFonts w:ascii="Calibri" w:hAnsi="Calibri" w:cs="Calibri"/>
+          <w:sz w:val="22"/>
+        </w:rPr>
+        <w:t>C++</w:t>
+      </w:r>
+      <w:r>
+        <w:rPr>
+          <w:rFonts w:ascii="Calibri" w:hAnsi="Calibri" w:cs="Calibri"/>
+          <w:sz w:val="22"/>
+        </w:rPr>
+        <w:t>,</w:t>
+      </w:r>
+      <w:r>
+        <w:rPr>
+          <w:rFonts w:ascii="Calibri" w:hAnsi="Calibri" w:cs="Calibri"/>
+          <w:sz w:val="22"/>
+        </w:rPr>
+        <w:t xml:space="preserve"> </w:t>
+      </w:r>
+      <w:r>
+        <w:rPr>
+          <w:rFonts w:ascii="Calibri" w:hAnsi="Calibri" w:cs="Calibri"/>
+          <w:sz w:val="22"/>
+        </w:rPr>
+        <w:t>Win32</w:t>
+      </w:r>
+      <w:r>
+        <w:rPr>
+          <w:rFonts w:ascii="Calibri" w:hAnsi="Calibri" w:cs="Calibri"/>
+          <w:sz w:val="22"/>
+        </w:rPr>
+        <w:t xml:space="preserve"> API</w:t>
+      </w:r>
+      <w:r>
+        <w:rPr>
+          <w:rFonts w:ascii="Calibri" w:hAnsi="Calibri" w:cs="Calibri"/>
+          <w:sz w:val="22"/>
+        </w:rPr>
+        <w:t>,</w:t>
+      </w:r>
+      <w:r>
+        <w:rPr>
+          <w:rFonts w:ascii="Calibri" w:hAnsi="Calibri" w:cs="Calibri"/>
+          <w:sz w:val="22"/>
+        </w:rPr>
+        <w:t xml:space="preserve"> </w:t>
+      </w:r>
+      <w:r>
+        <w:rPr>
+          <w:rFonts w:ascii="Calibri" w:hAnsi="Calibri" w:cs="Calibri"/>
+          <w:sz w:val="22"/>
+        </w:rPr>
+        <w:t>SQLite3</w:t>
+      </w:r>
+      <w:r>
+        <w:rPr>
+          <w:rFonts w:ascii="Calibri" w:hAnsi="Calibri" w:cs="Calibri"/>
+          <w:sz w:val="22"/>
+        </w:rPr>
+        <w:t xml:space="preserve"> | </w:t>
       </w:r>
       <w:hyperlink r:id="rId14" w:history="1">
-        <w:r>
-          <w:rPr>
-            <w:rStyle w:val="Hyperlink"/>
-            <w:rFonts w:ascii="Calibri" w:hAnsi="Calibri" w:cs="Calibri"/>
-            <w:sz w:val="22"/>
-          </w:rPr>
-          <w:t>Live</w:t>
-        </w:r>
-      </w:hyperlink>
-      <w:r>
-        <w:rPr>
-          <w:rFonts w:ascii="Calibri" w:hAnsi="Calibri" w:cs="Calibri"/>
-          <w:sz w:val="22"/>
-        </w:rPr>
-        <w:t xml:space="preserve"> | </w:t>
-      </w:r>
-      <w:hyperlink r:id="rId15" w:history="1">
         <w:r>
           <w:rPr>
             <w:rStyle w:val="Hyperlink"/>
@@ -943,31 +913,19 @@
       <w:pPr>
         <w:rPr>
           <w:rFonts w:ascii="Calibri" w:hAnsi="Calibri" w:cs="Calibri"/>
-          <w:sz w:val="22"/>
-        </w:rPr>
-      </w:pPr>
-      <w:r>
-        <w:rPr>
-          <w:rFonts w:ascii="Calibri" w:hAnsi="Calibri" w:cs="Calibri"/>
-          <w:sz w:val="22"/>
-        </w:rPr>
-        <w:t xml:space="preserve">A web-based history education game about the World War I </w:t>
-      </w:r>
-      <w:proofErr w:type="gramStart"/>
-      <w:r>
-        <w:rPr>
-          <w:rFonts w:ascii="Calibri" w:hAnsi="Calibri" w:cs="Calibri"/>
-          <w:sz w:val="22"/>
-        </w:rPr>
-        <w:t>ghost</w:t>
-      </w:r>
-      <w:proofErr w:type="gramEnd"/>
-      <w:r>
-        <w:rPr>
-          <w:rFonts w:ascii="Calibri" w:hAnsi="Calibri" w:cs="Calibri"/>
-          <w:sz w:val="22"/>
-        </w:rPr>
-        <w:t xml:space="preserve"> town of Amatol, NJ.</w:t>
+          <w:i/>
+          <w:iCs/>
+          <w:sz w:val="22"/>
+        </w:rPr>
+      </w:pPr>
+      <w:r>
+        <w:rPr>
+          <w:rFonts w:ascii="Calibri" w:hAnsi="Calibri" w:cs="Calibri"/>
+          <w:i/>
+          <w:iCs/>
+          <w:sz w:val="22"/>
+        </w:rPr>
+        <w:t>A utility designed to streamline task execution on Windows 11 systems.</w:t>
       </w:r>
     </w:p>
     <w:p>
@@ -975,18 +933,89 @@
         <w:pStyle w:val="NoSpacing"/>
         <w:numPr>
           <w:ilvl w:val="0"/>
-          <w:numId w:val="1"/>
+          <w:numId w:val="9"/>
         </w:numPr>
-        <w:ind w:left="576"/>
-        <w:rPr>
-          <w:rFonts w:ascii="Calibri" w:hAnsi="Calibri" w:cs="Calibri"/>
-        </w:rPr>
-      </w:pPr>
-      <w:r>
-        <w:rPr>
-          <w:rFonts w:ascii="Calibri" w:hAnsi="Calibri" w:cs="Calibri"/>
-        </w:rPr>
-        <w:t>Developed interactive gaming mechanics with Single-Page Architecture and dynamic DOM manipulation through JavaScript to create an immersive virtual exploration of Amatol, NJ.</w:t>
+        <w:rPr>
+          <w:rFonts w:ascii="Calibri" w:hAnsi="Calibri" w:cs="Calibri"/>
+        </w:rPr>
+      </w:pPr>
+      <w:r>
+        <w:rPr>
+          <w:rFonts w:ascii="Calibri" w:hAnsi="Calibri" w:cs="Calibri"/>
+        </w:rPr>
+        <w:t xml:space="preserve">Developed </w:t>
+      </w:r>
+      <w:r>
+        <w:rPr>
+          <w:rFonts w:ascii="Calibri" w:hAnsi="Calibri" w:cs="Calibri"/>
+        </w:rPr>
+        <w:t xml:space="preserve">a keyboard manager </w:t>
+      </w:r>
+      <w:r>
+        <w:rPr>
+          <w:rFonts w:ascii="Calibri" w:hAnsi="Calibri" w:cs="Calibri"/>
+        </w:rPr>
+        <w:t xml:space="preserve">with C++23 modules and the Windows API to remap keys </w:t>
+      </w:r>
+      <w:r>
+        <w:rPr>
+          <w:rFonts w:ascii="Calibri" w:hAnsi="Calibri" w:cs="Calibri"/>
+        </w:rPr>
+        <w:t>to</w:t>
+      </w:r>
+      <w:r>
+        <w:rPr>
+          <w:rFonts w:ascii="Calibri" w:hAnsi="Calibri" w:cs="Calibri"/>
+        </w:rPr>
+        <w:t xml:space="preserve"> </w:t>
+      </w:r>
+      <w:r>
+        <w:rPr>
+          <w:rFonts w:ascii="Calibri" w:hAnsi="Calibri" w:cs="Calibri"/>
+        </w:rPr>
+        <w:t>user-defined commands</w:t>
+      </w:r>
+      <w:r>
+        <w:rPr>
+          <w:rFonts w:ascii="Calibri" w:hAnsi="Calibri" w:cs="Calibri"/>
+        </w:rPr>
+        <w:t xml:space="preserve">, improving </w:t>
+      </w:r>
+      <w:r>
+        <w:rPr>
+          <w:rFonts w:ascii="Calibri" w:hAnsi="Calibri" w:cs="Calibri"/>
+        </w:rPr>
+        <w:t>workflow efficiency</w:t>
+      </w:r>
+      <w:r>
+        <w:rPr>
+          <w:rFonts w:ascii="Calibri" w:hAnsi="Calibri" w:cs="Calibri"/>
+        </w:rPr>
+        <w:t xml:space="preserve"> </w:t>
+      </w:r>
+      <w:r>
+        <w:rPr>
+          <w:rFonts w:ascii="Calibri" w:hAnsi="Calibri" w:cs="Calibri"/>
+        </w:rPr>
+        <w:t>and</w:t>
+      </w:r>
+      <w:r>
+        <w:rPr>
+          <w:rFonts w:ascii="Calibri" w:hAnsi="Calibri" w:cs="Calibri"/>
+        </w:rPr>
+        <w:t xml:space="preserve"> taskbar navigation</w:t>
+      </w:r>
+      <w:r>
+        <w:rPr>
+          <w:rFonts w:ascii="Calibri" w:hAnsi="Calibri" w:cs="Calibri"/>
+        </w:rPr>
+        <w:t xml:space="preserve"> speed</w:t>
+      </w:r>
+      <w:r>
+        <w:rPr>
+          <w:rFonts w:ascii="Calibri" w:hAnsi="Calibri" w:cs="Calibri"/>
+        </w:rPr>
+        <w:t>.</w:t>
       </w:r>
     </w:p>
     <w:p>
@@ -994,18 +1023,77 @@
         <w:pStyle w:val="NoSpacing"/>
         <w:numPr>
           <w:ilvl w:val="0"/>
-          <w:numId w:val="1"/>
+          <w:numId w:val="9"/>
         </w:numPr>
-        <w:ind w:left="576"/>
-        <w:rPr>
-          <w:rFonts w:ascii="Calibri" w:hAnsi="Calibri" w:cs="Calibri"/>
-        </w:rPr>
-      </w:pPr>
-      <w:r>
-        <w:rPr>
-          <w:rFonts w:ascii="Calibri" w:hAnsi="Calibri" w:cs="Calibri"/>
-        </w:rPr>
-        <w:t>Designed an asset preloading system using asynchronous JavaScript functions and the Promise API to retrieve images and music files in parallel to ensure seamless gameplay.</w:t>
+        <w:rPr>
+          <w:rFonts w:ascii="Calibri" w:hAnsi="Calibri" w:cs="Calibri"/>
+        </w:rPr>
+      </w:pPr>
+      <w:r>
+        <w:rPr>
+          <w:rFonts w:ascii="Calibri" w:hAnsi="Calibri" w:cs="Calibri"/>
+        </w:rPr>
+        <w:t>Built</w:t>
+      </w:r>
+      <w:r>
+        <w:rPr>
+          <w:rFonts w:ascii="Calibri" w:hAnsi="Calibri" w:cs="Calibri"/>
+        </w:rPr>
+        <w:t xml:space="preserve"> a </w:t>
+      </w:r>
+      <w:r>
+        <w:rPr>
+          <w:rFonts w:ascii="Calibri" w:hAnsi="Calibri" w:cs="Calibri"/>
+        </w:rPr>
+        <w:t xml:space="preserve">local </w:t>
+      </w:r>
+      <w:r>
+        <w:rPr>
+          <w:rFonts w:ascii="Calibri" w:hAnsi="Calibri" w:cs="Calibri"/>
+        </w:rPr>
+        <w:t>database</w:t>
+      </w:r>
+      <w:r>
+        <w:rPr>
+          <w:rFonts w:ascii="Calibri" w:hAnsi="Calibri" w:cs="Calibri"/>
+        </w:rPr>
+        <w:t xml:space="preserve"> system </w:t>
+      </w:r>
+      <w:r>
+        <w:rPr>
+          <w:rFonts w:ascii="Calibri" w:hAnsi="Calibri" w:cs="Calibri"/>
+        </w:rPr>
+        <w:t>utilizing</w:t>
+      </w:r>
+      <w:r>
+        <w:rPr>
+          <w:rFonts w:ascii="Calibri" w:hAnsi="Calibri" w:cs="Calibri"/>
+        </w:rPr>
+        <w:t xml:space="preserve"> SQLite3 to enable end</w:t>
+      </w:r>
+      <w:r>
+        <w:rPr>
+          <w:rFonts w:ascii="Calibri" w:hAnsi="Calibri" w:cs="Calibri"/>
+        </w:rPr>
+        <w:t>-</w:t>
+      </w:r>
+      <w:r>
+        <w:rPr>
+          <w:rFonts w:ascii="Calibri" w:hAnsi="Calibri" w:cs="Calibri"/>
+        </w:rPr>
+        <w:t xml:space="preserve">user </w:t>
+      </w:r>
+      <w:r>
+        <w:rPr>
+          <w:rFonts w:ascii="Calibri" w:hAnsi="Calibri" w:cs="Calibri"/>
+        </w:rPr>
+        <w:t>personalization and</w:t>
+      </w:r>
+      <w:r>
+        <w:rPr>
+          <w:rFonts w:ascii="Calibri" w:hAnsi="Calibri" w:cs="Calibri"/>
+        </w:rPr>
+        <w:t xml:space="preserve"> customization.</w:t>
       </w:r>
     </w:p>
     <w:p>
@@ -1013,18 +1101,17 @@
         <w:pStyle w:val="NoSpacing"/>
         <w:numPr>
           <w:ilvl w:val="0"/>
-          <w:numId w:val="1"/>
+          <w:numId w:val="9"/>
         </w:numPr>
-        <w:ind w:left="576"/>
-        <w:rPr>
-          <w:rFonts w:ascii="Calibri" w:hAnsi="Calibri" w:cs="Calibri"/>
-        </w:rPr>
-      </w:pPr>
-      <w:r>
-        <w:rPr>
-          <w:rFonts w:ascii="Calibri" w:hAnsi="Calibri" w:cs="Calibri"/>
-        </w:rPr>
-        <w:t>Incorporated Tesseract OCR to digitize scanned historical documents into searchable text to provide access to primary source materials.</w:t>
+        <w:rPr>
+          <w:rFonts w:ascii="Calibri" w:hAnsi="Calibri" w:cs="Calibri"/>
+        </w:rPr>
+      </w:pPr>
+      <w:r>
+        <w:rPr>
+          <w:rFonts w:ascii="Calibri" w:hAnsi="Calibri" w:cs="Calibri"/>
+        </w:rPr>
+        <w:t>Implemented secure settings and data synchronization using OAuth2-based authentication.</w:t>
       </w:r>
     </w:p>
     <w:p>
@@ -1032,373 +1119,6 @@
         <w:pStyle w:val="NoSpacing"/>
         <w:rPr>
           <w:rFonts w:ascii="Calibri" w:hAnsi="Calibri" w:cs="Calibri"/>
-          <w:sz w:val="20"/>
-          <w:szCs w:val="20"/>
-        </w:rPr>
-      </w:pPr>
-    </w:p>
-    <w:p>
-      <w:pPr>
-        <w:rPr>
-          <w:rFonts w:ascii="Calibri" w:hAnsi="Calibri" w:cs="Calibri"/>
-          <w:sz w:val="22"/>
-        </w:rPr>
-      </w:pPr>
-      <w:r>
-        <w:rPr>
-          <w:rFonts w:ascii="Calibri" w:hAnsi="Calibri" w:cs="Calibri"/>
-          <w:b/>
-          <w:bCs/>
-          <w:sz w:val="22"/>
-        </w:rPr>
-        <w:t>Auto Core</w:t>
-      </w:r>
-      <w:r>
-        <w:rPr>
-          <w:rFonts w:ascii="Calibri" w:hAnsi="Calibri" w:cs="Calibri"/>
-          <w:sz w:val="22"/>
-        </w:rPr>
-        <w:t xml:space="preserve"> – C++ | </w:t>
-      </w:r>
-      <w:r>
-        <w:rPr>
-          <w:rFonts w:ascii="Calibri" w:hAnsi="Calibri" w:cs="Calibri"/>
-          <w:sz w:val="22"/>
-        </w:rPr>
-        <w:t>Win32</w:t>
-      </w:r>
-      <w:r>
-        <w:rPr>
-          <w:rFonts w:ascii="Calibri" w:hAnsi="Calibri" w:cs="Calibri"/>
-          <w:sz w:val="22"/>
-        </w:rPr>
-        <w:t xml:space="preserve"> API | </w:t>
-      </w:r>
-      <w:r>
-        <w:rPr>
-          <w:rFonts w:ascii="Calibri" w:hAnsi="Calibri" w:cs="Calibri"/>
-          <w:sz w:val="22"/>
-        </w:rPr>
-        <w:t>SQLite3</w:t>
-      </w:r>
-      <w:r>
-        <w:rPr>
-          <w:rFonts w:ascii="Calibri" w:hAnsi="Calibri" w:cs="Calibri"/>
-          <w:sz w:val="22"/>
-        </w:rPr>
-        <w:tab/>
-      </w:r>
-      <w:r>
-        <w:rPr>
-          <w:rFonts w:ascii="Calibri" w:hAnsi="Calibri" w:cs="Calibri"/>
-          <w:sz w:val="22"/>
-        </w:rPr>
-        <w:tab/>
-      </w:r>
-      <w:r>
-        <w:rPr>
-          <w:rFonts w:ascii="Calibri" w:hAnsi="Calibri" w:cs="Calibri"/>
-          <w:sz w:val="22"/>
-        </w:rPr>
-        <w:tab/>
-      </w:r>
-      <w:r>
-        <w:rPr>
-          <w:rFonts w:ascii="Calibri" w:hAnsi="Calibri" w:cs="Calibri"/>
-          <w:sz w:val="22"/>
-        </w:rPr>
-        <w:tab/>
-      </w:r>
-      <w:r>
-        <w:rPr>
-          <w:rFonts w:ascii="Calibri" w:hAnsi="Calibri" w:cs="Calibri"/>
-          <w:sz w:val="22"/>
-        </w:rPr>
-        <w:tab/>
-      </w:r>
-      <w:r>
-        <w:rPr>
-          <w:rFonts w:ascii="Calibri" w:hAnsi="Calibri" w:cs="Calibri"/>
-          <w:sz w:val="22"/>
-        </w:rPr>
-        <w:tab/>
-        <w:t xml:space="preserve">     </w:t>
-      </w:r>
-      <w:r>
-        <w:rPr>
-          <w:rFonts w:ascii="Calibri" w:hAnsi="Calibri" w:cs="Calibri"/>
-          <w:sz w:val="22"/>
-        </w:rPr>
-        <w:tab/>
-      </w:r>
-      <w:r>
-        <w:rPr>
-          <w:rFonts w:ascii="Calibri" w:hAnsi="Calibri" w:cs="Calibri"/>
-          <w:sz w:val="22"/>
-        </w:rPr>
-        <w:tab/>
-        <w:t xml:space="preserve">     </w:t>
-      </w:r>
-      <w:r>
-        <w:rPr>
-          <w:rFonts w:ascii="Calibri" w:hAnsi="Calibri" w:cs="Calibri"/>
-          <w:sz w:val="22"/>
-        </w:rPr>
-        <w:tab/>
-        <w:t xml:space="preserve"> </w:t>
-      </w:r>
-      <w:r>
-        <w:rPr>
-          <w:rFonts w:ascii="Calibri" w:hAnsi="Calibri" w:cs="Calibri"/>
-          <w:sz w:val="22"/>
-        </w:rPr>
-        <w:t xml:space="preserve">               </w:t>
-      </w:r>
-      <w:hyperlink r:id="rId16" w:history="1">
-        <w:r>
-          <w:rPr>
-            <w:rStyle w:val="Hyperlink"/>
-            <w:rFonts w:ascii="Calibri" w:hAnsi="Calibri" w:cs="Calibri"/>
-            <w:sz w:val="22"/>
-          </w:rPr>
-          <w:t>GitHub</w:t>
-        </w:r>
-      </w:hyperlink>
-    </w:p>
-    <w:p>
-      <w:pPr>
-        <w:rPr>
-          <w:rFonts w:ascii="Calibri" w:hAnsi="Calibri" w:cs="Calibri"/>
-          <w:sz w:val="22"/>
-        </w:rPr>
-      </w:pPr>
-      <w:r>
-        <w:rPr>
-          <w:rFonts w:ascii="Calibri" w:hAnsi="Calibri" w:cs="Calibri"/>
-          <w:sz w:val="22"/>
-        </w:rPr>
-        <w:t>A utility designed to streamline task execution on Windows 11 systems.</w:t>
-      </w:r>
-    </w:p>
-    <w:p>
-      <w:pPr>
-        <w:pStyle w:val="NoSpacing"/>
-        <w:numPr>
-          <w:ilvl w:val="0"/>
-          <w:numId w:val="1"/>
-        </w:numPr>
-        <w:ind w:left="576"/>
-        <w:rPr>
-          <w:rFonts w:ascii="Calibri" w:hAnsi="Calibri" w:cs="Calibri"/>
-        </w:rPr>
-      </w:pPr>
-      <w:r>
-        <w:rPr>
-          <w:rFonts w:ascii="Calibri" w:hAnsi="Calibri" w:cs="Calibri"/>
-        </w:rPr>
-        <w:t xml:space="preserve">Developed </w:t>
-      </w:r>
-      <w:r>
-        <w:rPr>
-          <w:rFonts w:ascii="Calibri" w:hAnsi="Calibri" w:cs="Calibri"/>
-        </w:rPr>
-        <w:t xml:space="preserve">a keyboard manager </w:t>
-      </w:r>
-      <w:r>
-        <w:rPr>
-          <w:rFonts w:ascii="Calibri" w:hAnsi="Calibri" w:cs="Calibri"/>
-        </w:rPr>
-        <w:t xml:space="preserve">with C++23 modules and the Windows API to remap </w:t>
-      </w:r>
-      <w:r>
-        <w:rPr>
-          <w:rFonts w:ascii="Calibri" w:hAnsi="Calibri" w:cs="Calibri"/>
-        </w:rPr>
-        <w:t xml:space="preserve">the </w:t>
-      </w:r>
-      <w:r>
-        <w:rPr>
-          <w:rFonts w:ascii="Calibri" w:hAnsi="Calibri" w:cs="Calibri"/>
-        </w:rPr>
-        <w:t xml:space="preserve">numpad keys </w:t>
-      </w:r>
-      <w:r>
-        <w:rPr>
-          <w:rFonts w:ascii="Calibri" w:hAnsi="Calibri" w:cs="Calibri"/>
-        </w:rPr>
-        <w:t>to</w:t>
-      </w:r>
-      <w:r>
-        <w:rPr>
-          <w:rFonts w:ascii="Calibri" w:hAnsi="Calibri" w:cs="Calibri"/>
-        </w:rPr>
-        <w:t xml:space="preserve"> user-defined commands </w:t>
-      </w:r>
-      <w:r>
-        <w:rPr>
-          <w:rFonts w:ascii="Calibri" w:hAnsi="Calibri" w:cs="Calibri"/>
-        </w:rPr>
-        <w:t>to improve workflow efficiency</w:t>
-      </w:r>
-      <w:r>
-        <w:rPr>
-          <w:rFonts w:ascii="Calibri" w:hAnsi="Calibri" w:cs="Calibri"/>
-        </w:rPr>
-        <w:t xml:space="preserve"> </w:t>
-      </w:r>
-      <w:r>
-        <w:rPr>
-          <w:rFonts w:ascii="Calibri" w:hAnsi="Calibri" w:cs="Calibri"/>
-        </w:rPr>
-        <w:t>and</w:t>
-      </w:r>
-      <w:r>
-        <w:rPr>
-          <w:rFonts w:ascii="Calibri" w:hAnsi="Calibri" w:cs="Calibri"/>
-        </w:rPr>
-        <w:t xml:space="preserve"> taskbar navigation.</w:t>
-      </w:r>
-    </w:p>
-    <w:p>
-      <w:pPr>
-        <w:pStyle w:val="NoSpacing"/>
-        <w:numPr>
-          <w:ilvl w:val="0"/>
-          <w:numId w:val="1"/>
-        </w:numPr>
-        <w:ind w:left="576"/>
-        <w:rPr>
-          <w:rFonts w:ascii="Calibri" w:hAnsi="Calibri" w:cs="Calibri"/>
-        </w:rPr>
-      </w:pPr>
-      <w:r>
-        <w:rPr>
-          <w:rFonts w:ascii="Calibri" w:hAnsi="Calibri" w:cs="Calibri"/>
-        </w:rPr>
-        <w:t>Built</w:t>
-      </w:r>
-      <w:r>
-        <w:rPr>
-          <w:rFonts w:ascii="Calibri" w:hAnsi="Calibri" w:cs="Calibri"/>
-        </w:rPr>
-        <w:t xml:space="preserve"> a </w:t>
-      </w:r>
-      <w:r>
-        <w:rPr>
-          <w:rFonts w:ascii="Calibri" w:hAnsi="Calibri" w:cs="Calibri"/>
-        </w:rPr>
-        <w:t xml:space="preserve">local </w:t>
-      </w:r>
-      <w:r>
-        <w:rPr>
-          <w:rFonts w:ascii="Calibri" w:hAnsi="Calibri" w:cs="Calibri"/>
-        </w:rPr>
-        <w:t>database</w:t>
-      </w:r>
-      <w:r>
-        <w:rPr>
-          <w:rFonts w:ascii="Calibri" w:hAnsi="Calibri" w:cs="Calibri"/>
-        </w:rPr>
-        <w:t xml:space="preserve"> system </w:t>
-      </w:r>
-      <w:r>
-        <w:rPr>
-          <w:rFonts w:ascii="Calibri" w:hAnsi="Calibri" w:cs="Calibri"/>
-        </w:rPr>
-        <w:t>utilizing</w:t>
-      </w:r>
-      <w:r>
-        <w:rPr>
-          <w:rFonts w:ascii="Calibri" w:hAnsi="Calibri" w:cs="Calibri"/>
-        </w:rPr>
-        <w:t xml:space="preserve"> SQLite3 to enable end</w:t>
-      </w:r>
-      <w:r>
-        <w:rPr>
-          <w:rFonts w:ascii="Calibri" w:hAnsi="Calibri" w:cs="Calibri"/>
-        </w:rPr>
-        <w:t>-</w:t>
-      </w:r>
-      <w:r>
-        <w:rPr>
-          <w:rFonts w:ascii="Calibri" w:hAnsi="Calibri" w:cs="Calibri"/>
-        </w:rPr>
-        <w:t xml:space="preserve">user </w:t>
-      </w:r>
-      <w:r>
-        <w:rPr>
-          <w:rFonts w:ascii="Calibri" w:hAnsi="Calibri" w:cs="Calibri"/>
-        </w:rPr>
-        <w:t>personalization and</w:t>
-      </w:r>
-      <w:r>
-        <w:rPr>
-          <w:rFonts w:ascii="Calibri" w:hAnsi="Calibri" w:cs="Calibri"/>
-        </w:rPr>
-        <w:t xml:space="preserve"> customization.</w:t>
-      </w:r>
-    </w:p>
-    <w:p>
-      <w:pPr>
-        <w:pStyle w:val="NoSpacing"/>
-        <w:numPr>
-          <w:ilvl w:val="0"/>
-          <w:numId w:val="1"/>
-        </w:numPr>
-        <w:ind w:left="576"/>
-        <w:rPr>
-          <w:rFonts w:ascii="Calibri" w:hAnsi="Calibri" w:cs="Calibri"/>
-        </w:rPr>
-      </w:pPr>
-      <w:r>
-        <w:rPr>
-          <w:rFonts w:ascii="Calibri" w:hAnsi="Calibri" w:cs="Calibri"/>
-        </w:rPr>
-        <w:t>Implemented</w:t>
-      </w:r>
-      <w:r>
-        <w:rPr>
-          <w:rFonts w:ascii="Calibri" w:hAnsi="Calibri" w:cs="Calibri"/>
-        </w:rPr>
-        <w:t xml:space="preserve"> settings and </w:t>
-      </w:r>
-      <w:r>
-        <w:rPr>
-          <w:rFonts w:ascii="Calibri" w:hAnsi="Calibri" w:cs="Calibri"/>
-        </w:rPr>
-        <w:t>data synchronization</w:t>
-      </w:r>
-      <w:r>
-        <w:rPr>
-          <w:rFonts w:ascii="Calibri" w:hAnsi="Calibri" w:cs="Calibri"/>
-        </w:rPr>
-        <w:t xml:space="preserve"> through</w:t>
-      </w:r>
-      <w:r>
-        <w:rPr>
-          <w:rFonts w:ascii="Calibri" w:hAnsi="Calibri" w:cs="Calibri"/>
-        </w:rPr>
-        <w:t xml:space="preserve"> OAuth2 authentication </w:t>
-      </w:r>
-      <w:r>
-        <w:rPr>
-          <w:rFonts w:ascii="Calibri" w:hAnsi="Calibri" w:cs="Calibri"/>
-        </w:rPr>
-        <w:t xml:space="preserve">to </w:t>
-      </w:r>
-      <w:r>
-        <w:rPr>
-          <w:rFonts w:ascii="Calibri" w:hAnsi="Calibri" w:cs="Calibri"/>
-        </w:rPr>
-        <w:t>secure user accounts.</w:t>
-      </w:r>
-    </w:p>
-    <w:p>
-      <w:pPr>
-        <w:rPr>
-          <w:rFonts w:ascii="Calibri" w:hAnsi="Calibri" w:cs="Calibri"/>
-          <w:sz w:val="20"/>
-          <w:szCs w:val="20"/>
         </w:rPr>
       </w:pPr>
     </w:p>
@@ -1412,8 +1132,8 @@
           <w:rFonts w:ascii="Calibri" w:hAnsi="Calibri" w:cs="Calibri"/>
           <w:b/>
           <w:bCs/>
-          <w:sz w:val="28"/>
-          <w:szCs w:val="28"/>
+          <w:sz w:val="26"/>
+          <w:szCs w:val="26"/>
         </w:rPr>
       </w:pPr>
       <w:r>
@@ -1421,8 +1141,8 @@
           <w:rFonts w:ascii="Calibri" w:hAnsi="Calibri" w:cs="Calibri"/>
           <w:b/>
           <w:bCs/>
-          <w:sz w:val="28"/>
-          <w:szCs w:val="28"/>
+          <w:sz w:val="26"/>
+          <w:szCs w:val="26"/>
         </w:rPr>
         <w:t xml:space="preserve">MILITARY </w:t>
       </w:r>
@@ -1431,8 +1151,8 @@
           <w:rFonts w:ascii="Calibri" w:hAnsi="Calibri" w:cs="Calibri"/>
           <w:b/>
           <w:bCs/>
-          <w:sz w:val="28"/>
-          <w:szCs w:val="28"/>
+          <w:sz w:val="26"/>
+          <w:szCs w:val="26"/>
         </w:rPr>
         <w:t>EXPERIENCE</w:t>
       </w:r>
@@ -1565,9 +1285,8 @@
         <w:pStyle w:val="NoSpacing"/>
         <w:numPr>
           <w:ilvl w:val="0"/>
-          <w:numId w:val="3"/>
+          <w:numId w:val="11"/>
         </w:numPr>
-        <w:ind w:left="576"/>
         <w:rPr>
           <w:rFonts w:ascii="Calibri" w:hAnsi="Calibri" w:cs="Calibri"/>
         </w:rPr>
@@ -1585,9 +1304,8 @@
         <w:pStyle w:val="NoSpacing"/>
         <w:numPr>
           <w:ilvl w:val="0"/>
-          <w:numId w:val="3"/>
+          <w:numId w:val="11"/>
         </w:numPr>
-        <w:ind w:left="576"/>
         <w:rPr>
           <w:rFonts w:ascii="Calibri" w:hAnsi="Calibri" w:cs="Calibri"/>
         </w:rPr>
@@ -1634,6 +1352,14 @@
         </w:rPr>
         <w:t>.</w:t>
       </w:r>
+    </w:p>
+    <w:p>
+      <w:pPr>
+        <w:pStyle w:val="NoSpacing"/>
+        <w:rPr>
+          <w:rFonts w:ascii="Calibri" w:hAnsi="Calibri" w:cs="Calibri"/>
+        </w:rPr>
+      </w:pPr>
     </w:p>
     <w:p>
       <w:pPr>
@@ -1642,29 +1368,19 @@
         </w:pBdr>
         <w:rPr>
           <w:rFonts w:ascii="Calibri" w:hAnsi="Calibri" w:cs="Calibri"/>
-          <w:sz w:val="20"/>
-          <w:szCs w:val="20"/>
-        </w:rPr>
-      </w:pPr>
-    </w:p>
-    <w:p>
-      <w:pPr>
-        <w:pBdr>
-          <w:bottom w:val="single" w:sz="6" w:space="1" w:color="auto"/>
-        </w:pBdr>
-        <w:rPr>
-          <w:rFonts w:ascii="Calibri" w:hAnsi="Calibri" w:cs="Calibri"/>
-          <w:sz w:val="28"/>
-          <w:szCs w:val="28"/>
-        </w:rPr>
-      </w:pPr>
-      <w:r>
-        <w:rPr>
-          <w:rFonts w:ascii="Calibri" w:hAnsi="Calibri" w:cs="Calibri"/>
           <w:b/>
           <w:bCs/>
-          <w:sz w:val="28"/>
-          <w:szCs w:val="28"/>
+          <w:sz w:val="26"/>
+          <w:szCs w:val="26"/>
+        </w:rPr>
+      </w:pPr>
+      <w:r>
+        <w:rPr>
+          <w:rFonts w:ascii="Calibri" w:hAnsi="Calibri" w:cs="Calibri"/>
+          <w:b/>
+          <w:bCs/>
+          <w:sz w:val="26"/>
+          <w:szCs w:val="26"/>
         </w:rPr>
         <w:t>EDUCATION</w:t>
       </w:r>
@@ -1685,7 +1401,13 @@
           <w:b/>
           <w:bCs/>
         </w:rPr>
-        <w:t>Stockton University</w:t>
+        <w:t>App Academy</w:t>
+      </w:r>
+      <w:r>
+        <w:rPr>
+          <w:rFonts w:ascii="Calibri" w:hAnsi="Calibri" w:cs="Calibri"/>
+        </w:rPr>
+        <w:t xml:space="preserve"> – Certificate of Completion for Software Engineering</w:t>
       </w:r>
       <w:r>
         <w:rPr>
@@ -1699,19 +1421,7 @@
         <w:rPr>
           <w:rFonts w:ascii="Calibri" w:hAnsi="Calibri" w:cs="Calibri"/>
         </w:rPr>
-        <w:t>August</w:t>
-      </w:r>
-      <w:r>
-        <w:rPr>
-          <w:rFonts w:ascii="Calibri" w:hAnsi="Calibri" w:cs="Calibri"/>
-        </w:rPr>
-        <w:t xml:space="preserve"> </w:t>
-      </w:r>
-      <w:r>
-        <w:rPr>
-          <w:rFonts w:ascii="Calibri" w:hAnsi="Calibri" w:cs="Calibri"/>
-        </w:rPr>
-        <w:t>2015</w:t>
+        <w:t>June 2024</w:t>
       </w:r>
       <w:r>
         <w:rPr>
@@ -1743,208 +1453,14 @@
           <w:rFonts w:ascii="Calibri" w:hAnsi="Calibri" w:cs="Calibri"/>
           <w:lang w:val="en"/>
         </w:rPr>
-        <w:t>August</w:t>
-      </w:r>
-      <w:r>
-        <w:rPr>
-          <w:rStyle w:val="hgkelc"/>
-          <w:rFonts w:ascii="Calibri" w:hAnsi="Calibri" w:cs="Calibri"/>
-          <w:lang w:val="en"/>
-        </w:rPr>
-        <w:t xml:space="preserve"> </w:t>
-      </w:r>
-      <w:r>
-        <w:rPr>
-          <w:rFonts w:ascii="Calibri" w:hAnsi="Calibri" w:cs="Calibri"/>
-        </w:rPr>
-        <w:t>2022</w:t>
-      </w:r>
-    </w:p>
-    <w:p>
-      <w:pPr>
-        <w:rPr>
-          <w:rFonts w:ascii="Calibri" w:hAnsi="Calibri" w:cs="Calibri"/>
-          <w:sz w:val="22"/>
-        </w:rPr>
-      </w:pPr>
-      <w:r>
-        <w:rPr>
-          <w:rFonts w:ascii="Calibri" w:hAnsi="Calibri" w:cs="Calibri"/>
-          <w:sz w:val="22"/>
-        </w:rPr>
-        <w:t>Bachelor of Science in Computer Science</w:t>
-      </w:r>
-      <w:r>
-        <w:rPr>
-          <w:rFonts w:ascii="Calibri" w:hAnsi="Calibri" w:cs="Calibri"/>
-          <w:sz w:val="22"/>
-        </w:rPr>
-        <w:t xml:space="preserve"> | Master of Arts in American Studies</w:t>
-      </w:r>
-      <w:r>
-        <w:rPr>
-          <w:rFonts w:ascii="Calibri" w:hAnsi="Calibri" w:cs="Calibri"/>
-          <w:sz w:val="22"/>
-        </w:rPr>
-        <w:tab/>
-      </w:r>
-      <w:r>
-        <w:rPr>
-          <w:rFonts w:ascii="Calibri" w:hAnsi="Calibri" w:cs="Calibri"/>
-          <w:sz w:val="22"/>
-        </w:rPr>
-        <w:tab/>
-      </w:r>
-      <w:r>
-        <w:rPr>
-          <w:rFonts w:ascii="Calibri" w:hAnsi="Calibri" w:cs="Calibri"/>
-          <w:sz w:val="22"/>
-        </w:rPr>
-        <w:tab/>
-      </w:r>
-      <w:r>
-        <w:rPr>
-          <w:rFonts w:ascii="Calibri" w:hAnsi="Calibri" w:cs="Calibri"/>
-          <w:sz w:val="22"/>
-        </w:rPr>
-        <w:tab/>
-        <w:t xml:space="preserve">       </w:t>
-      </w:r>
-    </w:p>
-    <w:p>
-      <w:pPr>
-        <w:pStyle w:val="ListParagraph"/>
-        <w:numPr>
-          <w:ilvl w:val="0"/>
-          <w:numId w:val="4"/>
-        </w:numPr>
-        <w:ind w:left="576"/>
-        <w:rPr>
-          <w:rFonts w:ascii="Calibri" w:hAnsi="Calibri" w:cs="Calibri"/>
-          <w:sz w:val="22"/>
-        </w:rPr>
-      </w:pPr>
-      <w:r>
-        <w:rPr>
-          <w:rFonts w:ascii="Calibri" w:hAnsi="Calibri" w:cs="Calibri"/>
-          <w:sz w:val="22"/>
-        </w:rPr>
-        <w:t>Awarded</w:t>
-      </w:r>
-      <w:r>
-        <w:rPr>
-          <w:rFonts w:ascii="Calibri" w:hAnsi="Calibri" w:cs="Calibri"/>
-          <w:sz w:val="22"/>
-        </w:rPr>
-        <w:t xml:space="preserve"> </w:t>
-      </w:r>
-      <w:r>
-        <w:rPr>
-          <w:rFonts w:ascii="Calibri" w:hAnsi="Calibri" w:cs="Calibri"/>
-          <w:sz w:val="22"/>
-        </w:rPr>
-        <w:t xml:space="preserve">the </w:t>
-      </w:r>
-      <w:r>
-        <w:rPr>
-          <w:rFonts w:ascii="Calibri" w:hAnsi="Calibri" w:cs="Calibri"/>
-          <w:sz w:val="22"/>
-        </w:rPr>
-        <w:t>Certificates of Distinction in Honors and Service for academic excellence and volunteer service.</w:t>
-      </w:r>
-    </w:p>
-    <w:p>
-      <w:pPr>
-        <w:pStyle w:val="ListParagraph"/>
-        <w:numPr>
-          <w:ilvl w:val="0"/>
-          <w:numId w:val="4"/>
-        </w:numPr>
-        <w:ind w:left="576"/>
-        <w:rPr>
-          <w:rFonts w:ascii="Calibri" w:hAnsi="Calibri" w:cs="Calibri"/>
-          <w:sz w:val="22"/>
-        </w:rPr>
-      </w:pPr>
-      <w:r>
-        <w:rPr>
-          <w:rFonts w:ascii="Calibri" w:hAnsi="Calibri" w:cs="Calibri"/>
-          <w:sz w:val="22"/>
-        </w:rPr>
-        <w:t>Selected for the</w:t>
-      </w:r>
-      <w:r>
-        <w:rPr>
-          <w:rFonts w:ascii="Calibri" w:hAnsi="Calibri" w:cs="Calibri"/>
-          <w:sz w:val="22"/>
-        </w:rPr>
-        <w:t xml:space="preserve"> </w:t>
-      </w:r>
-      <w:r>
-        <w:rPr>
-          <w:rFonts w:ascii="Calibri" w:hAnsi="Calibri" w:cs="Calibri"/>
-          <w:sz w:val="22"/>
-        </w:rPr>
-        <w:t xml:space="preserve">Distinguished Research Fellowship </w:t>
-      </w:r>
-      <w:r>
-        <w:rPr>
-          <w:rFonts w:ascii="Calibri" w:hAnsi="Calibri" w:cs="Calibri"/>
-          <w:sz w:val="22"/>
-        </w:rPr>
-        <w:t xml:space="preserve">to </w:t>
-      </w:r>
-      <w:r>
-        <w:rPr>
-          <w:rFonts w:ascii="Calibri" w:hAnsi="Calibri" w:cs="Calibri"/>
-          <w:sz w:val="22"/>
-        </w:rPr>
-        <w:t>advance research</w:t>
-      </w:r>
-      <w:r>
-        <w:rPr>
-          <w:rFonts w:ascii="Calibri" w:hAnsi="Calibri" w:cs="Calibri"/>
-          <w:sz w:val="22"/>
-        </w:rPr>
-        <w:t xml:space="preserve"> </w:t>
-      </w:r>
-      <w:r>
-        <w:rPr>
-          <w:rFonts w:ascii="Calibri" w:hAnsi="Calibri" w:cs="Calibri"/>
-          <w:sz w:val="22"/>
-        </w:rPr>
-        <w:t>on</w:t>
-      </w:r>
-      <w:r>
-        <w:rPr>
-          <w:rFonts w:ascii="Calibri" w:hAnsi="Calibri" w:cs="Calibri"/>
-          <w:sz w:val="22"/>
-        </w:rPr>
-        <w:t xml:space="preserve"> South Jersey</w:t>
-      </w:r>
-      <w:r>
-        <w:rPr>
-          <w:rFonts w:ascii="Calibri" w:hAnsi="Calibri" w:cs="Calibri"/>
-          <w:sz w:val="22"/>
-        </w:rPr>
-        <w:t>’s</w:t>
-      </w:r>
-      <w:r>
-        <w:rPr>
-          <w:rFonts w:ascii="Calibri" w:hAnsi="Calibri" w:cs="Calibri"/>
-          <w:sz w:val="22"/>
-        </w:rPr>
-        <w:t xml:space="preserve"> history and culture.</w:t>
-      </w:r>
-    </w:p>
-    <w:p>
-      <w:pPr>
-        <w:rPr>
-          <w:rFonts w:ascii="Calibri" w:hAnsi="Calibri" w:cs="Calibri"/>
-          <w:sz w:val="20"/>
-          <w:szCs w:val="20"/>
-        </w:rPr>
-      </w:pPr>
+        <w:t xml:space="preserve">December </w:t>
+      </w:r>
+      <w:r>
+        <w:rPr>
+          <w:rFonts w:ascii="Calibri" w:hAnsi="Calibri" w:cs="Calibri"/>
+        </w:rPr>
+        <w:t>2024</w:t>
+      </w:r>
     </w:p>
     <w:p>
       <w:pPr>
@@ -1962,27 +1478,103 @@
           <w:b/>
           <w:bCs/>
         </w:rPr>
-        <w:t>App Academy</w:t>
-      </w:r>
-      <w:r>
-        <w:rPr>
-          <w:rFonts w:ascii="Calibri" w:hAnsi="Calibri" w:cs="Calibri"/>
-        </w:rPr>
-        <w:t xml:space="preserve"> – Software Engineering</w:t>
-      </w:r>
+        <w:t xml:space="preserve">AI Makerspace </w:t>
+      </w:r>
+      <w:r>
+        <w:rPr>
+          <w:rFonts w:ascii="Calibri" w:hAnsi="Calibri" w:cs="Calibri"/>
+        </w:rPr>
+        <w:t>– Certificate of Completion for AI Engineering</w:t>
+      </w:r>
+      <w:r>
+        <w:rPr>
+          <w:rFonts w:ascii="Calibri" w:hAnsi="Calibri" w:cs="Calibri"/>
+        </w:rPr>
+        <w:tab/>
+        <w:t>May 2025 – September 2025</w:t>
+      </w:r>
+    </w:p>
+    <w:p>
+      <w:pPr>
+        <w:pStyle w:val="NoSpacing"/>
+        <w:tabs>
+          <w:tab w:val="right" w:pos="10800"/>
+        </w:tabs>
+        <w:rPr>
+          <w:rFonts w:ascii="Calibri" w:hAnsi="Calibri" w:cs="Calibri"/>
+        </w:rPr>
+      </w:pPr>
       <w:r>
         <w:rPr>
           <w:rFonts w:ascii="Calibri" w:hAnsi="Calibri" w:cs="Calibri"/>
           <w:b/>
           <w:bCs/>
         </w:rPr>
+        <w:t>Stockton University</w:t>
+      </w:r>
+      <w:r>
+        <w:rPr>
+          <w:rFonts w:ascii="Calibri" w:hAnsi="Calibri" w:cs="Calibri"/>
+          <w:b/>
+          <w:bCs/>
+        </w:rPr>
+        <w:t xml:space="preserve"> </w:t>
+      </w:r>
+      <w:r>
+        <w:rPr>
+          <w:rFonts w:ascii="Calibri" w:hAnsi="Calibri" w:cs="Calibri"/>
+        </w:rPr>
+        <w:t xml:space="preserve">– </w:t>
+      </w:r>
+      <w:r>
+        <w:rPr>
+          <w:rFonts w:ascii="Calibri" w:hAnsi="Calibri" w:cs="Calibri"/>
+        </w:rPr>
+        <w:t>B.S.</w:t>
+      </w:r>
+      <w:r>
+        <w:rPr>
+          <w:rFonts w:ascii="Calibri" w:hAnsi="Calibri" w:cs="Calibri"/>
+        </w:rPr>
+        <w:t xml:space="preserve"> in Computer Science | </w:t>
+      </w:r>
+      <w:r>
+        <w:rPr>
+          <w:rFonts w:ascii="Calibri" w:hAnsi="Calibri" w:cs="Calibri"/>
+        </w:rPr>
+        <w:t>M.A.</w:t>
+      </w:r>
+      <w:r>
+        <w:rPr>
+          <w:rFonts w:ascii="Calibri" w:hAnsi="Calibri" w:cs="Calibri"/>
+        </w:rPr>
+        <w:t xml:space="preserve"> in American Studies</w:t>
+      </w:r>
+      <w:r>
+        <w:rPr>
+          <w:rFonts w:ascii="Calibri" w:hAnsi="Calibri" w:cs="Calibri"/>
+          <w:b/>
+          <w:bCs/>
+        </w:rPr>
         <w:tab/>
       </w:r>
       <w:r>
         <w:rPr>
           <w:rFonts w:ascii="Calibri" w:hAnsi="Calibri" w:cs="Calibri"/>
         </w:rPr>
-        <w:t>June 2024</w:t>
+        <w:t>August</w:t>
+      </w:r>
+      <w:r>
+        <w:rPr>
+          <w:rFonts w:ascii="Calibri" w:hAnsi="Calibri" w:cs="Calibri"/>
+        </w:rPr>
+        <w:t xml:space="preserve"> </w:t>
+      </w:r>
+      <w:r>
+        <w:rPr>
+          <w:rFonts w:ascii="Calibri" w:hAnsi="Calibri" w:cs="Calibri"/>
+        </w:rPr>
+        <w:t>2015</w:t>
       </w:r>
       <w:r>
         <w:rPr>
@@ -2014,35 +1606,98 @@
           <w:rFonts w:ascii="Calibri" w:hAnsi="Calibri" w:cs="Calibri"/>
           <w:lang w:val="en"/>
         </w:rPr>
-        <w:t xml:space="preserve">December </w:t>
-      </w:r>
-      <w:r>
-        <w:rPr>
-          <w:rFonts w:ascii="Calibri" w:hAnsi="Calibri" w:cs="Calibri"/>
-        </w:rPr>
-        <w:t>2024</w:t>
+        <w:t>August</w:t>
+      </w:r>
+      <w:r>
+        <w:rPr>
+          <w:rStyle w:val="hgkelc"/>
+          <w:rFonts w:ascii="Calibri" w:hAnsi="Calibri" w:cs="Calibri"/>
+          <w:lang w:val="en"/>
+        </w:rPr>
+        <w:t xml:space="preserve"> </w:t>
+      </w:r>
+      <w:r>
+        <w:rPr>
+          <w:rFonts w:ascii="Calibri" w:hAnsi="Calibri" w:cs="Calibri"/>
+        </w:rPr>
+        <w:t>2022</w:t>
       </w:r>
     </w:p>
     <w:p>
       <w:pPr>
         <w:pStyle w:val="NoSpacing"/>
-        <w:numPr>
-          <w:ilvl w:val="0"/>
-          <w:numId w:val="3"/>
-        </w:numPr>
         <w:tabs>
           <w:tab w:val="right" w:pos="10800"/>
         </w:tabs>
-        <w:ind w:left="576"/>
-        <w:rPr>
-          <w:rFonts w:ascii="Calibri" w:hAnsi="Calibri" w:cs="Calibri"/>
-        </w:rPr>
-      </w:pPr>
-      <w:r>
-        <w:rPr>
-          <w:rFonts w:ascii="Calibri" w:hAnsi="Calibri" w:cs="Calibri"/>
-        </w:rPr>
-        <w:t>Completed 1000+ hours in software engineering with a focus on full-stack development and design patterns.</w:t>
+        <w:ind w:left="360"/>
+        <w:rPr>
+          <w:rFonts w:ascii="Calibri" w:hAnsi="Calibri" w:cs="Calibri"/>
+        </w:rPr>
+      </w:pPr>
+      <w:r>
+        <w:rPr>
+          <w:rFonts w:ascii="Calibri" w:hAnsi="Calibri" w:cs="Calibri"/>
+          <w:i/>
+          <w:iCs/>
+        </w:rPr>
+        <w:t>Honors</w:t>
+      </w:r>
+      <w:r>
+        <w:rPr>
+          <w:rFonts w:ascii="Calibri" w:hAnsi="Calibri" w:cs="Calibri"/>
+        </w:rPr>
+        <w:t>: Certificates of Distinction in Honors and Service</w:t>
+      </w:r>
+      <w:r>
+        <w:rPr>
+          <w:rFonts w:ascii="Calibri" w:hAnsi="Calibri" w:cs="Calibri"/>
+        </w:rPr>
+        <w:t>;</w:t>
+      </w:r>
+      <w:r>
+        <w:rPr>
+          <w:rFonts w:ascii="Calibri" w:hAnsi="Calibri" w:cs="Calibri"/>
+        </w:rPr>
+        <w:t xml:space="preserve"> Distinguished Research Fellowship</w:t>
+      </w:r>
+    </w:p>
+    <w:p>
+      <w:pPr>
+        <w:ind w:left="360"/>
+        <w:rPr>
+          <w:rFonts w:ascii="Calibri" w:hAnsi="Calibri" w:cs="Calibri"/>
+          <w:sz w:val="22"/>
+        </w:rPr>
+      </w:pPr>
+      <w:r>
+        <w:rPr>
+          <w:rFonts w:ascii="Calibri" w:hAnsi="Calibri" w:cs="Calibri"/>
+          <w:i/>
+          <w:iCs/>
+          <w:sz w:val="22"/>
+        </w:rPr>
+        <w:t>Coursework</w:t>
+      </w:r>
+      <w:r>
+        <w:rPr>
+          <w:rFonts w:ascii="Calibri" w:hAnsi="Calibri" w:cs="Calibri"/>
+          <w:sz w:val="22"/>
+        </w:rPr>
+        <w:t xml:space="preserve">: </w:t>
+      </w:r>
+      <w:r>
+        <w:rPr>
+          <w:rFonts w:ascii="Calibri" w:hAnsi="Calibri" w:cs="Calibri"/>
+          <w:sz w:val="22"/>
+        </w:rPr>
+        <w:t>Data Structures &amp; Algorithms, Operating Systems, Databases, Networking</w:t>
+      </w:r>
+      <w:r>
+        <w:rPr>
+          <w:rFonts w:ascii="Calibri" w:hAnsi="Calibri" w:cs="Calibri"/>
+          <w:sz w:val="22"/>
+        </w:rPr>
+        <w:t>, Software Engineering</w:t>
       </w:r>
     </w:p>
     <w:sectPr>
@@ -2108,6 +1763,458 @@
 <file path=word/numbering.xml><?xml version="1.0" encoding="utf-8"?>
 <w:numbering xmlns:wpc="http://schemas.microsoft.com/office/word/2010/wordprocessingCanvas" xmlns:cx="http://schemas.microsoft.com/office/drawing/2014/chartex" xmlns:cx1="http://schemas.microsoft.com/office/drawing/2015/9/8/chartex" xmlns:cx2="http://schemas.microsoft.com/office/drawing/2015/10/21/chartex" xmlns:cx3="http://schemas.microsoft.com/office/drawing/2016/5/9/chartex" xmlns:cx4="http://schemas.microsoft.com/office/drawing/2016/5/10/chartex" xmlns:cx5="http://schemas.microsoft.com/office/drawing/2016/5/11/chartex" xmlns:cx6="http://schemas.microsoft.com/office/drawing/2016/5/12/chartex" xmlns:cx7="http://schemas.microsoft.com/office/drawing/2016/5/13/chartex" xmlns:cx8="http://schemas.microsoft.com/office/drawing/2016/5/14/chartex" xmlns:mc="http://schemas.openxmlformats.org/markup-compatibility/2006" xmlns:aink="http://schemas.microsoft.com/office/drawing/2016/ink" xmlns:am3d="http://schemas.microsoft.com/office/drawing/2017/model3d" xmlns:o="urn:schemas-microsoft-com:office:office" xmlns:oel="http://schemas.microsoft.com/office/2019/extlst" xmlns:r="http://schemas.openxmlformats.org/officeDocument/2006/relationships" xmlns:m="http://schemas.openxmlformats.org/officeDocument/2006/math" xmlns:v="urn:schemas-microsoft-com:vml" xmlns:wp14="http://schemas.microsoft.com/office/word/2010/wordprocessingDrawing" xmlns:wp="http://schemas.openxmlformats.org/drawingml/2006/wordprocessingDrawing" xmlns:w10="urn:schemas-microsoft-com:office:word" xmlns:w="http://schemas.openxmlformats.org/wordprocessingml/2006/main" xmlns:w14="http://schemas.microsoft.com/office/word/2010/wordml" xmlns:w15="http://schemas.microsoft.com/office/word/2012/wordml" xmlns:w16cex="http://schemas.microsoft.com/office/word/2018/wordml/cex" xmlns:w16cid="http://schemas.microsoft.com/office/word/2016/wordml/cid" xmlns:w16="http://schemas.microsoft.com/office/word/2018/wordml" xmlns:w16du="http://schemas.microsoft.com/office/word/2023/wordml/word16du" xmlns:w16sdtdh="http://schemas.microsoft.com/office/word/2020/wordml/sdtdatahash" xmlns:w16sdtfl="http://schemas.microsoft.com/office/word/2024/wordml/sdtformatlock" xmlns:w16se="http://schemas.microsoft.com/office/word/2015/wordml/symex" xmlns:wpg="http://schemas.microsoft.com/office/word/2010/wordprocessingGroup" xmlns:wpi="http://schemas.microsoft.com/office/word/2010/wordprocessingInk" xmlns:wne="http://schemas.microsoft.com/office/word/2006/wordml" xmlns:wps="http://schemas.microsoft.com/office/word/2010/wordprocessingShape" mc:Ignorable="w14 w15 w16se w16cid w16 w16cex w16sdtdh w16sdtfl w16du wp14">
   <w:abstractNum w:abstractNumId="0" w15:restartNumberingAfterBreak="0">
+    <w:nsid w:val="00A30C39"/>
+    <w:multiLevelType w:val="hybridMultilevel"/>
+    <w:tmpl w:val="9EF0E966"/>
+    <w:lvl w:ilvl="0" w:tplc="04090001">
+      <w:start w:val="1"/>
+      <w:numFmt w:val="bullet"/>
+      <w:lvlText w:val=""/>
+      <w:lvlJc w:val="left"/>
+      <w:pPr>
+        <w:ind w:left="720" w:hanging="360"/>
+      </w:pPr>
+      <w:rPr>
+        <w:rFonts w:ascii="Symbol" w:hAnsi="Symbol" w:hint="default"/>
+      </w:rPr>
+    </w:lvl>
+    <w:lvl w:ilvl="1" w:tplc="04090003" w:tentative="1">
+      <w:start w:val="1"/>
+      <w:numFmt w:val="bullet"/>
+      <w:lvlText w:val="o"/>
+      <w:lvlJc w:val="left"/>
+      <w:pPr>
+        <w:ind w:left="1440" w:hanging="360"/>
+      </w:pPr>
+      <w:rPr>
+        <w:rFonts w:ascii="Courier New" w:hAnsi="Courier New" w:cs="Courier New" w:hint="default"/>
+      </w:rPr>
+    </w:lvl>
+    <w:lvl w:ilvl="2" w:tplc="04090005" w:tentative="1">
+      <w:start w:val="1"/>
+      <w:numFmt w:val="bullet"/>
+      <w:lvlText w:val=""/>
+      <w:lvlJc w:val="left"/>
+      <w:pPr>
+        <w:ind w:left="2160" w:hanging="360"/>
+      </w:pPr>
+      <w:rPr>
+        <w:rFonts w:ascii="Wingdings" w:hAnsi="Wingdings" w:hint="default"/>
+      </w:rPr>
+    </w:lvl>
+    <w:lvl w:ilvl="3" w:tplc="04090001" w:tentative="1">
+      <w:start w:val="1"/>
+      <w:numFmt w:val="bullet"/>
+      <w:lvlText w:val=""/>
+      <w:lvlJc w:val="left"/>
+      <w:pPr>
+        <w:ind w:left="2880" w:hanging="360"/>
+      </w:pPr>
+      <w:rPr>
+        <w:rFonts w:ascii="Symbol" w:hAnsi="Symbol" w:hint="default"/>
+      </w:rPr>
+    </w:lvl>
+    <w:lvl w:ilvl="4" w:tplc="04090003" w:tentative="1">
+      <w:start w:val="1"/>
+      <w:numFmt w:val="bullet"/>
+      <w:lvlText w:val="o"/>
+      <w:lvlJc w:val="left"/>
+      <w:pPr>
+        <w:ind w:left="3600" w:hanging="360"/>
+      </w:pPr>
+      <w:rPr>
+        <w:rFonts w:ascii="Courier New" w:hAnsi="Courier New" w:cs="Courier New" w:hint="default"/>
+      </w:rPr>
+    </w:lvl>
+    <w:lvl w:ilvl="5" w:tplc="04090005" w:tentative="1">
+      <w:start w:val="1"/>
+      <w:numFmt w:val="bullet"/>
+      <w:lvlText w:val=""/>
+      <w:lvlJc w:val="left"/>
+      <w:pPr>
+        <w:ind w:left="4320" w:hanging="360"/>
+      </w:pPr>
+      <w:rPr>
+        <w:rFonts w:ascii="Wingdings" w:hAnsi="Wingdings" w:hint="default"/>
+      </w:rPr>
+    </w:lvl>
+    <w:lvl w:ilvl="6" w:tplc="04090001" w:tentative="1">
+      <w:start w:val="1"/>
+      <w:numFmt w:val="bullet"/>
+      <w:lvlText w:val=""/>
+      <w:lvlJc w:val="left"/>
+      <w:pPr>
+        <w:ind w:left="5040" w:hanging="360"/>
+      </w:pPr>
+      <w:rPr>
+        <w:rFonts w:ascii="Symbol" w:hAnsi="Symbol" w:hint="default"/>
+      </w:rPr>
+    </w:lvl>
+    <w:lvl w:ilvl="7" w:tplc="04090003" w:tentative="1">
+      <w:start w:val="1"/>
+      <w:numFmt w:val="bullet"/>
+      <w:lvlText w:val="o"/>
+      <w:lvlJc w:val="left"/>
+      <w:pPr>
+        <w:ind w:left="5760" w:hanging="360"/>
+      </w:pPr>
+      <w:rPr>
+        <w:rFonts w:ascii="Courier New" w:hAnsi="Courier New" w:cs="Courier New" w:hint="default"/>
+      </w:rPr>
+    </w:lvl>
+    <w:lvl w:ilvl="8" w:tplc="04090005" w:tentative="1">
+      <w:start w:val="1"/>
+      <w:numFmt w:val="bullet"/>
+      <w:lvlText w:val=""/>
+      <w:lvlJc w:val="left"/>
+      <w:pPr>
+        <w:ind w:left="6480" w:hanging="360"/>
+      </w:pPr>
+      <w:rPr>
+        <w:rFonts w:ascii="Wingdings" w:hAnsi="Wingdings" w:hint="default"/>
+      </w:rPr>
+    </w:lvl>
+  </w:abstractNum>
+  <w:abstractNum w:abstractNumId="1" w15:restartNumberingAfterBreak="0">
+    <w:nsid w:val="117D1210"/>
+    <w:multiLevelType w:val="hybridMultilevel"/>
+    <w:tmpl w:val="65248A00"/>
+    <w:lvl w:ilvl="0" w:tplc="04090001">
+      <w:start w:val="1"/>
+      <w:numFmt w:val="bullet"/>
+      <w:lvlText w:val=""/>
+      <w:lvlJc w:val="left"/>
+      <w:pPr>
+        <w:ind w:left="720" w:hanging="360"/>
+      </w:pPr>
+      <w:rPr>
+        <w:rFonts w:ascii="Symbol" w:hAnsi="Symbol" w:hint="default"/>
+      </w:rPr>
+    </w:lvl>
+    <w:lvl w:ilvl="1" w:tplc="04090003" w:tentative="1">
+      <w:start w:val="1"/>
+      <w:numFmt w:val="bullet"/>
+      <w:lvlText w:val="o"/>
+      <w:lvlJc w:val="left"/>
+      <w:pPr>
+        <w:ind w:left="1440" w:hanging="360"/>
+      </w:pPr>
+      <w:rPr>
+        <w:rFonts w:ascii="Courier New" w:hAnsi="Courier New" w:cs="Courier New" w:hint="default"/>
+      </w:rPr>
+    </w:lvl>
+    <w:lvl w:ilvl="2" w:tplc="04090005" w:tentative="1">
+      <w:start w:val="1"/>
+      <w:numFmt w:val="bullet"/>
+      <w:lvlText w:val=""/>
+      <w:lvlJc w:val="left"/>
+      <w:pPr>
+        <w:ind w:left="2160" w:hanging="360"/>
+      </w:pPr>
+      <w:rPr>
+        <w:rFonts w:ascii="Wingdings" w:hAnsi="Wingdings" w:hint="default"/>
+      </w:rPr>
+    </w:lvl>
+    <w:lvl w:ilvl="3" w:tplc="04090001" w:tentative="1">
+      <w:start w:val="1"/>
+      <w:numFmt w:val="bullet"/>
+      <w:lvlText w:val=""/>
+      <w:lvlJc w:val="left"/>
+      <w:pPr>
+        <w:ind w:left="2880" w:hanging="360"/>
+      </w:pPr>
+      <w:rPr>
+        <w:rFonts w:ascii="Symbol" w:hAnsi="Symbol" w:hint="default"/>
+      </w:rPr>
+    </w:lvl>
+    <w:lvl w:ilvl="4" w:tplc="04090003" w:tentative="1">
+      <w:start w:val="1"/>
+      <w:numFmt w:val="bullet"/>
+      <w:lvlText w:val="o"/>
+      <w:lvlJc w:val="left"/>
+      <w:pPr>
+        <w:ind w:left="3600" w:hanging="360"/>
+      </w:pPr>
+      <w:rPr>
+        <w:rFonts w:ascii="Courier New" w:hAnsi="Courier New" w:cs="Courier New" w:hint="default"/>
+      </w:rPr>
+    </w:lvl>
+    <w:lvl w:ilvl="5" w:tplc="04090005" w:tentative="1">
+      <w:start w:val="1"/>
+      <w:numFmt w:val="bullet"/>
+      <w:lvlText w:val=""/>
+      <w:lvlJc w:val="left"/>
+      <w:pPr>
+        <w:ind w:left="4320" w:hanging="360"/>
+      </w:pPr>
+      <w:rPr>
+        <w:rFonts w:ascii="Wingdings" w:hAnsi="Wingdings" w:hint="default"/>
+      </w:rPr>
+    </w:lvl>
+    <w:lvl w:ilvl="6" w:tplc="04090001" w:tentative="1">
+      <w:start w:val="1"/>
+      <w:numFmt w:val="bullet"/>
+      <w:lvlText w:val=""/>
+      <w:lvlJc w:val="left"/>
+      <w:pPr>
+        <w:ind w:left="5040" w:hanging="360"/>
+      </w:pPr>
+      <w:rPr>
+        <w:rFonts w:ascii="Symbol" w:hAnsi="Symbol" w:hint="default"/>
+      </w:rPr>
+    </w:lvl>
+    <w:lvl w:ilvl="7" w:tplc="04090003" w:tentative="1">
+      <w:start w:val="1"/>
+      <w:numFmt w:val="bullet"/>
+      <w:lvlText w:val="o"/>
+      <w:lvlJc w:val="left"/>
+      <w:pPr>
+        <w:ind w:left="5760" w:hanging="360"/>
+      </w:pPr>
+      <w:rPr>
+        <w:rFonts w:ascii="Courier New" w:hAnsi="Courier New" w:cs="Courier New" w:hint="default"/>
+      </w:rPr>
+    </w:lvl>
+    <w:lvl w:ilvl="8" w:tplc="04090005" w:tentative="1">
+      <w:start w:val="1"/>
+      <w:numFmt w:val="bullet"/>
+      <w:lvlText w:val=""/>
+      <w:lvlJc w:val="left"/>
+      <w:pPr>
+        <w:ind w:left="6480" w:hanging="360"/>
+      </w:pPr>
+      <w:rPr>
+        <w:rFonts w:ascii="Wingdings" w:hAnsi="Wingdings" w:hint="default"/>
+      </w:rPr>
+    </w:lvl>
+  </w:abstractNum>
+  <w:abstractNum w:abstractNumId="2" w15:restartNumberingAfterBreak="0">
+    <w:nsid w:val="1D73730A"/>
+    <w:multiLevelType w:val="hybridMultilevel"/>
+    <w:tmpl w:val="2FDA48DE"/>
+    <w:lvl w:ilvl="0" w:tplc="04090001">
+      <w:start w:val="1"/>
+      <w:numFmt w:val="bullet"/>
+      <w:lvlText w:val=""/>
+      <w:lvlJc w:val="left"/>
+      <w:pPr>
+        <w:ind w:left="720" w:hanging="360"/>
+      </w:pPr>
+      <w:rPr>
+        <w:rFonts w:ascii="Symbol" w:hAnsi="Symbol" w:hint="default"/>
+      </w:rPr>
+    </w:lvl>
+    <w:lvl w:ilvl="1" w:tplc="04090003" w:tentative="1">
+      <w:start w:val="1"/>
+      <w:numFmt w:val="bullet"/>
+      <w:lvlText w:val="o"/>
+      <w:lvlJc w:val="left"/>
+      <w:pPr>
+        <w:ind w:left="1440" w:hanging="360"/>
+      </w:pPr>
+      <w:rPr>
+        <w:rFonts w:ascii="Courier New" w:hAnsi="Courier New" w:cs="Courier New" w:hint="default"/>
+      </w:rPr>
+    </w:lvl>
+    <w:lvl w:ilvl="2" w:tplc="04090005" w:tentative="1">
+      <w:start w:val="1"/>
+      <w:numFmt w:val="bullet"/>
+      <w:lvlText w:val=""/>
+      <w:lvlJc w:val="left"/>
+      <w:pPr>
+        <w:ind w:left="2160" w:hanging="360"/>
+      </w:pPr>
+      <w:rPr>
+        <w:rFonts w:ascii="Wingdings" w:hAnsi="Wingdings" w:hint="default"/>
+      </w:rPr>
+    </w:lvl>
+    <w:lvl w:ilvl="3" w:tplc="04090001" w:tentative="1">
+      <w:start w:val="1"/>
+      <w:numFmt w:val="bullet"/>
+      <w:lvlText w:val=""/>
+      <w:lvlJc w:val="left"/>
+      <w:pPr>
+        <w:ind w:left="2880" w:hanging="360"/>
+      </w:pPr>
+      <w:rPr>
+        <w:rFonts w:ascii="Symbol" w:hAnsi="Symbol" w:hint="default"/>
+      </w:rPr>
+    </w:lvl>
+    <w:lvl w:ilvl="4" w:tplc="04090003" w:tentative="1">
+      <w:start w:val="1"/>
+      <w:numFmt w:val="bullet"/>
+      <w:lvlText w:val="o"/>
+      <w:lvlJc w:val="left"/>
+      <w:pPr>
+        <w:ind w:left="3600" w:hanging="360"/>
+      </w:pPr>
+      <w:rPr>
+        <w:rFonts w:ascii="Courier New" w:hAnsi="Courier New" w:cs="Courier New" w:hint="default"/>
+      </w:rPr>
+    </w:lvl>
+    <w:lvl w:ilvl="5" w:tplc="04090005" w:tentative="1">
+      <w:start w:val="1"/>
+      <w:numFmt w:val="bullet"/>
+      <w:lvlText w:val=""/>
+      <w:lvlJc w:val="left"/>
+      <w:pPr>
+        <w:ind w:left="4320" w:hanging="360"/>
+      </w:pPr>
+      <w:rPr>
+        <w:rFonts w:ascii="Wingdings" w:hAnsi="Wingdings" w:hint="default"/>
+      </w:rPr>
+    </w:lvl>
+    <w:lvl w:ilvl="6" w:tplc="04090001" w:tentative="1">
+      <w:start w:val="1"/>
+      <w:numFmt w:val="bullet"/>
+      <w:lvlText w:val=""/>
+      <w:lvlJc w:val="left"/>
+      <w:pPr>
+        <w:ind w:left="5040" w:hanging="360"/>
+      </w:pPr>
+      <w:rPr>
+        <w:rFonts w:ascii="Symbol" w:hAnsi="Symbol" w:hint="default"/>
+      </w:rPr>
+    </w:lvl>
+    <w:lvl w:ilvl="7" w:tplc="04090003" w:tentative="1">
+      <w:start w:val="1"/>
+      <w:numFmt w:val="bullet"/>
+      <w:lvlText w:val="o"/>
+      <w:lvlJc w:val="left"/>
+      <w:pPr>
+        <w:ind w:left="5760" w:hanging="360"/>
+      </w:pPr>
+      <w:rPr>
+        <w:rFonts w:ascii="Courier New" w:hAnsi="Courier New" w:cs="Courier New" w:hint="default"/>
+      </w:rPr>
+    </w:lvl>
+    <w:lvl w:ilvl="8" w:tplc="04090005" w:tentative="1">
+      <w:start w:val="1"/>
+      <w:numFmt w:val="bullet"/>
+      <w:lvlText w:val=""/>
+      <w:lvlJc w:val="left"/>
+      <w:pPr>
+        <w:ind w:left="6480" w:hanging="360"/>
+      </w:pPr>
+      <w:rPr>
+        <w:rFonts w:ascii="Wingdings" w:hAnsi="Wingdings" w:hint="default"/>
+      </w:rPr>
+    </w:lvl>
+  </w:abstractNum>
+  <w:abstractNum w:abstractNumId="3" w15:restartNumberingAfterBreak="0">
+    <w:nsid w:val="2E9B33DE"/>
+    <w:multiLevelType w:val="hybridMultilevel"/>
+    <w:tmpl w:val="20605990"/>
+    <w:lvl w:ilvl="0" w:tplc="04090001">
+      <w:start w:val="1"/>
+      <w:numFmt w:val="bullet"/>
+      <w:lvlText w:val=""/>
+      <w:lvlJc w:val="left"/>
+      <w:pPr>
+        <w:ind w:left="720" w:hanging="360"/>
+      </w:pPr>
+      <w:rPr>
+        <w:rFonts w:ascii="Symbol" w:hAnsi="Symbol" w:hint="default"/>
+      </w:rPr>
+    </w:lvl>
+    <w:lvl w:ilvl="1" w:tplc="04090003" w:tentative="1">
+      <w:start w:val="1"/>
+      <w:numFmt w:val="bullet"/>
+      <w:lvlText w:val="o"/>
+      <w:lvlJc w:val="left"/>
+      <w:pPr>
+        <w:ind w:left="1440" w:hanging="360"/>
+      </w:pPr>
+      <w:rPr>
+        <w:rFonts w:ascii="Courier New" w:hAnsi="Courier New" w:cs="Courier New" w:hint="default"/>
+      </w:rPr>
+    </w:lvl>
+    <w:lvl w:ilvl="2" w:tplc="04090005" w:tentative="1">
+      <w:start w:val="1"/>
+      <w:numFmt w:val="bullet"/>
+      <w:lvlText w:val=""/>
+      <w:lvlJc w:val="left"/>
+      <w:pPr>
+        <w:ind w:left="2160" w:hanging="360"/>
+      </w:pPr>
+      <w:rPr>
+        <w:rFonts w:ascii="Wingdings" w:hAnsi="Wingdings" w:hint="default"/>
+      </w:rPr>
+    </w:lvl>
+    <w:lvl w:ilvl="3" w:tplc="04090001" w:tentative="1">
+      <w:start w:val="1"/>
+      <w:numFmt w:val="bullet"/>
+      <w:lvlText w:val=""/>
+      <w:lvlJc w:val="left"/>
+      <w:pPr>
+        <w:ind w:left="2880" w:hanging="360"/>
+      </w:pPr>
+      <w:rPr>
+        <w:rFonts w:ascii="Symbol" w:hAnsi="Symbol" w:hint="default"/>
+      </w:rPr>
+    </w:lvl>
+    <w:lvl w:ilvl="4" w:tplc="04090003" w:tentative="1">
+      <w:start w:val="1"/>
+      <w:numFmt w:val="bullet"/>
+      <w:lvlText w:val="o"/>
+      <w:lvlJc w:val="left"/>
+      <w:pPr>
+        <w:ind w:left="3600" w:hanging="360"/>
+      </w:pPr>
+      <w:rPr>
+        <w:rFonts w:ascii="Courier New" w:hAnsi="Courier New" w:cs="Courier New" w:hint="default"/>
+      </w:rPr>
+    </w:lvl>
+    <w:lvl w:ilvl="5" w:tplc="04090005" w:tentative="1">
+      <w:start w:val="1"/>
+      <w:numFmt w:val="bullet"/>
+      <w:lvlText w:val=""/>
+      <w:lvlJc w:val="left"/>
+      <w:pPr>
+        <w:ind w:left="4320" w:hanging="360"/>
+      </w:pPr>
+      <w:rPr>
+        <w:rFonts w:ascii="Wingdings" w:hAnsi="Wingdings" w:hint="default"/>
+      </w:rPr>
+    </w:lvl>
+    <w:lvl w:ilvl="6" w:tplc="04090001" w:tentative="1">
+      <w:start w:val="1"/>
+      <w:numFmt w:val="bullet"/>
+      <w:lvlText w:val=""/>
+      <w:lvlJc w:val="left"/>
+      <w:pPr>
+        <w:ind w:left="5040" w:hanging="360"/>
+      </w:pPr>
+      <w:rPr>
+        <w:rFonts w:ascii="Symbol" w:hAnsi="Symbol" w:hint="default"/>
+      </w:rPr>
+    </w:lvl>
+    <w:lvl w:ilvl="7" w:tplc="04090003" w:tentative="1">
+      <w:start w:val="1"/>
+      <w:numFmt w:val="bullet"/>
+      <w:lvlText w:val="o"/>
+      <w:lvlJc w:val="left"/>
+      <w:pPr>
+        <w:ind w:left="5760" w:hanging="360"/>
+      </w:pPr>
+      <w:rPr>
+        <w:rFonts w:ascii="Courier New" w:hAnsi="Courier New" w:cs="Courier New" w:hint="default"/>
+      </w:rPr>
+    </w:lvl>
+    <w:lvl w:ilvl="8" w:tplc="04090005" w:tentative="1">
+      <w:start w:val="1"/>
+      <w:numFmt w:val="bullet"/>
+      <w:lvlText w:val=""/>
+      <w:lvlJc w:val="left"/>
+      <w:pPr>
+        <w:ind w:left="6480" w:hanging="360"/>
+      </w:pPr>
+      <w:rPr>
+        <w:rFonts w:ascii="Wingdings" w:hAnsi="Wingdings" w:hint="default"/>
+      </w:rPr>
+    </w:lvl>
+  </w:abstractNum>
+  <w:abstractNum w:abstractNumId="4" w15:restartNumberingAfterBreak="0">
     <w:nsid w:val="358C7EBC"/>
     <w:multiLevelType w:val="hybridMultilevel"/>
     <w:tmpl w:val="A75C04C2"/>
@@ -2117,6 +2224,119 @@
       <w:lvlText w:val=""/>
       <w:lvlJc w:val="left"/>
       <w:pPr>
+        <w:ind w:left="-144" w:hanging="360"/>
+      </w:pPr>
+      <w:rPr>
+        <w:rFonts w:ascii="Symbol" w:hAnsi="Symbol" w:hint="default"/>
+      </w:rPr>
+    </w:lvl>
+    <w:lvl w:ilvl="1" w:tplc="04090003" w:tentative="1">
+      <w:start w:val="1"/>
+      <w:numFmt w:val="bullet"/>
+      <w:lvlText w:val="o"/>
+      <w:lvlJc w:val="left"/>
+      <w:pPr>
+        <w:ind w:left="576" w:hanging="360"/>
+      </w:pPr>
+      <w:rPr>
+        <w:rFonts w:ascii="Courier New" w:hAnsi="Courier New" w:cs="Courier New" w:hint="default"/>
+      </w:rPr>
+    </w:lvl>
+    <w:lvl w:ilvl="2" w:tplc="04090005" w:tentative="1">
+      <w:start w:val="1"/>
+      <w:numFmt w:val="bullet"/>
+      <w:lvlText w:val=""/>
+      <w:lvlJc w:val="left"/>
+      <w:pPr>
+        <w:ind w:left="1296" w:hanging="360"/>
+      </w:pPr>
+      <w:rPr>
+        <w:rFonts w:ascii="Wingdings" w:hAnsi="Wingdings" w:hint="default"/>
+      </w:rPr>
+    </w:lvl>
+    <w:lvl w:ilvl="3" w:tplc="04090001" w:tentative="1">
+      <w:start w:val="1"/>
+      <w:numFmt w:val="bullet"/>
+      <w:lvlText w:val=""/>
+      <w:lvlJc w:val="left"/>
+      <w:pPr>
+        <w:ind w:left="2016" w:hanging="360"/>
+      </w:pPr>
+      <w:rPr>
+        <w:rFonts w:ascii="Symbol" w:hAnsi="Symbol" w:hint="default"/>
+      </w:rPr>
+    </w:lvl>
+    <w:lvl w:ilvl="4" w:tplc="04090003" w:tentative="1">
+      <w:start w:val="1"/>
+      <w:numFmt w:val="bullet"/>
+      <w:lvlText w:val="o"/>
+      <w:lvlJc w:val="left"/>
+      <w:pPr>
+        <w:ind w:left="2736" w:hanging="360"/>
+      </w:pPr>
+      <w:rPr>
+        <w:rFonts w:ascii="Courier New" w:hAnsi="Courier New" w:cs="Courier New" w:hint="default"/>
+      </w:rPr>
+    </w:lvl>
+    <w:lvl w:ilvl="5" w:tplc="04090005" w:tentative="1">
+      <w:start w:val="1"/>
+      <w:numFmt w:val="bullet"/>
+      <w:lvlText w:val=""/>
+      <w:lvlJc w:val="left"/>
+      <w:pPr>
+        <w:ind w:left="3456" w:hanging="360"/>
+      </w:pPr>
+      <w:rPr>
+        <w:rFonts w:ascii="Wingdings" w:hAnsi="Wingdings" w:hint="default"/>
+      </w:rPr>
+    </w:lvl>
+    <w:lvl w:ilvl="6" w:tplc="04090001" w:tentative="1">
+      <w:start w:val="1"/>
+      <w:numFmt w:val="bullet"/>
+      <w:lvlText w:val=""/>
+      <w:lvlJc w:val="left"/>
+      <w:pPr>
+        <w:ind w:left="4176" w:hanging="360"/>
+      </w:pPr>
+      <w:rPr>
+        <w:rFonts w:ascii="Symbol" w:hAnsi="Symbol" w:hint="default"/>
+      </w:rPr>
+    </w:lvl>
+    <w:lvl w:ilvl="7" w:tplc="04090003" w:tentative="1">
+      <w:start w:val="1"/>
+      <w:numFmt w:val="bullet"/>
+      <w:lvlText w:val="o"/>
+      <w:lvlJc w:val="left"/>
+      <w:pPr>
+        <w:ind w:left="4896" w:hanging="360"/>
+      </w:pPr>
+      <w:rPr>
+        <w:rFonts w:ascii="Courier New" w:hAnsi="Courier New" w:cs="Courier New" w:hint="default"/>
+      </w:rPr>
+    </w:lvl>
+    <w:lvl w:ilvl="8" w:tplc="04090005" w:tentative="1">
+      <w:start w:val="1"/>
+      <w:numFmt w:val="bullet"/>
+      <w:lvlText w:val=""/>
+      <w:lvlJc w:val="left"/>
+      <w:pPr>
+        <w:ind w:left="5616" w:hanging="360"/>
+      </w:pPr>
+      <w:rPr>
+        <w:rFonts w:ascii="Wingdings" w:hAnsi="Wingdings" w:hint="default"/>
+      </w:rPr>
+    </w:lvl>
+  </w:abstractNum>
+  <w:abstractNum w:abstractNumId="5" w15:restartNumberingAfterBreak="0">
+    <w:nsid w:val="3B4D3C80"/>
+    <w:multiLevelType w:val="hybridMultilevel"/>
+    <w:tmpl w:val="9202F8F2"/>
+    <w:lvl w:ilvl="0" w:tplc="04090001">
+      <w:start w:val="1"/>
+      <w:numFmt w:val="bullet"/>
+      <w:lvlText w:val=""/>
+      <w:lvlJc w:val="left"/>
+      <w:pPr>
         <w:ind w:left="720" w:hanging="360"/>
       </w:pPr>
       <w:rPr>
@@ -2220,7 +2440,7 @@
       </w:rPr>
     </w:lvl>
   </w:abstractNum>
-  <w:abstractNum w:abstractNumId="1" w15:restartNumberingAfterBreak="0">
+  <w:abstractNum w:abstractNumId="6" w15:restartNumberingAfterBreak="0">
     <w:nsid w:val="562D4B31"/>
     <w:multiLevelType w:val="hybridMultilevel"/>
     <w:tmpl w:val="6EC62BE6"/>
@@ -2333,7 +2553,120 @@
       </w:rPr>
     </w:lvl>
   </w:abstractNum>
-  <w:abstractNum w:abstractNumId="2" w15:restartNumberingAfterBreak="0">
+  <w:abstractNum w:abstractNumId="7" w15:restartNumberingAfterBreak="0">
+    <w:nsid w:val="67737E82"/>
+    <w:multiLevelType w:val="hybridMultilevel"/>
+    <w:tmpl w:val="465205DE"/>
+    <w:lvl w:ilvl="0" w:tplc="04090001">
+      <w:start w:val="1"/>
+      <w:numFmt w:val="bullet"/>
+      <w:lvlText w:val=""/>
+      <w:lvlJc w:val="left"/>
+      <w:pPr>
+        <w:ind w:left="720" w:hanging="360"/>
+      </w:pPr>
+      <w:rPr>
+        <w:rFonts w:ascii="Symbol" w:hAnsi="Symbol" w:hint="default"/>
+      </w:rPr>
+    </w:lvl>
+    <w:lvl w:ilvl="1" w:tplc="04090003" w:tentative="1">
+      <w:start w:val="1"/>
+      <w:numFmt w:val="bullet"/>
+      <w:lvlText w:val="o"/>
+      <w:lvlJc w:val="left"/>
+      <w:pPr>
+        <w:ind w:left="1440" w:hanging="360"/>
+      </w:pPr>
+      <w:rPr>
+        <w:rFonts w:ascii="Courier New" w:hAnsi="Courier New" w:cs="Courier New" w:hint="default"/>
+      </w:rPr>
+    </w:lvl>
+    <w:lvl w:ilvl="2" w:tplc="04090005" w:tentative="1">
+      <w:start w:val="1"/>
+      <w:numFmt w:val="bullet"/>
+      <w:lvlText w:val=""/>
+      <w:lvlJc w:val="left"/>
+      <w:pPr>
+        <w:ind w:left="2160" w:hanging="360"/>
+      </w:pPr>
+      <w:rPr>
+        <w:rFonts w:ascii="Wingdings" w:hAnsi="Wingdings" w:hint="default"/>
+      </w:rPr>
+    </w:lvl>
+    <w:lvl w:ilvl="3" w:tplc="04090001" w:tentative="1">
+      <w:start w:val="1"/>
+      <w:numFmt w:val="bullet"/>
+      <w:lvlText w:val=""/>
+      <w:lvlJc w:val="left"/>
+      <w:pPr>
+        <w:ind w:left="2880" w:hanging="360"/>
+      </w:pPr>
+      <w:rPr>
+        <w:rFonts w:ascii="Symbol" w:hAnsi="Symbol" w:hint="default"/>
+      </w:rPr>
+    </w:lvl>
+    <w:lvl w:ilvl="4" w:tplc="04090003" w:tentative="1">
+      <w:start w:val="1"/>
+      <w:numFmt w:val="bullet"/>
+      <w:lvlText w:val="o"/>
+      <w:lvlJc w:val="left"/>
+      <w:pPr>
+        <w:ind w:left="3600" w:hanging="360"/>
+      </w:pPr>
+      <w:rPr>
+        <w:rFonts w:ascii="Courier New" w:hAnsi="Courier New" w:cs="Courier New" w:hint="default"/>
+      </w:rPr>
+    </w:lvl>
+    <w:lvl w:ilvl="5" w:tplc="04090005" w:tentative="1">
+      <w:start w:val="1"/>
+      <w:numFmt w:val="bullet"/>
+      <w:lvlText w:val=""/>
+      <w:lvlJc w:val="left"/>
+      <w:pPr>
+        <w:ind w:left="4320" w:hanging="360"/>
+      </w:pPr>
+      <w:rPr>
+        <w:rFonts w:ascii="Wingdings" w:hAnsi="Wingdings" w:hint="default"/>
+      </w:rPr>
+    </w:lvl>
+    <w:lvl w:ilvl="6" w:tplc="04090001" w:tentative="1">
+      <w:start w:val="1"/>
+      <w:numFmt w:val="bullet"/>
+      <w:lvlText w:val=""/>
+      <w:lvlJc w:val="left"/>
+      <w:pPr>
+        <w:ind w:left="5040" w:hanging="360"/>
+      </w:pPr>
+      <w:rPr>
+        <w:rFonts w:ascii="Symbol" w:hAnsi="Symbol" w:hint="default"/>
+      </w:rPr>
+    </w:lvl>
+    <w:lvl w:ilvl="7" w:tplc="04090003" w:tentative="1">
+      <w:start w:val="1"/>
+      <w:numFmt w:val="bullet"/>
+      <w:lvlText w:val="o"/>
+      <w:lvlJc w:val="left"/>
+      <w:pPr>
+        <w:ind w:left="5760" w:hanging="360"/>
+      </w:pPr>
+      <w:rPr>
+        <w:rFonts w:ascii="Courier New" w:hAnsi="Courier New" w:cs="Courier New" w:hint="default"/>
+      </w:rPr>
+    </w:lvl>
+    <w:lvl w:ilvl="8" w:tplc="04090005" w:tentative="1">
+      <w:start w:val="1"/>
+      <w:numFmt w:val="bullet"/>
+      <w:lvlText w:val=""/>
+      <w:lvlJc w:val="left"/>
+      <w:pPr>
+        <w:ind w:left="6480" w:hanging="360"/>
+      </w:pPr>
+      <w:rPr>
+        <w:rFonts w:ascii="Wingdings" w:hAnsi="Wingdings" w:hint="default"/>
+      </w:rPr>
+    </w:lvl>
+  </w:abstractNum>
+  <w:abstractNum w:abstractNumId="8" w15:restartNumberingAfterBreak="0">
     <w:nsid w:val="70750EAB"/>
     <w:multiLevelType w:val="hybridMultilevel"/>
     <w:tmpl w:val="CBC84958"/>
@@ -2446,7 +2779,120 @@
       </w:rPr>
     </w:lvl>
   </w:abstractNum>
-  <w:abstractNum w:abstractNumId="3" w15:restartNumberingAfterBreak="0">
+  <w:abstractNum w:abstractNumId="9" w15:restartNumberingAfterBreak="0">
+    <w:nsid w:val="7C5C287F"/>
+    <w:multiLevelType w:val="hybridMultilevel"/>
+    <w:tmpl w:val="7B0266B8"/>
+    <w:lvl w:ilvl="0" w:tplc="04090001">
+      <w:start w:val="1"/>
+      <w:numFmt w:val="bullet"/>
+      <w:lvlText w:val=""/>
+      <w:lvlJc w:val="left"/>
+      <w:pPr>
+        <w:ind w:left="360" w:hanging="360"/>
+      </w:pPr>
+      <w:rPr>
+        <w:rFonts w:ascii="Symbol" w:hAnsi="Symbol" w:hint="default"/>
+      </w:rPr>
+    </w:lvl>
+    <w:lvl w:ilvl="1" w:tplc="04090003" w:tentative="1">
+      <w:start w:val="1"/>
+      <w:numFmt w:val="bullet"/>
+      <w:lvlText w:val="o"/>
+      <w:lvlJc w:val="left"/>
+      <w:pPr>
+        <w:ind w:left="1080" w:hanging="360"/>
+      </w:pPr>
+      <w:rPr>
+        <w:rFonts w:ascii="Courier New" w:hAnsi="Courier New" w:cs="Courier New" w:hint="default"/>
+      </w:rPr>
+    </w:lvl>
+    <w:lvl w:ilvl="2" w:tplc="04090005" w:tentative="1">
+      <w:start w:val="1"/>
+      <w:numFmt w:val="bullet"/>
+      <w:lvlText w:val=""/>
+      <w:lvlJc w:val="left"/>
+      <w:pPr>
+        <w:ind w:left="1800" w:hanging="360"/>
+      </w:pPr>
+      <w:rPr>
+        <w:rFonts w:ascii="Wingdings" w:hAnsi="Wingdings" w:hint="default"/>
+      </w:rPr>
+    </w:lvl>
+    <w:lvl w:ilvl="3" w:tplc="04090001" w:tentative="1">
+      <w:start w:val="1"/>
+      <w:numFmt w:val="bullet"/>
+      <w:lvlText w:val=""/>
+      <w:lvlJc w:val="left"/>
+      <w:pPr>
+        <w:ind w:left="2520" w:hanging="360"/>
+      </w:pPr>
+      <w:rPr>
+        <w:rFonts w:ascii="Symbol" w:hAnsi="Symbol" w:hint="default"/>
+      </w:rPr>
+    </w:lvl>
+    <w:lvl w:ilvl="4" w:tplc="04090003" w:tentative="1">
+      <w:start w:val="1"/>
+      <w:numFmt w:val="bullet"/>
+      <w:lvlText w:val="o"/>
+      <w:lvlJc w:val="left"/>
+      <w:pPr>
+        <w:ind w:left="3240" w:hanging="360"/>
+      </w:pPr>
+      <w:rPr>
+        <w:rFonts w:ascii="Courier New" w:hAnsi="Courier New" w:cs="Courier New" w:hint="default"/>
+      </w:rPr>
+    </w:lvl>
+    <w:lvl w:ilvl="5" w:tplc="04090005" w:tentative="1">
+      <w:start w:val="1"/>
+      <w:numFmt w:val="bullet"/>
+      <w:lvlText w:val=""/>
+      <w:lvlJc w:val="left"/>
+      <w:pPr>
+        <w:ind w:left="3960" w:hanging="360"/>
+      </w:pPr>
+      <w:rPr>
+        <w:rFonts w:ascii="Wingdings" w:hAnsi="Wingdings" w:hint="default"/>
+      </w:rPr>
+    </w:lvl>
+    <w:lvl w:ilvl="6" w:tplc="04090001" w:tentative="1">
+      <w:start w:val="1"/>
+      <w:numFmt w:val="bullet"/>
+      <w:lvlText w:val=""/>
+      <w:lvlJc w:val="left"/>
+      <w:pPr>
+        <w:ind w:left="4680" w:hanging="360"/>
+      </w:pPr>
+      <w:rPr>
+        <w:rFonts w:ascii="Symbol" w:hAnsi="Symbol" w:hint="default"/>
+      </w:rPr>
+    </w:lvl>
+    <w:lvl w:ilvl="7" w:tplc="04090003" w:tentative="1">
+      <w:start w:val="1"/>
+      <w:numFmt w:val="bullet"/>
+      <w:lvlText w:val="o"/>
+      <w:lvlJc w:val="left"/>
+      <w:pPr>
+        <w:ind w:left="5400" w:hanging="360"/>
+      </w:pPr>
+      <w:rPr>
+        <w:rFonts w:ascii="Courier New" w:hAnsi="Courier New" w:cs="Courier New" w:hint="default"/>
+      </w:rPr>
+    </w:lvl>
+    <w:lvl w:ilvl="8" w:tplc="04090005" w:tentative="1">
+      <w:start w:val="1"/>
+      <w:numFmt w:val="bullet"/>
+      <w:lvlText w:val=""/>
+      <w:lvlJc w:val="left"/>
+      <w:pPr>
+        <w:ind w:left="6120" w:hanging="360"/>
+      </w:pPr>
+      <w:rPr>
+        <w:rFonts w:ascii="Wingdings" w:hAnsi="Wingdings" w:hint="default"/>
+      </w:rPr>
+    </w:lvl>
+  </w:abstractNum>
+  <w:abstractNum w:abstractNumId="10" w15:restartNumberingAfterBreak="0">
     <w:nsid w:val="7D51553C"/>
     <w:multiLevelType w:val="hybridMultilevel"/>
     <w:tmpl w:val="39B675BC"/>
@@ -2560,16 +3006,37 @@
     </w:lvl>
   </w:abstractNum>
   <w:num w:numId="1" w16cid:durableId="110712291">
+    <w:abstractNumId w:val="4"/>
+  </w:num>
+  <w:num w:numId="2" w16cid:durableId="1190988203">
+    <w:abstractNumId w:val="6"/>
+  </w:num>
+  <w:num w:numId="3" w16cid:durableId="2124111435">
+    <w:abstractNumId w:val="10"/>
+  </w:num>
+  <w:num w:numId="4" w16cid:durableId="1004436207">
+    <w:abstractNumId w:val="8"/>
+  </w:num>
+  <w:num w:numId="5" w16cid:durableId="1951159404">
+    <w:abstractNumId w:val="9"/>
+  </w:num>
+  <w:num w:numId="6" w16cid:durableId="1296565052">
     <w:abstractNumId w:val="0"/>
   </w:num>
-  <w:num w:numId="2" w16cid:durableId="1190988203">
+  <w:num w:numId="7" w16cid:durableId="727071665">
+    <w:abstractNumId w:val="3"/>
+  </w:num>
+  <w:num w:numId="8" w16cid:durableId="1501433983">
     <w:abstractNumId w:val="1"/>
   </w:num>
-  <w:num w:numId="3" w16cid:durableId="2124111435">
-    <w:abstractNumId w:val="3"/>
+  <w:num w:numId="9" w16cid:durableId="962463654">
+    <w:abstractNumId w:val="2"/>
   </w:num>
-  <w:num w:numId="4" w16cid:durableId="1004436207">
-    <w:abstractNumId w:val="2"/>
+  <w:num w:numId="10" w16cid:durableId="991329757">
+    <w:abstractNumId w:val="7"/>
+  </w:num>
+  <w:num w:numId="11" w16cid:durableId="1603999869">
+    <w:abstractNumId w:val="5"/>
   </w:num>
 </w:numbering>
 </file>
@@ -3183,7 +3650,6 @@
   <w:style w:type="character" w:default="1" w:styleId="DefaultParagraphFont">
     <w:name w:val="Default Paragraph Font"/>
     <w:uiPriority w:val="1"/>
-    <w:semiHidden/>
     <w:unhideWhenUsed/>
   </w:style>
   <w:style w:type="table" w:default="1" w:styleId="TableNormal">
@@ -3601,6 +4067,18 @@
       <w:sz w:val="24"/>
     </w:rPr>
   </w:style>
+  <w:style w:type="character" w:styleId="FollowedHyperlink">
+    <w:name w:val="FollowedHyperlink"/>
+    <w:basedOn w:val="DefaultParagraphFont"/>
+    <w:uiPriority w:val="99"/>
+    <w:semiHidden/>
+    <w:unhideWhenUsed/>
+    <w:rsid w:val="00F90642"/>
+    <w:rPr>
+      <w:color w:val="96607D" w:themeColor="followedHyperlink"/>
+      <w:u w:val="single"/>
+    </w:rPr>
+  </w:style>
 </w:styles>
 </file>
 

--- a/resume/DJ_Dinnebeil_Resume.docx
+++ b/resume/DJ_Dinnebeil_Resume.docx
@@ -4,14 +4,6 @@
   <w:body>
     <w:p>
       <w:pPr>
-        <w:spacing w:line="240" w:lineRule="auto"/>
-        <w:rPr>
-          <w:rFonts w:ascii="Calibri" w:hAnsi="Calibri" w:cs="Calibri"/>
-          <w:sz w:val="36"/>
-          <w:szCs w:val="36"/>
-        </w:rPr>
-      </w:pPr>
-      <w:r>
         <w:rPr>
           <w:rFonts w:ascii="Calibri" w:hAnsi="Calibri" w:cs="Calibri"/>
           <w:b/>
@@ -19,19 +11,20 @@
           <w:sz w:val="36"/>
           <w:szCs w:val="36"/>
         </w:rPr>
+      </w:pPr>
+      <w:r>
+        <w:rPr>
+          <w:rFonts w:ascii="Calibri" w:hAnsi="Calibri" w:cs="Calibri"/>
+          <w:b/>
+          <w:bCs/>
+          <w:sz w:val="36"/>
+          <w:szCs w:val="36"/>
+        </w:rPr>
         <w:t>DJ Dinnebeil</w:t>
       </w:r>
     </w:p>
     <w:p>
       <w:pPr>
-        <w:spacing w:line="240" w:lineRule="auto"/>
-        <w:rPr>
-          <w:rFonts w:ascii="Calibri" w:hAnsi="Calibri" w:cs="Calibri"/>
-          <w:sz w:val="26"/>
-          <w:szCs w:val="26"/>
-        </w:rPr>
-      </w:pPr>
-      <w:r>
         <w:rPr>
           <w:rFonts w:ascii="Calibri" w:hAnsi="Calibri" w:cs="Calibri"/>
           <w:b/>
@@ -39,8 +32,7 @@
           <w:sz w:val="26"/>
           <w:szCs w:val="26"/>
         </w:rPr>
-        <w:t>Software Engineer |</w:t>
-      </w:r>
+      </w:pPr>
       <w:r>
         <w:rPr>
           <w:rFonts w:ascii="Calibri" w:hAnsi="Calibri" w:cs="Calibri"/>
@@ -49,7 +41,7 @@
           <w:sz w:val="26"/>
           <w:szCs w:val="26"/>
         </w:rPr>
-        <w:t xml:space="preserve"> AI Engineering |</w:t>
+        <w:t xml:space="preserve">Software Engineer | </w:t>
       </w:r>
       <w:r>
         <w:rPr>
@@ -59,7 +51,7 @@
           <w:sz w:val="26"/>
           <w:szCs w:val="26"/>
         </w:rPr>
-        <w:t xml:space="preserve"> Full-Stack Developer</w:t>
+        <w:t>Full-Stack &amp; AI Applications</w:t>
       </w:r>
     </w:p>
     <w:p>
@@ -67,28 +59,16 @@
         <w:rPr>
           <w:rFonts w:ascii="Calibri" w:hAnsi="Calibri" w:cs="Calibri"/>
           <w:sz w:val="22"/>
-        </w:rPr>
-      </w:pPr>
-      <w:r>
-        <w:rPr>
-          <w:rFonts w:ascii="Calibri" w:hAnsi="Calibri" w:cs="Calibri"/>
-          <w:sz w:val="22"/>
-        </w:rPr>
-        <w:t xml:space="preserve">Software engineer focused on backend development, data systems, and </w:t>
-      </w:r>
-      <w:r>
-        <w:rPr>
-          <w:rFonts w:ascii="Calibri" w:hAnsi="Calibri" w:cs="Calibri"/>
-          <w:sz w:val="22"/>
-        </w:rPr>
-        <w:t>production-ready</w:t>
-      </w:r>
-      <w:r>
-        <w:rPr>
-          <w:rFonts w:ascii="Calibri" w:hAnsi="Calibri" w:cs="Calibri"/>
-          <w:sz w:val="22"/>
-        </w:rPr>
-        <w:t xml:space="preserve"> applications.</w:t>
+          <w:szCs w:val="22"/>
+        </w:rPr>
+      </w:pPr>
+      <w:r>
+        <w:rPr>
+          <w:rFonts w:ascii="Calibri" w:hAnsi="Calibri" w:cs="Calibri"/>
+          <w:sz w:val="22"/>
+          <w:szCs w:val="22"/>
+        </w:rPr>
+        <w:t>Backend-focused engineer building APIs, data workflows, and AI-powered tools from design through deployment.</w:t>
       </w:r>
     </w:p>
     <w:p>
@@ -96,19 +76,33 @@
         <w:rPr>
           <w:rFonts w:ascii="Calibri" w:hAnsi="Calibri" w:cs="Calibri"/>
           <w:sz w:val="22"/>
-        </w:rPr>
-      </w:pPr>
-      <w:r>
-        <w:rPr>
-          <w:rFonts w:ascii="Calibri" w:hAnsi="Calibri" w:cs="Calibri"/>
-          <w:sz w:val="22"/>
-        </w:rPr>
-        <w:t>408-493-0402</w:t>
-      </w:r>
-      <w:r>
-        <w:rPr>
-          <w:rFonts w:ascii="Calibri" w:hAnsi="Calibri" w:cs="Calibri"/>
-          <w:sz w:val="22"/>
+          <w:szCs w:val="22"/>
+        </w:rPr>
+      </w:pPr>
+      <w:r>
+        <w:rPr>
+          <w:rFonts w:ascii="Calibri" w:hAnsi="Calibri" w:cs="Calibri"/>
+          <w:sz w:val="22"/>
+          <w:szCs w:val="22"/>
+        </w:rPr>
+        <w:t xml:space="preserve">408-493-0402 | </w:t>
+      </w:r>
+      <w:hyperlink r:id="rId7" w:history="1">
+        <w:r>
+          <w:rPr>
+            <w:rStyle w:val="Hyperlink"/>
+            <w:rFonts w:ascii="Calibri" w:hAnsi="Calibri" w:cs="Calibri"/>
+            <w:sz w:val="22"/>
+            <w:szCs w:val="22"/>
+          </w:rPr>
+          <w:t>djdinn11@gmail.com</w:t>
+        </w:r>
+      </w:hyperlink>
+      <w:r>
+        <w:rPr>
+          <w:rFonts w:ascii="Calibri" w:hAnsi="Calibri" w:cs="Calibri"/>
+          <w:sz w:val="22"/>
+          <w:szCs w:val="22"/>
         </w:rPr>
         <w:t xml:space="preserve"> | </w:t>
       </w:r>
@@ -118,23 +112,18 @@
             <w:rStyle w:val="Hyperlink"/>
             <w:rFonts w:ascii="Calibri" w:hAnsi="Calibri" w:cs="Calibri"/>
             <w:sz w:val="22"/>
+            <w:szCs w:val="22"/>
           </w:rPr>
-          <w:t>djdinn11@gmail.com</w:t>
+          <w:t>GitHub</w:t>
         </w:r>
       </w:hyperlink>
       <w:r>
         <w:rPr>
           <w:rFonts w:ascii="Calibri" w:hAnsi="Calibri" w:cs="Calibri"/>
           <w:sz w:val="22"/>
-        </w:rPr>
-        <w:t xml:space="preserve"> </w:t>
-      </w:r>
-      <w:r>
-        <w:rPr>
-          <w:rFonts w:ascii="Calibri" w:hAnsi="Calibri" w:cs="Calibri"/>
-          <w:sz w:val="22"/>
-        </w:rPr>
-        <w:t xml:space="preserve">| </w:t>
+          <w:szCs w:val="22"/>
+        </w:rPr>
+        <w:t xml:space="preserve"> | </w:t>
       </w:r>
       <w:hyperlink r:id="rId9" w:history="1">
         <w:r>
@@ -142,14 +131,16 @@
             <w:rStyle w:val="Hyperlink"/>
             <w:rFonts w:ascii="Calibri" w:hAnsi="Calibri" w:cs="Calibri"/>
             <w:sz w:val="22"/>
+            <w:szCs w:val="22"/>
           </w:rPr>
-          <w:t>GitHub</w:t>
+          <w:t>LinkedIn</w:t>
         </w:r>
       </w:hyperlink>
       <w:r>
         <w:rPr>
           <w:rFonts w:ascii="Calibri" w:hAnsi="Calibri" w:cs="Calibri"/>
           <w:sz w:val="22"/>
+          <w:szCs w:val="22"/>
         </w:rPr>
         <w:t xml:space="preserve"> | </w:t>
       </w:r>
@@ -159,16 +150,435 @@
             <w:rStyle w:val="Hyperlink"/>
             <w:rFonts w:ascii="Calibri" w:hAnsi="Calibri" w:cs="Calibri"/>
             <w:sz w:val="22"/>
+            <w:szCs w:val="22"/>
           </w:rPr>
-          <w:t>LinkedIn</w:t>
+          <w:t>Portfolio</w:t>
         </w:r>
       </w:hyperlink>
-      <w:r>
-        <w:rPr>
-          <w:rFonts w:ascii="Calibri" w:hAnsi="Calibri" w:cs="Calibri"/>
-          <w:sz w:val="22"/>
-        </w:rPr>
-        <w:t xml:space="preserve"> | </w:t>
+    </w:p>
+    <w:p>
+      <w:pPr>
+        <w:pBdr>
+          <w:bottom w:val="single" w:sz="4" w:space="1" w:color="auto"/>
+        </w:pBdr>
+        <w:spacing w:before="120"/>
+        <w:rPr>
+          <w:rFonts w:ascii="Calibri" w:hAnsi="Calibri" w:cs="Calibri"/>
+          <w:b/>
+          <w:bCs/>
+          <w:sz w:val="26"/>
+          <w:szCs w:val="26"/>
+        </w:rPr>
+      </w:pPr>
+      <w:r>
+        <w:rPr>
+          <w:rFonts w:ascii="Calibri" w:hAnsi="Calibri" w:cs="Calibri"/>
+          <w:b/>
+          <w:bCs/>
+          <w:sz w:val="26"/>
+          <w:szCs w:val="26"/>
+        </w:rPr>
+        <w:t>TECHNICAL SKILLS</w:t>
+      </w:r>
+    </w:p>
+    <w:p>
+      <w:pPr>
+        <w:rPr>
+          <w:rFonts w:ascii="Calibri" w:hAnsi="Calibri" w:cs="Calibri"/>
+          <w:sz w:val="22"/>
+        </w:rPr>
+      </w:pPr>
+      <w:r>
+        <w:rPr>
+          <w:rFonts w:ascii="Calibri" w:hAnsi="Calibri" w:cs="Calibri"/>
+          <w:b/>
+          <w:bCs/>
+          <w:sz w:val="22"/>
+        </w:rPr>
+        <w:t>Languages:</w:t>
+      </w:r>
+      <w:r>
+        <w:rPr>
+          <w:rFonts w:ascii="Calibri" w:hAnsi="Calibri" w:cs="Calibri"/>
+          <w:sz w:val="22"/>
+        </w:rPr>
+        <w:t xml:space="preserve"> Python, PHP, JavaScript, SQL, C++, </w:t>
+      </w:r>
+      <w:r>
+        <w:rPr>
+          <w:rFonts w:ascii="Calibri" w:hAnsi="Calibri" w:cs="Calibri"/>
+          <w:sz w:val="22"/>
+        </w:rPr>
+        <w:t xml:space="preserve">C, </w:t>
+      </w:r>
+      <w:r>
+        <w:rPr>
+          <w:rFonts w:ascii="Calibri" w:hAnsi="Calibri" w:cs="Calibri"/>
+          <w:sz w:val="22"/>
+        </w:rPr>
+        <w:t>HTML/CSS</w:t>
+      </w:r>
+    </w:p>
+    <w:p>
+      <w:pPr>
+        <w:rPr>
+          <w:rFonts w:ascii="Calibri" w:hAnsi="Calibri" w:cs="Calibri"/>
+          <w:sz w:val="22"/>
+        </w:rPr>
+      </w:pPr>
+      <w:r>
+        <w:rPr>
+          <w:rFonts w:ascii="Calibri" w:hAnsi="Calibri" w:cs="Calibri"/>
+          <w:b/>
+          <w:bCs/>
+          <w:sz w:val="22"/>
+        </w:rPr>
+        <w:t>Backend</w:t>
+      </w:r>
+      <w:r>
+        <w:rPr>
+          <w:rFonts w:ascii="Calibri" w:hAnsi="Calibri" w:cs="Calibri"/>
+          <w:b/>
+          <w:bCs/>
+          <w:sz w:val="22"/>
+        </w:rPr>
+        <w:t xml:space="preserve"> &amp; APIs</w:t>
+      </w:r>
+      <w:r>
+        <w:rPr>
+          <w:rFonts w:ascii="Calibri" w:hAnsi="Calibri" w:cs="Calibri"/>
+          <w:b/>
+          <w:bCs/>
+          <w:sz w:val="22"/>
+        </w:rPr>
+        <w:t>:</w:t>
+      </w:r>
+      <w:r>
+        <w:rPr>
+          <w:rFonts w:ascii="Calibri" w:hAnsi="Calibri" w:cs="Calibri"/>
+          <w:sz w:val="22"/>
+        </w:rPr>
+        <w:t xml:space="preserve"> </w:t>
+      </w:r>
+      <w:proofErr w:type="spellStart"/>
+      <w:r>
+        <w:rPr>
+          <w:rFonts w:ascii="Calibri" w:hAnsi="Calibri" w:cs="Calibri"/>
+          <w:sz w:val="22"/>
+        </w:rPr>
+        <w:t>FastAPI</w:t>
+      </w:r>
+      <w:proofErr w:type="spellEnd"/>
+      <w:r>
+        <w:rPr>
+          <w:rFonts w:ascii="Calibri" w:hAnsi="Calibri" w:cs="Calibri"/>
+          <w:sz w:val="22"/>
+        </w:rPr>
+        <w:t>,</w:t>
+      </w:r>
+      <w:r>
+        <w:rPr>
+          <w:rFonts w:ascii="Calibri" w:hAnsi="Calibri" w:cs="Calibri"/>
+          <w:sz w:val="22"/>
+        </w:rPr>
+        <w:t xml:space="preserve"> </w:t>
+      </w:r>
+      <w:r>
+        <w:rPr>
+          <w:rFonts w:ascii="Calibri" w:hAnsi="Calibri" w:cs="Calibri"/>
+          <w:sz w:val="22"/>
+        </w:rPr>
+        <w:t>Flask, REST APIs, Node.js</w:t>
+      </w:r>
+      <w:r>
+        <w:rPr>
+          <w:rFonts w:ascii="Calibri" w:hAnsi="Calibri" w:cs="Calibri"/>
+          <w:sz w:val="22"/>
+        </w:rPr>
+        <w:t>, Express</w:t>
+      </w:r>
+    </w:p>
+    <w:p>
+      <w:pPr>
+        <w:rPr>
+          <w:rFonts w:ascii="Calibri" w:hAnsi="Calibri" w:cs="Calibri"/>
+          <w:sz w:val="22"/>
+        </w:rPr>
+      </w:pPr>
+      <w:r>
+        <w:rPr>
+          <w:rFonts w:ascii="Calibri" w:hAnsi="Calibri" w:cs="Calibri"/>
+          <w:b/>
+          <w:bCs/>
+          <w:sz w:val="22"/>
+        </w:rPr>
+        <w:t>Frontend:</w:t>
+      </w:r>
+      <w:r>
+        <w:rPr>
+          <w:rFonts w:ascii="Calibri" w:hAnsi="Calibri" w:cs="Calibri"/>
+          <w:sz w:val="22"/>
+        </w:rPr>
+        <w:t xml:space="preserve"> React,</w:t>
+      </w:r>
+      <w:r>
+        <w:rPr>
+          <w:rFonts w:ascii="Calibri" w:hAnsi="Calibri" w:cs="Calibri"/>
+          <w:sz w:val="22"/>
+        </w:rPr>
+        <w:t xml:space="preserve"> Redux,</w:t>
+      </w:r>
+      <w:r>
+        <w:rPr>
+          <w:rFonts w:ascii="Calibri" w:hAnsi="Calibri" w:cs="Calibri"/>
+          <w:sz w:val="22"/>
+        </w:rPr>
+        <w:t xml:space="preserve"> </w:t>
+      </w:r>
+      <w:r>
+        <w:rPr>
+          <w:rFonts w:ascii="Calibri" w:hAnsi="Calibri" w:cs="Calibri"/>
+          <w:sz w:val="22"/>
+        </w:rPr>
+        <w:t>Vite,</w:t>
+      </w:r>
+      <w:r>
+        <w:rPr>
+          <w:rFonts w:ascii="Calibri" w:hAnsi="Calibri" w:cs="Calibri"/>
+          <w:sz w:val="22"/>
+        </w:rPr>
+        <w:t xml:space="preserve"> </w:t>
+      </w:r>
+      <w:proofErr w:type="spellStart"/>
+      <w:r>
+        <w:rPr>
+          <w:rFonts w:ascii="Calibri" w:hAnsi="Calibri" w:cs="Calibri"/>
+          <w:sz w:val="22"/>
+        </w:rPr>
+        <w:t>Streamlit</w:t>
+      </w:r>
+      <w:proofErr w:type="spellEnd"/>
+      <w:r>
+        <w:rPr>
+          <w:rFonts w:ascii="Calibri" w:hAnsi="Calibri" w:cs="Calibri"/>
+          <w:sz w:val="22"/>
+        </w:rPr>
+        <w:t>, Jinja2</w:t>
+      </w:r>
+      <w:r>
+        <w:rPr>
+          <w:rFonts w:ascii="Calibri" w:hAnsi="Calibri" w:cs="Calibri"/>
+          <w:b/>
+          <w:bCs/>
+          <w:sz w:val="22"/>
+        </w:rPr>
+        <w:br/>
+      </w:r>
+      <w:r>
+        <w:rPr>
+          <w:rFonts w:ascii="Calibri" w:hAnsi="Calibri" w:cs="Calibri"/>
+          <w:b/>
+          <w:bCs/>
+          <w:sz w:val="22"/>
+        </w:rPr>
+        <w:t>Databases:</w:t>
+      </w:r>
+      <w:r>
+        <w:rPr>
+          <w:rFonts w:ascii="Calibri" w:hAnsi="Calibri" w:cs="Calibri"/>
+          <w:sz w:val="22"/>
+        </w:rPr>
+        <w:t xml:space="preserve"> </w:t>
+      </w:r>
+      <w:r>
+        <w:rPr>
+          <w:rFonts w:ascii="Calibri" w:hAnsi="Calibri" w:cs="Calibri"/>
+          <w:sz w:val="22"/>
+        </w:rPr>
+        <w:t>PostgreSQL, MariaDB</w:t>
+      </w:r>
+      <w:r>
+        <w:rPr>
+          <w:rFonts w:ascii="Calibri" w:hAnsi="Calibri" w:cs="Calibri"/>
+          <w:sz w:val="22"/>
+        </w:rPr>
+        <w:t>, SQLite</w:t>
+      </w:r>
+    </w:p>
+    <w:p>
+      <w:pPr>
+        <w:rPr>
+          <w:rFonts w:ascii="Calibri" w:hAnsi="Calibri" w:cs="Calibri"/>
+          <w:sz w:val="22"/>
+        </w:rPr>
+      </w:pPr>
+      <w:r>
+        <w:rPr>
+          <w:rFonts w:ascii="Calibri" w:hAnsi="Calibri" w:cs="Calibri"/>
+          <w:b/>
+          <w:bCs/>
+          <w:sz w:val="22"/>
+        </w:rPr>
+        <w:t>Infrastructure</w:t>
+      </w:r>
+      <w:r>
+        <w:rPr>
+          <w:rFonts w:ascii="Calibri" w:hAnsi="Calibri" w:cs="Calibri"/>
+          <w:b/>
+          <w:bCs/>
+          <w:sz w:val="22"/>
+        </w:rPr>
+        <w:t xml:space="preserve"> &amp; Tools</w:t>
+      </w:r>
+      <w:r>
+        <w:rPr>
+          <w:rFonts w:ascii="Calibri" w:hAnsi="Calibri" w:cs="Calibri"/>
+          <w:b/>
+          <w:bCs/>
+          <w:sz w:val="22"/>
+        </w:rPr>
+        <w:t>:</w:t>
+      </w:r>
+      <w:r>
+        <w:rPr>
+          <w:rFonts w:ascii="Calibri" w:hAnsi="Calibri" w:cs="Calibri"/>
+          <w:sz w:val="22"/>
+        </w:rPr>
+        <w:t xml:space="preserve"> </w:t>
+      </w:r>
+      <w:r>
+        <w:rPr>
+          <w:rFonts w:ascii="Calibri" w:hAnsi="Calibri" w:cs="Calibri"/>
+          <w:sz w:val="22"/>
+        </w:rPr>
+        <w:t>Linux, Docker, AWS S3</w:t>
+      </w:r>
+    </w:p>
+    <w:p>
+      <w:pPr>
+        <w:rPr>
+          <w:rFonts w:ascii="Calibri" w:hAnsi="Calibri" w:cs="Calibri"/>
+          <w:b/>
+          <w:bCs/>
+          <w:sz w:val="22"/>
+          <w:szCs w:val="22"/>
+        </w:rPr>
+      </w:pPr>
+      <w:r>
+        <w:rPr>
+          <w:rFonts w:ascii="Calibri" w:hAnsi="Calibri" w:cs="Calibri"/>
+          <w:b/>
+          <w:bCs/>
+          <w:sz w:val="22"/>
+        </w:rPr>
+        <w:t>AI &amp; Retrieval:</w:t>
+      </w:r>
+      <w:r>
+        <w:rPr>
+          <w:rFonts w:ascii="Calibri" w:hAnsi="Calibri" w:cs="Calibri"/>
+          <w:sz w:val="22"/>
+        </w:rPr>
+        <w:t xml:space="preserve"> </w:t>
+      </w:r>
+      <w:proofErr w:type="spellStart"/>
+      <w:r>
+        <w:rPr>
+          <w:rFonts w:ascii="Calibri" w:hAnsi="Calibri" w:cs="Calibri"/>
+          <w:sz w:val="22"/>
+        </w:rPr>
+        <w:t>LangGraph</w:t>
+      </w:r>
+      <w:proofErr w:type="spellEnd"/>
+      <w:r>
+        <w:rPr>
+          <w:rFonts w:ascii="Calibri" w:hAnsi="Calibri" w:cs="Calibri"/>
+          <w:sz w:val="22"/>
+        </w:rPr>
+        <w:t xml:space="preserve">, </w:t>
+      </w:r>
+      <w:proofErr w:type="spellStart"/>
+      <w:r>
+        <w:rPr>
+          <w:rFonts w:ascii="Calibri" w:hAnsi="Calibri" w:cs="Calibri"/>
+          <w:sz w:val="22"/>
+        </w:rPr>
+        <w:t>LangChain</w:t>
+      </w:r>
+      <w:proofErr w:type="spellEnd"/>
+      <w:r>
+        <w:rPr>
+          <w:rFonts w:ascii="Calibri" w:hAnsi="Calibri" w:cs="Calibri"/>
+          <w:sz w:val="22"/>
+        </w:rPr>
+        <w:t xml:space="preserve">, </w:t>
+      </w:r>
+      <w:proofErr w:type="spellStart"/>
+      <w:r>
+        <w:rPr>
+          <w:rFonts w:ascii="Calibri" w:hAnsi="Calibri" w:cs="Calibri"/>
+          <w:sz w:val="22"/>
+        </w:rPr>
+        <w:t>Qdrant</w:t>
+      </w:r>
+      <w:proofErr w:type="spellEnd"/>
+      <w:r>
+        <w:rPr>
+          <w:rFonts w:ascii="Calibri" w:hAnsi="Calibri" w:cs="Calibri"/>
+          <w:sz w:val="22"/>
+        </w:rPr>
+        <w:t>, LLM APIs, RAGAS</w:t>
+      </w:r>
+    </w:p>
+    <w:p>
+      <w:pPr>
+        <w:pBdr>
+          <w:bottom w:val="single" w:sz="4" w:space="1" w:color="auto"/>
+        </w:pBdr>
+        <w:spacing w:before="120"/>
+        <w:rPr>
+          <w:rFonts w:ascii="Calibri" w:hAnsi="Calibri" w:cs="Calibri"/>
+          <w:b/>
+          <w:bCs/>
+          <w:sz w:val="26"/>
+          <w:szCs w:val="26"/>
+        </w:rPr>
+      </w:pPr>
+      <w:r>
+        <w:rPr>
+          <w:rFonts w:ascii="Calibri" w:hAnsi="Calibri" w:cs="Calibri"/>
+          <w:b/>
+          <w:bCs/>
+          <w:sz w:val="26"/>
+          <w:szCs w:val="26"/>
+        </w:rPr>
+        <w:t>PROJECT EXPERIENCE</w:t>
+      </w:r>
+    </w:p>
+    <w:p>
+      <w:pPr>
+        <w:rPr>
+          <w:rFonts w:ascii="Calibri" w:hAnsi="Calibri" w:cs="Calibri"/>
+          <w:sz w:val="22"/>
+          <w:szCs w:val="22"/>
+        </w:rPr>
+      </w:pPr>
+      <w:r>
+        <w:rPr>
+          <w:rFonts w:ascii="Calibri" w:hAnsi="Calibri" w:cs="Calibri"/>
+          <w:b/>
+          <w:bCs/>
+          <w:sz w:val="22"/>
+          <w:szCs w:val="22"/>
+        </w:rPr>
+        <w:t>KDAK Properties</w:t>
+      </w:r>
+      <w:r>
+        <w:rPr>
+          <w:rFonts w:ascii="Calibri" w:hAnsi="Calibri" w:cs="Calibri"/>
+          <w:sz w:val="22"/>
+          <w:szCs w:val="22"/>
+        </w:rPr>
+        <w:t xml:space="preserve"> | PHP, MariaDB | </w:t>
       </w:r>
       <w:hyperlink r:id="rId11" w:history="1">
         <w:r>
@@ -176,8 +586,9 @@
             <w:rStyle w:val="Hyperlink"/>
             <w:rFonts w:ascii="Calibri" w:hAnsi="Calibri" w:cs="Calibri"/>
             <w:sz w:val="22"/>
+            <w:szCs w:val="22"/>
           </w:rPr>
-          <w:t>Portfolio</w:t>
+          <w:t>Live Site</w:t>
         </w:r>
       </w:hyperlink>
     </w:p>
@@ -185,248 +596,291 @@
       <w:pPr>
         <w:rPr>
           <w:rFonts w:ascii="Calibri" w:hAnsi="Calibri" w:cs="Calibri"/>
-          <w:sz w:val="20"/>
-          <w:szCs w:val="20"/>
-        </w:rPr>
-      </w:pPr>
+          <w:sz w:val="22"/>
+          <w:szCs w:val="22"/>
+        </w:rPr>
+      </w:pPr>
+      <w:r>
+        <w:rPr>
+          <w:rFonts w:ascii="Calibri" w:hAnsi="Calibri" w:cs="Calibri"/>
+          <w:sz w:val="22"/>
+          <w:szCs w:val="22"/>
+        </w:rPr>
+        <w:t xml:space="preserve">Freelance </w:t>
+      </w:r>
+      <w:r>
+        <w:rPr>
+          <w:rFonts w:ascii="Calibri" w:hAnsi="Calibri" w:cs="Calibri"/>
+          <w:sz w:val="22"/>
+          <w:szCs w:val="22"/>
+        </w:rPr>
+        <w:t>full-stack</w:t>
+      </w:r>
+      <w:r>
+        <w:rPr>
+          <w:rFonts w:ascii="Calibri" w:hAnsi="Calibri" w:cs="Calibri"/>
+          <w:sz w:val="22"/>
+          <w:szCs w:val="22"/>
+        </w:rPr>
+        <w:t xml:space="preserve"> </w:t>
+      </w:r>
+      <w:r>
+        <w:rPr>
+          <w:rFonts w:ascii="Calibri" w:hAnsi="Calibri" w:cs="Calibri"/>
+          <w:sz w:val="22"/>
+          <w:szCs w:val="22"/>
+        </w:rPr>
+        <w:t>platform</w:t>
+      </w:r>
+      <w:r>
+        <w:rPr>
+          <w:rFonts w:ascii="Calibri" w:hAnsi="Calibri" w:cs="Calibri"/>
+          <w:sz w:val="22"/>
+          <w:szCs w:val="22"/>
+        </w:rPr>
+        <w:t xml:space="preserve"> for a residential property management company.</w:t>
+      </w:r>
     </w:p>
     <w:p>
       <w:pPr>
-        <w:pStyle w:val="NoSpacing"/>
-        <w:pBdr>
-          <w:bottom w:val="single" w:sz="6" w:space="1" w:color="auto"/>
-        </w:pBdr>
+        <w:pStyle w:val="ListParagraph"/>
+        <w:numPr>
+          <w:ilvl w:val="0"/>
+          <w:numId w:val="2"/>
+        </w:numPr>
+        <w:rPr>
+          <w:rFonts w:ascii="Calibri" w:hAnsi="Calibri" w:cs="Calibri"/>
+          <w:sz w:val="22"/>
+          <w:szCs w:val="22"/>
+        </w:rPr>
+      </w:pPr>
+      <w:r>
+        <w:rPr>
+          <w:rFonts w:ascii="Calibri" w:hAnsi="Calibri" w:cs="Calibri"/>
+          <w:sz w:val="22"/>
+          <w:szCs w:val="22"/>
+        </w:rPr>
+        <w:t xml:space="preserve">Developed and deployed a full-stack property management platform with </w:t>
+      </w:r>
+      <w:r>
+        <w:rPr>
+          <w:rFonts w:ascii="Calibri" w:hAnsi="Calibri" w:cs="Calibri"/>
+          <w:sz w:val="22"/>
+          <w:szCs w:val="22"/>
+        </w:rPr>
+        <w:t xml:space="preserve">a </w:t>
+      </w:r>
+      <w:r>
+        <w:rPr>
+          <w:rFonts w:ascii="Calibri" w:hAnsi="Calibri" w:cs="Calibri"/>
+          <w:sz w:val="22"/>
+          <w:szCs w:val="22"/>
+        </w:rPr>
+        <w:t>role-based</w:t>
+      </w:r>
+      <w:r>
+        <w:rPr>
+          <w:rFonts w:ascii="Calibri" w:hAnsi="Calibri" w:cs="Calibri"/>
+          <w:sz w:val="22"/>
+          <w:szCs w:val="22"/>
+        </w:rPr>
+        <w:t xml:space="preserve"> admin </w:t>
+      </w:r>
+      <w:r>
+        <w:rPr>
+          <w:rFonts w:ascii="Calibri" w:hAnsi="Calibri" w:cs="Calibri"/>
+          <w:sz w:val="22"/>
+          <w:szCs w:val="22"/>
+        </w:rPr>
+        <w:t xml:space="preserve">dashboard </w:t>
+      </w:r>
+      <w:r>
+        <w:rPr>
+          <w:rFonts w:ascii="Calibri" w:hAnsi="Calibri" w:cs="Calibri"/>
+          <w:sz w:val="22"/>
+          <w:szCs w:val="22"/>
+        </w:rPr>
+        <w:t xml:space="preserve">and tenant </w:t>
+      </w:r>
+      <w:r>
+        <w:rPr>
+          <w:rFonts w:ascii="Calibri" w:hAnsi="Calibri" w:cs="Calibri"/>
+          <w:sz w:val="22"/>
+          <w:szCs w:val="22"/>
+        </w:rPr>
+        <w:t>portal</w:t>
+      </w:r>
+      <w:r>
+        <w:rPr>
+          <w:rFonts w:ascii="Calibri" w:hAnsi="Calibri" w:cs="Calibri"/>
+          <w:sz w:val="22"/>
+          <w:szCs w:val="22"/>
+        </w:rPr>
+        <w:t xml:space="preserve"> for rent payments, lease access, maintenance requests, and payment history.</w:t>
+      </w:r>
+    </w:p>
+    <w:p>
+      <w:pPr>
+        <w:pStyle w:val="ListParagraph"/>
+        <w:numPr>
+          <w:ilvl w:val="0"/>
+          <w:numId w:val="2"/>
+        </w:numPr>
+        <w:rPr>
+          <w:rFonts w:ascii="Calibri" w:hAnsi="Calibri" w:cs="Calibri"/>
+          <w:sz w:val="22"/>
+          <w:szCs w:val="22"/>
+        </w:rPr>
+      </w:pPr>
+      <w:r>
+        <w:rPr>
+          <w:rFonts w:ascii="Calibri" w:hAnsi="Calibri" w:cs="Calibri"/>
+          <w:sz w:val="22"/>
+          <w:szCs w:val="22"/>
+        </w:rPr>
+        <w:t>Designed administrative tooling for tenant account management, payment review, maintenance requests, and visitor and admin activity tracking to improve oversight and security.</w:t>
+      </w:r>
+    </w:p>
+    <w:p>
+      <w:pPr>
+        <w:pStyle w:val="ListParagraph"/>
+        <w:numPr>
+          <w:ilvl w:val="0"/>
+          <w:numId w:val="2"/>
+        </w:numPr>
+        <w:rPr>
+          <w:rFonts w:ascii="Calibri" w:hAnsi="Calibri" w:cs="Calibri"/>
+          <w:sz w:val="22"/>
+          <w:szCs w:val="22"/>
+        </w:rPr>
+      </w:pPr>
+      <w:r>
+        <w:rPr>
+          <w:rFonts w:ascii="Calibri" w:hAnsi="Calibri" w:cs="Calibri"/>
+          <w:sz w:val="22"/>
+          <w:szCs w:val="22"/>
+        </w:rPr>
+        <w:t xml:space="preserve">Automated processing of bank and payment notifications from a dedicated inbox </w:t>
+      </w:r>
+      <w:r>
+        <w:rPr>
+          <w:rFonts w:ascii="Calibri" w:hAnsi="Calibri" w:cs="Calibri"/>
+          <w:sz w:val="22"/>
+          <w:szCs w:val="22"/>
+        </w:rPr>
+        <w:t>using</w:t>
+      </w:r>
+      <w:r>
+        <w:rPr>
+          <w:rFonts w:ascii="Calibri" w:hAnsi="Calibri" w:cs="Calibri"/>
+          <w:sz w:val="22"/>
+          <w:szCs w:val="22"/>
+        </w:rPr>
+        <w:t xml:space="preserve"> scheduled </w:t>
+      </w:r>
+      <w:proofErr w:type="spellStart"/>
+      <w:r>
+        <w:rPr>
+          <w:rFonts w:ascii="Calibri" w:hAnsi="Calibri" w:cs="Calibri"/>
+          <w:sz w:val="22"/>
+          <w:szCs w:val="22"/>
+        </w:rPr>
+        <w:t>cron</w:t>
+      </w:r>
+      <w:proofErr w:type="spellEnd"/>
+      <w:r>
+        <w:rPr>
+          <w:rFonts w:ascii="Calibri" w:hAnsi="Calibri" w:cs="Calibri"/>
+          <w:sz w:val="22"/>
+          <w:szCs w:val="22"/>
+        </w:rPr>
+        <w:t xml:space="preserve"> jobs to update tenant payment history for online and cash transactions.</w:t>
+      </w:r>
+    </w:p>
+    <w:p>
+      <w:pPr>
+        <w:pStyle w:val="ListParagraph"/>
+        <w:numPr>
+          <w:ilvl w:val="0"/>
+          <w:numId w:val="2"/>
+        </w:numPr>
+        <w:rPr>
+          <w:rFonts w:ascii="Calibri" w:hAnsi="Calibri" w:cs="Calibri"/>
+          <w:sz w:val="22"/>
+          <w:szCs w:val="22"/>
+        </w:rPr>
+      </w:pPr>
+      <w:r>
+        <w:rPr>
+          <w:rFonts w:ascii="Calibri" w:hAnsi="Calibri" w:cs="Calibri"/>
+          <w:sz w:val="22"/>
+          <w:szCs w:val="22"/>
+        </w:rPr>
+        <w:t>Established a containerized local development workflow with Docker and DDEV and managed deployment via cPanel to support reliable iteration and continued expansion.</w:t>
+      </w:r>
+    </w:p>
+    <w:p>
+      <w:pPr>
+        <w:spacing w:before="80"/>
+        <w:rPr>
+          <w:rFonts w:ascii="Calibri" w:hAnsi="Calibri" w:cs="Calibri"/>
+          <w:sz w:val="22"/>
+          <w:szCs w:val="22"/>
+        </w:rPr>
+      </w:pPr>
+      <w:r>
         <w:rPr>
           <w:rFonts w:ascii="Calibri" w:hAnsi="Calibri" w:cs="Calibri"/>
           <w:b/>
           <w:bCs/>
-          <w:sz w:val="26"/>
-          <w:szCs w:val="26"/>
-        </w:rPr>
-      </w:pPr>
-      <w:r>
-        <w:rPr>
-          <w:rFonts w:ascii="Calibri" w:hAnsi="Calibri" w:cs="Calibri"/>
-          <w:b/>
-          <w:bCs/>
-          <w:sz w:val="26"/>
-          <w:szCs w:val="26"/>
-        </w:rPr>
-        <w:t>TECHNICAL SKILLS</w:t>
-      </w:r>
-    </w:p>
-    <w:p>
-      <w:pPr>
-        <w:rPr>
-          <w:rFonts w:ascii="Calibri" w:hAnsi="Calibri" w:cs="Calibri"/>
-          <w:sz w:val="22"/>
-        </w:rPr>
-      </w:pPr>
-      <w:r>
-        <w:rPr>
-          <w:rFonts w:ascii="Calibri" w:hAnsi="Calibri" w:cs="Calibri"/>
-          <w:b/>
-          <w:bCs/>
-          <w:sz w:val="22"/>
-        </w:rPr>
-        <w:t xml:space="preserve">Languages: </w:t>
-      </w:r>
-      <w:r>
-        <w:rPr>
-          <w:rFonts w:ascii="Calibri" w:hAnsi="Calibri" w:cs="Calibri"/>
-          <w:sz w:val="22"/>
-        </w:rPr>
-        <w:t xml:space="preserve">Python, C++, C, JavaScript, </w:t>
-      </w:r>
-      <w:r>
-        <w:rPr>
-          <w:rFonts w:ascii="Calibri" w:hAnsi="Calibri" w:cs="Calibri"/>
-          <w:sz w:val="22"/>
-        </w:rPr>
-        <w:t xml:space="preserve">SQL, </w:t>
-      </w:r>
-      <w:r>
-        <w:rPr>
-          <w:rFonts w:ascii="Calibri" w:hAnsi="Calibri" w:cs="Calibri"/>
-          <w:sz w:val="22"/>
-        </w:rPr>
-        <w:t>HTML5, CSS, PHP</w:t>
-      </w:r>
-    </w:p>
-    <w:p>
-      <w:pPr>
-        <w:rPr>
-          <w:rFonts w:ascii="Calibri" w:hAnsi="Calibri" w:cs="Calibri"/>
-          <w:sz w:val="22"/>
-        </w:rPr>
-      </w:pPr>
-      <w:r>
-        <w:rPr>
-          <w:rFonts w:ascii="Calibri" w:hAnsi="Calibri" w:cs="Calibri"/>
-          <w:b/>
-          <w:bCs/>
-          <w:sz w:val="22"/>
-        </w:rPr>
-        <w:t>Frameworks &amp; Tools</w:t>
-      </w:r>
-      <w:r>
-        <w:rPr>
-          <w:rFonts w:ascii="Calibri" w:hAnsi="Calibri" w:cs="Calibri"/>
-          <w:b/>
-          <w:bCs/>
-          <w:sz w:val="22"/>
-        </w:rPr>
-        <w:t>:</w:t>
-      </w:r>
-      <w:r>
-        <w:rPr>
-          <w:rFonts w:ascii="Calibri" w:hAnsi="Calibri" w:cs="Calibri"/>
-          <w:sz w:val="22"/>
-        </w:rPr>
-        <w:t xml:space="preserve"> FastAPI, Flask, Streamlit, React, Redux, Node.js, SQLite, PostgreSQL, AWS S3, REST APIs</w:t>
-      </w:r>
-    </w:p>
-    <w:p>
-      <w:pPr>
-        <w:rPr>
-          <w:rFonts w:ascii="Calibri" w:hAnsi="Calibri" w:cs="Calibri"/>
-          <w:b/>
-          <w:bCs/>
-          <w:sz w:val="22"/>
-        </w:rPr>
-      </w:pPr>
-      <w:r>
-        <w:rPr>
-          <w:rFonts w:ascii="Calibri" w:hAnsi="Calibri" w:cs="Calibri"/>
-          <w:b/>
-          <w:bCs/>
-          <w:sz w:val="22"/>
-        </w:rPr>
-        <w:t>AI &amp; Search:</w:t>
-      </w:r>
-      <w:r>
-        <w:rPr>
-          <w:rFonts w:ascii="Calibri" w:hAnsi="Calibri" w:cs="Calibri"/>
-          <w:sz w:val="22"/>
-        </w:rPr>
-        <w:t xml:space="preserve"> LangGraph, LangChain, Qdrant, OpenAI API, Cohere Rerank, Embeddings, Semantic Search, RAGAS</w:t>
-      </w:r>
-      <w:r>
-        <w:rPr>
-          <w:rFonts w:ascii="Calibri" w:hAnsi="Calibri" w:cs="Calibri"/>
-          <w:sz w:val="22"/>
-        </w:rPr>
-        <w:br/>
-      </w:r>
-    </w:p>
-    <w:p>
-      <w:pPr>
-        <w:pBdr>
-          <w:bottom w:val="single" w:sz="6" w:space="1" w:color="auto"/>
-        </w:pBdr>
-        <w:rPr>
-          <w:rFonts w:ascii="Calibri" w:hAnsi="Calibri" w:cs="Calibri"/>
-          <w:b/>
-          <w:bCs/>
-          <w:sz w:val="26"/>
-          <w:szCs w:val="26"/>
-        </w:rPr>
-      </w:pPr>
-      <w:r>
-        <w:rPr>
-          <w:rFonts w:ascii="Calibri" w:hAnsi="Calibri" w:cs="Calibri"/>
-          <w:b/>
-          <w:bCs/>
-          <w:sz w:val="26"/>
-          <w:szCs w:val="26"/>
-        </w:rPr>
-        <w:t>PROJECT</w:t>
-      </w:r>
-      <w:r>
-        <w:rPr>
-          <w:rFonts w:ascii="Calibri" w:hAnsi="Calibri" w:cs="Calibri"/>
-          <w:b/>
-          <w:bCs/>
-          <w:sz w:val="26"/>
-          <w:szCs w:val="26"/>
-        </w:rPr>
-        <w:t xml:space="preserve"> EXPERIENCE</w:t>
-      </w:r>
-    </w:p>
-    <w:p>
-      <w:pPr>
-        <w:rPr>
-          <w:rFonts w:ascii="Calibri" w:hAnsi="Calibri" w:cs="Calibri"/>
-          <w:sz w:val="22"/>
-        </w:rPr>
-      </w:pPr>
-      <w:r>
-        <w:rPr>
-          <w:rFonts w:ascii="Calibri" w:hAnsi="Calibri" w:cs="Calibri"/>
-          <w:b/>
-          <w:bCs/>
-          <w:sz w:val="22"/>
+          <w:sz w:val="22"/>
+          <w:szCs w:val="22"/>
         </w:rPr>
         <w:t>Historical Research Assistant</w:t>
       </w:r>
       <w:r>
         <w:rPr>
           <w:rFonts w:ascii="Calibri" w:hAnsi="Calibri" w:cs="Calibri"/>
-          <w:b/>
-          <w:bCs/>
-          <w:sz w:val="22"/>
-        </w:rPr>
-        <w:t xml:space="preserve"> </w:t>
-      </w:r>
-      <w:r>
-        <w:rPr>
-          <w:rFonts w:ascii="Calibri" w:hAnsi="Calibri" w:cs="Calibri"/>
-          <w:b/>
-          <w:sz w:val="22"/>
-        </w:rPr>
-        <w:t xml:space="preserve">— </w:t>
-      </w:r>
-      <w:r>
-        <w:rPr>
-          <w:rFonts w:ascii="Calibri" w:hAnsi="Calibri" w:cs="Calibri"/>
-          <w:sz w:val="22"/>
-        </w:rPr>
-        <w:t>Python</w:t>
-      </w:r>
-      <w:r>
-        <w:rPr>
-          <w:rFonts w:ascii="Calibri" w:hAnsi="Calibri" w:cs="Calibri"/>
-          <w:sz w:val="22"/>
+          <w:sz w:val="22"/>
+          <w:szCs w:val="22"/>
+        </w:rPr>
+        <w:t xml:space="preserve"> | Python, </w:t>
+      </w:r>
+      <w:proofErr w:type="spellStart"/>
+      <w:r>
+        <w:rPr>
+          <w:rFonts w:ascii="Calibri" w:hAnsi="Calibri" w:cs="Calibri"/>
+          <w:sz w:val="22"/>
+          <w:szCs w:val="22"/>
+        </w:rPr>
+        <w:t>LangGraph</w:t>
+      </w:r>
+      <w:proofErr w:type="spellEnd"/>
+      <w:r>
+        <w:rPr>
+          <w:rFonts w:ascii="Calibri" w:hAnsi="Calibri" w:cs="Calibri"/>
+          <w:sz w:val="22"/>
+          <w:szCs w:val="22"/>
         </w:rPr>
         <w:t xml:space="preserve">, </w:t>
       </w:r>
-      <w:r>
-        <w:rPr>
-          <w:rFonts w:ascii="Calibri" w:hAnsi="Calibri" w:cs="Calibri"/>
-          <w:sz w:val="22"/>
-        </w:rPr>
-        <w:t xml:space="preserve"> LangGraph</w:t>
-      </w:r>
-      <w:r>
-        <w:rPr>
-          <w:rFonts w:ascii="Calibri" w:hAnsi="Calibri" w:cs="Calibri"/>
-          <w:sz w:val="22"/>
-        </w:rPr>
-        <w:t xml:space="preserve">, </w:t>
-      </w:r>
-      <w:r>
-        <w:rPr>
-          <w:rFonts w:ascii="Calibri" w:hAnsi="Calibri" w:cs="Calibri"/>
-          <w:sz w:val="22"/>
-        </w:rPr>
-        <w:t xml:space="preserve"> Qdran</w:t>
-      </w:r>
-      <w:r>
-        <w:rPr>
-          <w:rFonts w:ascii="Calibri" w:hAnsi="Calibri" w:cs="Calibri"/>
-          <w:sz w:val="22"/>
-        </w:rPr>
-        <w:t xml:space="preserve">t | </w:t>
+      <w:proofErr w:type="spellStart"/>
+      <w:r>
+        <w:rPr>
+          <w:rFonts w:ascii="Calibri" w:hAnsi="Calibri" w:cs="Calibri"/>
+          <w:sz w:val="22"/>
+          <w:szCs w:val="22"/>
+        </w:rPr>
+        <w:t>Qdrant</w:t>
+      </w:r>
+      <w:proofErr w:type="spellEnd"/>
+      <w:r>
+        <w:rPr>
+          <w:rFonts w:ascii="Calibri" w:hAnsi="Calibri" w:cs="Calibri"/>
+          <w:sz w:val="22"/>
+          <w:szCs w:val="22"/>
+        </w:rPr>
+        <w:t xml:space="preserve"> | </w:t>
       </w:r>
       <w:hyperlink r:id="rId12" w:history="1">
         <w:r>
@@ -434,6 +888,7 @@
             <w:rStyle w:val="Hyperlink"/>
             <w:rFonts w:ascii="Calibri" w:hAnsi="Calibri" w:cs="Calibri"/>
             <w:sz w:val="22"/>
+            <w:szCs w:val="22"/>
           </w:rPr>
           <w:t>GitHub</w:t>
         </w:r>
@@ -441,129 +896,176 @@
     </w:p>
     <w:p>
       <w:pPr>
-        <w:pStyle w:val="NoSpacing"/>
-        <w:rPr>
-          <w:rFonts w:ascii="Calibri" w:hAnsi="Calibri" w:cs="Calibri"/>
-        </w:rPr>
-      </w:pPr>
-      <w:r>
-        <w:rPr>
-          <w:rFonts w:ascii="Calibri" w:hAnsi="Calibri" w:cs="Calibri"/>
-          <w:i/>
-          <w:iCs/>
-          <w:kern w:val="2"/>
-          <w14:ligatures w14:val="standardContextual"/>
-        </w:rPr>
-        <w:t xml:space="preserve">AI-powered research assistant </w:t>
-      </w:r>
-      <w:r>
-        <w:rPr>
-          <w:rFonts w:ascii="Calibri" w:hAnsi="Calibri" w:cs="Calibri"/>
-          <w:i/>
-          <w:iCs/>
-          <w:kern w:val="2"/>
-          <w14:ligatures w14:val="standardContextual"/>
-        </w:rPr>
-        <w:t>for</w:t>
-      </w:r>
-      <w:r>
-        <w:rPr>
-          <w:rFonts w:ascii="Calibri" w:hAnsi="Calibri" w:cs="Calibri"/>
-          <w:i/>
-          <w:iCs/>
-          <w:kern w:val="2"/>
-          <w14:ligatures w14:val="standardContextual"/>
-        </w:rPr>
-        <w:t xml:space="preserve"> historians to search, evaluate, and validate primary source documents.</w:t>
+        <w:rPr>
+          <w:rFonts w:ascii="Calibri" w:hAnsi="Calibri" w:cs="Calibri"/>
+          <w:sz w:val="22"/>
+          <w:szCs w:val="22"/>
+        </w:rPr>
+      </w:pPr>
+      <w:r>
+        <w:rPr>
+          <w:rFonts w:ascii="Calibri" w:hAnsi="Calibri" w:cs="Calibri"/>
+          <w:sz w:val="22"/>
+          <w:szCs w:val="22"/>
+        </w:rPr>
+        <w:t>AI-powered research assistant for historians to search, analyze, and validate source materials.</w:t>
       </w:r>
     </w:p>
     <w:p>
       <w:pPr>
-        <w:pStyle w:val="NoSpacing"/>
+        <w:pStyle w:val="ListParagraph"/>
         <w:numPr>
           <w:ilvl w:val="0"/>
-          <w:numId w:val="8"/>
+          <w:numId w:val="3"/>
         </w:numPr>
         <w:rPr>
           <w:rFonts w:ascii="Calibri" w:hAnsi="Calibri" w:cs="Calibri"/>
-        </w:rPr>
-      </w:pPr>
-      <w:r>
-        <w:rPr>
-          <w:rFonts w:ascii="Calibri" w:hAnsi="Calibri" w:cs="Calibri"/>
-        </w:rPr>
-        <w:t>Designed and implemented a semantic document retrieval system using LangGraph, Qdrant, and Streamlit to improve search relevance, ranking accuracy, and factual consistency.</w:t>
+          <w:sz w:val="22"/>
+          <w:szCs w:val="22"/>
+        </w:rPr>
+      </w:pPr>
+      <w:r>
+        <w:rPr>
+          <w:rFonts w:ascii="Calibri" w:hAnsi="Calibri" w:cs="Calibri"/>
+          <w:sz w:val="22"/>
+          <w:szCs w:val="22"/>
+        </w:rPr>
+        <w:t>Engineered an AI-powered research application for historians to upload, organize, and query primary and secondary source documents across multiple projects.</w:t>
       </w:r>
     </w:p>
     <w:p>
       <w:pPr>
-        <w:pStyle w:val="NoSpacing"/>
+        <w:pStyle w:val="ListParagraph"/>
         <w:numPr>
           <w:ilvl w:val="0"/>
-          <w:numId w:val="8"/>
+          <w:numId w:val="3"/>
         </w:numPr>
         <w:rPr>
           <w:rFonts w:ascii="Calibri" w:hAnsi="Calibri" w:cs="Calibri"/>
-        </w:rPr>
-      </w:pPr>
-      <w:r>
-        <w:rPr>
-          <w:rFonts w:ascii="Calibri" w:hAnsi="Calibri" w:cs="Calibri"/>
-        </w:rPr>
-        <w:t>Built</w:t>
-      </w:r>
-      <w:r>
-        <w:rPr>
-          <w:rFonts w:ascii="Calibri" w:hAnsi="Calibri" w:cs="Calibri"/>
-        </w:rPr>
-        <w:t xml:space="preserve"> RAGAS-based evaluation workflows (Faithfulness, Context Precision, Answer Relevance) to measure and enhance response accuracy.</w:t>
+          <w:sz w:val="22"/>
+          <w:szCs w:val="22"/>
+        </w:rPr>
+      </w:pPr>
+      <w:r>
+        <w:rPr>
+          <w:rFonts w:ascii="Calibri" w:hAnsi="Calibri" w:cs="Calibri"/>
+          <w:sz w:val="22"/>
+          <w:szCs w:val="22"/>
+        </w:rPr>
+        <w:t xml:space="preserve">Designed a processing pipeline to parse source files, generate embeddings, and store searchable vectors in </w:t>
+      </w:r>
+      <w:proofErr w:type="spellStart"/>
+      <w:r>
+        <w:rPr>
+          <w:rFonts w:ascii="Calibri" w:hAnsi="Calibri" w:cs="Calibri"/>
+          <w:sz w:val="22"/>
+          <w:szCs w:val="22"/>
+        </w:rPr>
+        <w:t>Qdrant</w:t>
+      </w:r>
+      <w:proofErr w:type="spellEnd"/>
+      <w:r>
+        <w:rPr>
+          <w:rFonts w:ascii="Calibri" w:hAnsi="Calibri" w:cs="Calibri"/>
+          <w:sz w:val="22"/>
+          <w:szCs w:val="22"/>
+        </w:rPr>
+        <w:t xml:space="preserve"> </w:t>
+      </w:r>
+      <w:r>
+        <w:rPr>
+          <w:rFonts w:ascii="Calibri" w:hAnsi="Calibri" w:cs="Calibri"/>
+          <w:sz w:val="22"/>
+          <w:szCs w:val="22"/>
+        </w:rPr>
+        <w:t>to support</w:t>
+      </w:r>
+      <w:r>
+        <w:rPr>
+          <w:rFonts w:ascii="Calibri" w:hAnsi="Calibri" w:cs="Calibri"/>
+          <w:sz w:val="22"/>
+          <w:szCs w:val="22"/>
+        </w:rPr>
+        <w:t xml:space="preserve"> semantic</w:t>
+      </w:r>
+      <w:r>
+        <w:rPr>
+          <w:rFonts w:ascii="Calibri" w:hAnsi="Calibri" w:cs="Calibri"/>
+          <w:sz w:val="22"/>
+          <w:szCs w:val="22"/>
+        </w:rPr>
+        <w:t xml:space="preserve"> and context-aware</w:t>
+      </w:r>
+      <w:r>
+        <w:rPr>
+          <w:rFonts w:ascii="Calibri" w:hAnsi="Calibri" w:cs="Calibri"/>
+          <w:sz w:val="22"/>
+          <w:szCs w:val="22"/>
+        </w:rPr>
+        <w:t xml:space="preserve"> retrieval.</w:t>
       </w:r>
     </w:p>
     <w:p>
       <w:pPr>
-        <w:pStyle w:val="NoSpacing"/>
+        <w:pStyle w:val="ListParagraph"/>
         <w:numPr>
           <w:ilvl w:val="0"/>
-          <w:numId w:val="8"/>
+          <w:numId w:val="3"/>
         </w:numPr>
         <w:rPr>
           <w:rFonts w:ascii="Calibri" w:hAnsi="Calibri" w:cs="Calibri"/>
-        </w:rPr>
-      </w:pPr>
-      <w:r>
-        <w:rPr>
-          <w:rFonts w:ascii="Calibri" w:hAnsi="Calibri" w:cs="Calibri"/>
-        </w:rPr>
-        <w:t xml:space="preserve">Optimized search ranking and reranking through Cohere’s semantic scoring, </w:t>
-      </w:r>
-      <w:r>
-        <w:rPr>
-          <w:rFonts w:ascii="Calibri" w:hAnsi="Calibri" w:cs="Calibri"/>
-        </w:rPr>
-        <w:t>refining</w:t>
-      </w:r>
-      <w:r>
-        <w:rPr>
-          <w:rFonts w:ascii="Calibri" w:hAnsi="Calibri" w:cs="Calibri"/>
-        </w:rPr>
-        <w:t xml:space="preserve"> query understanding and alignment with user intent.</w:t>
+          <w:sz w:val="22"/>
+          <w:szCs w:val="22"/>
+        </w:rPr>
+      </w:pPr>
+      <w:r>
+        <w:rPr>
+          <w:rFonts w:ascii="Calibri" w:hAnsi="Calibri" w:cs="Calibri"/>
+          <w:sz w:val="22"/>
+          <w:szCs w:val="22"/>
+        </w:rPr>
+        <w:t>Developed RAGAS-based evaluation</w:t>
+      </w:r>
+      <w:r>
+        <w:rPr>
+          <w:rFonts w:ascii="Calibri" w:hAnsi="Calibri" w:cs="Calibri"/>
+          <w:sz w:val="22"/>
+          <w:szCs w:val="22"/>
+        </w:rPr>
+        <w:t xml:space="preserve"> workflows</w:t>
+      </w:r>
+      <w:r>
+        <w:rPr>
+          <w:rFonts w:ascii="Calibri" w:hAnsi="Calibri" w:cs="Calibri"/>
+          <w:sz w:val="22"/>
+          <w:szCs w:val="22"/>
+        </w:rPr>
+        <w:t xml:space="preserve"> and </w:t>
+      </w:r>
+      <w:r>
+        <w:rPr>
+          <w:rFonts w:ascii="Calibri" w:hAnsi="Calibri" w:cs="Calibri"/>
+          <w:sz w:val="22"/>
+          <w:szCs w:val="22"/>
+        </w:rPr>
+        <w:t xml:space="preserve">used </w:t>
+      </w:r>
+      <w:r>
+        <w:rPr>
+          <w:rFonts w:ascii="Calibri" w:hAnsi="Calibri" w:cs="Calibri"/>
+          <w:sz w:val="22"/>
+          <w:szCs w:val="22"/>
+        </w:rPr>
+        <w:t>Cohere semantic scoring to improve response accuracy, search relevance, and query-to-document alignment.</w:t>
       </w:r>
     </w:p>
     <w:p>
       <w:pPr>
-        <w:pStyle w:val="NoSpacing"/>
-        <w:rPr>
-          <w:rFonts w:ascii="Calibri" w:hAnsi="Calibri" w:cs="Calibri"/>
-          <w:sz w:val="20"/>
-          <w:szCs w:val="20"/>
-        </w:rPr>
-      </w:pPr>
-    </w:p>
-    <w:p>
-      <w:pPr>
-        <w:rPr>
-          <w:rFonts w:ascii="Calibri" w:hAnsi="Calibri" w:cs="Calibri"/>
-          <w:sz w:val="22"/>
+        <w:spacing w:before="80"/>
+        <w:rPr>
+          <w:rFonts w:ascii="Calibri" w:hAnsi="Calibri" w:cs="Calibri"/>
+          <w:sz w:val="22"/>
+          <w:szCs w:val="22"/>
         </w:rPr>
       </w:pPr>
       <w:r>
@@ -572,65 +1074,17 @@
           <w:b/>
           <w:bCs/>
           <w:sz w:val="22"/>
-        </w:rPr>
-        <w:t>The Amatol Game</w:t>
-      </w:r>
-      <w:r>
-        <w:rPr>
-          <w:rFonts w:ascii="Calibri" w:hAnsi="Calibri" w:cs="Calibri"/>
-          <w:sz w:val="22"/>
-        </w:rPr>
-        <w:t xml:space="preserve"> </w:t>
-      </w:r>
-      <w:r>
-        <w:rPr>
-          <w:rFonts w:ascii="Calibri" w:hAnsi="Calibri" w:cs="Calibri"/>
-          <w:b/>
-          <w:sz w:val="22"/>
-        </w:rPr>
-        <w:t xml:space="preserve">— </w:t>
-      </w:r>
-      <w:r>
-        <w:rPr>
-          <w:rFonts w:ascii="Calibri" w:hAnsi="Calibri" w:cs="Calibri"/>
-          <w:sz w:val="22"/>
-        </w:rPr>
-        <w:t>JavaScript</w:t>
-      </w:r>
-      <w:r>
-        <w:rPr>
-          <w:rFonts w:ascii="Calibri" w:hAnsi="Calibri" w:cs="Calibri"/>
-          <w:sz w:val="22"/>
-        </w:rPr>
-        <w:t>,</w:t>
-      </w:r>
-      <w:r>
-        <w:rPr>
-          <w:rFonts w:ascii="Calibri" w:hAnsi="Calibri" w:cs="Calibri"/>
-          <w:sz w:val="22"/>
-        </w:rPr>
-        <w:t xml:space="preserve"> HTML5</w:t>
-      </w:r>
-      <w:r>
-        <w:rPr>
-          <w:rFonts w:ascii="Calibri" w:hAnsi="Calibri" w:cs="Calibri"/>
-          <w:sz w:val="22"/>
-        </w:rPr>
-        <w:t>,</w:t>
-      </w:r>
-      <w:r>
-        <w:rPr>
-          <w:rFonts w:ascii="Calibri" w:hAnsi="Calibri" w:cs="Calibri"/>
-          <w:sz w:val="22"/>
-        </w:rPr>
-        <w:t xml:space="preserve"> CSS </w:t>
-      </w:r>
-      <w:r>
-        <w:rPr>
-          <w:rFonts w:ascii="Calibri" w:hAnsi="Calibri" w:cs="Calibri"/>
-          <w:sz w:val="22"/>
-        </w:rPr>
-        <w:t xml:space="preserve">| </w:t>
+          <w:szCs w:val="22"/>
+        </w:rPr>
+        <w:t>Auto Core</w:t>
+      </w:r>
+      <w:r>
+        <w:rPr>
+          <w:rFonts w:ascii="Calibri" w:hAnsi="Calibri" w:cs="Calibri"/>
+          <w:sz w:val="22"/>
+          <w:szCs w:val="22"/>
+        </w:rPr>
+        <w:t xml:space="preserve"> | C++, Win32 API, SQLite | </w:t>
       </w:r>
       <w:hyperlink r:id="rId13" w:history="1">
         <w:r>
@@ -638,6 +1092,7 @@
             <w:rStyle w:val="Hyperlink"/>
             <w:rFonts w:ascii="Calibri" w:hAnsi="Calibri" w:cs="Calibri"/>
             <w:sz w:val="22"/>
+            <w:szCs w:val="22"/>
           </w:rPr>
           <w:t>GitHub</w:t>
         </w:r>
@@ -647,487 +1102,219 @@
       <w:pPr>
         <w:rPr>
           <w:rFonts w:ascii="Calibri" w:hAnsi="Calibri" w:cs="Calibri"/>
-          <w:i/>
-          <w:iCs/>
-          <w:sz w:val="22"/>
-        </w:rPr>
-      </w:pPr>
-      <w:r>
-        <w:rPr>
-          <w:rFonts w:ascii="Calibri" w:hAnsi="Calibri" w:cs="Calibri"/>
-          <w:i/>
-          <w:iCs/>
-          <w:sz w:val="22"/>
-        </w:rPr>
-        <w:t>A web-based history education game about the World War I ghost town of Amatol, NJ.</w:t>
+          <w:sz w:val="22"/>
+          <w:szCs w:val="22"/>
+        </w:rPr>
+      </w:pPr>
+      <w:r>
+        <w:rPr>
+          <w:rFonts w:ascii="Calibri" w:hAnsi="Calibri" w:cs="Calibri"/>
+          <w:sz w:val="22"/>
+          <w:szCs w:val="22"/>
+        </w:rPr>
+        <w:t xml:space="preserve">Windows utility for streamlining task execution and desktop </w:t>
+      </w:r>
+      <w:r>
+        <w:rPr>
+          <w:rFonts w:ascii="Calibri" w:hAnsi="Calibri" w:cs="Calibri"/>
+          <w:sz w:val="22"/>
+          <w:szCs w:val="22"/>
+        </w:rPr>
+        <w:t>automation</w:t>
+      </w:r>
+      <w:r>
+        <w:rPr>
+          <w:rFonts w:ascii="Calibri" w:hAnsi="Calibri" w:cs="Calibri"/>
+          <w:sz w:val="22"/>
+          <w:szCs w:val="22"/>
+        </w:rPr>
+        <w:t>.</w:t>
       </w:r>
     </w:p>
     <w:p>
       <w:pPr>
-        <w:pStyle w:val="NoSpacing"/>
+        <w:pStyle w:val="ListParagraph"/>
         <w:numPr>
           <w:ilvl w:val="0"/>
-          <w:numId w:val="7"/>
+          <w:numId w:val="4"/>
         </w:numPr>
         <w:rPr>
           <w:rFonts w:ascii="Calibri" w:hAnsi="Calibri" w:cs="Calibri"/>
-        </w:rPr>
-      </w:pPr>
-      <w:r>
-        <w:rPr>
-          <w:rFonts w:ascii="Calibri" w:hAnsi="Calibri" w:cs="Calibri"/>
-        </w:rPr>
-        <w:t xml:space="preserve">Engineered interactive </w:t>
-      </w:r>
-      <w:r>
-        <w:rPr>
-          <w:rFonts w:ascii="Calibri" w:hAnsi="Calibri" w:cs="Calibri"/>
-        </w:rPr>
-        <w:t>game</w:t>
-      </w:r>
-      <w:r>
-        <w:rPr>
-          <w:rFonts w:ascii="Calibri" w:hAnsi="Calibri" w:cs="Calibri"/>
-        </w:rPr>
-        <w:t xml:space="preserve"> mechanics using JavaScript with dynamic DOM manipulation </w:t>
-      </w:r>
-      <w:r>
-        <w:rPr>
-          <w:rFonts w:ascii="Calibri" w:hAnsi="Calibri" w:cs="Calibri"/>
-        </w:rPr>
-        <w:t xml:space="preserve">for </w:t>
-      </w:r>
-      <w:r>
-        <w:rPr>
-          <w:rFonts w:ascii="Calibri" w:hAnsi="Calibri" w:cs="Calibri"/>
-        </w:rPr>
-        <w:t>smooth gameplay.</w:t>
+          <w:sz w:val="22"/>
+          <w:szCs w:val="22"/>
+        </w:rPr>
+      </w:pPr>
+      <w:r>
+        <w:rPr>
+          <w:rFonts w:ascii="Calibri" w:hAnsi="Calibri" w:cs="Calibri"/>
+          <w:sz w:val="22"/>
+          <w:szCs w:val="22"/>
+        </w:rPr>
+        <w:t xml:space="preserve">Built a keyboard manager in C++ with the Win32 API to intercept key events and execute user-defined commands for taskbar navigation, text insertion, and </w:t>
+      </w:r>
+      <w:r>
+        <w:rPr>
+          <w:rFonts w:ascii="Calibri" w:hAnsi="Calibri" w:cs="Calibri"/>
+          <w:sz w:val="22"/>
+          <w:szCs w:val="22"/>
+        </w:rPr>
+        <w:t>custom</w:t>
+      </w:r>
+      <w:r>
+        <w:rPr>
+          <w:rFonts w:ascii="Calibri" w:hAnsi="Calibri" w:cs="Calibri"/>
+          <w:sz w:val="22"/>
+          <w:szCs w:val="22"/>
+        </w:rPr>
+        <w:t xml:space="preserve"> shortcuts.</w:t>
       </w:r>
     </w:p>
     <w:p>
       <w:pPr>
-        <w:pStyle w:val="NoSpacing"/>
+        <w:pStyle w:val="ListParagraph"/>
         <w:numPr>
           <w:ilvl w:val="0"/>
-          <w:numId w:val="7"/>
+          <w:numId w:val="4"/>
         </w:numPr>
         <w:rPr>
           <w:rFonts w:ascii="Calibri" w:hAnsi="Calibri" w:cs="Calibri"/>
-        </w:rPr>
-      </w:pPr>
-      <w:r>
-        <w:rPr>
-          <w:rFonts w:ascii="Calibri" w:hAnsi="Calibri" w:cs="Calibri"/>
-        </w:rPr>
-        <w:t>Implemented an asynchronous asset prefetching system using Promises to load images and audio at startup, reducing in-game latency.</w:t>
+          <w:sz w:val="22"/>
+          <w:szCs w:val="22"/>
+        </w:rPr>
+      </w:pPr>
+      <w:r>
+        <w:rPr>
+          <w:rFonts w:ascii="Calibri" w:hAnsi="Calibri" w:cs="Calibri"/>
+          <w:sz w:val="22"/>
+          <w:szCs w:val="22"/>
+        </w:rPr>
+        <w:t>Implemented a modular component architecture with named-pipe communication and SQLite</w:t>
+      </w:r>
+      <w:r>
+        <w:rPr>
+          <w:rFonts w:ascii="Calibri" w:hAnsi="Calibri" w:cs="Calibri"/>
+          <w:sz w:val="22"/>
+          <w:szCs w:val="22"/>
+        </w:rPr>
+        <w:t>/Firebase</w:t>
+      </w:r>
+      <w:r>
+        <w:rPr>
+          <w:rFonts w:ascii="Calibri" w:hAnsi="Calibri" w:cs="Calibri"/>
+          <w:sz w:val="22"/>
+          <w:szCs w:val="22"/>
+        </w:rPr>
+        <w:t>-backed</w:t>
+      </w:r>
+      <w:r>
+        <w:rPr>
+          <w:rFonts w:ascii="Calibri" w:hAnsi="Calibri" w:cs="Calibri"/>
+          <w:sz w:val="22"/>
+          <w:szCs w:val="22"/>
+        </w:rPr>
+        <w:t xml:space="preserve"> </w:t>
+      </w:r>
+      <w:r>
+        <w:rPr>
+          <w:rFonts w:ascii="Calibri" w:hAnsi="Calibri" w:cs="Calibri"/>
+          <w:sz w:val="22"/>
+          <w:szCs w:val="22"/>
+        </w:rPr>
+        <w:t xml:space="preserve">storage for runtime configuration, personalization, and </w:t>
+      </w:r>
+      <w:r>
+        <w:rPr>
+          <w:rFonts w:ascii="Calibri" w:hAnsi="Calibri" w:cs="Calibri"/>
+          <w:sz w:val="22"/>
+          <w:szCs w:val="22"/>
+        </w:rPr>
+        <w:t>user</w:t>
+      </w:r>
+      <w:r>
+        <w:rPr>
+          <w:rFonts w:ascii="Calibri" w:hAnsi="Calibri" w:cs="Calibri"/>
+          <w:sz w:val="22"/>
+          <w:szCs w:val="22"/>
+        </w:rPr>
+        <w:t>-specific data</w:t>
+      </w:r>
+      <w:r>
+        <w:rPr>
+          <w:rFonts w:ascii="Calibri" w:hAnsi="Calibri" w:cs="Calibri"/>
+          <w:sz w:val="22"/>
+          <w:szCs w:val="22"/>
+        </w:rPr>
+        <w:t xml:space="preserve"> management</w:t>
+      </w:r>
+      <w:r>
+        <w:rPr>
+          <w:rFonts w:ascii="Calibri" w:hAnsi="Calibri" w:cs="Calibri"/>
+          <w:sz w:val="22"/>
+          <w:szCs w:val="22"/>
+        </w:rPr>
+        <w:t>.</w:t>
       </w:r>
     </w:p>
     <w:p>
       <w:pPr>
-        <w:pStyle w:val="NoSpacing"/>
+        <w:pStyle w:val="ListParagraph"/>
         <w:numPr>
           <w:ilvl w:val="0"/>
-          <w:numId w:val="7"/>
+          <w:numId w:val="4"/>
         </w:numPr>
         <w:rPr>
           <w:rFonts w:ascii="Calibri" w:hAnsi="Calibri" w:cs="Calibri"/>
-        </w:rPr>
-      </w:pPr>
-      <w:r>
-        <w:rPr>
-          <w:rFonts w:ascii="Calibri" w:hAnsi="Calibri" w:cs="Calibri"/>
-        </w:rPr>
-        <w:t>Utilized</w:t>
-      </w:r>
-      <w:r>
-        <w:rPr>
-          <w:rFonts w:ascii="Calibri" w:hAnsi="Calibri" w:cs="Calibri"/>
-        </w:rPr>
-        <w:t xml:space="preserve"> Tesseract OCR to digitize </w:t>
-      </w:r>
-      <w:r>
-        <w:rPr>
-          <w:rFonts w:ascii="Calibri" w:hAnsi="Calibri" w:cs="Calibri"/>
-        </w:rPr>
-        <w:t xml:space="preserve">scanned </w:t>
-      </w:r>
-      <w:r>
-        <w:rPr>
-          <w:rFonts w:ascii="Calibri" w:hAnsi="Calibri" w:cs="Calibri"/>
-        </w:rPr>
-        <w:t>historical documents</w:t>
-      </w:r>
-      <w:r>
-        <w:rPr>
-          <w:rFonts w:ascii="Calibri" w:hAnsi="Calibri" w:cs="Calibri"/>
-        </w:rPr>
-        <w:t xml:space="preserve"> into searchable text</w:t>
-      </w:r>
-      <w:r>
-        <w:rPr>
-          <w:rFonts w:ascii="Calibri" w:hAnsi="Calibri" w:cs="Calibri"/>
-        </w:rPr>
-        <w:t xml:space="preserve"> </w:t>
-      </w:r>
-      <w:r>
-        <w:rPr>
-          <w:rFonts w:ascii="Calibri" w:hAnsi="Calibri" w:cs="Calibri"/>
-        </w:rPr>
-        <w:t>to</w:t>
-      </w:r>
-      <w:r>
-        <w:rPr>
-          <w:rFonts w:ascii="Calibri" w:hAnsi="Calibri" w:cs="Calibri"/>
-        </w:rPr>
-        <w:t xml:space="preserve"> provide access </w:t>
-      </w:r>
-      <w:r>
-        <w:rPr>
-          <w:rFonts w:ascii="Calibri" w:hAnsi="Calibri" w:cs="Calibri"/>
-        </w:rPr>
-        <w:t>to</w:t>
-      </w:r>
-      <w:r>
-        <w:rPr>
-          <w:rFonts w:ascii="Calibri" w:hAnsi="Calibri" w:cs="Calibri"/>
-        </w:rPr>
-        <w:t xml:space="preserve"> primary source materials.</w:t>
+          <w:sz w:val="22"/>
+          <w:szCs w:val="22"/>
+        </w:rPr>
+      </w:pPr>
+      <w:r>
+        <w:rPr>
+          <w:rFonts w:ascii="Calibri" w:hAnsi="Calibri" w:cs="Calibri"/>
+          <w:sz w:val="22"/>
+          <w:szCs w:val="22"/>
+        </w:rPr>
+        <w:t xml:space="preserve">Optimized runtime key-mapping performance through configurable execution modes, reducing per-call overhead from 75–95 µs with file-based </w:t>
+      </w:r>
+      <w:r>
+        <w:rPr>
+          <w:rFonts w:ascii="Calibri" w:hAnsi="Calibri" w:cs="Calibri"/>
+          <w:sz w:val="22"/>
+          <w:szCs w:val="22"/>
+        </w:rPr>
+        <w:t>key</w:t>
+      </w:r>
+      <w:r>
+        <w:rPr>
+          <w:rFonts w:ascii="Calibri" w:hAnsi="Calibri" w:cs="Calibri"/>
+          <w:sz w:val="22"/>
+          <w:szCs w:val="22"/>
+        </w:rPr>
+        <w:t xml:space="preserve"> mappings to 0.20–0.35 µs with hardcoded </w:t>
+      </w:r>
+      <w:r>
+        <w:rPr>
+          <w:rFonts w:ascii="Calibri" w:hAnsi="Calibri" w:cs="Calibri"/>
+          <w:sz w:val="22"/>
+          <w:szCs w:val="22"/>
+        </w:rPr>
+        <w:t xml:space="preserve">key </w:t>
+      </w:r>
+      <w:r>
+        <w:rPr>
+          <w:rFonts w:ascii="Calibri" w:hAnsi="Calibri" w:cs="Calibri"/>
+          <w:sz w:val="22"/>
+          <w:szCs w:val="22"/>
+        </w:rPr>
+        <w:t>mappings.</w:t>
       </w:r>
     </w:p>
     <w:p>
       <w:pPr>
-        <w:pStyle w:val="NoSpacing"/>
-        <w:rPr>
-          <w:rFonts w:ascii="Calibri" w:hAnsi="Calibri" w:cs="Calibri"/>
-          <w:sz w:val="20"/>
-          <w:szCs w:val="20"/>
-        </w:rPr>
-      </w:pPr>
-    </w:p>
-    <w:p>
-      <w:pPr>
-        <w:rPr>
-          <w:rFonts w:ascii="Calibri" w:hAnsi="Calibri" w:cs="Calibri"/>
-          <w:sz w:val="22"/>
-        </w:rPr>
-      </w:pPr>
-      <w:r>
-        <w:rPr>
-          <w:rFonts w:ascii="Calibri" w:hAnsi="Calibri" w:cs="Calibri"/>
-          <w:b/>
-          <w:bCs/>
-          <w:sz w:val="22"/>
-        </w:rPr>
-        <w:t>Auto Core</w:t>
-      </w:r>
-      <w:r>
-        <w:rPr>
-          <w:rFonts w:ascii="Calibri" w:hAnsi="Calibri" w:cs="Calibri"/>
-          <w:sz w:val="22"/>
-        </w:rPr>
-        <w:t xml:space="preserve"> </w:t>
-      </w:r>
-      <w:r>
-        <w:rPr>
-          <w:rFonts w:ascii="Calibri" w:hAnsi="Calibri" w:cs="Calibri"/>
-          <w:b/>
-          <w:sz w:val="22"/>
-        </w:rPr>
-        <w:t xml:space="preserve">— </w:t>
-      </w:r>
-      <w:r>
-        <w:rPr>
-          <w:rFonts w:ascii="Calibri" w:hAnsi="Calibri" w:cs="Calibri"/>
-          <w:sz w:val="22"/>
-        </w:rPr>
-        <w:t>C++</w:t>
-      </w:r>
-      <w:r>
-        <w:rPr>
-          <w:rFonts w:ascii="Calibri" w:hAnsi="Calibri" w:cs="Calibri"/>
-          <w:sz w:val="22"/>
-        </w:rPr>
-        <w:t>,</w:t>
-      </w:r>
-      <w:r>
-        <w:rPr>
-          <w:rFonts w:ascii="Calibri" w:hAnsi="Calibri" w:cs="Calibri"/>
-          <w:sz w:val="22"/>
-        </w:rPr>
-        <w:t xml:space="preserve"> </w:t>
-      </w:r>
-      <w:r>
-        <w:rPr>
-          <w:rFonts w:ascii="Calibri" w:hAnsi="Calibri" w:cs="Calibri"/>
-          <w:sz w:val="22"/>
-        </w:rPr>
-        <w:t>Win32</w:t>
-      </w:r>
-      <w:r>
-        <w:rPr>
-          <w:rFonts w:ascii="Calibri" w:hAnsi="Calibri" w:cs="Calibri"/>
-          <w:sz w:val="22"/>
-        </w:rPr>
-        <w:t xml:space="preserve"> API</w:t>
-      </w:r>
-      <w:r>
-        <w:rPr>
-          <w:rFonts w:ascii="Calibri" w:hAnsi="Calibri" w:cs="Calibri"/>
-          <w:sz w:val="22"/>
-        </w:rPr>
-        <w:t>,</w:t>
-      </w:r>
-      <w:r>
-        <w:rPr>
-          <w:rFonts w:ascii="Calibri" w:hAnsi="Calibri" w:cs="Calibri"/>
-          <w:sz w:val="22"/>
-        </w:rPr>
-        <w:t xml:space="preserve"> </w:t>
-      </w:r>
-      <w:r>
-        <w:rPr>
-          <w:rFonts w:ascii="Calibri" w:hAnsi="Calibri" w:cs="Calibri"/>
-          <w:sz w:val="22"/>
-        </w:rPr>
-        <w:t>SQLite3</w:t>
-      </w:r>
-      <w:r>
-        <w:rPr>
-          <w:rFonts w:ascii="Calibri" w:hAnsi="Calibri" w:cs="Calibri"/>
-          <w:sz w:val="22"/>
-        </w:rPr>
-        <w:t xml:space="preserve"> | </w:t>
-      </w:r>
-      <w:hyperlink r:id="rId14" w:history="1">
-        <w:r>
-          <w:rPr>
-            <w:rStyle w:val="Hyperlink"/>
-            <w:rFonts w:ascii="Calibri" w:hAnsi="Calibri" w:cs="Calibri"/>
-            <w:sz w:val="22"/>
-          </w:rPr>
-          <w:t>GitHub</w:t>
-        </w:r>
-      </w:hyperlink>
-    </w:p>
-    <w:p>
-      <w:pPr>
-        <w:rPr>
-          <w:rFonts w:ascii="Calibri" w:hAnsi="Calibri" w:cs="Calibri"/>
-          <w:i/>
-          <w:iCs/>
-          <w:sz w:val="22"/>
-        </w:rPr>
-      </w:pPr>
-      <w:r>
-        <w:rPr>
-          <w:rFonts w:ascii="Calibri" w:hAnsi="Calibri" w:cs="Calibri"/>
-          <w:i/>
-          <w:iCs/>
-          <w:sz w:val="22"/>
-        </w:rPr>
-        <w:t>A utility designed to streamline task execution on Windows 11 systems.</w:t>
-      </w:r>
-    </w:p>
-    <w:p>
-      <w:pPr>
-        <w:pStyle w:val="NoSpacing"/>
-        <w:numPr>
-          <w:ilvl w:val="0"/>
-          <w:numId w:val="9"/>
-        </w:numPr>
-        <w:rPr>
-          <w:rFonts w:ascii="Calibri" w:hAnsi="Calibri" w:cs="Calibri"/>
-        </w:rPr>
-      </w:pPr>
-      <w:r>
-        <w:rPr>
-          <w:rFonts w:ascii="Calibri" w:hAnsi="Calibri" w:cs="Calibri"/>
-        </w:rPr>
-        <w:t xml:space="preserve">Developed </w:t>
-      </w:r>
-      <w:r>
-        <w:rPr>
-          <w:rFonts w:ascii="Calibri" w:hAnsi="Calibri" w:cs="Calibri"/>
-        </w:rPr>
-        <w:t xml:space="preserve">a keyboard manager </w:t>
-      </w:r>
-      <w:r>
-        <w:rPr>
-          <w:rFonts w:ascii="Calibri" w:hAnsi="Calibri" w:cs="Calibri"/>
-        </w:rPr>
-        <w:t xml:space="preserve">with C++23 modules and the Windows API to remap keys </w:t>
-      </w:r>
-      <w:r>
-        <w:rPr>
-          <w:rFonts w:ascii="Calibri" w:hAnsi="Calibri" w:cs="Calibri"/>
-        </w:rPr>
-        <w:t>to</w:t>
-      </w:r>
-      <w:r>
-        <w:rPr>
-          <w:rFonts w:ascii="Calibri" w:hAnsi="Calibri" w:cs="Calibri"/>
-        </w:rPr>
-        <w:t xml:space="preserve"> </w:t>
-      </w:r>
-      <w:r>
-        <w:rPr>
-          <w:rFonts w:ascii="Calibri" w:hAnsi="Calibri" w:cs="Calibri"/>
-        </w:rPr>
-        <w:t>user-defined commands</w:t>
-      </w:r>
-      <w:r>
-        <w:rPr>
-          <w:rFonts w:ascii="Calibri" w:hAnsi="Calibri" w:cs="Calibri"/>
-        </w:rPr>
-        <w:t xml:space="preserve">, improving </w:t>
-      </w:r>
-      <w:r>
-        <w:rPr>
-          <w:rFonts w:ascii="Calibri" w:hAnsi="Calibri" w:cs="Calibri"/>
-        </w:rPr>
-        <w:t>workflow efficiency</w:t>
-      </w:r>
-      <w:r>
-        <w:rPr>
-          <w:rFonts w:ascii="Calibri" w:hAnsi="Calibri" w:cs="Calibri"/>
-        </w:rPr>
-        <w:t xml:space="preserve"> </w:t>
-      </w:r>
-      <w:r>
-        <w:rPr>
-          <w:rFonts w:ascii="Calibri" w:hAnsi="Calibri" w:cs="Calibri"/>
-        </w:rPr>
-        <w:t>and</w:t>
-      </w:r>
-      <w:r>
-        <w:rPr>
-          <w:rFonts w:ascii="Calibri" w:hAnsi="Calibri" w:cs="Calibri"/>
-        </w:rPr>
-        <w:t xml:space="preserve"> taskbar navigation</w:t>
-      </w:r>
-      <w:r>
-        <w:rPr>
-          <w:rFonts w:ascii="Calibri" w:hAnsi="Calibri" w:cs="Calibri"/>
-        </w:rPr>
-        <w:t xml:space="preserve"> speed</w:t>
-      </w:r>
-      <w:r>
-        <w:rPr>
-          <w:rFonts w:ascii="Calibri" w:hAnsi="Calibri" w:cs="Calibri"/>
-        </w:rPr>
-        <w:t>.</w:t>
-      </w:r>
-    </w:p>
-    <w:p>
-      <w:pPr>
-        <w:pStyle w:val="NoSpacing"/>
-        <w:numPr>
-          <w:ilvl w:val="0"/>
-          <w:numId w:val="9"/>
-        </w:numPr>
-        <w:rPr>
-          <w:rFonts w:ascii="Calibri" w:hAnsi="Calibri" w:cs="Calibri"/>
-        </w:rPr>
-      </w:pPr>
-      <w:r>
-        <w:rPr>
-          <w:rFonts w:ascii="Calibri" w:hAnsi="Calibri" w:cs="Calibri"/>
-        </w:rPr>
-        <w:t>Built</w:t>
-      </w:r>
-      <w:r>
-        <w:rPr>
-          <w:rFonts w:ascii="Calibri" w:hAnsi="Calibri" w:cs="Calibri"/>
-        </w:rPr>
-        <w:t xml:space="preserve"> a </w:t>
-      </w:r>
-      <w:r>
-        <w:rPr>
-          <w:rFonts w:ascii="Calibri" w:hAnsi="Calibri" w:cs="Calibri"/>
-        </w:rPr>
-        <w:t xml:space="preserve">local </w:t>
-      </w:r>
-      <w:r>
-        <w:rPr>
-          <w:rFonts w:ascii="Calibri" w:hAnsi="Calibri" w:cs="Calibri"/>
-        </w:rPr>
-        <w:t>database</w:t>
-      </w:r>
-      <w:r>
-        <w:rPr>
-          <w:rFonts w:ascii="Calibri" w:hAnsi="Calibri" w:cs="Calibri"/>
-        </w:rPr>
-        <w:t xml:space="preserve"> system </w:t>
-      </w:r>
-      <w:r>
-        <w:rPr>
-          <w:rFonts w:ascii="Calibri" w:hAnsi="Calibri" w:cs="Calibri"/>
-        </w:rPr>
-        <w:t>utilizing</w:t>
-      </w:r>
-      <w:r>
-        <w:rPr>
-          <w:rFonts w:ascii="Calibri" w:hAnsi="Calibri" w:cs="Calibri"/>
-        </w:rPr>
-        <w:t xml:space="preserve"> SQLite3 to enable end</w:t>
-      </w:r>
-      <w:r>
-        <w:rPr>
-          <w:rFonts w:ascii="Calibri" w:hAnsi="Calibri" w:cs="Calibri"/>
-        </w:rPr>
-        <w:t>-</w:t>
-      </w:r>
-      <w:r>
-        <w:rPr>
-          <w:rFonts w:ascii="Calibri" w:hAnsi="Calibri" w:cs="Calibri"/>
-        </w:rPr>
-        <w:t xml:space="preserve">user </w:t>
-      </w:r>
-      <w:r>
-        <w:rPr>
-          <w:rFonts w:ascii="Calibri" w:hAnsi="Calibri" w:cs="Calibri"/>
-        </w:rPr>
-        <w:t>personalization and</w:t>
-      </w:r>
-      <w:r>
-        <w:rPr>
-          <w:rFonts w:ascii="Calibri" w:hAnsi="Calibri" w:cs="Calibri"/>
-        </w:rPr>
-        <w:t xml:space="preserve"> customization.</w:t>
-      </w:r>
-    </w:p>
-    <w:p>
-      <w:pPr>
-        <w:pStyle w:val="NoSpacing"/>
-        <w:numPr>
-          <w:ilvl w:val="0"/>
-          <w:numId w:val="9"/>
-        </w:numPr>
-        <w:rPr>
-          <w:rFonts w:ascii="Calibri" w:hAnsi="Calibri" w:cs="Calibri"/>
-        </w:rPr>
-      </w:pPr>
-      <w:r>
-        <w:rPr>
-          <w:rFonts w:ascii="Calibri" w:hAnsi="Calibri" w:cs="Calibri"/>
-        </w:rPr>
-        <w:t>Implemented secure settings and data synchronization using OAuth2-based authentication.</w:t>
-      </w:r>
-    </w:p>
-    <w:p>
-      <w:pPr>
-        <w:pStyle w:val="NoSpacing"/>
-        <w:rPr>
-          <w:rFonts w:ascii="Calibri" w:hAnsi="Calibri" w:cs="Calibri"/>
-        </w:rPr>
-      </w:pPr>
-    </w:p>
-    <w:p>
-      <w:pPr>
-        <w:pStyle w:val="NoSpacing"/>
         <w:pBdr>
-          <w:bottom w:val="single" w:sz="6" w:space="1" w:color="auto"/>
+          <w:bottom w:val="single" w:sz="4" w:space="1" w:color="auto"/>
         </w:pBdr>
+        <w:spacing w:before="120"/>
         <w:rPr>
           <w:rFonts w:ascii="Calibri" w:hAnsi="Calibri" w:cs="Calibri"/>
           <w:b/>
@@ -1144,9 +1331,119 @@
           <w:sz w:val="26"/>
           <w:szCs w:val="26"/>
         </w:rPr>
-        <w:t xml:space="preserve">MILITARY </w:t>
-      </w:r>
-      <w:r>
+        <w:t>MILITARY EXPERIENCE</w:t>
+      </w:r>
+    </w:p>
+    <w:p>
+      <w:pPr>
+        <w:tabs>
+          <w:tab w:val="right" w:pos="10800"/>
+        </w:tabs>
+        <w:rPr>
+          <w:rFonts w:ascii="Calibri" w:hAnsi="Calibri" w:cs="Calibri"/>
+          <w:sz w:val="22"/>
+          <w:szCs w:val="22"/>
+        </w:rPr>
+      </w:pPr>
+      <w:r>
+        <w:rPr>
+          <w:rFonts w:ascii="Calibri" w:hAnsi="Calibri" w:cs="Calibri"/>
+          <w:b/>
+          <w:bCs/>
+          <w:sz w:val="22"/>
+          <w:szCs w:val="22"/>
+        </w:rPr>
+        <w:t>United States Coast Guard Reserve</w:t>
+      </w:r>
+      <w:r>
+        <w:rPr>
+          <w:rFonts w:ascii="Calibri" w:hAnsi="Calibri" w:cs="Calibri"/>
+          <w:sz w:val="22"/>
+          <w:szCs w:val="22"/>
+        </w:rPr>
+        <w:tab/>
+        <w:t>June 2007 – April 2013</w:t>
+      </w:r>
+    </w:p>
+    <w:p>
+      <w:pPr>
+        <w:tabs>
+          <w:tab w:val="right" w:pos="10800"/>
+        </w:tabs>
+        <w:rPr>
+          <w:rFonts w:ascii="Calibri" w:hAnsi="Calibri" w:cs="Calibri"/>
+          <w:sz w:val="22"/>
+          <w:szCs w:val="22"/>
+        </w:rPr>
+      </w:pPr>
+      <w:r>
+        <w:rPr>
+          <w:rFonts w:ascii="Calibri" w:hAnsi="Calibri" w:cs="Calibri"/>
+          <w:sz w:val="22"/>
+          <w:szCs w:val="22"/>
+        </w:rPr>
+        <w:t>Electronics Technician</w:t>
+      </w:r>
+    </w:p>
+    <w:p>
+      <w:pPr>
+        <w:pStyle w:val="ListParagraph"/>
+        <w:numPr>
+          <w:ilvl w:val="0"/>
+          <w:numId w:val="5"/>
+        </w:numPr>
+        <w:tabs>
+          <w:tab w:val="right" w:pos="10800"/>
+        </w:tabs>
+        <w:rPr>
+          <w:rFonts w:ascii="Calibri" w:hAnsi="Calibri" w:cs="Calibri"/>
+          <w:sz w:val="22"/>
+          <w:szCs w:val="22"/>
+        </w:rPr>
+      </w:pPr>
+      <w:r>
+        <w:rPr>
+          <w:rFonts w:ascii="Calibri" w:hAnsi="Calibri" w:cs="Calibri"/>
+          <w:sz w:val="22"/>
+          <w:szCs w:val="22"/>
+        </w:rPr>
+        <w:t>Performed preventive and corrective maintenance on electronic systems in coordination with end users.</w:t>
+      </w:r>
+    </w:p>
+    <w:p>
+      <w:pPr>
+        <w:pStyle w:val="ListParagraph"/>
+        <w:numPr>
+          <w:ilvl w:val="0"/>
+          <w:numId w:val="5"/>
+        </w:numPr>
+        <w:tabs>
+          <w:tab w:val="right" w:pos="10800"/>
+        </w:tabs>
+        <w:rPr>
+          <w:rFonts w:ascii="Calibri" w:hAnsi="Calibri" w:cs="Calibri"/>
+          <w:sz w:val="22"/>
+          <w:szCs w:val="22"/>
+        </w:rPr>
+      </w:pPr>
+      <w:r>
+        <w:rPr>
+          <w:rFonts w:ascii="Calibri" w:hAnsi="Calibri" w:cs="Calibri"/>
+          <w:sz w:val="22"/>
+          <w:szCs w:val="22"/>
+        </w:rPr>
+        <w:t>Awarded the Exceptional Merit Award for technical excellence, dependability, and support of team operations.</w:t>
+      </w:r>
+    </w:p>
+    <w:p>
+      <w:pPr>
+        <w:pBdr>
+          <w:bottom w:val="single" w:sz="4" w:space="1" w:color="auto"/>
+        </w:pBdr>
+        <w:tabs>
+          <w:tab w:val="right" w:pos="10800"/>
+        </w:tabs>
+        <w:spacing w:before="120"/>
         <w:rPr>
           <w:rFonts w:ascii="Calibri" w:hAnsi="Calibri" w:cs="Calibri"/>
           <w:b/>
@@ -1154,218 +1451,8 @@
           <w:sz w:val="26"/>
           <w:szCs w:val="26"/>
         </w:rPr>
-        <w:t>EXPERIENCE</w:t>
-      </w:r>
-    </w:p>
-    <w:p>
-      <w:pPr>
-        <w:pStyle w:val="NoSpacing"/>
-        <w:tabs>
-          <w:tab w:val="right" w:pos="10800"/>
-        </w:tabs>
-        <w:rPr>
-          <w:rFonts w:ascii="Calibri" w:hAnsi="Calibri" w:cs="Calibri"/>
-        </w:rPr>
-      </w:pPr>
-      <w:r>
-        <w:rPr>
-          <w:rFonts w:ascii="Calibri" w:hAnsi="Calibri" w:cs="Calibri"/>
-          <w:b/>
-          <w:bCs/>
-        </w:rPr>
-        <w:t>United States Coast Guard Reserves</w:t>
-      </w:r>
-      <w:r>
-        <w:rPr>
-          <w:rFonts w:ascii="Calibri" w:hAnsi="Calibri" w:cs="Calibri"/>
-          <w:b/>
-          <w:bCs/>
-        </w:rPr>
-        <w:tab/>
-      </w:r>
-      <w:r>
-        <w:rPr>
-          <w:rFonts w:ascii="Calibri" w:hAnsi="Calibri" w:cs="Calibri"/>
-        </w:rPr>
-        <w:t>Jun</w:t>
-      </w:r>
-      <w:r>
-        <w:rPr>
-          <w:rFonts w:ascii="Calibri" w:hAnsi="Calibri" w:cs="Calibri"/>
-        </w:rPr>
-        <w:t>e</w:t>
-      </w:r>
-      <w:r>
-        <w:rPr>
-          <w:rFonts w:ascii="Calibri" w:hAnsi="Calibri" w:cs="Calibri"/>
-        </w:rPr>
-        <w:t xml:space="preserve"> </w:t>
-      </w:r>
-      <w:r>
-        <w:rPr>
-          <w:rFonts w:ascii="Calibri" w:hAnsi="Calibri" w:cs="Calibri"/>
-        </w:rPr>
-        <w:t xml:space="preserve">2007 </w:t>
-      </w:r>
-      <w:r>
-        <w:rPr>
-          <w:rStyle w:val="hgkelc"/>
-          <w:rFonts w:ascii="Calibri" w:hAnsi="Calibri" w:cs="Calibri"/>
-          <w:lang w:val="en"/>
-        </w:rPr>
-        <w:t>–</w:t>
-      </w:r>
-      <w:r>
-        <w:rPr>
-          <w:rStyle w:val="hgkelc"/>
-          <w:rFonts w:ascii="Calibri" w:hAnsi="Calibri" w:cs="Calibri"/>
-          <w:b/>
-          <w:bCs/>
-          <w:lang w:val="en"/>
-        </w:rPr>
-        <w:t xml:space="preserve"> </w:t>
-      </w:r>
-      <w:r>
-        <w:rPr>
-          <w:rStyle w:val="hgkelc"/>
-          <w:rFonts w:ascii="Calibri" w:hAnsi="Calibri" w:cs="Calibri"/>
-          <w:lang w:val="en"/>
-        </w:rPr>
-        <w:t>Apr</w:t>
-      </w:r>
-      <w:r>
-        <w:rPr>
-          <w:rStyle w:val="hgkelc"/>
-          <w:rFonts w:ascii="Calibri" w:hAnsi="Calibri" w:cs="Calibri"/>
-          <w:lang w:val="en"/>
-        </w:rPr>
-        <w:t>il</w:t>
-      </w:r>
-      <w:r>
-        <w:rPr>
-          <w:rStyle w:val="hgkelc"/>
-          <w:rFonts w:ascii="Calibri" w:hAnsi="Calibri" w:cs="Calibri"/>
-          <w:lang w:val="en"/>
-        </w:rPr>
-        <w:t xml:space="preserve"> </w:t>
-      </w:r>
-      <w:r>
-        <w:rPr>
-          <w:rFonts w:ascii="Calibri" w:hAnsi="Calibri" w:cs="Calibri"/>
-        </w:rPr>
-        <w:t>2013</w:t>
-      </w:r>
-    </w:p>
-    <w:p>
-      <w:pPr>
-        <w:pStyle w:val="NoSpacing"/>
-        <w:tabs>
-          <w:tab w:val="right" w:pos="10800"/>
-        </w:tabs>
-        <w:rPr>
-          <w:rFonts w:ascii="Calibri" w:hAnsi="Calibri" w:cs="Calibri"/>
-        </w:rPr>
-      </w:pPr>
-      <w:r>
-        <w:rPr>
-          <w:rFonts w:ascii="Calibri" w:hAnsi="Calibri" w:cs="Calibri"/>
-        </w:rPr>
-        <w:t>Electronics Technician</w:t>
-      </w:r>
-      <w:r>
-        <w:rPr>
-          <w:rFonts w:ascii="Calibri" w:hAnsi="Calibri" w:cs="Calibri"/>
-        </w:rPr>
-        <w:tab/>
-      </w:r>
-      <w:bookmarkStart w:id="0" w:name="_Hlk146898021"/>
-    </w:p>
-    <w:p>
-      <w:pPr>
-        <w:pStyle w:val="NoSpacing"/>
-        <w:numPr>
-          <w:ilvl w:val="0"/>
-          <w:numId w:val="11"/>
-        </w:numPr>
-        <w:rPr>
-          <w:rFonts w:ascii="Calibri" w:hAnsi="Calibri" w:cs="Calibri"/>
-        </w:rPr>
-      </w:pPr>
-      <w:r>
-        <w:rPr>
-          <w:rFonts w:ascii="Calibri" w:hAnsi="Calibri" w:cs="Calibri"/>
-        </w:rPr>
-        <w:t>Coordinated with users of electronic equipment to perform preventative and corrective maintenance.</w:t>
-      </w:r>
-    </w:p>
-    <w:bookmarkEnd w:id="0"/>
-    <w:p>
-      <w:pPr>
-        <w:pStyle w:val="NoSpacing"/>
-        <w:numPr>
-          <w:ilvl w:val="0"/>
-          <w:numId w:val="11"/>
-        </w:numPr>
-        <w:rPr>
-          <w:rFonts w:ascii="Calibri" w:hAnsi="Calibri" w:cs="Calibri"/>
-        </w:rPr>
-      </w:pPr>
-      <w:r>
-        <w:rPr>
-          <w:rFonts w:ascii="Calibri" w:hAnsi="Calibri" w:cs="Calibri"/>
-        </w:rPr>
-        <w:t>Recognized</w:t>
-      </w:r>
-      <w:r>
-        <w:rPr>
-          <w:rFonts w:ascii="Calibri" w:hAnsi="Calibri" w:cs="Calibri"/>
-        </w:rPr>
-        <w:t xml:space="preserve"> with</w:t>
-      </w:r>
-      <w:r>
-        <w:rPr>
-          <w:rFonts w:ascii="Calibri" w:hAnsi="Calibri" w:cs="Calibri"/>
-        </w:rPr>
-        <w:t xml:space="preserve"> </w:t>
-      </w:r>
-      <w:r>
-        <w:rPr>
-          <w:rFonts w:ascii="Calibri" w:hAnsi="Calibri" w:cs="Calibri"/>
-        </w:rPr>
-        <w:t xml:space="preserve">the Exceptional Merit Award </w:t>
-      </w:r>
-      <w:r>
-        <w:rPr>
-          <w:rFonts w:ascii="Calibri" w:hAnsi="Calibri" w:cs="Calibri"/>
-        </w:rPr>
-        <w:t xml:space="preserve">for technical excellence </w:t>
-      </w:r>
-      <w:r>
-        <w:rPr>
-          <w:rFonts w:ascii="Calibri" w:hAnsi="Calibri" w:cs="Calibri"/>
-        </w:rPr>
-        <w:t>and readiness to aid colleagues</w:t>
-      </w:r>
-      <w:r>
-        <w:rPr>
-          <w:rFonts w:ascii="Calibri" w:hAnsi="Calibri" w:cs="Calibri"/>
-        </w:rPr>
-        <w:t>.</w:t>
-      </w:r>
-    </w:p>
-    <w:p>
-      <w:pPr>
-        <w:pStyle w:val="NoSpacing"/>
-        <w:rPr>
-          <w:rFonts w:ascii="Calibri" w:hAnsi="Calibri" w:cs="Calibri"/>
-        </w:rPr>
-      </w:pPr>
-    </w:p>
-    <w:p>
-      <w:pPr>
-        <w:pBdr>
-          <w:bottom w:val="single" w:sz="6" w:space="1" w:color="auto"/>
-        </w:pBdr>
+      </w:pPr>
+      <w:r>
         <w:rPr>
           <w:rFonts w:ascii="Calibri" w:hAnsi="Calibri" w:cs="Calibri"/>
           <w:b/>
@@ -1373,26 +1460,18 @@
           <w:sz w:val="26"/>
           <w:szCs w:val="26"/>
         </w:rPr>
-      </w:pPr>
-      <w:r>
-        <w:rPr>
-          <w:rFonts w:ascii="Calibri" w:hAnsi="Calibri" w:cs="Calibri"/>
-          <w:b/>
-          <w:bCs/>
-          <w:sz w:val="26"/>
-          <w:szCs w:val="26"/>
-        </w:rPr>
         <w:t>EDUCATION</w:t>
       </w:r>
     </w:p>
     <w:p>
       <w:pPr>
-        <w:pStyle w:val="NoSpacing"/>
         <w:tabs>
           <w:tab w:val="right" w:pos="10800"/>
         </w:tabs>
         <w:rPr>
           <w:rFonts w:ascii="Calibri" w:hAnsi="Calibri" w:cs="Calibri"/>
+          <w:sz w:val="22"/>
+          <w:szCs w:val="22"/>
         </w:rPr>
       </w:pPr>
       <w:r>
@@ -1400,76 +1479,38 @@
           <w:rFonts w:ascii="Calibri" w:hAnsi="Calibri" w:cs="Calibri"/>
           <w:b/>
           <w:bCs/>
+          <w:sz w:val="22"/>
+          <w:szCs w:val="22"/>
         </w:rPr>
         <w:t>App Academy</w:t>
       </w:r>
       <w:r>
         <w:rPr>
           <w:rFonts w:ascii="Calibri" w:hAnsi="Calibri" w:cs="Calibri"/>
-        </w:rPr>
-        <w:t xml:space="preserve"> – Certificate of Completion for Software Engineering</w:t>
-      </w:r>
-      <w:r>
-        <w:rPr>
-          <w:rFonts w:ascii="Calibri" w:hAnsi="Calibri" w:cs="Calibri"/>
-          <w:b/>
-          <w:bCs/>
+          <w:sz w:val="22"/>
+          <w:szCs w:val="22"/>
+        </w:rPr>
+        <w:t xml:space="preserve"> – Software Engineering Certificate</w:t>
+      </w:r>
+      <w:r>
+        <w:rPr>
+          <w:rFonts w:ascii="Calibri" w:hAnsi="Calibri" w:cs="Calibri"/>
+          <w:sz w:val="22"/>
+          <w:szCs w:val="22"/>
         </w:rPr>
         <w:tab/>
-      </w:r>
-      <w:r>
-        <w:rPr>
-          <w:rFonts w:ascii="Calibri" w:hAnsi="Calibri" w:cs="Calibri"/>
-        </w:rPr>
-        <w:t>June 2024</w:t>
-      </w:r>
-      <w:r>
-        <w:rPr>
-          <w:rFonts w:ascii="Calibri" w:hAnsi="Calibri" w:cs="Calibri"/>
-        </w:rPr>
-        <w:t xml:space="preserve"> </w:t>
-      </w:r>
-      <w:r>
-        <w:rPr>
-          <w:rStyle w:val="hgkelc"/>
-          <w:rFonts w:ascii="Calibri" w:hAnsi="Calibri" w:cs="Calibri"/>
-          <w:lang w:val="en"/>
-        </w:rPr>
-        <w:t>–</w:t>
-      </w:r>
-      <w:r>
-        <w:rPr>
-          <w:rStyle w:val="hgkelc"/>
-          <w:rFonts w:ascii="Calibri" w:hAnsi="Calibri" w:cs="Calibri"/>
-          <w:b/>
-          <w:bCs/>
-          <w:lang w:val="en"/>
-        </w:rPr>
-        <w:t xml:space="preserve"> </w:t>
-      </w:r>
-      <w:r>
-        <w:rPr>
-          <w:rStyle w:val="hgkelc"/>
-          <w:rFonts w:ascii="Calibri" w:hAnsi="Calibri" w:cs="Calibri"/>
-          <w:lang w:val="en"/>
-        </w:rPr>
-        <w:t xml:space="preserve">December </w:t>
-      </w:r>
-      <w:r>
-        <w:rPr>
-          <w:rFonts w:ascii="Calibri" w:hAnsi="Calibri" w:cs="Calibri"/>
-        </w:rPr>
-        <w:t>2024</w:t>
+        <w:t>June 2024 – December 2024</w:t>
       </w:r>
     </w:p>
     <w:p>
       <w:pPr>
-        <w:pStyle w:val="NoSpacing"/>
         <w:tabs>
           <w:tab w:val="right" w:pos="10800"/>
         </w:tabs>
         <w:rPr>
           <w:rFonts w:ascii="Calibri" w:hAnsi="Calibri" w:cs="Calibri"/>
+          <w:sz w:val="22"/>
+          <w:szCs w:val="22"/>
         </w:rPr>
       </w:pPr>
       <w:r>
@@ -1477,18 +1518,24 @@
           <w:rFonts w:ascii="Calibri" w:hAnsi="Calibri" w:cs="Calibri"/>
           <w:b/>
           <w:bCs/>
-        </w:rPr>
-        <w:t xml:space="preserve">AI Makerspace </w:t>
-      </w:r>
-      <w:r>
-        <w:rPr>
-          <w:rFonts w:ascii="Calibri" w:hAnsi="Calibri" w:cs="Calibri"/>
-        </w:rPr>
-        <w:t>– Certificate of Completion for AI Engineering</w:t>
-      </w:r>
-      <w:r>
-        <w:rPr>
-          <w:rFonts w:ascii="Calibri" w:hAnsi="Calibri" w:cs="Calibri"/>
+          <w:sz w:val="22"/>
+          <w:szCs w:val="22"/>
+        </w:rPr>
+        <w:t>AI Makerspace</w:t>
+      </w:r>
+      <w:r>
+        <w:rPr>
+          <w:rFonts w:ascii="Calibri" w:hAnsi="Calibri" w:cs="Calibri"/>
+          <w:sz w:val="22"/>
+          <w:szCs w:val="22"/>
+        </w:rPr>
+        <w:t xml:space="preserve"> – AI Engineering Certificate</w:t>
+      </w:r>
+      <w:r>
+        <w:rPr>
+          <w:rFonts w:ascii="Calibri" w:hAnsi="Calibri" w:cs="Calibri"/>
+          <w:sz w:val="22"/>
+          <w:szCs w:val="22"/>
         </w:rPr>
         <w:tab/>
         <w:t>May 2025 – September 2025</w:t>
@@ -1496,12 +1543,13 @@
     </w:p>
     <w:p>
       <w:pPr>
-        <w:pStyle w:val="NoSpacing"/>
         <w:tabs>
           <w:tab w:val="right" w:pos="10800"/>
         </w:tabs>
         <w:rPr>
           <w:rFonts w:ascii="Calibri" w:hAnsi="Calibri" w:cs="Calibri"/>
+          <w:sz w:val="22"/>
+          <w:szCs w:val="22"/>
         </w:rPr>
       </w:pPr>
       <w:r>
@@ -1509,199 +1557,60 @@
           <w:rFonts w:ascii="Calibri" w:hAnsi="Calibri" w:cs="Calibri"/>
           <w:b/>
           <w:bCs/>
+          <w:sz w:val="22"/>
+          <w:szCs w:val="22"/>
         </w:rPr>
         <w:t>Stockton University</w:t>
       </w:r>
       <w:r>
         <w:rPr>
           <w:rFonts w:ascii="Calibri" w:hAnsi="Calibri" w:cs="Calibri"/>
-          <w:b/>
-          <w:bCs/>
-        </w:rPr>
-        <w:t xml:space="preserve"> </w:t>
-      </w:r>
-      <w:r>
-        <w:rPr>
-          <w:rFonts w:ascii="Calibri" w:hAnsi="Calibri" w:cs="Calibri"/>
-        </w:rPr>
-        <w:t xml:space="preserve">– </w:t>
-      </w:r>
-      <w:r>
-        <w:rPr>
-          <w:rFonts w:ascii="Calibri" w:hAnsi="Calibri" w:cs="Calibri"/>
-        </w:rPr>
-        <w:t>B.S.</w:t>
-      </w:r>
-      <w:r>
-        <w:rPr>
-          <w:rFonts w:ascii="Calibri" w:hAnsi="Calibri" w:cs="Calibri"/>
-        </w:rPr>
-        <w:t xml:space="preserve"> in Computer Science | </w:t>
-      </w:r>
-      <w:r>
-        <w:rPr>
-          <w:rFonts w:ascii="Calibri" w:hAnsi="Calibri" w:cs="Calibri"/>
-        </w:rPr>
-        <w:t>M.A.</w:t>
-      </w:r>
-      <w:r>
-        <w:rPr>
-          <w:rFonts w:ascii="Calibri" w:hAnsi="Calibri" w:cs="Calibri"/>
-        </w:rPr>
-        <w:t xml:space="preserve"> in American Studies</w:t>
-      </w:r>
-      <w:r>
-        <w:rPr>
-          <w:rFonts w:ascii="Calibri" w:hAnsi="Calibri" w:cs="Calibri"/>
-          <w:b/>
-          <w:bCs/>
+          <w:sz w:val="22"/>
+          <w:szCs w:val="22"/>
+        </w:rPr>
+        <w:t xml:space="preserve"> – B.S. in Computer Science, M.A. in American Studies</w:t>
+      </w:r>
+      <w:r>
+        <w:rPr>
+          <w:rFonts w:ascii="Calibri" w:hAnsi="Calibri" w:cs="Calibri"/>
+          <w:sz w:val="22"/>
+          <w:szCs w:val="22"/>
         </w:rPr>
         <w:tab/>
-      </w:r>
-      <w:r>
-        <w:rPr>
-          <w:rFonts w:ascii="Calibri" w:hAnsi="Calibri" w:cs="Calibri"/>
-        </w:rPr>
-        <w:t>August</w:t>
-      </w:r>
-      <w:r>
-        <w:rPr>
-          <w:rFonts w:ascii="Calibri" w:hAnsi="Calibri" w:cs="Calibri"/>
-        </w:rPr>
-        <w:t xml:space="preserve"> </w:t>
-      </w:r>
-      <w:r>
-        <w:rPr>
-          <w:rFonts w:ascii="Calibri" w:hAnsi="Calibri" w:cs="Calibri"/>
-        </w:rPr>
-        <w:t>2015</w:t>
-      </w:r>
-      <w:r>
-        <w:rPr>
-          <w:rFonts w:ascii="Calibri" w:hAnsi="Calibri" w:cs="Calibri"/>
-        </w:rPr>
-        <w:t xml:space="preserve"> </w:t>
-      </w:r>
-      <w:r>
-        <w:rPr>
-          <w:rStyle w:val="hgkelc"/>
-          <w:rFonts w:ascii="Calibri" w:hAnsi="Calibri" w:cs="Calibri"/>
-          <w:lang w:val="en"/>
-        </w:rPr>
-        <w:t>–</w:t>
-      </w:r>
-      <w:r>
-        <w:rPr>
-          <w:rStyle w:val="hgkelc"/>
-          <w:rFonts w:ascii="Calibri" w:hAnsi="Calibri" w:cs="Calibri"/>
-          <w:b/>
-          <w:bCs/>
-          <w:lang w:val="en"/>
-        </w:rPr>
-        <w:t xml:space="preserve"> </w:t>
-      </w:r>
-      <w:r>
-        <w:rPr>
-          <w:rStyle w:val="hgkelc"/>
-          <w:rFonts w:ascii="Calibri" w:hAnsi="Calibri" w:cs="Calibri"/>
-          <w:lang w:val="en"/>
-        </w:rPr>
-        <w:t>August</w:t>
-      </w:r>
-      <w:r>
-        <w:rPr>
-          <w:rStyle w:val="hgkelc"/>
-          <w:rFonts w:ascii="Calibri" w:hAnsi="Calibri" w:cs="Calibri"/>
-          <w:lang w:val="en"/>
-        </w:rPr>
-        <w:t xml:space="preserve"> </w:t>
-      </w:r>
-      <w:r>
-        <w:rPr>
-          <w:rFonts w:ascii="Calibri" w:hAnsi="Calibri" w:cs="Calibri"/>
-        </w:rPr>
-        <w:t>2022</w:t>
+        <w:t>August 2015 – August 2022</w:t>
       </w:r>
     </w:p>
     <w:p>
       <w:pPr>
-        <w:pStyle w:val="NoSpacing"/>
         <w:tabs>
           <w:tab w:val="right" w:pos="10800"/>
         </w:tabs>
         <w:ind w:left="360"/>
         <w:rPr>
           <w:rFonts w:ascii="Calibri" w:hAnsi="Calibri" w:cs="Calibri"/>
-        </w:rPr>
-      </w:pPr>
-      <w:r>
-        <w:rPr>
-          <w:rFonts w:ascii="Calibri" w:hAnsi="Calibri" w:cs="Calibri"/>
-          <w:i/>
-          <w:iCs/>
+          <w:sz w:val="22"/>
+          <w:szCs w:val="22"/>
+        </w:rPr>
+      </w:pPr>
+      <w:r>
+        <w:rPr>
+          <w:rFonts w:ascii="Calibri" w:hAnsi="Calibri" w:cs="Calibri"/>
+          <w:sz w:val="22"/>
+          <w:szCs w:val="22"/>
         </w:rPr>
         <w:t>Honors</w:t>
       </w:r>
       <w:r>
         <w:rPr>
           <w:rFonts w:ascii="Calibri" w:hAnsi="Calibri" w:cs="Calibri"/>
-        </w:rPr>
-        <w:t>: Certificates of Distinction in Honors and Service</w:t>
-      </w:r>
-      <w:r>
-        <w:rPr>
-          <w:rFonts w:ascii="Calibri" w:hAnsi="Calibri" w:cs="Calibri"/>
-        </w:rPr>
-        <w:t>;</w:t>
-      </w:r>
-      <w:r>
-        <w:rPr>
-          <w:rFonts w:ascii="Calibri" w:hAnsi="Calibri" w:cs="Calibri"/>
-        </w:rPr>
-        <w:t xml:space="preserve"> Distinguished Research Fellowship</w:t>
-      </w:r>
-    </w:p>
-    <w:p>
-      <w:pPr>
-        <w:ind w:left="360"/>
-        <w:rPr>
-          <w:rFonts w:ascii="Calibri" w:hAnsi="Calibri" w:cs="Calibri"/>
-          <w:sz w:val="22"/>
-        </w:rPr>
-      </w:pPr>
-      <w:r>
-        <w:rPr>
-          <w:rFonts w:ascii="Calibri" w:hAnsi="Calibri" w:cs="Calibri"/>
-          <w:i/>
-          <w:iCs/>
-          <w:sz w:val="22"/>
-        </w:rPr>
-        <w:t>Coursework</w:t>
-      </w:r>
-      <w:r>
-        <w:rPr>
-          <w:rFonts w:ascii="Calibri" w:hAnsi="Calibri" w:cs="Calibri"/>
-          <w:sz w:val="22"/>
-        </w:rPr>
-        <w:t xml:space="preserve">: </w:t>
-      </w:r>
-      <w:r>
-        <w:rPr>
-          <w:rFonts w:ascii="Calibri" w:hAnsi="Calibri" w:cs="Calibri"/>
-          <w:sz w:val="22"/>
-        </w:rPr>
-        <w:t>Data Structures &amp; Algorithms, Operating Systems, Databases, Networking</w:t>
-      </w:r>
-      <w:r>
-        <w:rPr>
-          <w:rFonts w:ascii="Calibri" w:hAnsi="Calibri" w:cs="Calibri"/>
-          <w:sz w:val="22"/>
-        </w:rPr>
-        <w:t>, Software Engineering</w:t>
+          <w:sz w:val="22"/>
+          <w:szCs w:val="22"/>
+        </w:rPr>
+        <w:t>: Certificates of Distinction in Honors and Service; Distinguished Research Fellowship</w:t>
       </w:r>
     </w:p>
     <w:sectPr>
-      <w:pgSz w:w="12240" w:h="15840"/>
+      <w:pgSz w:w="12240" w:h="15840" w:code="1"/>
       <w:pgMar w:top="720" w:right="720" w:bottom="720" w:left="720" w:header="720" w:footer="720" w:gutter="0"/>
       <w:cols w:space="720"/>
       <w:docGrid w:linePitch="360"/>
@@ -1714,9 +1623,6 @@
 <w:endnotes xmlns:wpc="http://schemas.microsoft.com/office/word/2010/wordprocessingCanvas" xmlns:cx="http://schemas.microsoft.com/office/drawing/2014/chartex" xmlns:cx1="http://schemas.microsoft.com/office/drawing/2015/9/8/chartex" xmlns:cx2="http://schemas.microsoft.com/office/drawing/2015/10/21/chartex" xmlns:cx3="http://schemas.microsoft.com/office/drawing/2016/5/9/chartex" xmlns:cx4="http://schemas.microsoft.com/office/drawing/2016/5/10/chartex" xmlns:cx5="http://schemas.microsoft.com/office/drawing/2016/5/11/chartex" xmlns:cx6="http://schemas.microsoft.com/office/drawing/2016/5/12/chartex" xmlns:cx7="http://schemas.microsoft.com/office/drawing/2016/5/13/chartex" xmlns:cx8="http://schemas.microsoft.com/office/drawing/2016/5/14/chartex" xmlns:mc="http://schemas.openxmlformats.org/markup-compatibility/2006" xmlns:aink="http://schemas.microsoft.com/office/drawing/2016/ink" xmlns:am3d="http://schemas.microsoft.com/office/drawing/2017/model3d" xmlns:o="urn:schemas-microsoft-com:office:office" xmlns:oel="http://schemas.microsoft.com/office/2019/extlst" xmlns:r="http://schemas.openxmlformats.org/officeDocument/2006/relationships" xmlns:m="http://schemas.openxmlformats.org/officeDocument/2006/math" xmlns:v="urn:schemas-microsoft-com:vml" xmlns:wp14="http://schemas.microsoft.com/office/word/2010/wordprocessingDrawing" xmlns:wp="http://schemas.openxmlformats.org/drawingml/2006/wordprocessingDrawing" xmlns:w10="urn:schemas-microsoft-com:office:word" xmlns:w="http://schemas.openxmlformats.org/wordprocessingml/2006/main" xmlns:w14="http://schemas.microsoft.com/office/word/2010/wordml" xmlns:w15="http://schemas.microsoft.com/office/word/2012/wordml" xmlns:w16cex="http://schemas.microsoft.com/office/word/2018/wordml/cex" xmlns:w16cid="http://schemas.microsoft.com/office/word/2016/wordml/cid" xmlns:w16="http://schemas.microsoft.com/office/word/2018/wordml" xmlns:w16du="http://schemas.microsoft.com/office/word/2023/wordml/word16du" xmlns:w16sdtdh="http://schemas.microsoft.com/office/word/2020/wordml/sdtdatahash" xmlns:w16sdtfl="http://schemas.microsoft.com/office/word/2024/wordml/sdtformatlock" xmlns:w16se="http://schemas.microsoft.com/office/word/2015/wordml/symex" xmlns:wpg="http://schemas.microsoft.com/office/word/2010/wordprocessingGroup" xmlns:wpi="http://schemas.microsoft.com/office/word/2010/wordprocessingInk" xmlns:wne="http://schemas.microsoft.com/office/word/2006/wordml" xmlns:wps="http://schemas.microsoft.com/office/word/2010/wordprocessingShape" mc:Ignorable="w14 w15 w16se w16cid w16 w16cex w16sdtdh w16sdtfl w16du wp14">
   <w:endnote w:type="separator" w:id="-1">
     <w:p>
-      <w:pPr>
-        <w:spacing w:line="240" w:lineRule="auto"/>
-      </w:pPr>
       <w:r>
         <w:separator/>
       </w:r>
@@ -1724,9 +1630,6 @@
   </w:endnote>
   <w:endnote w:type="continuationSeparator" w:id="0">
     <w:p>
-      <w:pPr>
-        <w:spacing w:line="240" w:lineRule="auto"/>
-      </w:pPr>
       <w:r>
         <w:continuationSeparator/>
       </w:r>
@@ -1739,9 +1642,6 @@
 <w:footnotes xmlns:wpc="http://schemas.microsoft.com/office/word/2010/wordprocessingCanvas" xmlns:cx="http://schemas.microsoft.com/office/drawing/2014/chartex" xmlns:cx1="http://schemas.microsoft.com/office/drawing/2015/9/8/chartex" xmlns:cx2="http://schemas.microsoft.com/office/drawing/2015/10/21/chartex" xmlns:cx3="http://schemas.microsoft.com/office/drawing/2016/5/9/chartex" xmlns:cx4="http://schemas.microsoft.com/office/drawing/2016/5/10/chartex" xmlns:cx5="http://schemas.microsoft.com/office/drawing/2016/5/11/chartex" xmlns:cx6="http://schemas.microsoft.com/office/drawing/2016/5/12/chartex" xmlns:cx7="http://schemas.microsoft.com/office/drawing/2016/5/13/chartex" xmlns:cx8="http://schemas.microsoft.com/office/drawing/2016/5/14/chartex" xmlns:mc="http://schemas.openxmlformats.org/markup-compatibility/2006" xmlns:aink="http://schemas.microsoft.com/office/drawing/2016/ink" xmlns:am3d="http://schemas.microsoft.com/office/drawing/2017/model3d" xmlns:o="urn:schemas-microsoft-com:office:office" xmlns:oel="http://schemas.microsoft.com/office/2019/extlst" xmlns:r="http://schemas.openxmlformats.org/officeDocument/2006/relationships" xmlns:m="http://schemas.openxmlformats.org/officeDocument/2006/math" xmlns:v="urn:schemas-microsoft-com:vml" xmlns:wp14="http://schemas.microsoft.com/office/word/2010/wordprocessingDrawing" xmlns:wp="http://schemas.openxmlformats.org/drawingml/2006/wordprocessingDrawing" xmlns:w10="urn:schemas-microsoft-com:office:word" xmlns:w="http://schemas.openxmlformats.org/wordprocessingml/2006/main" xmlns:w14="http://schemas.microsoft.com/office/word/2010/wordml" xmlns:w15="http://schemas.microsoft.com/office/word/2012/wordml" xmlns:w16cex="http://schemas.microsoft.com/office/word/2018/wordml/cex" xmlns:w16cid="http://schemas.microsoft.com/office/word/2016/wordml/cid" xmlns:w16="http://schemas.microsoft.com/office/word/2018/wordml" xmlns:w16du="http://schemas.microsoft.com/office/word/2023/wordml/word16du" xmlns:w16sdtdh="http://schemas.microsoft.com/office/word/2020/wordml/sdtdatahash" xmlns:w16sdtfl="http://schemas.microsoft.com/office/word/2024/wordml/sdtformatlock" xmlns:w16se="http://schemas.microsoft.com/office/word/2015/wordml/symex" xmlns:wpg="http://schemas.microsoft.com/office/word/2010/wordprocessingGroup" xmlns:wpi="http://schemas.microsoft.com/office/word/2010/wordprocessingInk" xmlns:wne="http://schemas.microsoft.com/office/word/2006/wordml" xmlns:wps="http://schemas.microsoft.com/office/word/2010/wordprocessingShape" mc:Ignorable="w14 w15 w16se w16cid w16 w16cex w16sdtdh w16sdtfl w16du wp14">
   <w:footnote w:type="separator" w:id="-1">
     <w:p>
-      <w:pPr>
-        <w:spacing w:line="240" w:lineRule="auto"/>
-      </w:pPr>
       <w:r>
         <w:separator/>
       </w:r>
@@ -1749,9 +1649,6 @@
   </w:footnote>
   <w:footnote w:type="continuationSeparator" w:id="0">
     <w:p>
-      <w:pPr>
-        <w:spacing w:line="240" w:lineRule="auto"/>
-      </w:pPr>
       <w:r>
         <w:continuationSeparator/>
       </w:r>
@@ -1763,9 +1660,9 @@
 <file path=word/numbering.xml><?xml version="1.0" encoding="utf-8"?>
 <w:numbering xmlns:wpc="http://schemas.microsoft.com/office/word/2010/wordprocessingCanvas" xmlns:cx="http://schemas.microsoft.com/office/drawing/2014/chartex" xmlns:cx1="http://schemas.microsoft.com/office/drawing/2015/9/8/chartex" xmlns:cx2="http://schemas.microsoft.com/office/drawing/2015/10/21/chartex" xmlns:cx3="http://schemas.microsoft.com/office/drawing/2016/5/9/chartex" xmlns:cx4="http://schemas.microsoft.com/office/drawing/2016/5/10/chartex" xmlns:cx5="http://schemas.microsoft.com/office/drawing/2016/5/11/chartex" xmlns:cx6="http://schemas.microsoft.com/office/drawing/2016/5/12/chartex" xmlns:cx7="http://schemas.microsoft.com/office/drawing/2016/5/13/chartex" xmlns:cx8="http://schemas.microsoft.com/office/drawing/2016/5/14/chartex" xmlns:mc="http://schemas.openxmlformats.org/markup-compatibility/2006" xmlns:aink="http://schemas.microsoft.com/office/drawing/2016/ink" xmlns:am3d="http://schemas.microsoft.com/office/drawing/2017/model3d" xmlns:o="urn:schemas-microsoft-com:office:office" xmlns:oel="http://schemas.microsoft.com/office/2019/extlst" xmlns:r="http://schemas.openxmlformats.org/officeDocument/2006/relationships" xmlns:m="http://schemas.openxmlformats.org/officeDocument/2006/math" xmlns:v="urn:schemas-microsoft-com:vml" xmlns:wp14="http://schemas.microsoft.com/office/word/2010/wordprocessingDrawing" xmlns:wp="http://schemas.openxmlformats.org/drawingml/2006/wordprocessingDrawing" xmlns:w10="urn:schemas-microsoft-com:office:word" xmlns:w="http://schemas.openxmlformats.org/wordprocessingml/2006/main" xmlns:w14="http://schemas.microsoft.com/office/word/2010/wordml" xmlns:w15="http://schemas.microsoft.com/office/word/2012/wordml" xmlns:w16cex="http://schemas.microsoft.com/office/word/2018/wordml/cex" xmlns:w16cid="http://schemas.microsoft.com/office/word/2016/wordml/cid" xmlns:w16="http://schemas.microsoft.com/office/word/2018/wordml" xmlns:w16du="http://schemas.microsoft.com/office/word/2023/wordml/word16du" xmlns:w16sdtdh="http://schemas.microsoft.com/office/word/2020/wordml/sdtdatahash" xmlns:w16sdtfl="http://schemas.microsoft.com/office/word/2024/wordml/sdtformatlock" xmlns:w16se="http://schemas.microsoft.com/office/word/2015/wordml/symex" xmlns:wpg="http://schemas.microsoft.com/office/word/2010/wordprocessingGroup" xmlns:wpi="http://schemas.microsoft.com/office/word/2010/wordprocessingInk" xmlns:wne="http://schemas.microsoft.com/office/word/2006/wordml" xmlns:wps="http://schemas.microsoft.com/office/word/2010/wordprocessingShape" mc:Ignorable="w14 w15 w16se w16cid w16 w16cex w16sdtdh w16sdtfl w16du wp14">
   <w:abstractNum w:abstractNumId="0" w15:restartNumberingAfterBreak="0">
-    <w:nsid w:val="00A30C39"/>
+    <w:nsid w:val="085D7C84"/>
     <w:multiLevelType w:val="hybridMultilevel"/>
-    <w:tmpl w:val="9EF0E966"/>
+    <w:tmpl w:val="36A495E8"/>
     <w:lvl w:ilvl="0" w:tplc="04090001">
       <w:start w:val="1"/>
       <w:numFmt w:val="bullet"/>
@@ -1876,9 +1773,9 @@
     </w:lvl>
   </w:abstractNum>
   <w:abstractNum w:abstractNumId="1" w15:restartNumberingAfterBreak="0">
-    <w:nsid w:val="117D1210"/>
+    <w:nsid w:val="0B823853"/>
     <w:multiLevelType w:val="hybridMultilevel"/>
-    <w:tmpl w:val="65248A00"/>
+    <w:tmpl w:val="FADC8A54"/>
     <w:lvl w:ilvl="0" w:tplc="04090001">
       <w:start w:val="1"/>
       <w:numFmt w:val="bullet"/>
@@ -1989,9 +1886,9 @@
     </w:lvl>
   </w:abstractNum>
   <w:abstractNum w:abstractNumId="2" w15:restartNumberingAfterBreak="0">
-    <w:nsid w:val="1D73730A"/>
+    <w:nsid w:val="21114BB3"/>
     <w:multiLevelType w:val="hybridMultilevel"/>
-    <w:tmpl w:val="2FDA48DE"/>
+    <w:tmpl w:val="A3404A3A"/>
     <w:lvl w:ilvl="0" w:tplc="04090001">
       <w:start w:val="1"/>
       <w:numFmt w:val="bullet"/>
@@ -2102,9 +1999,9 @@
     </w:lvl>
   </w:abstractNum>
   <w:abstractNum w:abstractNumId="3" w15:restartNumberingAfterBreak="0">
-    <w:nsid w:val="2E9B33DE"/>
+    <w:nsid w:val="353A3DC5"/>
     <w:multiLevelType w:val="hybridMultilevel"/>
-    <w:tmpl w:val="20605990"/>
+    <w:tmpl w:val="FCD64C06"/>
     <w:lvl w:ilvl="0" w:tplc="04090001">
       <w:start w:val="1"/>
       <w:numFmt w:val="bullet"/>
@@ -2215,16 +2112,16 @@
     </w:lvl>
   </w:abstractNum>
   <w:abstractNum w:abstractNumId="4" w15:restartNumberingAfterBreak="0">
-    <w:nsid w:val="358C7EBC"/>
+    <w:nsid w:val="3D4F4677"/>
     <w:multiLevelType w:val="hybridMultilevel"/>
-    <w:tmpl w:val="A75C04C2"/>
+    <w:tmpl w:val="0D12CCD6"/>
     <w:lvl w:ilvl="0" w:tplc="04090001">
       <w:start w:val="1"/>
       <w:numFmt w:val="bullet"/>
       <w:lvlText w:val=""/>
       <w:lvlJc w:val="left"/>
       <w:pPr>
-        <w:ind w:left="-144" w:hanging="360"/>
+        <w:ind w:left="720" w:hanging="360"/>
       </w:pPr>
       <w:rPr>
         <w:rFonts w:ascii="Symbol" w:hAnsi="Symbol" w:hint="default"/>
@@ -2236,7 +2133,7 @@
       <w:lvlText w:val="o"/>
       <w:lvlJc w:val="left"/>
       <w:pPr>
-        <w:ind w:left="576" w:hanging="360"/>
+        <w:ind w:left="1440" w:hanging="360"/>
       </w:pPr>
       <w:rPr>
         <w:rFonts w:ascii="Courier New" w:hAnsi="Courier New" w:cs="Courier New" w:hint="default"/>
@@ -2248,7 +2145,7 @@
       <w:lvlText w:val=""/>
       <w:lvlJc w:val="left"/>
       <w:pPr>
-        <w:ind w:left="1296" w:hanging="360"/>
+        <w:ind w:left="2160" w:hanging="360"/>
       </w:pPr>
       <w:rPr>
         <w:rFonts w:ascii="Wingdings" w:hAnsi="Wingdings" w:hint="default"/>
@@ -2260,7 +2157,7 @@
       <w:lvlText w:val=""/>
       <w:lvlJc w:val="left"/>
       <w:pPr>
-        <w:ind w:left="2016" w:hanging="360"/>
+        <w:ind w:left="2880" w:hanging="360"/>
       </w:pPr>
       <w:rPr>
         <w:rFonts w:ascii="Symbol" w:hAnsi="Symbol" w:hint="default"/>
@@ -2272,7 +2169,7 @@
       <w:lvlText w:val="o"/>
       <w:lvlJc w:val="left"/>
       <w:pPr>
-        <w:ind w:left="2736" w:hanging="360"/>
+        <w:ind w:left="3600" w:hanging="360"/>
       </w:pPr>
       <w:rPr>
         <w:rFonts w:ascii="Courier New" w:hAnsi="Courier New" w:cs="Courier New" w:hint="default"/>
@@ -2284,7 +2181,7 @@
       <w:lvlText w:val=""/>
       <w:lvlJc w:val="left"/>
       <w:pPr>
-        <w:ind w:left="3456" w:hanging="360"/>
+        <w:ind w:left="4320" w:hanging="360"/>
       </w:pPr>
       <w:rPr>
         <w:rFonts w:ascii="Wingdings" w:hAnsi="Wingdings" w:hint="default"/>
@@ -2296,7 +2193,7 @@
       <w:lvlText w:val=""/>
       <w:lvlJc w:val="left"/>
       <w:pPr>
-        <w:ind w:left="4176" w:hanging="360"/>
+        <w:ind w:left="5040" w:hanging="360"/>
       </w:pPr>
       <w:rPr>
         <w:rFonts w:ascii="Symbol" w:hAnsi="Symbol" w:hint="default"/>
@@ -2308,7 +2205,7 @@
       <w:lvlText w:val="o"/>
       <w:lvlJc w:val="left"/>
       <w:pPr>
-        <w:ind w:left="4896" w:hanging="360"/>
+        <w:ind w:left="5760" w:hanging="360"/>
       </w:pPr>
       <w:rPr>
         <w:rFonts w:ascii="Courier New" w:hAnsi="Courier New" w:cs="Courier New" w:hint="default"/>
@@ -2320,7 +2217,7 @@
       <w:lvlText w:val=""/>
       <w:lvlJc w:val="left"/>
       <w:pPr>
-        <w:ind w:left="5616" w:hanging="360"/>
+        <w:ind w:left="6480" w:hanging="360"/>
       </w:pPr>
       <w:rPr>
         <w:rFonts w:ascii="Wingdings" w:hAnsi="Wingdings" w:hint="default"/>
@@ -2328,9 +2225,9 @@
     </w:lvl>
   </w:abstractNum>
   <w:abstractNum w:abstractNumId="5" w15:restartNumberingAfterBreak="0">
-    <w:nsid w:val="3B4D3C80"/>
+    <w:nsid w:val="3ED41C5A"/>
     <w:multiLevelType w:val="hybridMultilevel"/>
-    <w:tmpl w:val="9202F8F2"/>
+    <w:tmpl w:val="AA2CE0B0"/>
     <w:lvl w:ilvl="0" w:tplc="04090001">
       <w:start w:val="1"/>
       <w:numFmt w:val="bullet"/>
@@ -2441,9 +2338,9 @@
     </w:lvl>
   </w:abstractNum>
   <w:abstractNum w:abstractNumId="6" w15:restartNumberingAfterBreak="0">
-    <w:nsid w:val="562D4B31"/>
+    <w:nsid w:val="5A803BE6"/>
     <w:multiLevelType w:val="hybridMultilevel"/>
-    <w:tmpl w:val="6EC62BE6"/>
+    <w:tmpl w:val="2D9636C2"/>
     <w:lvl w:ilvl="0" w:tplc="04090001">
       <w:start w:val="1"/>
       <w:numFmt w:val="bullet"/>
@@ -2456,7 +2353,7 @@
         <w:rFonts w:ascii="Symbol" w:hAnsi="Symbol" w:hint="default"/>
       </w:rPr>
     </w:lvl>
-    <w:lvl w:ilvl="1" w:tplc="04090003">
+    <w:lvl w:ilvl="1" w:tplc="04090003" w:tentative="1">
       <w:start w:val="1"/>
       <w:numFmt w:val="bullet"/>
       <w:lvlText w:val="o"/>
@@ -2554,9 +2451,9 @@
     </w:lvl>
   </w:abstractNum>
   <w:abstractNum w:abstractNumId="7" w15:restartNumberingAfterBreak="0">
-    <w:nsid w:val="67737E82"/>
+    <w:nsid w:val="66AC3263"/>
     <w:multiLevelType w:val="hybridMultilevel"/>
-    <w:tmpl w:val="465205DE"/>
+    <w:tmpl w:val="8F068658"/>
     <w:lvl w:ilvl="0" w:tplc="04090001">
       <w:start w:val="1"/>
       <w:numFmt w:val="bullet"/>
@@ -2667,9 +2564,9 @@
     </w:lvl>
   </w:abstractNum>
   <w:abstractNum w:abstractNumId="8" w15:restartNumberingAfterBreak="0">
-    <w:nsid w:val="70750EAB"/>
+    <w:nsid w:val="73710E5D"/>
     <w:multiLevelType w:val="hybridMultilevel"/>
-    <w:tmpl w:val="CBC84958"/>
+    <w:tmpl w:val="71205C4A"/>
     <w:lvl w:ilvl="0" w:tplc="04090001">
       <w:start w:val="1"/>
       <w:numFmt w:val="bullet"/>
@@ -2780,16 +2677,16 @@
     </w:lvl>
   </w:abstractNum>
   <w:abstractNum w:abstractNumId="9" w15:restartNumberingAfterBreak="0">
-    <w:nsid w:val="7C5C287F"/>
+    <w:nsid w:val="78AF1986"/>
     <w:multiLevelType w:val="hybridMultilevel"/>
-    <w:tmpl w:val="7B0266B8"/>
+    <w:tmpl w:val="E2A8E528"/>
     <w:lvl w:ilvl="0" w:tplc="04090001">
       <w:start w:val="1"/>
       <w:numFmt w:val="bullet"/>
       <w:lvlText w:val=""/>
       <w:lvlJc w:val="left"/>
       <w:pPr>
-        <w:ind w:left="360" w:hanging="360"/>
+        <w:ind w:left="720" w:hanging="360"/>
       </w:pPr>
       <w:rPr>
         <w:rFonts w:ascii="Symbol" w:hAnsi="Symbol" w:hint="default"/>
@@ -2801,7 +2698,7 @@
       <w:lvlText w:val="o"/>
       <w:lvlJc w:val="left"/>
       <w:pPr>
-        <w:ind w:left="1080" w:hanging="360"/>
+        <w:ind w:left="1440" w:hanging="360"/>
       </w:pPr>
       <w:rPr>
         <w:rFonts w:ascii="Courier New" w:hAnsi="Courier New" w:cs="Courier New" w:hint="default"/>
@@ -2813,7 +2710,7 @@
       <w:lvlText w:val=""/>
       <w:lvlJc w:val="left"/>
       <w:pPr>
-        <w:ind w:left="1800" w:hanging="360"/>
+        <w:ind w:left="2160" w:hanging="360"/>
       </w:pPr>
       <w:rPr>
         <w:rFonts w:ascii="Wingdings" w:hAnsi="Wingdings" w:hint="default"/>
@@ -2825,7 +2722,7 @@
       <w:lvlText w:val=""/>
       <w:lvlJc w:val="left"/>
       <w:pPr>
-        <w:ind w:left="2520" w:hanging="360"/>
+        <w:ind w:left="2880" w:hanging="360"/>
       </w:pPr>
       <w:rPr>
         <w:rFonts w:ascii="Symbol" w:hAnsi="Symbol" w:hint="default"/>
@@ -2837,7 +2734,7 @@
       <w:lvlText w:val="o"/>
       <w:lvlJc w:val="left"/>
       <w:pPr>
-        <w:ind w:left="3240" w:hanging="360"/>
+        <w:ind w:left="3600" w:hanging="360"/>
       </w:pPr>
       <w:rPr>
         <w:rFonts w:ascii="Courier New" w:hAnsi="Courier New" w:cs="Courier New" w:hint="default"/>
@@ -2849,7 +2746,7 @@
       <w:lvlText w:val=""/>
       <w:lvlJc w:val="left"/>
       <w:pPr>
-        <w:ind w:left="3960" w:hanging="360"/>
+        <w:ind w:left="4320" w:hanging="360"/>
       </w:pPr>
       <w:rPr>
         <w:rFonts w:ascii="Wingdings" w:hAnsi="Wingdings" w:hint="default"/>
@@ -2861,7 +2758,7 @@
       <w:lvlText w:val=""/>
       <w:lvlJc w:val="left"/>
       <w:pPr>
-        <w:ind w:left="4680" w:hanging="360"/>
+        <w:ind w:left="5040" w:hanging="360"/>
       </w:pPr>
       <w:rPr>
         <w:rFonts w:ascii="Symbol" w:hAnsi="Symbol" w:hint="default"/>
@@ -2873,7 +2770,7 @@
       <w:lvlText w:val="o"/>
       <w:lvlJc w:val="left"/>
       <w:pPr>
-        <w:ind w:left="5400" w:hanging="360"/>
+        <w:ind w:left="5760" w:hanging="360"/>
       </w:pPr>
       <w:rPr>
         <w:rFonts w:ascii="Courier New" w:hAnsi="Courier New" w:cs="Courier New" w:hint="default"/>
@@ -2885,157 +2782,41 @@
       <w:lvlText w:val=""/>
       <w:lvlJc w:val="left"/>
       <w:pPr>
-        <w:ind w:left="6120" w:hanging="360"/>
+        <w:ind w:left="6480" w:hanging="360"/>
       </w:pPr>
       <w:rPr>
         <w:rFonts w:ascii="Wingdings" w:hAnsi="Wingdings" w:hint="default"/>
       </w:rPr>
     </w:lvl>
   </w:abstractNum>
-  <w:abstractNum w:abstractNumId="10" w15:restartNumberingAfterBreak="0">
-    <w:nsid w:val="7D51553C"/>
-    <w:multiLevelType w:val="hybridMultilevel"/>
-    <w:tmpl w:val="39B675BC"/>
-    <w:lvl w:ilvl="0" w:tplc="04090001">
-      <w:start w:val="1"/>
-      <w:numFmt w:val="bullet"/>
-      <w:lvlText w:val=""/>
-      <w:lvlJc w:val="left"/>
-      <w:pPr>
-        <w:ind w:left="720" w:hanging="360"/>
-      </w:pPr>
-      <w:rPr>
-        <w:rFonts w:ascii="Symbol" w:hAnsi="Symbol" w:hint="default"/>
-      </w:rPr>
-    </w:lvl>
-    <w:lvl w:ilvl="1" w:tplc="04090003" w:tentative="1">
-      <w:start w:val="1"/>
-      <w:numFmt w:val="bullet"/>
-      <w:lvlText w:val="o"/>
-      <w:lvlJc w:val="left"/>
-      <w:pPr>
-        <w:ind w:left="1440" w:hanging="360"/>
-      </w:pPr>
-      <w:rPr>
-        <w:rFonts w:ascii="Courier New" w:hAnsi="Courier New" w:cs="Courier New" w:hint="default"/>
-      </w:rPr>
-    </w:lvl>
-    <w:lvl w:ilvl="2" w:tplc="04090005" w:tentative="1">
-      <w:start w:val="1"/>
-      <w:numFmt w:val="bullet"/>
-      <w:lvlText w:val=""/>
-      <w:lvlJc w:val="left"/>
-      <w:pPr>
-        <w:ind w:left="2160" w:hanging="360"/>
-      </w:pPr>
-      <w:rPr>
-        <w:rFonts w:ascii="Wingdings" w:hAnsi="Wingdings" w:hint="default"/>
-      </w:rPr>
-    </w:lvl>
-    <w:lvl w:ilvl="3" w:tplc="04090001" w:tentative="1">
-      <w:start w:val="1"/>
-      <w:numFmt w:val="bullet"/>
-      <w:lvlText w:val=""/>
-      <w:lvlJc w:val="left"/>
-      <w:pPr>
-        <w:ind w:left="2880" w:hanging="360"/>
-      </w:pPr>
-      <w:rPr>
-        <w:rFonts w:ascii="Symbol" w:hAnsi="Symbol" w:hint="default"/>
-      </w:rPr>
-    </w:lvl>
-    <w:lvl w:ilvl="4" w:tplc="04090003" w:tentative="1">
-      <w:start w:val="1"/>
-      <w:numFmt w:val="bullet"/>
-      <w:lvlText w:val="o"/>
-      <w:lvlJc w:val="left"/>
-      <w:pPr>
-        <w:ind w:left="3600" w:hanging="360"/>
-      </w:pPr>
-      <w:rPr>
-        <w:rFonts w:ascii="Courier New" w:hAnsi="Courier New" w:cs="Courier New" w:hint="default"/>
-      </w:rPr>
-    </w:lvl>
-    <w:lvl w:ilvl="5" w:tplc="04090005" w:tentative="1">
-      <w:start w:val="1"/>
-      <w:numFmt w:val="bullet"/>
-      <w:lvlText w:val=""/>
-      <w:lvlJc w:val="left"/>
-      <w:pPr>
-        <w:ind w:left="4320" w:hanging="360"/>
-      </w:pPr>
-      <w:rPr>
-        <w:rFonts w:ascii="Wingdings" w:hAnsi="Wingdings" w:hint="default"/>
-      </w:rPr>
-    </w:lvl>
-    <w:lvl w:ilvl="6" w:tplc="04090001" w:tentative="1">
-      <w:start w:val="1"/>
-      <w:numFmt w:val="bullet"/>
-      <w:lvlText w:val=""/>
-      <w:lvlJc w:val="left"/>
-      <w:pPr>
-        <w:ind w:left="5040" w:hanging="360"/>
-      </w:pPr>
-      <w:rPr>
-        <w:rFonts w:ascii="Symbol" w:hAnsi="Symbol" w:hint="default"/>
-      </w:rPr>
-    </w:lvl>
-    <w:lvl w:ilvl="7" w:tplc="04090003" w:tentative="1">
-      <w:start w:val="1"/>
-      <w:numFmt w:val="bullet"/>
-      <w:lvlText w:val="o"/>
-      <w:lvlJc w:val="left"/>
-      <w:pPr>
-        <w:ind w:left="5760" w:hanging="360"/>
-      </w:pPr>
-      <w:rPr>
-        <w:rFonts w:ascii="Courier New" w:hAnsi="Courier New" w:cs="Courier New" w:hint="default"/>
-      </w:rPr>
-    </w:lvl>
-    <w:lvl w:ilvl="8" w:tplc="04090005" w:tentative="1">
-      <w:start w:val="1"/>
-      <w:numFmt w:val="bullet"/>
-      <w:lvlText w:val=""/>
-      <w:lvlJc w:val="left"/>
-      <w:pPr>
-        <w:ind w:left="6480" w:hanging="360"/>
-      </w:pPr>
-      <w:rPr>
-        <w:rFonts w:ascii="Wingdings" w:hAnsi="Wingdings" w:hint="default"/>
-      </w:rPr>
-    </w:lvl>
-  </w:abstractNum>
-  <w:num w:numId="1" w16cid:durableId="110712291">
+  <w:num w:numId="1" w16cid:durableId="1272396780">
+    <w:abstractNumId w:val="1"/>
+  </w:num>
+  <w:num w:numId="2" w16cid:durableId="2109424041">
+    <w:abstractNumId w:val="2"/>
+  </w:num>
+  <w:num w:numId="3" w16cid:durableId="603684382">
+    <w:abstractNumId w:val="0"/>
+  </w:num>
+  <w:num w:numId="4" w16cid:durableId="1211310461">
+    <w:abstractNumId w:val="7"/>
+  </w:num>
+  <w:num w:numId="5" w16cid:durableId="1476526552">
+    <w:abstractNumId w:val="9"/>
+  </w:num>
+  <w:num w:numId="6" w16cid:durableId="249895972">
+    <w:abstractNumId w:val="6"/>
+  </w:num>
+  <w:num w:numId="7" w16cid:durableId="2137795350">
+    <w:abstractNumId w:val="3"/>
+  </w:num>
+  <w:num w:numId="8" w16cid:durableId="76560880">
+    <w:abstractNumId w:val="8"/>
+  </w:num>
+  <w:num w:numId="9" w16cid:durableId="635254415">
     <w:abstractNumId w:val="4"/>
   </w:num>
-  <w:num w:numId="2" w16cid:durableId="1190988203">
-    <w:abstractNumId w:val="6"/>
-  </w:num>
-  <w:num w:numId="3" w16cid:durableId="2124111435">
-    <w:abstractNumId w:val="10"/>
-  </w:num>
-  <w:num w:numId="4" w16cid:durableId="1004436207">
-    <w:abstractNumId w:val="8"/>
-  </w:num>
-  <w:num w:numId="5" w16cid:durableId="1951159404">
-    <w:abstractNumId w:val="9"/>
-  </w:num>
-  <w:num w:numId="6" w16cid:durableId="1296565052">
-    <w:abstractNumId w:val="0"/>
-  </w:num>
-  <w:num w:numId="7" w16cid:durableId="727071665">
-    <w:abstractNumId w:val="3"/>
-  </w:num>
-  <w:num w:numId="8" w16cid:durableId="1501433983">
-    <w:abstractNumId w:val="1"/>
-  </w:num>
-  <w:num w:numId="9" w16cid:durableId="962463654">
-    <w:abstractNumId w:val="2"/>
-  </w:num>
-  <w:num w:numId="10" w16cid:durableId="991329757">
-    <w:abstractNumId w:val="7"/>
-  </w:num>
-  <w:num w:numId="11" w16cid:durableId="1603999869">
+  <w:num w:numId="10" w16cid:durableId="1630940174">
     <w:abstractNumId w:val="5"/>
   </w:num>
 </w:numbering>
@@ -3048,15 +2829,15 @@
       <w:rPr>
         <w:rFonts w:asciiTheme="minorHAnsi" w:eastAsiaTheme="minorHAnsi" w:hAnsiTheme="minorHAnsi" w:cstheme="minorBidi"/>
         <w:kern w:val="2"/>
-        <w:sz w:val="22"/>
-        <w:szCs w:val="22"/>
+        <w:sz w:val="24"/>
+        <w:szCs w:val="24"/>
         <w:lang w:val="en-US" w:eastAsia="en-US" w:bidi="ar-SA"/>
         <w14:ligatures w14:val="standardContextual"/>
       </w:rPr>
     </w:rPrDefault>
     <w:pPrDefault>
       <w:pPr>
-        <w:spacing w:after="160" w:line="259" w:lineRule="auto"/>
+        <w:spacing w:after="160" w:line="278" w:lineRule="auto"/>
       </w:pPr>
     </w:pPrDefault>
   </w:docDefaults>
@@ -3441,13 +3222,12 @@
   <w:style w:type="paragraph" w:default="1" w:styleId="Normal">
     <w:name w:val="Normal"/>
     <w:qFormat/>
-    <w:rsid w:val="00604E73"/>
+    <w:rsid w:val="00174AE6"/>
     <w:pPr>
-      <w:spacing w:after="0"/>
+      <w:spacing w:after="0" w:line="240" w:lineRule="auto"/>
     </w:pPr>
     <w:rPr>
       <w:rFonts w:ascii="Times New Roman" w:hAnsi="Times New Roman"/>
-      <w:sz w:val="24"/>
     </w:rPr>
   </w:style>
   <w:style w:type="paragraph" w:styleId="Heading1">
@@ -3457,7 +3237,7 @@
     <w:link w:val="Heading1Char"/>
     <w:uiPriority w:val="9"/>
     <w:qFormat/>
-    <w:rsid w:val="004E6049"/>
+    <w:rsid w:val="0006028A"/>
     <w:pPr>
       <w:keepNext/>
       <w:keepLines/>
@@ -3480,7 +3260,7 @@
     <w:semiHidden/>
     <w:unhideWhenUsed/>
     <w:qFormat/>
-    <w:rsid w:val="004E6049"/>
+    <w:rsid w:val="0006028A"/>
     <w:pPr>
       <w:keepNext/>
       <w:keepLines/>
@@ -3503,7 +3283,7 @@
     <w:semiHidden/>
     <w:unhideWhenUsed/>
     <w:qFormat/>
-    <w:rsid w:val="004E6049"/>
+    <w:rsid w:val="0006028A"/>
     <w:pPr>
       <w:keepNext/>
       <w:keepLines/>
@@ -3526,7 +3306,7 @@
     <w:semiHidden/>
     <w:unhideWhenUsed/>
     <w:qFormat/>
-    <w:rsid w:val="004E6049"/>
+    <w:rsid w:val="0006028A"/>
     <w:pPr>
       <w:keepNext/>
       <w:keepLines/>
@@ -3549,7 +3329,7 @@
     <w:semiHidden/>
     <w:unhideWhenUsed/>
     <w:qFormat/>
-    <w:rsid w:val="004E6049"/>
+    <w:rsid w:val="0006028A"/>
     <w:pPr>
       <w:keepNext/>
       <w:keepLines/>
@@ -3570,7 +3350,7 @@
     <w:semiHidden/>
     <w:unhideWhenUsed/>
     <w:qFormat/>
-    <w:rsid w:val="004E6049"/>
+    <w:rsid w:val="0006028A"/>
     <w:pPr>
       <w:keepNext/>
       <w:keepLines/>
@@ -3593,7 +3373,7 @@
     <w:semiHidden/>
     <w:unhideWhenUsed/>
     <w:qFormat/>
-    <w:rsid w:val="004E6049"/>
+    <w:rsid w:val="0006028A"/>
     <w:pPr>
       <w:keepNext/>
       <w:keepLines/>
@@ -3614,7 +3394,7 @@
     <w:semiHidden/>
     <w:unhideWhenUsed/>
     <w:qFormat/>
-    <w:rsid w:val="004E6049"/>
+    <w:rsid w:val="0006028A"/>
     <w:pPr>
       <w:keepNext/>
       <w:keepLines/>
@@ -3636,7 +3416,7 @@
     <w:semiHidden/>
     <w:unhideWhenUsed/>
     <w:qFormat/>
-    <w:rsid w:val="004E6049"/>
+    <w:rsid w:val="0006028A"/>
     <w:pPr>
       <w:keepNext/>
       <w:keepLines/>
@@ -3678,7 +3458,7 @@
     <w:basedOn w:val="DefaultParagraphFont"/>
     <w:link w:val="Heading1"/>
     <w:uiPriority w:val="9"/>
-    <w:rsid w:val="004E6049"/>
+    <w:rsid w:val="0006028A"/>
     <w:rPr>
       <w:rFonts w:asciiTheme="majorHAnsi" w:eastAsiaTheme="majorEastAsia" w:hAnsiTheme="majorHAnsi" w:cstheme="majorBidi"/>
       <w:color w:val="0F4761" w:themeColor="accent1" w:themeShade="BF"/>
@@ -3692,7 +3472,7 @@
     <w:link w:val="Heading2"/>
     <w:uiPriority w:val="9"/>
     <w:semiHidden/>
-    <w:rsid w:val="004E6049"/>
+    <w:rsid w:val="0006028A"/>
     <w:rPr>
       <w:rFonts w:asciiTheme="majorHAnsi" w:eastAsiaTheme="majorEastAsia" w:hAnsiTheme="majorHAnsi" w:cstheme="majorBidi"/>
       <w:color w:val="0F4761" w:themeColor="accent1" w:themeShade="BF"/>
@@ -3706,7 +3486,7 @@
     <w:link w:val="Heading3"/>
     <w:uiPriority w:val="9"/>
     <w:semiHidden/>
-    <w:rsid w:val="004E6049"/>
+    <w:rsid w:val="0006028A"/>
     <w:rPr>
       <w:rFonts w:eastAsiaTheme="majorEastAsia" w:cstheme="majorBidi"/>
       <w:color w:val="0F4761" w:themeColor="accent1" w:themeShade="BF"/>
@@ -3720,13 +3500,12 @@
     <w:link w:val="Heading4"/>
     <w:uiPriority w:val="9"/>
     <w:semiHidden/>
-    <w:rsid w:val="004E6049"/>
+    <w:rsid w:val="0006028A"/>
     <w:rPr>
       <w:rFonts w:eastAsiaTheme="majorEastAsia" w:cstheme="majorBidi"/>
       <w:i/>
       <w:iCs/>
       <w:color w:val="0F4761" w:themeColor="accent1" w:themeShade="BF"/>
-      <w:sz w:val="24"/>
     </w:rPr>
   </w:style>
   <w:style w:type="character" w:customStyle="1" w:styleId="Heading5Char">
@@ -3735,11 +3514,10 @@
     <w:link w:val="Heading5"/>
     <w:uiPriority w:val="9"/>
     <w:semiHidden/>
-    <w:rsid w:val="004E6049"/>
+    <w:rsid w:val="0006028A"/>
     <w:rPr>
       <w:rFonts w:eastAsiaTheme="majorEastAsia" w:cstheme="majorBidi"/>
       <w:color w:val="0F4761" w:themeColor="accent1" w:themeShade="BF"/>
-      <w:sz w:val="24"/>
     </w:rPr>
   </w:style>
   <w:style w:type="character" w:customStyle="1" w:styleId="Heading6Char">
@@ -3748,13 +3526,12 @@
     <w:link w:val="Heading6"/>
     <w:uiPriority w:val="9"/>
     <w:semiHidden/>
-    <w:rsid w:val="004E6049"/>
+    <w:rsid w:val="0006028A"/>
     <w:rPr>
       <w:rFonts w:eastAsiaTheme="majorEastAsia" w:cstheme="majorBidi"/>
       <w:i/>
       <w:iCs/>
       <w:color w:val="595959" w:themeColor="text1" w:themeTint="A6"/>
-      <w:sz w:val="24"/>
     </w:rPr>
   </w:style>
   <w:style w:type="character" w:customStyle="1" w:styleId="Heading7Char">
@@ -3763,11 +3540,10 @@
     <w:link w:val="Heading7"/>
     <w:uiPriority w:val="9"/>
     <w:semiHidden/>
-    <w:rsid w:val="004E6049"/>
+    <w:rsid w:val="0006028A"/>
     <w:rPr>
       <w:rFonts w:eastAsiaTheme="majorEastAsia" w:cstheme="majorBidi"/>
       <w:color w:val="595959" w:themeColor="text1" w:themeTint="A6"/>
-      <w:sz w:val="24"/>
     </w:rPr>
   </w:style>
   <w:style w:type="character" w:customStyle="1" w:styleId="Heading8Char">
@@ -3776,13 +3552,12 @@
     <w:link w:val="Heading8"/>
     <w:uiPriority w:val="9"/>
     <w:semiHidden/>
-    <w:rsid w:val="004E6049"/>
+    <w:rsid w:val="0006028A"/>
     <w:rPr>
       <w:rFonts w:eastAsiaTheme="majorEastAsia" w:cstheme="majorBidi"/>
       <w:i/>
       <w:iCs/>
       <w:color w:val="272727" w:themeColor="text1" w:themeTint="D8"/>
-      <w:sz w:val="24"/>
     </w:rPr>
   </w:style>
   <w:style w:type="character" w:customStyle="1" w:styleId="Heading9Char">
@@ -3791,11 +3566,10 @@
     <w:link w:val="Heading9"/>
     <w:uiPriority w:val="9"/>
     <w:semiHidden/>
-    <w:rsid w:val="004E6049"/>
+    <w:rsid w:val="0006028A"/>
     <w:rPr>
       <w:rFonts w:eastAsiaTheme="majorEastAsia" w:cstheme="majorBidi"/>
       <w:color w:val="272727" w:themeColor="text1" w:themeTint="D8"/>
-      <w:sz w:val="24"/>
     </w:rPr>
   </w:style>
   <w:style w:type="paragraph" w:styleId="Title">
@@ -3805,9 +3579,9 @@
     <w:link w:val="TitleChar"/>
     <w:uiPriority w:val="10"/>
     <w:qFormat/>
-    <w:rsid w:val="004E6049"/>
+    <w:rsid w:val="0006028A"/>
     <w:pPr>
-      <w:spacing w:after="80" w:line="240" w:lineRule="auto"/>
+      <w:spacing w:after="80"/>
       <w:contextualSpacing/>
     </w:pPr>
     <w:rPr>
@@ -3823,7 +3597,7 @@
     <w:basedOn w:val="DefaultParagraphFont"/>
     <w:link w:val="Title"/>
     <w:uiPriority w:val="10"/>
-    <w:rsid w:val="004E6049"/>
+    <w:rsid w:val="0006028A"/>
     <w:rPr>
       <w:rFonts w:asciiTheme="majorHAnsi" w:eastAsiaTheme="majorEastAsia" w:hAnsiTheme="majorHAnsi" w:cstheme="majorBidi"/>
       <w:spacing w:val="-10"/>
@@ -3839,7 +3613,7 @@
     <w:link w:val="SubtitleChar"/>
     <w:uiPriority w:val="11"/>
     <w:qFormat/>
-    <w:rsid w:val="004E6049"/>
+    <w:rsid w:val="0006028A"/>
     <w:pPr>
       <w:numPr>
         <w:ilvl w:val="1"/>
@@ -3859,7 +3633,7 @@
     <w:basedOn w:val="DefaultParagraphFont"/>
     <w:link w:val="Subtitle"/>
     <w:uiPriority w:val="11"/>
-    <w:rsid w:val="004E6049"/>
+    <w:rsid w:val="0006028A"/>
     <w:rPr>
       <w:rFonts w:eastAsiaTheme="majorEastAsia" w:cstheme="majorBidi"/>
       <w:color w:val="595959" w:themeColor="text1" w:themeTint="A6"/>
@@ -3875,7 +3649,7 @@
     <w:link w:val="QuoteChar"/>
     <w:uiPriority w:val="29"/>
     <w:qFormat/>
-    <w:rsid w:val="004E6049"/>
+    <w:rsid w:val="0006028A"/>
     <w:pPr>
       <w:spacing w:before="160" w:after="160"/>
       <w:jc w:val="center"/>
@@ -3891,13 +3665,12 @@
     <w:basedOn w:val="DefaultParagraphFont"/>
     <w:link w:val="Quote"/>
     <w:uiPriority w:val="29"/>
-    <w:rsid w:val="004E6049"/>
+    <w:rsid w:val="0006028A"/>
     <w:rPr>
       <w:rFonts w:ascii="Times New Roman" w:hAnsi="Times New Roman"/>
       <w:i/>
       <w:iCs/>
       <w:color w:val="404040" w:themeColor="text1" w:themeTint="BF"/>
-      <w:sz w:val="24"/>
     </w:rPr>
   </w:style>
   <w:style w:type="paragraph" w:styleId="ListParagraph">
@@ -3905,7 +3678,7 @@
     <w:basedOn w:val="Normal"/>
     <w:uiPriority w:val="34"/>
     <w:qFormat/>
-    <w:rsid w:val="004E6049"/>
+    <w:rsid w:val="0006028A"/>
     <w:pPr>
       <w:ind w:left="720"/>
       <w:contextualSpacing/>
@@ -3916,7 +3689,7 @@
     <w:basedOn w:val="DefaultParagraphFont"/>
     <w:uiPriority w:val="21"/>
     <w:qFormat/>
-    <w:rsid w:val="004E6049"/>
+    <w:rsid w:val="0006028A"/>
     <w:rPr>
       <w:i/>
       <w:iCs/>
@@ -3930,7 +3703,7 @@
     <w:link w:val="IntenseQuoteChar"/>
     <w:uiPriority w:val="30"/>
     <w:qFormat/>
-    <w:rsid w:val="004E6049"/>
+    <w:rsid w:val="0006028A"/>
     <w:pPr>
       <w:pBdr>
         <w:top w:val="single" w:sz="4" w:space="10" w:color="0F4761" w:themeColor="accent1" w:themeShade="BF"/>
@@ -3951,13 +3724,12 @@
     <w:basedOn w:val="DefaultParagraphFont"/>
     <w:link w:val="IntenseQuote"/>
     <w:uiPriority w:val="30"/>
-    <w:rsid w:val="004E6049"/>
+    <w:rsid w:val="0006028A"/>
     <w:rPr>
       <w:rFonts w:ascii="Times New Roman" w:hAnsi="Times New Roman"/>
       <w:i/>
       <w:iCs/>
       <w:color w:val="0F4761" w:themeColor="accent1" w:themeShade="BF"/>
-      <w:sz w:val="24"/>
     </w:rPr>
   </w:style>
   <w:style w:type="character" w:styleId="IntenseReference">
@@ -3965,7 +3737,7 @@
     <w:basedOn w:val="DefaultParagraphFont"/>
     <w:uiPriority w:val="32"/>
     <w:qFormat/>
-    <w:rsid w:val="004E6049"/>
+    <w:rsid w:val="0006028A"/>
     <w:rPr>
       <w:b/>
       <w:bCs/>
@@ -3979,7 +3751,7 @@
     <w:basedOn w:val="DefaultParagraphFont"/>
     <w:uiPriority w:val="99"/>
     <w:unhideWhenUsed/>
-    <w:rsid w:val="004E6049"/>
+    <w:rsid w:val="0006028A"/>
     <w:rPr>
       <w:color w:val="467886" w:themeColor="hyperlink"/>
       <w:u w:val="single"/>
@@ -3991,29 +3763,11 @@
     <w:uiPriority w:val="99"/>
     <w:semiHidden/>
     <w:unhideWhenUsed/>
-    <w:rsid w:val="004E6049"/>
+    <w:rsid w:val="0006028A"/>
     <w:rPr>
       <w:color w:val="605E5C"/>
       <w:shd w:val="clear" w:color="auto" w:fill="E1DFDD"/>
     </w:rPr>
-  </w:style>
-  <w:style w:type="paragraph" w:styleId="NoSpacing">
-    <w:name w:val="No Spacing"/>
-    <w:uiPriority w:val="1"/>
-    <w:qFormat/>
-    <w:rsid w:val="006019FC"/>
-    <w:pPr>
-      <w:spacing w:after="0" w:line="240" w:lineRule="auto"/>
-    </w:pPr>
-    <w:rPr>
-      <w:kern w:val="0"/>
-      <w14:ligatures w14:val="none"/>
-    </w:rPr>
-  </w:style>
-  <w:style w:type="character" w:customStyle="1" w:styleId="hgkelc">
-    <w:name w:val="hgkelc"/>
-    <w:basedOn w:val="DefaultParagraphFont"/>
-    <w:rsid w:val="006E17D1"/>
   </w:style>
   <w:style w:type="paragraph" w:styleId="Header">
     <w:name w:val="header"/>
@@ -4021,13 +3775,12 @@
     <w:link w:val="HeaderChar"/>
     <w:uiPriority w:val="99"/>
     <w:unhideWhenUsed/>
-    <w:rsid w:val="000F16FD"/>
+    <w:rsid w:val="00A55E88"/>
     <w:pPr>
       <w:tabs>
         <w:tab w:val="center" w:pos="4680"/>
         <w:tab w:val="right" w:pos="9360"/>
       </w:tabs>
-      <w:spacing w:line="240" w:lineRule="auto"/>
     </w:pPr>
   </w:style>
   <w:style w:type="character" w:customStyle="1" w:styleId="HeaderChar">
@@ -4035,10 +3788,9 @@
     <w:basedOn w:val="DefaultParagraphFont"/>
     <w:link w:val="Header"/>
     <w:uiPriority w:val="99"/>
-    <w:rsid w:val="000F16FD"/>
+    <w:rsid w:val="00A55E88"/>
     <w:rPr>
       <w:rFonts w:ascii="Times New Roman" w:hAnsi="Times New Roman"/>
-      <w:sz w:val="24"/>
     </w:rPr>
   </w:style>
   <w:style w:type="paragraph" w:styleId="Footer">
@@ -4047,13 +3799,12 @@
     <w:link w:val="FooterChar"/>
     <w:uiPriority w:val="99"/>
     <w:unhideWhenUsed/>
-    <w:rsid w:val="000F16FD"/>
+    <w:rsid w:val="00A55E88"/>
     <w:pPr>
       <w:tabs>
         <w:tab w:val="center" w:pos="4680"/>
         <w:tab w:val="right" w:pos="9360"/>
       </w:tabs>
-      <w:spacing w:line="240" w:lineRule="auto"/>
     </w:pPr>
   </w:style>
   <w:style w:type="character" w:customStyle="1" w:styleId="FooterChar">
@@ -4061,22 +3812,9 @@
     <w:basedOn w:val="DefaultParagraphFont"/>
     <w:link w:val="Footer"/>
     <w:uiPriority w:val="99"/>
-    <w:rsid w:val="000F16FD"/>
+    <w:rsid w:val="00A55E88"/>
     <w:rPr>
       <w:rFonts w:ascii="Times New Roman" w:hAnsi="Times New Roman"/>
-      <w:sz w:val="24"/>
-    </w:rPr>
-  </w:style>
-  <w:style w:type="character" w:styleId="FollowedHyperlink">
-    <w:name w:val="FollowedHyperlink"/>
-    <w:basedOn w:val="DefaultParagraphFont"/>
-    <w:uiPriority w:val="99"/>
-    <w:semiHidden/>
-    <w:unhideWhenUsed/>
-    <w:rsid w:val="00F90642"/>
-    <w:rPr>
-      <w:color w:val="96607D" w:themeColor="followedHyperlink"/>
-      <w:u w:val="single"/>
     </w:rPr>
   </w:style>
 </w:styles>
@@ -4180,7 +3918,7 @@
         <a:latin typeface="Aptos" panose="02110004020202020204"/>
         <a:ea typeface=""/>
         <a:cs typeface=""/>
-        <a:font script="Jpan" typeface="游ゴシック"/>
+        <a:font script="Jpan" typeface="游明朝"/>
         <a:font script="Hang" typeface="맑은 고딕"/>
         <a:font script="Hans" typeface="等线"/>
         <a:font script="Hant" typeface="新細明體"/>
@@ -4288,13 +4026,6 @@
         </a:gradFill>
       </a:fillStyleLst>
       <a:lnStyleLst>
-        <a:ln w="6350" cap="flat" cmpd="sng" algn="ctr">
-          <a:solidFill>
-            <a:schemeClr val="phClr"/>
-          </a:solidFill>
-          <a:prstDash val="solid"/>
-          <a:miter lim="800000"/>
-        </a:ln>
         <a:ln w="12700" cap="flat" cmpd="sng" algn="ctr">
           <a:solidFill>
             <a:schemeClr val="phClr"/>
@@ -4303,6 +4034,13 @@
           <a:miter lim="800000"/>
         </a:ln>
         <a:ln w="19050" cap="flat" cmpd="sng" algn="ctr">
+          <a:solidFill>
+            <a:schemeClr val="phClr"/>
+          </a:solidFill>
+          <a:prstDash val="solid"/>
+          <a:miter lim="800000"/>
+        </a:ln>
+        <a:ln w="25400" cap="flat" cmpd="sng" algn="ctr">
           <a:solidFill>
             <a:schemeClr val="phClr"/>
           </a:solidFill>
@@ -4367,24 +4105,32 @@
       </a:bgFillStyleLst>
     </a:fmtScheme>
   </a:themeElements>
-  <a:objectDefaults/>
+  <a:objectDefaults>
+    <a:lnDef>
+      <a:spPr/>
+      <a:bodyPr/>
+      <a:lstStyle/>
+      <a:style>
+        <a:lnRef idx="2">
+          <a:schemeClr val="accent1"/>
+        </a:lnRef>
+        <a:fillRef idx="0">
+          <a:schemeClr val="accent1"/>
+        </a:fillRef>
+        <a:effectRef idx="1">
+          <a:schemeClr val="accent1"/>
+        </a:effectRef>
+        <a:fontRef idx="minor">
+          <a:schemeClr val="tx1"/>
+        </a:fontRef>
+      </a:style>
+    </a:lnDef>
+  </a:objectDefaults>
   <a:extraClrSchemeLst/>
   <a:extLst>
     <a:ext uri="{05A4C25C-085E-4340-85A3-A5531E510DB2}">
-      <thm15:themeFamily xmlns:thm15="http://schemas.microsoft.com/office/thememl/2012/main" name="Office Theme" id="{62F939B6-93AF-4DB8-9C6B-D6C7DFDC589F}" vid="{4A3C46E8-61CC-4603-A589-7422A47A8E4A}"/>
+      <thm15:themeFamily xmlns:thm15="http://schemas.microsoft.com/office/thememl/2012/main" name="Office Theme" id="{2E142A2C-CD16-42D6-873A-C26D2A0506FA}" vid="{1BDDFF52-6CD6-40A5-AB3C-68EB2F1E4D0A}"/>
     </a:ext>
   </a:extLst>
 </a:theme>
-</file>
-
-<file path=customXml/item1.xml><?xml version="1.0" encoding="utf-8"?>
-<b:Sources xmlns:b="http://schemas.openxmlformats.org/officeDocument/2006/bibliography" xmlns="http://schemas.openxmlformats.org/officeDocument/2006/bibliography" SelectedStyle="\APASixthEditionOfficeOnline.xsl" StyleName="APA" Version="6"/>
-</file>
-
-<file path=customXml/itemProps1.xml><?xml version="1.0" encoding="utf-8"?>
-<ds:datastoreItem xmlns:ds="http://schemas.openxmlformats.org/officeDocument/2006/customXml" ds:itemID="{56493C35-331A-40C0-9DD9-F59D4952786B}">
-  <ds:schemaRefs>
-    <ds:schemaRef ds:uri="http://schemas.openxmlformats.org/officeDocument/2006/bibliography"/>
-  </ds:schemaRefs>
-</ds:datastoreItem>
 </file>
--- a/resume/DJ_Dinnebeil_Resume.docx
+++ b/resume/DJ_Dinnebeil_Resume.docx
@@ -68,7 +68,32 @@
           <w:sz w:val="22"/>
           <w:szCs w:val="22"/>
         </w:rPr>
-        <w:t>Backend-focused engineer building APIs, data workflows, and AI-powered tools from design through deployment.</w:t>
+        <w:t>Backend-focused software engineer building APIs, data workflows, and AI-powered applications.</w:t>
+      </w:r>
+      <w:r>
+        <w:rPr>
+          <w:rFonts w:ascii="Calibri" w:hAnsi="Calibri" w:cs="Calibri"/>
+          <w:sz w:val="22"/>
+          <w:szCs w:val="22"/>
+        </w:rPr>
+        <w:br/>
+        <w:t>Experienced in taking projects from system design and implementation through deployment and</w:t>
+      </w:r>
+      <w:r>
+        <w:rPr>
+          <w:rFonts w:ascii="Calibri" w:hAnsi="Calibri" w:cs="Calibri"/>
+          <w:sz w:val="22"/>
+          <w:szCs w:val="22"/>
+        </w:rPr>
+        <w:t xml:space="preserve"> </w:t>
+      </w:r>
+      <w:r>
+        <w:rPr>
+          <w:rFonts w:ascii="Calibri" w:hAnsi="Calibri" w:cs="Calibri"/>
+          <w:sz w:val="22"/>
+          <w:szCs w:val="22"/>
+        </w:rPr>
+        <w:t>iteration.</w:t>
       </w:r>
     </w:p>
     <w:p>
@@ -202,21 +227,14 @@
           <w:rFonts w:ascii="Calibri" w:hAnsi="Calibri" w:cs="Calibri"/>
           <w:sz w:val="22"/>
         </w:rPr>
-        <w:t xml:space="preserve"> Python, PHP, JavaScript, SQL, C++, </w:t>
-      </w:r>
-      <w:r>
-        <w:rPr>
-          <w:rFonts w:ascii="Calibri" w:hAnsi="Calibri" w:cs="Calibri"/>
-          <w:sz w:val="22"/>
-        </w:rPr>
-        <w:t xml:space="preserve">C, </w:t>
-      </w:r>
-      <w:r>
-        <w:rPr>
-          <w:rFonts w:ascii="Calibri" w:hAnsi="Calibri" w:cs="Calibri"/>
-          <w:sz w:val="22"/>
-        </w:rPr>
-        <w:t>HTML/CSS</w:t>
+        <w:t xml:space="preserve"> </w:t>
+      </w:r>
+      <w:r>
+        <w:rPr>
+          <w:rFonts w:ascii="Calibri" w:hAnsi="Calibri" w:cs="Calibri"/>
+          <w:sz w:val="22"/>
+        </w:rPr>
+        <w:t>Python, JavaScript, PHP, SQL, C++, C, HTML/CSS</w:t>
       </w:r>
     </w:p>
     <w:p>
@@ -233,8 +251,39 @@
           <w:bCs/>
           <w:sz w:val="22"/>
         </w:rPr>
-        <w:t>Backend</w:t>
-      </w:r>
+        <w:t>Backend:</w:t>
+      </w:r>
+      <w:r>
+        <w:rPr>
+          <w:rFonts w:ascii="Calibri" w:hAnsi="Calibri" w:cs="Calibri"/>
+          <w:sz w:val="22"/>
+        </w:rPr>
+        <w:t xml:space="preserve"> </w:t>
+      </w:r>
+      <w:proofErr w:type="spellStart"/>
+      <w:r>
+        <w:rPr>
+          <w:rFonts w:ascii="Calibri" w:hAnsi="Calibri" w:cs="Calibri"/>
+          <w:sz w:val="22"/>
+        </w:rPr>
+        <w:t>FastAPI</w:t>
+      </w:r>
+      <w:proofErr w:type="spellEnd"/>
+      <w:r>
+        <w:rPr>
+          <w:rFonts w:ascii="Calibri" w:hAnsi="Calibri" w:cs="Calibri"/>
+          <w:sz w:val="22"/>
+        </w:rPr>
+        <w:t>, Flask, Node.js, Express, REST APIs</w:t>
+      </w:r>
+    </w:p>
+    <w:p>
+      <w:pPr>
+        <w:rPr>
+          <w:rFonts w:ascii="Calibri" w:hAnsi="Calibri" w:cs="Calibri"/>
+          <w:sz w:val="22"/>
+        </w:rPr>
+      </w:pPr>
       <w:r>
         <w:rPr>
           <w:rFonts w:ascii="Calibri" w:hAnsi="Calibri" w:cs="Calibri"/>
@@ -242,8 +291,39 @@
           <w:bCs/>
           <w:sz w:val="22"/>
         </w:rPr>
-        <w:t xml:space="preserve"> &amp; APIs</w:t>
-      </w:r>
+        <w:t>Databases:</w:t>
+      </w:r>
+      <w:r>
+        <w:rPr>
+          <w:rFonts w:ascii="Calibri" w:hAnsi="Calibri" w:cs="Calibri"/>
+          <w:sz w:val="22"/>
+        </w:rPr>
+        <w:t xml:space="preserve"> PostgreSQL, MariaDB, SQLite</w:t>
+      </w:r>
+      <w:r>
+        <w:rPr>
+          <w:rFonts w:ascii="Calibri" w:hAnsi="Calibri" w:cs="Calibri"/>
+          <w:sz w:val="22"/>
+        </w:rPr>
+        <w:t xml:space="preserve">, </w:t>
+      </w:r>
+      <w:proofErr w:type="spellStart"/>
+      <w:r>
+        <w:rPr>
+          <w:rFonts w:ascii="Calibri" w:hAnsi="Calibri" w:cs="Calibri"/>
+          <w:sz w:val="22"/>
+        </w:rPr>
+        <w:t>Qdrant</w:t>
+      </w:r>
+      <w:proofErr w:type="spellEnd"/>
+    </w:p>
+    <w:p>
+      <w:pPr>
+        <w:rPr>
+          <w:rFonts w:ascii="Calibri" w:hAnsi="Calibri" w:cs="Calibri"/>
+          <w:sz w:val="22"/>
+        </w:rPr>
+      </w:pPr>
       <w:r>
         <w:rPr>
           <w:rFonts w:ascii="Calibri" w:hAnsi="Calibri" w:cs="Calibri"/>
@@ -251,7 +331,7 @@
           <w:bCs/>
           <w:sz w:val="22"/>
         </w:rPr>
-        <w:t>:</w:t>
+        <w:t>AI &amp; Retrieval:</w:t>
       </w:r>
       <w:r>
         <w:rPr>
@@ -266,7 +346,7 @@
           <w:rFonts w:ascii="Calibri" w:hAnsi="Calibri" w:cs="Calibri"/>
           <w:sz w:val="22"/>
         </w:rPr>
-        <w:t>FastAPI</w:t>
+        <w:t>LangChain</w:t>
       </w:r>
       <w:proofErr w:type="spellEnd"/>
       <w:r>
@@ -274,97 +354,48 @@
           <w:rFonts w:ascii="Calibri" w:hAnsi="Calibri" w:cs="Calibri"/>
           <w:sz w:val="22"/>
         </w:rPr>
-        <w:t>,</w:t>
-      </w:r>
-      <w:r>
-        <w:rPr>
-          <w:rFonts w:ascii="Calibri" w:hAnsi="Calibri" w:cs="Calibri"/>
-          <w:sz w:val="22"/>
-        </w:rPr>
-        <w:t xml:space="preserve"> </w:t>
-      </w:r>
-      <w:r>
-        <w:rPr>
-          <w:rFonts w:ascii="Calibri" w:hAnsi="Calibri" w:cs="Calibri"/>
-          <w:sz w:val="22"/>
-        </w:rPr>
-        <w:t>Flask, REST APIs, Node.js</w:t>
-      </w:r>
-      <w:r>
-        <w:rPr>
-          <w:rFonts w:ascii="Calibri" w:hAnsi="Calibri" w:cs="Calibri"/>
-          <w:sz w:val="22"/>
-        </w:rPr>
-        <w:t>, Express</w:t>
-      </w:r>
-    </w:p>
-    <w:p>
-      <w:pPr>
-        <w:rPr>
-          <w:rFonts w:ascii="Calibri" w:hAnsi="Calibri" w:cs="Calibri"/>
-          <w:sz w:val="22"/>
-        </w:rPr>
-      </w:pPr>
-      <w:r>
+        <w:t xml:space="preserve">, </w:t>
+      </w:r>
+      <w:proofErr w:type="spellStart"/>
+      <w:r>
+        <w:rPr>
+          <w:rFonts w:ascii="Calibri" w:hAnsi="Calibri" w:cs="Calibri"/>
+          <w:sz w:val="22"/>
+        </w:rPr>
+        <w:t>LangGraph</w:t>
+      </w:r>
+      <w:proofErr w:type="spellEnd"/>
+      <w:r>
+        <w:rPr>
+          <w:rFonts w:ascii="Calibri" w:hAnsi="Calibri" w:cs="Calibri"/>
+          <w:sz w:val="22"/>
+        </w:rPr>
+        <w:t xml:space="preserve">, </w:t>
+      </w:r>
+      <w:r>
+        <w:rPr>
+          <w:rFonts w:ascii="Calibri" w:hAnsi="Calibri" w:cs="Calibri"/>
+          <w:sz w:val="22"/>
+        </w:rPr>
+        <w:t xml:space="preserve">RAG, </w:t>
+      </w:r>
+      <w:r>
+        <w:rPr>
+          <w:rFonts w:ascii="Calibri" w:hAnsi="Calibri" w:cs="Calibri"/>
+          <w:sz w:val="22"/>
+        </w:rPr>
+        <w:t>RAGAS, LLM APIs</w:t>
+      </w:r>
+    </w:p>
+    <w:p>
+      <w:pPr>
         <w:rPr>
           <w:rFonts w:ascii="Calibri" w:hAnsi="Calibri" w:cs="Calibri"/>
           <w:b/>
           <w:bCs/>
           <w:sz w:val="22"/>
         </w:rPr>
-        <w:t>Frontend:</w:t>
-      </w:r>
-      <w:r>
-        <w:rPr>
-          <w:rFonts w:ascii="Calibri" w:hAnsi="Calibri" w:cs="Calibri"/>
-          <w:sz w:val="22"/>
-        </w:rPr>
-        <w:t xml:space="preserve"> React,</w:t>
-      </w:r>
-      <w:r>
-        <w:rPr>
-          <w:rFonts w:ascii="Calibri" w:hAnsi="Calibri" w:cs="Calibri"/>
-          <w:sz w:val="22"/>
-        </w:rPr>
-        <w:t xml:space="preserve"> Redux,</w:t>
-      </w:r>
-      <w:r>
-        <w:rPr>
-          <w:rFonts w:ascii="Calibri" w:hAnsi="Calibri" w:cs="Calibri"/>
-          <w:sz w:val="22"/>
-        </w:rPr>
-        <w:t xml:space="preserve"> </w:t>
-      </w:r>
-      <w:r>
-        <w:rPr>
-          <w:rFonts w:ascii="Calibri" w:hAnsi="Calibri" w:cs="Calibri"/>
-          <w:sz w:val="22"/>
-        </w:rPr>
-        <w:t>Vite,</w:t>
-      </w:r>
-      <w:r>
-        <w:rPr>
-          <w:rFonts w:ascii="Calibri" w:hAnsi="Calibri" w:cs="Calibri"/>
-          <w:sz w:val="22"/>
-        </w:rPr>
-        <w:t xml:space="preserve"> </w:t>
-      </w:r>
-      <w:proofErr w:type="spellStart"/>
-      <w:r>
-        <w:rPr>
-          <w:rFonts w:ascii="Calibri" w:hAnsi="Calibri" w:cs="Calibri"/>
-          <w:sz w:val="22"/>
-        </w:rPr>
-        <w:t>Streamlit</w:t>
-      </w:r>
-      <w:proofErr w:type="spellEnd"/>
-      <w:r>
-        <w:rPr>
-          <w:rFonts w:ascii="Calibri" w:hAnsi="Calibri" w:cs="Calibri"/>
-          <w:sz w:val="22"/>
-        </w:rPr>
-        <w:t>, Jinja2</w:t>
-      </w:r>
+      </w:pPr>
       <w:r>
         <w:rPr>
           <w:rFonts w:ascii="Calibri" w:hAnsi="Calibri" w:cs="Calibri"/>
@@ -372,8 +403,39 @@
           <w:bCs/>
           <w:sz w:val="22"/>
         </w:rPr>
-        <w:br/>
-      </w:r>
+        <w:t>Frontend &amp; UI</w:t>
+      </w:r>
+      <w:r>
+        <w:rPr>
+          <w:rFonts w:ascii="Calibri" w:hAnsi="Calibri" w:cs="Calibri"/>
+          <w:sz w:val="22"/>
+        </w:rPr>
+        <w:t xml:space="preserve">: React, Redux, Vite, </w:t>
+      </w:r>
+      <w:proofErr w:type="spellStart"/>
+      <w:r>
+        <w:rPr>
+          <w:rFonts w:ascii="Calibri" w:hAnsi="Calibri" w:cs="Calibri"/>
+          <w:sz w:val="22"/>
+        </w:rPr>
+        <w:t>Streamlit</w:t>
+      </w:r>
+      <w:proofErr w:type="spellEnd"/>
+      <w:r>
+        <w:rPr>
+          <w:rFonts w:ascii="Calibri" w:hAnsi="Calibri" w:cs="Calibri"/>
+          <w:sz w:val="22"/>
+        </w:rPr>
+        <w:t>, Jinja2</w:t>
+      </w:r>
+    </w:p>
+    <w:p>
+      <w:pPr>
+        <w:rPr>
+          <w:rFonts w:ascii="Calibri" w:hAnsi="Calibri" w:cs="Calibri"/>
+          <w:sz w:val="22"/>
+        </w:rPr>
+      </w:pPr>
       <w:r>
         <w:rPr>
           <w:rFonts w:ascii="Calibri" w:hAnsi="Calibri" w:cs="Calibri"/>
@@ -381,7 +443,7 @@
           <w:bCs/>
           <w:sz w:val="22"/>
         </w:rPr>
-        <w:t>Databases:</w:t>
+        <w:t>Infrastructure &amp; Tools:</w:t>
       </w:r>
       <w:r>
         <w:rPr>
@@ -395,49 +457,14 @@
           <w:rFonts w:ascii="Calibri" w:hAnsi="Calibri" w:cs="Calibri"/>
           <w:sz w:val="22"/>
         </w:rPr>
-        <w:t>PostgreSQL, MariaDB</w:t>
-      </w:r>
-      <w:r>
-        <w:rPr>
-          <w:rFonts w:ascii="Calibri" w:hAnsi="Calibri" w:cs="Calibri"/>
-          <w:sz w:val="22"/>
-        </w:rPr>
-        <w:t>, SQLite</w:t>
-      </w:r>
-    </w:p>
-    <w:p>
-      <w:pPr>
-        <w:rPr>
-          <w:rFonts w:ascii="Calibri" w:hAnsi="Calibri" w:cs="Calibri"/>
-          <w:sz w:val="22"/>
-        </w:rPr>
-      </w:pPr>
-      <w:r>
-        <w:rPr>
-          <w:rFonts w:ascii="Calibri" w:hAnsi="Calibri" w:cs="Calibri"/>
-          <w:b/>
-          <w:bCs/>
-          <w:sz w:val="22"/>
-        </w:rPr>
-        <w:t>Infrastructure</w:t>
-      </w:r>
-      <w:r>
-        <w:rPr>
-          <w:rFonts w:ascii="Calibri" w:hAnsi="Calibri" w:cs="Calibri"/>
-          <w:b/>
-          <w:bCs/>
-          <w:sz w:val="22"/>
-        </w:rPr>
-        <w:t xml:space="preserve"> &amp; Tools</w:t>
-      </w:r>
-      <w:r>
-        <w:rPr>
-          <w:rFonts w:ascii="Calibri" w:hAnsi="Calibri" w:cs="Calibri"/>
-          <w:b/>
-          <w:bCs/>
-          <w:sz w:val="22"/>
-        </w:rPr>
-        <w:t>:</w:t>
+        <w:t xml:space="preserve">Git, </w:t>
+      </w:r>
+      <w:r>
+        <w:rPr>
+          <w:rFonts w:ascii="Calibri" w:hAnsi="Calibri" w:cs="Calibri"/>
+          <w:sz w:val="22"/>
+        </w:rPr>
+        <w:t>Linux, Docker, AWS S3,</w:t>
       </w:r>
       <w:r>
         <w:rPr>
@@ -451,82 +478,21 @@
           <w:rFonts w:ascii="Calibri" w:hAnsi="Calibri" w:cs="Calibri"/>
           <w:sz w:val="22"/>
         </w:rPr>
-        <w:t>Linux, Docker, AWS S3</w:t>
-      </w:r>
-    </w:p>
-    <w:p>
-      <w:pPr>
-        <w:rPr>
-          <w:rFonts w:ascii="Calibri" w:hAnsi="Calibri" w:cs="Calibri"/>
-          <w:b/>
-          <w:bCs/>
-          <w:sz w:val="22"/>
-          <w:szCs w:val="22"/>
-        </w:rPr>
-      </w:pPr>
-      <w:r>
-        <w:rPr>
-          <w:rFonts w:ascii="Calibri" w:hAnsi="Calibri" w:cs="Calibri"/>
-          <w:b/>
-          <w:bCs/>
-          <w:sz w:val="22"/>
-        </w:rPr>
-        <w:t>AI &amp; Retrieval:</w:t>
-      </w:r>
-      <w:r>
-        <w:rPr>
-          <w:rFonts w:ascii="Calibri" w:hAnsi="Calibri" w:cs="Calibri"/>
-          <w:sz w:val="22"/>
-        </w:rPr>
-        <w:t xml:space="preserve"> </w:t>
-      </w:r>
-      <w:proofErr w:type="spellStart"/>
-      <w:r>
-        <w:rPr>
-          <w:rFonts w:ascii="Calibri" w:hAnsi="Calibri" w:cs="Calibri"/>
-          <w:sz w:val="22"/>
-        </w:rPr>
-        <w:t>LangGraph</w:t>
-      </w:r>
-      <w:proofErr w:type="spellEnd"/>
-      <w:r>
-        <w:rPr>
-          <w:rFonts w:ascii="Calibri" w:hAnsi="Calibri" w:cs="Calibri"/>
-          <w:sz w:val="22"/>
-        </w:rPr>
-        <w:t xml:space="preserve">, </w:t>
-      </w:r>
-      <w:proofErr w:type="spellStart"/>
-      <w:r>
-        <w:rPr>
-          <w:rFonts w:ascii="Calibri" w:hAnsi="Calibri" w:cs="Calibri"/>
-          <w:sz w:val="22"/>
-        </w:rPr>
-        <w:t>LangChain</w:t>
-      </w:r>
-      <w:proofErr w:type="spellEnd"/>
-      <w:r>
-        <w:rPr>
-          <w:rFonts w:ascii="Calibri" w:hAnsi="Calibri" w:cs="Calibri"/>
-          <w:sz w:val="22"/>
-        </w:rPr>
-        <w:t xml:space="preserve">, </w:t>
-      </w:r>
-      <w:proofErr w:type="spellStart"/>
-      <w:r>
-        <w:rPr>
-          <w:rFonts w:ascii="Calibri" w:hAnsi="Calibri" w:cs="Calibri"/>
-          <w:sz w:val="22"/>
-        </w:rPr>
-        <w:t>Qdrant</w:t>
-      </w:r>
-      <w:proofErr w:type="spellEnd"/>
-      <w:r>
-        <w:rPr>
-          <w:rFonts w:ascii="Calibri" w:hAnsi="Calibri" w:cs="Calibri"/>
-          <w:sz w:val="22"/>
-        </w:rPr>
-        <w:t>, LLM APIs, RAGAS</w:t>
+        <w:t xml:space="preserve">Firebase, </w:t>
+      </w:r>
+      <w:r>
+        <w:rPr>
+          <w:rFonts w:ascii="Calibri" w:hAnsi="Calibri" w:cs="Calibri"/>
+          <w:sz w:val="22"/>
+        </w:rPr>
+        <w:t>DDEV,</w:t>
+      </w:r>
+      <w:r>
+        <w:rPr>
+          <w:rFonts w:ascii="Calibri" w:hAnsi="Calibri" w:cs="Calibri"/>
+          <w:sz w:val="22"/>
+        </w:rPr>
+        <w:t xml:space="preserve"> cPanel</w:t>
       </w:r>
     </w:p>
     <w:p>
@@ -578,7 +544,31 @@
           <w:sz w:val="22"/>
           <w:szCs w:val="22"/>
         </w:rPr>
-        <w:t xml:space="preserve"> | PHP, MariaDB | </w:t>
+        <w:t xml:space="preserve"> | PHP, MariaDB</w:t>
+      </w:r>
+      <w:r>
+        <w:rPr>
+          <w:rFonts w:ascii="Calibri" w:hAnsi="Calibri" w:cs="Calibri"/>
+          <w:sz w:val="22"/>
+          <w:szCs w:val="22"/>
+        </w:rPr>
+        <w:t>, Docker/DDEV</w:t>
+      </w:r>
+      <w:r>
+        <w:rPr>
+          <w:rFonts w:ascii="Calibri" w:hAnsi="Calibri" w:cs="Calibri"/>
+          <w:sz w:val="22"/>
+          <w:szCs w:val="22"/>
+        </w:rPr>
+        <w:t xml:space="preserve">, cPanel </w:t>
+      </w:r>
+      <w:r>
+        <w:rPr>
+          <w:rFonts w:ascii="Calibri" w:hAnsi="Calibri" w:cs="Calibri"/>
+          <w:sz w:val="22"/>
+          <w:szCs w:val="22"/>
+        </w:rPr>
+        <w:t xml:space="preserve">| </w:t>
       </w:r>
       <w:hyperlink r:id="rId11" w:history="1">
         <w:r>
@@ -660,63 +650,7 @@
           <w:sz w:val="22"/>
           <w:szCs w:val="22"/>
         </w:rPr>
-        <w:t xml:space="preserve">Developed and deployed a full-stack property management platform with </w:t>
-      </w:r>
-      <w:r>
-        <w:rPr>
-          <w:rFonts w:ascii="Calibri" w:hAnsi="Calibri" w:cs="Calibri"/>
-          <w:sz w:val="22"/>
-          <w:szCs w:val="22"/>
-        </w:rPr>
-        <w:t xml:space="preserve">a </w:t>
-      </w:r>
-      <w:r>
-        <w:rPr>
-          <w:rFonts w:ascii="Calibri" w:hAnsi="Calibri" w:cs="Calibri"/>
-          <w:sz w:val="22"/>
-          <w:szCs w:val="22"/>
-        </w:rPr>
-        <w:t>role-based</w:t>
-      </w:r>
-      <w:r>
-        <w:rPr>
-          <w:rFonts w:ascii="Calibri" w:hAnsi="Calibri" w:cs="Calibri"/>
-          <w:sz w:val="22"/>
-          <w:szCs w:val="22"/>
-        </w:rPr>
-        <w:t xml:space="preserve"> admin </w:t>
-      </w:r>
-      <w:r>
-        <w:rPr>
-          <w:rFonts w:ascii="Calibri" w:hAnsi="Calibri" w:cs="Calibri"/>
-          <w:sz w:val="22"/>
-          <w:szCs w:val="22"/>
-        </w:rPr>
-        <w:t xml:space="preserve">dashboard </w:t>
-      </w:r>
-      <w:r>
-        <w:rPr>
-          <w:rFonts w:ascii="Calibri" w:hAnsi="Calibri" w:cs="Calibri"/>
-          <w:sz w:val="22"/>
-          <w:szCs w:val="22"/>
-        </w:rPr>
-        <w:t xml:space="preserve">and tenant </w:t>
-      </w:r>
-      <w:r>
-        <w:rPr>
-          <w:rFonts w:ascii="Calibri" w:hAnsi="Calibri" w:cs="Calibri"/>
-          <w:sz w:val="22"/>
-          <w:szCs w:val="22"/>
-        </w:rPr>
-        <w:t>portal</w:t>
-      </w:r>
-      <w:r>
-        <w:rPr>
-          <w:rFonts w:ascii="Calibri" w:hAnsi="Calibri" w:cs="Calibri"/>
-          <w:sz w:val="22"/>
-          <w:szCs w:val="22"/>
-        </w:rPr>
-        <w:t xml:space="preserve"> for rent payments, lease access, maintenance requests, and payment history.</w:t>
+        <w:t>Developed and deployed a role-based property management platform with admin and tenant portals for rent payments, lease access, maintenance requests, and payment history.</w:t>
       </w:r>
     </w:p>
     <w:p>
@@ -738,7 +672,7 @@
           <w:sz w:val="22"/>
           <w:szCs w:val="22"/>
         </w:rPr>
-        <w:t>Designed administrative tooling for tenant account management, payment review, maintenance requests, and visitor and admin activity tracking to improve oversight and security.</w:t>
+        <w:t>Built administrative tools for tenant account management, payment review, maintenance workflows, visitor tracking, and admin activity logging to improve operational oversight and security.</w:t>
       </w:r>
     </w:p>
     <w:p>
@@ -760,23 +694,7 @@
           <w:sz w:val="22"/>
           <w:szCs w:val="22"/>
         </w:rPr>
-        <w:t xml:space="preserve">Automated processing of bank and payment notifications from a dedicated inbox </w:t>
-      </w:r>
-      <w:r>
-        <w:rPr>
-          <w:rFonts w:ascii="Calibri" w:hAnsi="Calibri" w:cs="Calibri"/>
-          <w:sz w:val="22"/>
-          <w:szCs w:val="22"/>
-        </w:rPr>
-        <w:t>using</w:t>
-      </w:r>
-      <w:r>
-        <w:rPr>
-          <w:rFonts w:ascii="Calibri" w:hAnsi="Calibri" w:cs="Calibri"/>
-          <w:sz w:val="22"/>
-          <w:szCs w:val="22"/>
-        </w:rPr>
-        <w:t xml:space="preserve"> scheduled </w:t>
+        <w:t xml:space="preserve">Automated rent payment tracking with scheduled </w:t>
       </w:r>
       <w:proofErr w:type="spellStart"/>
       <w:r>
@@ -794,7 +712,7 @@
           <w:sz w:val="22"/>
           <w:szCs w:val="22"/>
         </w:rPr>
-        <w:t xml:space="preserve"> jobs to update tenant payment history for online and cash transactions.</w:t>
+        <w:t xml:space="preserve"> jobs that process bank notifications from a dedicated inbox and update tenant payment histories for online and cash transactions.</w:t>
       </w:r>
     </w:p>
     <w:p>
@@ -816,7 +734,7 @@
           <w:sz w:val="22"/>
           <w:szCs w:val="22"/>
         </w:rPr>
-        <w:t>Established a containerized local development workflow with Docker and DDEV and managed deployment via cPanel to support reliable iteration and continued expansion.</w:t>
+        <w:t>Containerized the local development workflow with Docker/DDEV and managed production deployment to support reliable iteration and ongoing feature expansion.</w:t>
       </w:r>
     </w:p>
     <w:p>
@@ -853,7 +771,15 @@
           <w:sz w:val="22"/>
           <w:szCs w:val="22"/>
         </w:rPr>
-        <w:t>LangGraph</w:t>
+        <w:t>Lang</w:t>
+      </w:r>
+      <w:r>
+        <w:rPr>
+          <w:rFonts w:ascii="Calibri" w:hAnsi="Calibri" w:cs="Calibri"/>
+          <w:sz w:val="22"/>
+          <w:szCs w:val="22"/>
+        </w:rPr>
+        <w:t>Chain</w:t>
       </w:r>
       <w:proofErr w:type="spellEnd"/>
       <w:r>
@@ -874,6 +800,14 @@
         <w:t>Qdrant</w:t>
       </w:r>
       <w:proofErr w:type="spellEnd"/>
+      <w:r>
+        <w:rPr>
+          <w:rFonts w:ascii="Calibri" w:hAnsi="Calibri" w:cs="Calibri"/>
+          <w:sz w:val="22"/>
+          <w:szCs w:val="22"/>
+        </w:rPr>
+        <w:t>, RAGAS</w:t>
+      </w:r>
       <w:r>
         <w:rPr>
           <w:rFonts w:ascii="Calibri" w:hAnsi="Calibri" w:cs="Calibri"/>
@@ -908,7 +842,7 @@
           <w:sz w:val="22"/>
           <w:szCs w:val="22"/>
         </w:rPr>
-        <w:t>AI-powered research assistant for historians to search, analyze, and validate source materials.</w:t>
+        <w:t>AI-powered research assistant for evidence-based document retrieval, evaluation, and source validation.</w:t>
       </w:r>
     </w:p>
     <w:p>
@@ -930,7 +864,7 @@
           <w:sz w:val="22"/>
           <w:szCs w:val="22"/>
         </w:rPr>
-        <w:t>Engineered an AI-powered research application for historians to upload, organize, and query primary and secondary source documents across multiple projects.</w:t>
+        <w:t>Built a document-grounded RAG application for ingesting, indexing, and querying historical source materials.</w:t>
       </w:r>
     </w:p>
     <w:p>
@@ -952,7 +886,23 @@
           <w:sz w:val="22"/>
           <w:szCs w:val="22"/>
         </w:rPr>
-        <w:t xml:space="preserve">Designed a processing pipeline to parse source files, generate embeddings, and store searchable vectors in </w:t>
+        <w:t>Designed a</w:t>
+      </w:r>
+      <w:r>
+        <w:rPr>
+          <w:rFonts w:ascii="Calibri" w:hAnsi="Calibri" w:cs="Calibri"/>
+          <w:sz w:val="22"/>
+          <w:szCs w:val="22"/>
+        </w:rPr>
+        <w:t xml:space="preserve"> context-aware</w:t>
+      </w:r>
+      <w:r>
+        <w:rPr>
+          <w:rFonts w:ascii="Calibri" w:hAnsi="Calibri" w:cs="Calibri"/>
+          <w:sz w:val="22"/>
+          <w:szCs w:val="22"/>
+        </w:rPr>
+        <w:t xml:space="preserve"> retrieval pipeline for file parsing, embedding generation, metadata handling, and </w:t>
       </w:r>
       <w:proofErr w:type="spellStart"/>
       <w:r>
@@ -970,39 +920,23 @@
           <w:sz w:val="22"/>
           <w:szCs w:val="22"/>
         </w:rPr>
-        <w:t xml:space="preserve"> </w:t>
-      </w:r>
-      <w:r>
-        <w:rPr>
-          <w:rFonts w:ascii="Calibri" w:hAnsi="Calibri" w:cs="Calibri"/>
-          <w:sz w:val="22"/>
-          <w:szCs w:val="22"/>
-        </w:rPr>
-        <w:t>to support</w:t>
-      </w:r>
-      <w:r>
-        <w:rPr>
-          <w:rFonts w:ascii="Calibri" w:hAnsi="Calibri" w:cs="Calibri"/>
-          <w:sz w:val="22"/>
-          <w:szCs w:val="22"/>
-        </w:rPr>
-        <w:t xml:space="preserve"> semantic</w:t>
-      </w:r>
-      <w:r>
-        <w:rPr>
-          <w:rFonts w:ascii="Calibri" w:hAnsi="Calibri" w:cs="Calibri"/>
-          <w:sz w:val="22"/>
-          <w:szCs w:val="22"/>
-        </w:rPr>
-        <w:t xml:space="preserve"> and context-aware</w:t>
-      </w:r>
-      <w:r>
-        <w:rPr>
-          <w:rFonts w:ascii="Calibri" w:hAnsi="Calibri" w:cs="Calibri"/>
-          <w:sz w:val="22"/>
-          <w:szCs w:val="22"/>
-        </w:rPr>
-        <w:t xml:space="preserve"> retrieval.</w:t>
+        <w:t xml:space="preserve">-backed semantic search with </w:t>
+      </w:r>
+      <w:r>
+        <w:rPr>
+          <w:rFonts w:ascii="Calibri" w:hAnsi="Calibri" w:cs="Calibri"/>
+          <w:sz w:val="22"/>
+          <w:szCs w:val="22"/>
+        </w:rPr>
+        <w:t>optional web search for cross-verification</w:t>
+      </w:r>
+      <w:r>
+        <w:rPr>
+          <w:rFonts w:ascii="Calibri" w:hAnsi="Calibri" w:cs="Calibri"/>
+          <w:sz w:val="22"/>
+          <w:szCs w:val="22"/>
+        </w:rPr>
+        <w:t>.</w:t>
       </w:r>
     </w:p>
     <w:p>
@@ -1024,39 +958,7 @@
           <w:sz w:val="22"/>
           <w:szCs w:val="22"/>
         </w:rPr>
-        <w:t>Developed RAGAS-based evaluation</w:t>
-      </w:r>
-      <w:r>
-        <w:rPr>
-          <w:rFonts w:ascii="Calibri" w:hAnsi="Calibri" w:cs="Calibri"/>
-          <w:sz w:val="22"/>
-          <w:szCs w:val="22"/>
-        </w:rPr>
-        <w:t xml:space="preserve"> workflows</w:t>
-      </w:r>
-      <w:r>
-        <w:rPr>
-          <w:rFonts w:ascii="Calibri" w:hAnsi="Calibri" w:cs="Calibri"/>
-          <w:sz w:val="22"/>
-          <w:szCs w:val="22"/>
-        </w:rPr>
-        <w:t xml:space="preserve"> and </w:t>
-      </w:r>
-      <w:r>
-        <w:rPr>
-          <w:rFonts w:ascii="Calibri" w:hAnsi="Calibri" w:cs="Calibri"/>
-          <w:sz w:val="22"/>
-          <w:szCs w:val="22"/>
-        </w:rPr>
-        <w:t xml:space="preserve">used </w:t>
-      </w:r>
-      <w:r>
-        <w:rPr>
-          <w:rFonts w:ascii="Calibri" w:hAnsi="Calibri" w:cs="Calibri"/>
-          <w:sz w:val="22"/>
-          <w:szCs w:val="22"/>
-        </w:rPr>
-        <w:t>Cohere semantic scoring to improve response accuracy, search relevance, and query-to-document alignment.</w:t>
+        <w:t>Developed evaluation and reranking workflows using RAGAS and Cohere to improve retrieval relevance, answer grounding, and query-to-document alignment.</w:t>
       </w:r>
     </w:p>
     <w:p>
@@ -1084,7 +986,23 @@
           <w:sz w:val="22"/>
           <w:szCs w:val="22"/>
         </w:rPr>
-        <w:t xml:space="preserve"> | C++, Win32 API, SQLite | </w:t>
+        <w:t xml:space="preserve"> | C++, Win32 API, SQLite</w:t>
+      </w:r>
+      <w:r>
+        <w:rPr>
+          <w:rFonts w:ascii="Calibri" w:hAnsi="Calibri" w:cs="Calibri"/>
+          <w:sz w:val="22"/>
+          <w:szCs w:val="22"/>
+        </w:rPr>
+        <w:t>, Firebase</w:t>
+      </w:r>
+      <w:r>
+        <w:rPr>
+          <w:rFonts w:ascii="Calibri" w:hAnsi="Calibri" w:cs="Calibri"/>
+          <w:sz w:val="22"/>
+          <w:szCs w:val="22"/>
+        </w:rPr>
+        <w:t xml:space="preserve"> | </w:t>
       </w:r>
       <w:hyperlink r:id="rId13" w:history="1">
         <w:r>
@@ -1150,23 +1068,7 @@
           <w:sz w:val="22"/>
           <w:szCs w:val="22"/>
         </w:rPr>
-        <w:t xml:space="preserve">Built a keyboard manager in C++ with the Win32 API to intercept key events and execute user-defined commands for taskbar navigation, text insertion, and </w:t>
-      </w:r>
-      <w:r>
-        <w:rPr>
-          <w:rFonts w:ascii="Calibri" w:hAnsi="Calibri" w:cs="Calibri"/>
-          <w:sz w:val="22"/>
-          <w:szCs w:val="22"/>
-        </w:rPr>
-        <w:t>custom</w:t>
-      </w:r>
-      <w:r>
-        <w:rPr>
-          <w:rFonts w:ascii="Calibri" w:hAnsi="Calibri" w:cs="Calibri"/>
-          <w:sz w:val="22"/>
-          <w:szCs w:val="22"/>
-        </w:rPr>
-        <w:t xml:space="preserve"> shortcuts.</w:t>
+        <w:t>Built a C++ keyboard automation utility with the Win32 API to intercept key events and execute user-defined commands for taskbar navigation, text insertion, and custom shortcuts.</w:t>
       </w:r>
     </w:p>
     <w:p>
@@ -1188,71 +1090,7 @@
           <w:sz w:val="22"/>
           <w:szCs w:val="22"/>
         </w:rPr>
-        <w:t>Implemented a modular component architecture with named-pipe communication and SQLite</w:t>
-      </w:r>
-      <w:r>
-        <w:rPr>
-          <w:rFonts w:ascii="Calibri" w:hAnsi="Calibri" w:cs="Calibri"/>
-          <w:sz w:val="22"/>
-          <w:szCs w:val="22"/>
-        </w:rPr>
-        <w:t>/Firebase</w:t>
-      </w:r>
-      <w:r>
-        <w:rPr>
-          <w:rFonts w:ascii="Calibri" w:hAnsi="Calibri" w:cs="Calibri"/>
-          <w:sz w:val="22"/>
-          <w:szCs w:val="22"/>
-        </w:rPr>
-        <w:t>-backed</w:t>
-      </w:r>
-      <w:r>
-        <w:rPr>
-          <w:rFonts w:ascii="Calibri" w:hAnsi="Calibri" w:cs="Calibri"/>
-          <w:sz w:val="22"/>
-          <w:szCs w:val="22"/>
-        </w:rPr>
-        <w:t xml:space="preserve"> </w:t>
-      </w:r>
-      <w:r>
-        <w:rPr>
-          <w:rFonts w:ascii="Calibri" w:hAnsi="Calibri" w:cs="Calibri"/>
-          <w:sz w:val="22"/>
-          <w:szCs w:val="22"/>
-        </w:rPr>
-        <w:t xml:space="preserve">storage for runtime configuration, personalization, and </w:t>
-      </w:r>
-      <w:r>
-        <w:rPr>
-          <w:rFonts w:ascii="Calibri" w:hAnsi="Calibri" w:cs="Calibri"/>
-          <w:sz w:val="22"/>
-          <w:szCs w:val="22"/>
-        </w:rPr>
-        <w:t>user</w:t>
-      </w:r>
-      <w:r>
-        <w:rPr>
-          <w:rFonts w:ascii="Calibri" w:hAnsi="Calibri" w:cs="Calibri"/>
-          <w:sz w:val="22"/>
-          <w:szCs w:val="22"/>
-        </w:rPr>
-        <w:t>-specific data</w:t>
-      </w:r>
-      <w:r>
-        <w:rPr>
-          <w:rFonts w:ascii="Calibri" w:hAnsi="Calibri" w:cs="Calibri"/>
-          <w:sz w:val="22"/>
-          <w:szCs w:val="22"/>
-        </w:rPr>
-        <w:t xml:space="preserve"> management</w:t>
-      </w:r>
-      <w:r>
-        <w:rPr>
-          <w:rFonts w:ascii="Calibri" w:hAnsi="Calibri" w:cs="Calibri"/>
-          <w:sz w:val="22"/>
-          <w:szCs w:val="22"/>
-        </w:rPr>
-        <w:t>.</w:t>
+        <w:t>Implemented a modular component architecture with named-pipe communication, SQLite-backed local storage, and Firebase sync for runtime configuration and cross-device user settings.</w:t>
       </w:r>
     </w:p>
     <w:p>
@@ -1274,39 +1112,7 @@
           <w:sz w:val="22"/>
           <w:szCs w:val="22"/>
         </w:rPr>
-        <w:t xml:space="preserve">Optimized runtime key-mapping performance through configurable execution modes, reducing per-call overhead from 75–95 µs with file-based </w:t>
-      </w:r>
-      <w:r>
-        <w:rPr>
-          <w:rFonts w:ascii="Calibri" w:hAnsi="Calibri" w:cs="Calibri"/>
-          <w:sz w:val="22"/>
-          <w:szCs w:val="22"/>
-        </w:rPr>
-        <w:t>key</w:t>
-      </w:r>
-      <w:r>
-        <w:rPr>
-          <w:rFonts w:ascii="Calibri" w:hAnsi="Calibri" w:cs="Calibri"/>
-          <w:sz w:val="22"/>
-          <w:szCs w:val="22"/>
-        </w:rPr>
-        <w:t xml:space="preserve"> mappings to 0.20–0.35 µs with hardcoded </w:t>
-      </w:r>
-      <w:r>
-        <w:rPr>
-          <w:rFonts w:ascii="Calibri" w:hAnsi="Calibri" w:cs="Calibri"/>
-          <w:sz w:val="22"/>
-          <w:szCs w:val="22"/>
-        </w:rPr>
-        <w:t xml:space="preserve">key </w:t>
-      </w:r>
-      <w:r>
-        <w:rPr>
-          <w:rFonts w:ascii="Calibri" w:hAnsi="Calibri" w:cs="Calibri"/>
-          <w:sz w:val="22"/>
-          <w:szCs w:val="22"/>
-        </w:rPr>
-        <w:t>mappings.</w:t>
+        <w:t>Optimized key-mapping performance through configurable execution modes, reducing per-call overhead from 75–95 µs with file-based mappings to 0.20–0.35 µs with hardcoded mappings.</w:t>
       </w:r>
     </w:p>
     <w:p>
@@ -1362,7 +1168,7 @@
           <w:szCs w:val="22"/>
         </w:rPr>
         <w:tab/>
-        <w:t>June 2007 – April 2013</w:t>
+        <w:t>Jun 2007 – Apr 2013</w:t>
       </w:r>
     </w:p>
     <w:p>
@@ -1407,7 +1213,23 @@
           <w:sz w:val="22"/>
           <w:szCs w:val="22"/>
         </w:rPr>
-        <w:t>Performed preventive and corrective maintenance on electronic systems in coordination with end users.</w:t>
+        <w:t xml:space="preserve">Maintained and troubleshot electronic systems to </w:t>
+      </w:r>
+      <w:r>
+        <w:rPr>
+          <w:rFonts w:ascii="Calibri" w:hAnsi="Calibri" w:cs="Calibri"/>
+          <w:sz w:val="22"/>
+          <w:szCs w:val="22"/>
+        </w:rPr>
+        <w:t>ensure</w:t>
+      </w:r>
+      <w:r>
+        <w:rPr>
+          <w:rFonts w:ascii="Calibri" w:hAnsi="Calibri" w:cs="Calibri"/>
+          <w:sz w:val="22"/>
+          <w:szCs w:val="22"/>
+        </w:rPr>
+        <w:t xml:space="preserve"> operational readiness.</w:t>
       </w:r>
     </w:p>
     <w:p>
@@ -1432,7 +1254,31 @@
           <w:sz w:val="22"/>
           <w:szCs w:val="22"/>
         </w:rPr>
-        <w:t>Awarded the Exceptional Merit Award for technical excellence, dependability, and support of team operations.</w:t>
+        <w:t>Earned</w:t>
+      </w:r>
+      <w:r>
+        <w:rPr>
+          <w:rFonts w:ascii="Calibri" w:hAnsi="Calibri" w:cs="Calibri"/>
+          <w:sz w:val="22"/>
+          <w:szCs w:val="22"/>
+        </w:rPr>
+        <w:t xml:space="preserve"> the Exceptional Merit Award for technical excellence and </w:t>
+      </w:r>
+      <w:r>
+        <w:rPr>
+          <w:rFonts w:ascii="Calibri" w:hAnsi="Calibri" w:cs="Calibri"/>
+          <w:sz w:val="22"/>
+          <w:szCs w:val="22"/>
+        </w:rPr>
+        <w:t>unit</w:t>
+      </w:r>
+      <w:r>
+        <w:rPr>
+          <w:rFonts w:ascii="Calibri" w:hAnsi="Calibri" w:cs="Calibri"/>
+          <w:sz w:val="22"/>
+          <w:szCs w:val="22"/>
+        </w:rPr>
+        <w:t xml:space="preserve"> support.</w:t>
       </w:r>
     </w:p>
     <w:p>
@@ -1490,7 +1336,31 @@
           <w:sz w:val="22"/>
           <w:szCs w:val="22"/>
         </w:rPr>
-        <w:t xml:space="preserve"> – Software Engineering Certificate</w:t>
+        <w:t xml:space="preserve"> </w:t>
+      </w:r>
+      <w:r>
+        <w:rPr>
+          <w:rFonts w:ascii="Calibri" w:hAnsi="Calibri" w:cs="Calibri"/>
+          <w:sz w:val="22"/>
+          <w:szCs w:val="22"/>
+        </w:rPr>
+        <w:t>—</w:t>
+      </w:r>
+      <w:r>
+        <w:rPr>
+          <w:rFonts w:ascii="Calibri" w:hAnsi="Calibri" w:cs="Calibri"/>
+          <w:sz w:val="22"/>
+          <w:szCs w:val="22"/>
+        </w:rPr>
+        <w:t xml:space="preserve"> </w:t>
+      </w:r>
+      <w:r>
+        <w:rPr>
+          <w:rFonts w:ascii="Calibri" w:hAnsi="Calibri" w:cs="Calibri"/>
+          <w:sz w:val="22"/>
+          <w:szCs w:val="22"/>
+        </w:rPr>
+        <w:t>Software Engineering Certificate</w:t>
       </w:r>
       <w:r>
         <w:rPr>
@@ -1499,7 +1369,7 @@
           <w:szCs w:val="22"/>
         </w:rPr>
         <w:tab/>
-        <w:t>June 2024 – December 2024</w:t>
+        <w:t>Jun 2024 – Dec 2024</w:t>
       </w:r>
     </w:p>
     <w:p>
@@ -1529,7 +1399,31 @@
           <w:sz w:val="22"/>
           <w:szCs w:val="22"/>
         </w:rPr>
-        <w:t xml:space="preserve"> – AI Engineering Certificate</w:t>
+        <w:t xml:space="preserve"> </w:t>
+      </w:r>
+      <w:r>
+        <w:rPr>
+          <w:rFonts w:ascii="Calibri" w:hAnsi="Calibri" w:cs="Calibri"/>
+          <w:sz w:val="22"/>
+          <w:szCs w:val="22"/>
+        </w:rPr>
+        <w:t>—</w:t>
+      </w:r>
+      <w:r>
+        <w:rPr>
+          <w:rFonts w:ascii="Calibri" w:hAnsi="Calibri" w:cs="Calibri"/>
+          <w:sz w:val="22"/>
+          <w:szCs w:val="22"/>
+        </w:rPr>
+        <w:t xml:space="preserve"> </w:t>
+      </w:r>
+      <w:r>
+        <w:rPr>
+          <w:rFonts w:ascii="Calibri" w:hAnsi="Calibri" w:cs="Calibri"/>
+          <w:sz w:val="22"/>
+          <w:szCs w:val="22"/>
+        </w:rPr>
+        <w:t>AI Engineering Certificate</w:t>
       </w:r>
       <w:r>
         <w:rPr>
@@ -1538,7 +1432,7 @@
           <w:szCs w:val="22"/>
         </w:rPr>
         <w:tab/>
-        <w:t>May 2025 – September 2025</w:t>
+        <w:t>May 2025 – Sep 2025</w:t>
       </w:r>
     </w:p>
     <w:p>
@@ -1568,7 +1462,39 @@
           <w:sz w:val="22"/>
           <w:szCs w:val="22"/>
         </w:rPr>
-        <w:t xml:space="preserve"> – B.S. in Computer Science, M.A. in American Studies</w:t>
+        <w:t xml:space="preserve"> </w:t>
+      </w:r>
+      <w:r>
+        <w:rPr>
+          <w:rFonts w:ascii="Calibri" w:hAnsi="Calibri" w:cs="Calibri"/>
+          <w:sz w:val="22"/>
+          <w:szCs w:val="22"/>
+        </w:rPr>
+        <w:t>—</w:t>
+      </w:r>
+      <w:r>
+        <w:rPr>
+          <w:rFonts w:ascii="Calibri" w:hAnsi="Calibri" w:cs="Calibri"/>
+          <w:sz w:val="22"/>
+          <w:szCs w:val="22"/>
+        </w:rPr>
+        <w:t xml:space="preserve"> B.S. Computer Science</w:t>
+      </w:r>
+      <w:r>
+        <w:rPr>
+          <w:rFonts w:ascii="Calibri" w:hAnsi="Calibri" w:cs="Calibri"/>
+          <w:sz w:val="22"/>
+          <w:szCs w:val="22"/>
+        </w:rPr>
+        <w:t>;</w:t>
+      </w:r>
+      <w:r>
+        <w:rPr>
+          <w:rFonts w:ascii="Calibri" w:hAnsi="Calibri" w:cs="Calibri"/>
+          <w:sz w:val="22"/>
+          <w:szCs w:val="22"/>
+        </w:rPr>
+        <w:t xml:space="preserve"> M.A. American Studies</w:t>
       </w:r>
       <w:r>
         <w:rPr>
@@ -1577,7 +1503,7 @@
           <w:szCs w:val="22"/>
         </w:rPr>
         <w:tab/>
-        <w:t>August 2015 – August 2022</w:t>
+        <w:t>Aug 2015 – Aug 2022</w:t>
       </w:r>
     </w:p>
     <w:p>
@@ -1598,15 +1524,7 @@
           <w:sz w:val="22"/>
           <w:szCs w:val="22"/>
         </w:rPr>
-        <w:t>Honors</w:t>
-      </w:r>
-      <w:r>
-        <w:rPr>
-          <w:rFonts w:ascii="Calibri" w:hAnsi="Calibri" w:cs="Calibri"/>
-          <w:sz w:val="22"/>
-          <w:szCs w:val="22"/>
-        </w:rPr>
-        <w:t>: Certificates of Distinction in Honors and Service; Distinguished Research Fellowship</w:t>
+        <w:t>Honors: Certificates of Distinction in Honors and Service; Distinguished Research Fellowship</w:t>
       </w:r>
     </w:p>
     <w:sectPr>

--- a/resume/DJ_Dinnebeil_Resume.docx
+++ b/resume/DJ_Dinnebeil_Resume.docx
@@ -4,8 +4,8 @@
   <w:body>
     <w:p>
       <w:pPr>
-        <w:rPr>
-          <w:rFonts w:ascii="Calibri" w:hAnsi="Calibri" w:cs="Calibri"/>
+        <w:pStyle w:val="NoSpacing"/>
+        <w:rPr>
           <w:b/>
           <w:bCs/>
           <w:sz w:val="36"/>
@@ -14,7 +14,6 @@
       </w:pPr>
       <w:r>
         <w:rPr>
-          <w:rFonts w:ascii="Calibri" w:hAnsi="Calibri" w:cs="Calibri"/>
           <w:b/>
           <w:bCs/>
           <w:sz w:val="36"/>
@@ -25,170 +24,137 @@
     </w:p>
     <w:p>
       <w:pPr>
-        <w:rPr>
-          <w:rFonts w:ascii="Calibri" w:hAnsi="Calibri" w:cs="Calibri"/>
-          <w:b/>
-          <w:bCs/>
-          <w:sz w:val="26"/>
-          <w:szCs w:val="26"/>
-        </w:rPr>
-      </w:pPr>
-      <w:r>
-        <w:rPr>
-          <w:rFonts w:ascii="Calibri" w:hAnsi="Calibri" w:cs="Calibri"/>
-          <w:b/>
-          <w:bCs/>
-          <w:sz w:val="26"/>
-          <w:szCs w:val="26"/>
-        </w:rPr>
-        <w:t xml:space="preserve">Software Engineer | </w:t>
-      </w:r>
-      <w:r>
-        <w:rPr>
-          <w:rFonts w:ascii="Calibri" w:hAnsi="Calibri" w:cs="Calibri"/>
-          <w:b/>
-          <w:bCs/>
-          <w:sz w:val="26"/>
-          <w:szCs w:val="26"/>
-        </w:rPr>
-        <w:t>Full-Stack &amp; AI Applications</w:t>
-      </w:r>
-    </w:p>
-    <w:p>
-      <w:pPr>
-        <w:rPr>
-          <w:rFonts w:ascii="Calibri" w:hAnsi="Calibri" w:cs="Calibri"/>
-          <w:sz w:val="22"/>
-          <w:szCs w:val="22"/>
-        </w:rPr>
-      </w:pPr>
-      <w:r>
-        <w:rPr>
-          <w:rFonts w:ascii="Calibri" w:hAnsi="Calibri" w:cs="Calibri"/>
-          <w:sz w:val="22"/>
-          <w:szCs w:val="22"/>
-        </w:rPr>
-        <w:t>Backend-focused software engineer building APIs, data workflows, and AI-powered applications.</w:t>
-      </w:r>
-      <w:r>
-        <w:rPr>
-          <w:rFonts w:ascii="Calibri" w:hAnsi="Calibri" w:cs="Calibri"/>
-          <w:sz w:val="22"/>
-          <w:szCs w:val="22"/>
-        </w:rPr>
-        <w:br/>
-        <w:t>Experienced in taking projects from system design and implementation through deployment and</w:t>
-      </w:r>
-      <w:r>
-        <w:rPr>
-          <w:rFonts w:ascii="Calibri" w:hAnsi="Calibri" w:cs="Calibri"/>
-          <w:sz w:val="22"/>
-          <w:szCs w:val="22"/>
-        </w:rPr>
-        <w:t xml:space="preserve"> </w:t>
-      </w:r>
-      <w:r>
-        <w:rPr>
-          <w:rFonts w:ascii="Calibri" w:hAnsi="Calibri" w:cs="Calibri"/>
-          <w:sz w:val="22"/>
-          <w:szCs w:val="22"/>
-        </w:rPr>
-        <w:t>iteration.</w:t>
-      </w:r>
-    </w:p>
-    <w:p>
-      <w:pPr>
-        <w:rPr>
-          <w:rFonts w:ascii="Calibri" w:hAnsi="Calibri" w:cs="Calibri"/>
-          <w:sz w:val="22"/>
-          <w:szCs w:val="22"/>
-        </w:rPr>
-      </w:pPr>
-      <w:r>
-        <w:rPr>
-          <w:rFonts w:ascii="Calibri" w:hAnsi="Calibri" w:cs="Calibri"/>
-          <w:sz w:val="22"/>
-          <w:szCs w:val="22"/>
-        </w:rPr>
-        <w:t xml:space="preserve">408-493-0402 | </w:t>
+        <w:pStyle w:val="NoSpacing"/>
+        <w:rPr>
+          <w:szCs w:val="22"/>
+        </w:rPr>
+      </w:pPr>
+      <w:r>
+        <w:rPr>
+          <w:szCs w:val="22"/>
+        </w:rPr>
+        <w:t xml:space="preserve">Parsippany, NJ </w:t>
+      </w:r>
+      <w:r>
+        <w:rPr>
+          <w:szCs w:val="22"/>
+        </w:rPr>
+        <w:t>|</w:t>
+      </w:r>
+      <w:r>
+        <w:rPr>
+          <w:szCs w:val="22"/>
+        </w:rPr>
+        <w:t xml:space="preserve"> 408-493-</w:t>
+      </w:r>
+      <w:r>
+        <w:rPr>
+          <w:szCs w:val="22"/>
+        </w:rPr>
+        <w:t xml:space="preserve">0402 | </w:t>
       </w:r>
       <w:hyperlink r:id="rId7" w:history="1">
         <w:r>
           <w:rPr>
             <w:rStyle w:val="Hyperlink"/>
-            <w:rFonts w:ascii="Calibri" w:hAnsi="Calibri" w:cs="Calibri"/>
-            <w:sz w:val="22"/>
+            <w:rFonts w:cs="Calibri"/>
             <w:szCs w:val="22"/>
           </w:rPr>
           <w:t>djdinn11@gmail.com</w:t>
         </w:r>
       </w:hyperlink>
-      <w:r>
-        <w:rPr>
-          <w:rFonts w:ascii="Calibri" w:hAnsi="Calibri" w:cs="Calibri"/>
-          <w:sz w:val="22"/>
-          <w:szCs w:val="22"/>
-        </w:rPr>
-        <w:t xml:space="preserve"> | </w:t>
+    </w:p>
+    <w:p>
+      <w:pPr>
+        <w:pStyle w:val="NoSpacing"/>
+        <w:rPr>
+          <w:szCs w:val="22"/>
+        </w:rPr>
+      </w:pPr>
+      <w:r>
+        <w:rPr>
+          <w:szCs w:val="22"/>
+        </w:rPr>
+        <w:t>Linked</w:t>
+      </w:r>
+      <w:r>
+        <w:rPr>
+          <w:szCs w:val="22"/>
+        </w:rPr>
+        <w:t>I</w:t>
+      </w:r>
+      <w:r>
+        <w:rPr>
+          <w:szCs w:val="22"/>
+        </w:rPr>
+        <w:t xml:space="preserve">n: </w:t>
       </w:r>
       <w:hyperlink r:id="rId8" w:history="1">
         <w:r>
           <w:rPr>
             <w:rStyle w:val="Hyperlink"/>
-            <w:rFonts w:ascii="Calibri" w:hAnsi="Calibri" w:cs="Calibri"/>
-            <w:sz w:val="22"/>
             <w:szCs w:val="22"/>
           </w:rPr>
-          <w:t>GitHub</w:t>
+          <w:t>linkedin.com/in/</w:t>
         </w:r>
+        <w:proofErr w:type="spellStart"/>
+        <w:r>
+          <w:rPr>
+            <w:rStyle w:val="Hyperlink"/>
+            <w:szCs w:val="22"/>
+          </w:rPr>
+          <w:t>dj-dinnebeil</w:t>
+        </w:r>
+        <w:proofErr w:type="spellEnd"/>
       </w:hyperlink>
       <w:r>
         <w:rPr>
-          <w:rFonts w:ascii="Calibri" w:hAnsi="Calibri" w:cs="Calibri"/>
-          <w:sz w:val="22"/>
-          <w:szCs w:val="22"/>
-        </w:rPr>
-        <w:t xml:space="preserve"> | </w:t>
+          <w:szCs w:val="22"/>
+        </w:rPr>
+        <w:t xml:space="preserve"> | GitHub: </w:t>
       </w:r>
       <w:hyperlink r:id="rId9" w:history="1">
         <w:r>
           <w:rPr>
             <w:rStyle w:val="Hyperlink"/>
-            <w:rFonts w:ascii="Calibri" w:hAnsi="Calibri" w:cs="Calibri"/>
-            <w:sz w:val="22"/>
             <w:szCs w:val="22"/>
           </w:rPr>
-          <w:t>LinkedIn</w:t>
+          <w:t>github.com/</w:t>
         </w:r>
+        <w:proofErr w:type="spellStart"/>
+        <w:r>
+          <w:rPr>
+            <w:rStyle w:val="Hyperlink"/>
+            <w:szCs w:val="22"/>
+          </w:rPr>
+          <w:t>djdinnebeil</w:t>
+        </w:r>
+        <w:proofErr w:type="spellEnd"/>
       </w:hyperlink>
       <w:r>
         <w:rPr>
-          <w:rFonts w:ascii="Calibri" w:hAnsi="Calibri" w:cs="Calibri"/>
-          <w:sz w:val="22"/>
-          <w:szCs w:val="22"/>
-        </w:rPr>
-        <w:t xml:space="preserve"> | </w:t>
+          <w:szCs w:val="22"/>
+        </w:rPr>
+        <w:t xml:space="preserve"> | Portfolio: </w:t>
       </w:r>
       <w:hyperlink r:id="rId10" w:history="1">
         <w:r>
           <w:rPr>
             <w:rStyle w:val="Hyperlink"/>
-            <w:rFonts w:ascii="Calibri" w:hAnsi="Calibri" w:cs="Calibri"/>
-            <w:sz w:val="22"/>
             <w:szCs w:val="22"/>
           </w:rPr>
-          <w:t>Portfolio</w:t>
+          <w:t>djdinnebeil.github.io</w:t>
         </w:r>
       </w:hyperlink>
     </w:p>
     <w:p>
       <w:pPr>
+        <w:pStyle w:val="NoSpacing"/>
         <w:pBdr>
           <w:bottom w:val="single" w:sz="4" w:space="1" w:color="auto"/>
         </w:pBdr>
         <w:spacing w:before="120"/>
         <w:rPr>
-          <w:rFonts w:ascii="Calibri" w:hAnsi="Calibri" w:cs="Calibri"/>
           <w:b/>
           <w:bCs/>
           <w:sz w:val="26"/>
@@ -197,312 +163,204 @@
       </w:pPr>
       <w:r>
         <w:rPr>
-          <w:rFonts w:ascii="Calibri" w:hAnsi="Calibri" w:cs="Calibri"/>
           <w:b/>
           <w:bCs/>
           <w:sz w:val="26"/>
           <w:szCs w:val="26"/>
         </w:rPr>
-        <w:t>TECHNICAL SKILLS</w:t>
+        <w:t>SUMMARY</w:t>
       </w:r>
     </w:p>
     <w:p>
       <w:pPr>
-        <w:rPr>
-          <w:rFonts w:ascii="Calibri" w:hAnsi="Calibri" w:cs="Calibri"/>
-          <w:sz w:val="22"/>
-        </w:rPr>
-      </w:pPr>
-      <w:r>
-        <w:rPr>
-          <w:rFonts w:ascii="Calibri" w:hAnsi="Calibri" w:cs="Calibri"/>
-          <w:b/>
-          <w:bCs/>
-          <w:sz w:val="22"/>
-        </w:rPr>
-        <w:t>Languages:</w:t>
-      </w:r>
-      <w:r>
-        <w:rPr>
-          <w:rFonts w:ascii="Calibri" w:hAnsi="Calibri" w:cs="Calibri"/>
-          <w:sz w:val="22"/>
+        <w:pStyle w:val="NoSpacing"/>
+        <w:rPr>
+          <w:szCs w:val="22"/>
+        </w:rPr>
+      </w:pPr>
+      <w:r>
+        <w:rPr>
+          <w:szCs w:val="22"/>
+        </w:rPr>
+        <w:t>Backend-focused software engineer experience</w:t>
+      </w:r>
+      <w:r>
+        <w:rPr>
+          <w:szCs w:val="22"/>
+        </w:rPr>
+        <w:t xml:space="preserve">d in </w:t>
+      </w:r>
+      <w:r>
+        <w:rPr>
+          <w:szCs w:val="22"/>
+        </w:rPr>
+        <w:t xml:space="preserve">APIs, </w:t>
+      </w:r>
+      <w:r>
+        <w:rPr>
+          <w:szCs w:val="22"/>
+        </w:rPr>
+        <w:t xml:space="preserve">data workflows, </w:t>
+      </w:r>
+      <w:r>
+        <w:rPr>
+          <w:szCs w:val="22"/>
+        </w:rPr>
+        <w:t>A</w:t>
+      </w:r>
+      <w:r>
+        <w:rPr>
+          <w:szCs w:val="22"/>
+        </w:rPr>
+        <w:t>I</w:t>
+      </w:r>
+      <w:r>
+        <w:rPr>
+          <w:szCs w:val="22"/>
+        </w:rPr>
+        <w:t>-driven</w:t>
+      </w:r>
+      <w:r>
+        <w:rPr>
+          <w:szCs w:val="22"/>
         </w:rPr>
         <w:t xml:space="preserve"> </w:t>
       </w:r>
       <w:r>
         <w:rPr>
-          <w:rFonts w:ascii="Calibri" w:hAnsi="Calibri" w:cs="Calibri"/>
-          <w:sz w:val="22"/>
-        </w:rPr>
-        <w:t>Python, JavaScript, PHP, SQL, C++, C, HTML/CSS</w:t>
+          <w:szCs w:val="22"/>
+        </w:rPr>
+        <w:t>applications</w:t>
+      </w:r>
+      <w:r>
+        <w:rPr>
+          <w:szCs w:val="22"/>
+        </w:rPr>
+        <w:t xml:space="preserve">, </w:t>
+      </w:r>
+      <w:r>
+        <w:rPr>
+          <w:szCs w:val="22"/>
+        </w:rPr>
+        <w:t xml:space="preserve">and </w:t>
+      </w:r>
+      <w:r>
+        <w:rPr>
+          <w:szCs w:val="22"/>
+        </w:rPr>
+        <w:t xml:space="preserve">full-stack </w:t>
+      </w:r>
+      <w:r>
+        <w:rPr>
+          <w:szCs w:val="22"/>
+        </w:rPr>
+        <w:t>platforms</w:t>
+      </w:r>
+      <w:r>
+        <w:rPr>
+          <w:szCs w:val="22"/>
+        </w:rPr>
+        <w:t>.</w:t>
+      </w:r>
+      <w:r>
+        <w:rPr>
+          <w:szCs w:val="22"/>
+        </w:rPr>
+        <w:t xml:space="preserve"> </w:t>
+      </w:r>
+      <w:r>
+        <w:rPr>
+          <w:szCs w:val="22"/>
+        </w:rPr>
+        <w:t xml:space="preserve">Skilled in </w:t>
+      </w:r>
+      <w:r>
+        <w:rPr>
+          <w:szCs w:val="22"/>
+        </w:rPr>
+        <w:t>integrating</w:t>
+      </w:r>
+      <w:r>
+        <w:rPr>
+          <w:szCs w:val="22"/>
+        </w:rPr>
+        <w:t xml:space="preserve"> databases, backend services, user interfaces, and external tools into </w:t>
+      </w:r>
+      <w:r>
+        <w:rPr>
+          <w:szCs w:val="22"/>
+        </w:rPr>
+        <w:t>production-ready</w:t>
+      </w:r>
+      <w:r>
+        <w:rPr>
+          <w:szCs w:val="22"/>
+        </w:rPr>
+        <w:t xml:space="preserve"> </w:t>
+      </w:r>
+      <w:r>
+        <w:rPr>
+          <w:szCs w:val="22"/>
+        </w:rPr>
+        <w:t>systems.</w:t>
+      </w:r>
+      <w:r>
+        <w:rPr>
+          <w:szCs w:val="22"/>
+        </w:rPr>
+        <w:t xml:space="preserve"> </w:t>
+      </w:r>
+      <w:r>
+        <w:rPr>
+          <w:szCs w:val="22"/>
+        </w:rPr>
+        <w:t xml:space="preserve">Experienced in </w:t>
+      </w:r>
+      <w:r>
+        <w:rPr>
+          <w:szCs w:val="22"/>
+        </w:rPr>
+        <w:t>moving</w:t>
+      </w:r>
+      <w:r>
+        <w:rPr>
+          <w:szCs w:val="22"/>
+        </w:rPr>
+        <w:t xml:space="preserve"> project</w:t>
+      </w:r>
+      <w:r>
+        <w:rPr>
+          <w:szCs w:val="22"/>
+        </w:rPr>
+        <w:t>s</w:t>
+      </w:r>
+      <w:r>
+        <w:rPr>
+          <w:szCs w:val="22"/>
+        </w:rPr>
+        <w:t xml:space="preserve"> from system design through deployment</w:t>
+      </w:r>
+      <w:r>
+        <w:rPr>
+          <w:szCs w:val="22"/>
+        </w:rPr>
+        <w:t>, testing,</w:t>
+      </w:r>
+      <w:r>
+        <w:rPr>
+          <w:szCs w:val="22"/>
+        </w:rPr>
+        <w:t xml:space="preserve"> and iteration.</w:t>
       </w:r>
     </w:p>
     <w:p>
       <w:pPr>
-        <w:rPr>
-          <w:rFonts w:ascii="Calibri" w:hAnsi="Calibri" w:cs="Calibri"/>
-          <w:sz w:val="22"/>
-        </w:rPr>
-      </w:pPr>
-      <w:r>
-        <w:rPr>
-          <w:rFonts w:ascii="Calibri" w:hAnsi="Calibri" w:cs="Calibri"/>
-          <w:b/>
-          <w:bCs/>
-          <w:sz w:val="22"/>
-        </w:rPr>
-        <w:t>Backend:</w:t>
-      </w:r>
-      <w:r>
-        <w:rPr>
-          <w:rFonts w:ascii="Calibri" w:hAnsi="Calibri" w:cs="Calibri"/>
-          <w:sz w:val="22"/>
-        </w:rPr>
-        <w:t xml:space="preserve"> </w:t>
-      </w:r>
-      <w:proofErr w:type="spellStart"/>
-      <w:r>
-        <w:rPr>
-          <w:rFonts w:ascii="Calibri" w:hAnsi="Calibri" w:cs="Calibri"/>
-          <w:sz w:val="22"/>
-        </w:rPr>
-        <w:t>FastAPI</w:t>
-      </w:r>
-      <w:proofErr w:type="spellEnd"/>
-      <w:r>
-        <w:rPr>
-          <w:rFonts w:ascii="Calibri" w:hAnsi="Calibri" w:cs="Calibri"/>
-          <w:sz w:val="22"/>
-        </w:rPr>
-        <w:t>, Flask, Node.js, Express, REST APIs</w:t>
-      </w:r>
-    </w:p>
-    <w:p>
-      <w:pPr>
-        <w:rPr>
-          <w:rFonts w:ascii="Calibri" w:hAnsi="Calibri" w:cs="Calibri"/>
-          <w:sz w:val="22"/>
-        </w:rPr>
-      </w:pPr>
-      <w:r>
-        <w:rPr>
-          <w:rFonts w:ascii="Calibri" w:hAnsi="Calibri" w:cs="Calibri"/>
-          <w:b/>
-          <w:bCs/>
-          <w:sz w:val="22"/>
-        </w:rPr>
-        <w:t>Databases:</w:t>
-      </w:r>
-      <w:r>
-        <w:rPr>
-          <w:rFonts w:ascii="Calibri" w:hAnsi="Calibri" w:cs="Calibri"/>
-          <w:sz w:val="22"/>
-        </w:rPr>
-        <w:t xml:space="preserve"> PostgreSQL, MariaDB, SQLite</w:t>
-      </w:r>
-      <w:r>
-        <w:rPr>
-          <w:rFonts w:ascii="Calibri" w:hAnsi="Calibri" w:cs="Calibri"/>
-          <w:sz w:val="22"/>
-        </w:rPr>
-        <w:t xml:space="preserve">, </w:t>
-      </w:r>
-      <w:proofErr w:type="spellStart"/>
-      <w:r>
-        <w:rPr>
-          <w:rFonts w:ascii="Calibri" w:hAnsi="Calibri" w:cs="Calibri"/>
-          <w:sz w:val="22"/>
-        </w:rPr>
-        <w:t>Qdrant</w:t>
-      </w:r>
-      <w:proofErr w:type="spellEnd"/>
-    </w:p>
-    <w:p>
-      <w:pPr>
-        <w:rPr>
-          <w:rFonts w:ascii="Calibri" w:hAnsi="Calibri" w:cs="Calibri"/>
-          <w:sz w:val="22"/>
-        </w:rPr>
-      </w:pPr>
-      <w:r>
-        <w:rPr>
-          <w:rFonts w:ascii="Calibri" w:hAnsi="Calibri" w:cs="Calibri"/>
-          <w:b/>
-          <w:bCs/>
-          <w:sz w:val="22"/>
-        </w:rPr>
-        <w:t>AI &amp; Retrieval:</w:t>
-      </w:r>
-      <w:r>
-        <w:rPr>
-          <w:rFonts w:ascii="Calibri" w:hAnsi="Calibri" w:cs="Calibri"/>
-          <w:sz w:val="22"/>
-        </w:rPr>
-        <w:t xml:space="preserve"> </w:t>
-      </w:r>
-      <w:proofErr w:type="spellStart"/>
-      <w:r>
-        <w:rPr>
-          <w:rFonts w:ascii="Calibri" w:hAnsi="Calibri" w:cs="Calibri"/>
-          <w:sz w:val="22"/>
-        </w:rPr>
-        <w:t>LangChain</w:t>
-      </w:r>
-      <w:proofErr w:type="spellEnd"/>
-      <w:r>
-        <w:rPr>
-          <w:rFonts w:ascii="Calibri" w:hAnsi="Calibri" w:cs="Calibri"/>
-          <w:sz w:val="22"/>
-        </w:rPr>
-        <w:t xml:space="preserve">, </w:t>
-      </w:r>
-      <w:proofErr w:type="spellStart"/>
-      <w:r>
-        <w:rPr>
-          <w:rFonts w:ascii="Calibri" w:hAnsi="Calibri" w:cs="Calibri"/>
-          <w:sz w:val="22"/>
-        </w:rPr>
-        <w:t>LangGraph</w:t>
-      </w:r>
-      <w:proofErr w:type="spellEnd"/>
-      <w:r>
-        <w:rPr>
-          <w:rFonts w:ascii="Calibri" w:hAnsi="Calibri" w:cs="Calibri"/>
-          <w:sz w:val="22"/>
-        </w:rPr>
-        <w:t xml:space="preserve">, </w:t>
-      </w:r>
-      <w:r>
-        <w:rPr>
-          <w:rFonts w:ascii="Calibri" w:hAnsi="Calibri" w:cs="Calibri"/>
-          <w:sz w:val="22"/>
-        </w:rPr>
-        <w:t xml:space="preserve">RAG, </w:t>
-      </w:r>
-      <w:r>
-        <w:rPr>
-          <w:rFonts w:ascii="Calibri" w:hAnsi="Calibri" w:cs="Calibri"/>
-          <w:sz w:val="22"/>
-        </w:rPr>
-        <w:t>RAGAS, LLM APIs</w:t>
-      </w:r>
-    </w:p>
-    <w:p>
-      <w:pPr>
-        <w:rPr>
-          <w:rFonts w:ascii="Calibri" w:hAnsi="Calibri" w:cs="Calibri"/>
-          <w:b/>
-          <w:bCs/>
-          <w:sz w:val="22"/>
-        </w:rPr>
-      </w:pPr>
-      <w:r>
-        <w:rPr>
-          <w:rFonts w:ascii="Calibri" w:hAnsi="Calibri" w:cs="Calibri"/>
-          <w:b/>
-          <w:bCs/>
-          <w:sz w:val="22"/>
-        </w:rPr>
-        <w:t>Frontend &amp; UI</w:t>
-      </w:r>
-      <w:r>
-        <w:rPr>
-          <w:rFonts w:ascii="Calibri" w:hAnsi="Calibri" w:cs="Calibri"/>
-          <w:sz w:val="22"/>
-        </w:rPr>
-        <w:t xml:space="preserve">: React, Redux, Vite, </w:t>
-      </w:r>
-      <w:proofErr w:type="spellStart"/>
-      <w:r>
-        <w:rPr>
-          <w:rFonts w:ascii="Calibri" w:hAnsi="Calibri" w:cs="Calibri"/>
-          <w:sz w:val="22"/>
-        </w:rPr>
-        <w:t>Streamlit</w:t>
-      </w:r>
-      <w:proofErr w:type="spellEnd"/>
-      <w:r>
-        <w:rPr>
-          <w:rFonts w:ascii="Calibri" w:hAnsi="Calibri" w:cs="Calibri"/>
-          <w:sz w:val="22"/>
-        </w:rPr>
-        <w:t>, Jinja2</w:t>
-      </w:r>
-    </w:p>
-    <w:p>
-      <w:pPr>
-        <w:rPr>
-          <w:rFonts w:ascii="Calibri" w:hAnsi="Calibri" w:cs="Calibri"/>
-          <w:sz w:val="22"/>
-        </w:rPr>
-      </w:pPr>
-      <w:r>
-        <w:rPr>
-          <w:rFonts w:ascii="Calibri" w:hAnsi="Calibri" w:cs="Calibri"/>
-          <w:b/>
-          <w:bCs/>
-          <w:sz w:val="22"/>
-        </w:rPr>
-        <w:t>Infrastructure &amp; Tools:</w:t>
-      </w:r>
-      <w:r>
-        <w:rPr>
-          <w:rFonts w:ascii="Calibri" w:hAnsi="Calibri" w:cs="Calibri"/>
-          <w:sz w:val="22"/>
-        </w:rPr>
-        <w:t xml:space="preserve"> </w:t>
-      </w:r>
-      <w:r>
-        <w:rPr>
-          <w:rFonts w:ascii="Calibri" w:hAnsi="Calibri" w:cs="Calibri"/>
-          <w:sz w:val="22"/>
-        </w:rPr>
-        <w:t xml:space="preserve">Git, </w:t>
-      </w:r>
-      <w:r>
-        <w:rPr>
-          <w:rFonts w:ascii="Calibri" w:hAnsi="Calibri" w:cs="Calibri"/>
-          <w:sz w:val="22"/>
-        </w:rPr>
-        <w:t>Linux, Docker, AWS S3,</w:t>
-      </w:r>
-      <w:r>
-        <w:rPr>
-          <w:rFonts w:ascii="Calibri" w:hAnsi="Calibri" w:cs="Calibri"/>
-          <w:sz w:val="22"/>
-        </w:rPr>
-        <w:t xml:space="preserve"> </w:t>
-      </w:r>
-      <w:r>
-        <w:rPr>
-          <w:rFonts w:ascii="Calibri" w:hAnsi="Calibri" w:cs="Calibri"/>
-          <w:sz w:val="22"/>
-        </w:rPr>
-        <w:t xml:space="preserve">Firebase, </w:t>
-      </w:r>
-      <w:r>
-        <w:rPr>
-          <w:rFonts w:ascii="Calibri" w:hAnsi="Calibri" w:cs="Calibri"/>
-          <w:sz w:val="22"/>
-        </w:rPr>
-        <w:t>DDEV,</w:t>
-      </w:r>
-      <w:r>
-        <w:rPr>
-          <w:rFonts w:ascii="Calibri" w:hAnsi="Calibri" w:cs="Calibri"/>
-          <w:sz w:val="22"/>
-        </w:rPr>
-        <w:t xml:space="preserve"> cPanel</w:t>
-      </w:r>
-    </w:p>
-    <w:p>
-      <w:pPr>
+        <w:pStyle w:val="NoSpacing"/>
         <w:pBdr>
           <w:bottom w:val="single" w:sz="4" w:space="1" w:color="auto"/>
         </w:pBdr>
         <w:spacing w:before="120"/>
         <w:rPr>
-          <w:rFonts w:ascii="Calibri" w:hAnsi="Calibri" w:cs="Calibri"/>
           <w:b/>
           <w:bCs/>
           <w:sz w:val="26"/>
@@ -511,121 +369,290 @@
       </w:pPr>
       <w:r>
         <w:rPr>
-          <w:rFonts w:ascii="Calibri" w:hAnsi="Calibri" w:cs="Calibri"/>
           <w:b/>
           <w:bCs/>
           <w:sz w:val="26"/>
           <w:szCs w:val="26"/>
         </w:rPr>
-        <w:t>PROJECT EXPERIENCE</w:t>
+        <w:t>TECHNICAL SKILLS</w:t>
       </w:r>
     </w:p>
     <w:p>
       <w:pPr>
-        <w:rPr>
-          <w:rFonts w:ascii="Calibri" w:hAnsi="Calibri" w:cs="Calibri"/>
-          <w:sz w:val="22"/>
-          <w:szCs w:val="22"/>
-        </w:rPr>
-      </w:pPr>
-      <w:r>
-        <w:rPr>
-          <w:rFonts w:ascii="Calibri" w:hAnsi="Calibri" w:cs="Calibri"/>
+        <w:pStyle w:val="NoSpacing"/>
+      </w:pPr>
+      <w:r>
+        <w:rPr>
           <w:b/>
           <w:bCs/>
-          <w:sz w:val="22"/>
-          <w:szCs w:val="22"/>
+        </w:rPr>
+        <w:t>Languages:</w:t>
+      </w:r>
+      <w:r>
+        <w:t xml:space="preserve"> </w:t>
+      </w:r>
+      <w:r>
+        <w:t>Python, JavaScript, PHP, SQL, C++, C, HTML/CSS</w:t>
+      </w:r>
+    </w:p>
+    <w:p>
+      <w:pPr>
+        <w:pStyle w:val="NoSpacing"/>
+      </w:pPr>
+      <w:r>
+        <w:rPr>
+          <w:b/>
+          <w:bCs/>
+        </w:rPr>
+        <w:t>Backend:</w:t>
+      </w:r>
+      <w:r>
+        <w:t xml:space="preserve"> </w:t>
+      </w:r>
+      <w:r>
+        <w:t xml:space="preserve">Django, </w:t>
+      </w:r>
+      <w:proofErr w:type="spellStart"/>
+      <w:r>
+        <w:t>FastAPI</w:t>
+      </w:r>
+      <w:proofErr w:type="spellEnd"/>
+      <w:r>
+        <w:t xml:space="preserve">, Flask, </w:t>
+      </w:r>
+      <w:r>
+        <w:t>REST APIs</w:t>
+      </w:r>
+      <w:r>
+        <w:t>,</w:t>
+      </w:r>
+      <w:r>
+        <w:t xml:space="preserve"> </w:t>
+      </w:r>
+      <w:r>
+        <w:t>Node.js, Express</w:t>
+      </w:r>
+    </w:p>
+    <w:p>
+      <w:pPr>
+        <w:pStyle w:val="NoSpacing"/>
+      </w:pPr>
+      <w:r>
+        <w:rPr>
+          <w:b/>
+          <w:bCs/>
+        </w:rPr>
+        <w:t>Databases:</w:t>
+      </w:r>
+      <w:r>
+        <w:t xml:space="preserve"> Postgre</w:t>
+      </w:r>
+      <w:r>
+        <w:t>s</w:t>
+      </w:r>
+      <w:r>
+        <w:t>, MariaDB, SQLite</w:t>
+      </w:r>
+      <w:r>
+        <w:t xml:space="preserve">, </w:t>
+      </w:r>
+      <w:proofErr w:type="spellStart"/>
+      <w:r>
+        <w:t>Qdrant</w:t>
+      </w:r>
+      <w:proofErr w:type="spellEnd"/>
+    </w:p>
+    <w:p>
+      <w:pPr>
+        <w:pStyle w:val="NoSpacing"/>
+      </w:pPr>
+      <w:r>
+        <w:rPr>
+          <w:b/>
+          <w:bCs/>
+        </w:rPr>
+        <w:t>AI &amp; Retrieval:</w:t>
+      </w:r>
+      <w:r>
+        <w:t xml:space="preserve"> </w:t>
+      </w:r>
+      <w:proofErr w:type="spellStart"/>
+      <w:r>
+        <w:t>LangChain</w:t>
+      </w:r>
+      <w:proofErr w:type="spellEnd"/>
+      <w:r>
+        <w:t xml:space="preserve">, </w:t>
+      </w:r>
+      <w:proofErr w:type="spellStart"/>
+      <w:r>
+        <w:t>LangGraph</w:t>
+      </w:r>
+      <w:proofErr w:type="spellEnd"/>
+      <w:r>
+        <w:t xml:space="preserve">, </w:t>
+      </w:r>
+      <w:r>
+        <w:t xml:space="preserve">RAG, </w:t>
+      </w:r>
+      <w:r>
+        <w:t>RAGAS, LLM APIs</w:t>
+      </w:r>
+    </w:p>
+    <w:p>
+      <w:pPr>
+        <w:pStyle w:val="NoSpacing"/>
+      </w:pPr>
+      <w:r>
+        <w:rPr>
+          <w:b/>
+          <w:bCs/>
+        </w:rPr>
+        <w:t>Frontend &amp; UI:</w:t>
+      </w:r>
+      <w:r>
+        <w:t xml:space="preserve"> React, Redux, Vite, </w:t>
+      </w:r>
+      <w:proofErr w:type="spellStart"/>
+      <w:r>
+        <w:t>Streamlit</w:t>
+      </w:r>
+      <w:proofErr w:type="spellEnd"/>
+      <w:r>
+        <w:t>, Jinja2</w:t>
+      </w:r>
+    </w:p>
+    <w:p>
+      <w:pPr>
+        <w:pStyle w:val="NoSpacing"/>
+      </w:pPr>
+      <w:r>
+        <w:rPr>
+          <w:b/>
+          <w:bCs/>
+        </w:rPr>
+        <w:t>Infrastructure &amp; Tools:</w:t>
+      </w:r>
+      <w:r>
+        <w:t xml:space="preserve"> </w:t>
+      </w:r>
+      <w:r>
+        <w:t xml:space="preserve">Git, </w:t>
+      </w:r>
+      <w:r>
+        <w:t>Linux, Docker, AWS S3,</w:t>
+      </w:r>
+      <w:r>
+        <w:t xml:space="preserve"> </w:t>
+      </w:r>
+      <w:r>
+        <w:t xml:space="preserve">Firebase, </w:t>
+      </w:r>
+      <w:r>
+        <w:t>DDEV,</w:t>
+      </w:r>
+      <w:r>
+        <w:t xml:space="preserve"> cPanel</w:t>
+      </w:r>
+    </w:p>
+    <w:p>
+      <w:pPr>
+        <w:pStyle w:val="NoSpacing"/>
+        <w:pBdr>
+          <w:bottom w:val="single" w:sz="4" w:space="1" w:color="auto"/>
+        </w:pBdr>
+        <w:spacing w:before="120"/>
+        <w:rPr>
+          <w:b/>
+          <w:bCs/>
+          <w:sz w:val="26"/>
+          <w:szCs w:val="26"/>
+        </w:rPr>
+      </w:pPr>
+      <w:r>
+        <w:rPr>
+          <w:b/>
+          <w:bCs/>
+          <w:sz w:val="26"/>
+          <w:szCs w:val="26"/>
+        </w:rPr>
+        <w:t>PROJECT EXPERIENCE</w:t>
+      </w:r>
+    </w:p>
+    <w:p>
+      <w:pPr>
+        <w:pStyle w:val="NoSpacing"/>
+      </w:pPr>
+      <w:r>
+        <w:rPr>
+          <w:b/>
+          <w:bCs/>
         </w:rPr>
         <w:t>KDAK Properties</w:t>
       </w:r>
       <w:r>
-        <w:rPr>
-          <w:rFonts w:ascii="Calibri" w:hAnsi="Calibri" w:cs="Calibri"/>
-          <w:sz w:val="22"/>
-          <w:szCs w:val="22"/>
-        </w:rPr>
         <w:t xml:space="preserve"> | PHP, MariaDB</w:t>
       </w:r>
       <w:r>
-        <w:rPr>
-          <w:rFonts w:ascii="Calibri" w:hAnsi="Calibri" w:cs="Calibri"/>
-          <w:sz w:val="22"/>
-          <w:szCs w:val="22"/>
-        </w:rPr>
         <w:t>, Docker/DDEV</w:t>
       </w:r>
       <w:r>
-        <w:rPr>
-          <w:rFonts w:ascii="Calibri" w:hAnsi="Calibri" w:cs="Calibri"/>
-          <w:sz w:val="22"/>
-          <w:szCs w:val="22"/>
-        </w:rPr>
         <w:t xml:space="preserve">, cPanel </w:t>
       </w:r>
       <w:r>
-        <w:rPr>
-          <w:rFonts w:ascii="Calibri" w:hAnsi="Calibri" w:cs="Calibri"/>
-          <w:sz w:val="22"/>
-          <w:szCs w:val="22"/>
-        </w:rPr>
         <w:t xml:space="preserve">| </w:t>
+      </w:r>
+      <w:r>
+        <w:t xml:space="preserve">Live Site: </w:t>
       </w:r>
       <w:hyperlink r:id="rId11" w:history="1">
         <w:r>
           <w:rPr>
             <w:rStyle w:val="Hyperlink"/>
-            <w:rFonts w:ascii="Calibri" w:hAnsi="Calibri" w:cs="Calibri"/>
-            <w:sz w:val="22"/>
-            <w:szCs w:val="22"/>
           </w:rPr>
-          <w:t>Live Site</w:t>
+          <w:t>kdakprope</w:t>
+        </w:r>
+        <w:r>
+          <w:rPr>
+            <w:rStyle w:val="Hyperlink"/>
+          </w:rPr>
+          <w:t>rties.com</w:t>
         </w:r>
       </w:hyperlink>
     </w:p>
     <w:p>
       <w:pPr>
-        <w:rPr>
-          <w:rFonts w:ascii="Calibri" w:hAnsi="Calibri" w:cs="Calibri"/>
-          <w:sz w:val="22"/>
-          <w:szCs w:val="22"/>
-        </w:rPr>
-      </w:pPr>
-      <w:r>
-        <w:rPr>
-          <w:rFonts w:ascii="Calibri" w:hAnsi="Calibri" w:cs="Calibri"/>
-          <w:sz w:val="22"/>
+        <w:pStyle w:val="NoSpacing"/>
+        <w:rPr>
+          <w:szCs w:val="22"/>
+        </w:rPr>
+      </w:pPr>
+      <w:r>
+        <w:rPr>
           <w:szCs w:val="22"/>
         </w:rPr>
         <w:t xml:space="preserve">Freelance </w:t>
       </w:r>
       <w:r>
         <w:rPr>
-          <w:rFonts w:ascii="Calibri" w:hAnsi="Calibri" w:cs="Calibri"/>
-          <w:sz w:val="22"/>
           <w:szCs w:val="22"/>
         </w:rPr>
         <w:t>full-stack</w:t>
       </w:r>
       <w:r>
         <w:rPr>
-          <w:rFonts w:ascii="Calibri" w:hAnsi="Calibri" w:cs="Calibri"/>
-          <w:sz w:val="22"/>
           <w:szCs w:val="22"/>
         </w:rPr>
         <w:t xml:space="preserve"> </w:t>
       </w:r>
       <w:r>
         <w:rPr>
-          <w:rFonts w:ascii="Calibri" w:hAnsi="Calibri" w:cs="Calibri"/>
-          <w:sz w:val="22"/>
           <w:szCs w:val="22"/>
         </w:rPr>
         <w:t>platform</w:t>
       </w:r>
       <w:r>
         <w:rPr>
-          <w:rFonts w:ascii="Calibri" w:hAnsi="Calibri" w:cs="Calibri"/>
-          <w:sz w:val="22"/>
           <w:szCs w:val="22"/>
         </w:rPr>
         <w:t xml:space="preserve"> for a residential property management company.</w:t>
@@ -633,133 +660,78 @@
     </w:p>
     <w:p>
       <w:pPr>
-        <w:pStyle w:val="ListParagraph"/>
+        <w:pStyle w:val="NoSpacing"/>
         <w:numPr>
           <w:ilvl w:val="0"/>
-          <w:numId w:val="2"/>
+          <w:numId w:val="16"/>
         </w:numPr>
-        <w:rPr>
-          <w:rFonts w:ascii="Calibri" w:hAnsi="Calibri" w:cs="Calibri"/>
-          <w:sz w:val="22"/>
-          <w:szCs w:val="22"/>
-        </w:rPr>
-      </w:pPr>
-      <w:r>
-        <w:rPr>
-          <w:rFonts w:ascii="Calibri" w:hAnsi="Calibri" w:cs="Calibri"/>
-          <w:sz w:val="22"/>
-          <w:szCs w:val="22"/>
-        </w:rPr>
+      </w:pPr>
+      <w:r>
         <w:t>Developed and deployed a role-based property management platform with admin and tenant portals for rent payments, lease access, maintenance requests, and payment history.</w:t>
       </w:r>
     </w:p>
     <w:p>
       <w:pPr>
-        <w:pStyle w:val="ListParagraph"/>
+        <w:pStyle w:val="NoSpacing"/>
         <w:numPr>
           <w:ilvl w:val="0"/>
-          <w:numId w:val="2"/>
+          <w:numId w:val="16"/>
         </w:numPr>
-        <w:rPr>
-          <w:rFonts w:ascii="Calibri" w:hAnsi="Calibri" w:cs="Calibri"/>
-          <w:sz w:val="22"/>
-          <w:szCs w:val="22"/>
-        </w:rPr>
-      </w:pPr>
-      <w:r>
-        <w:rPr>
-          <w:rFonts w:ascii="Calibri" w:hAnsi="Calibri" w:cs="Calibri"/>
-          <w:sz w:val="22"/>
-          <w:szCs w:val="22"/>
-        </w:rPr>
-        <w:t>Built administrative tools for tenant account management, payment review, maintenance workflows, visitor tracking, and admin activity logging to improve operational oversight and security.</w:t>
+      </w:pPr>
+      <w:r>
+        <w:t xml:space="preserve">Built administrative tools for tenant account management, payment review, maintenance workflows, and activity logging to improve </w:t>
+      </w:r>
+      <w:r>
+        <w:t xml:space="preserve">operational </w:t>
+      </w:r>
+      <w:r>
+        <w:t>oversight and security.</w:t>
       </w:r>
     </w:p>
     <w:p>
       <w:pPr>
-        <w:pStyle w:val="ListParagraph"/>
+        <w:pStyle w:val="NoSpacing"/>
         <w:numPr>
           <w:ilvl w:val="0"/>
-          <w:numId w:val="2"/>
+          <w:numId w:val="16"/>
         </w:numPr>
-        <w:rPr>
-          <w:rFonts w:ascii="Calibri" w:hAnsi="Calibri" w:cs="Calibri"/>
-          <w:sz w:val="22"/>
-          <w:szCs w:val="22"/>
-        </w:rPr>
-      </w:pPr>
-      <w:r>
-        <w:rPr>
-          <w:rFonts w:ascii="Calibri" w:hAnsi="Calibri" w:cs="Calibri"/>
-          <w:sz w:val="22"/>
-          <w:szCs w:val="22"/>
-        </w:rPr>
+      </w:pPr>
+      <w:r>
         <w:t xml:space="preserve">Automated rent payment tracking with scheduled </w:t>
       </w:r>
       <w:proofErr w:type="spellStart"/>
       <w:r>
-        <w:rPr>
-          <w:rFonts w:ascii="Calibri" w:hAnsi="Calibri" w:cs="Calibri"/>
-          <w:sz w:val="22"/>
-          <w:szCs w:val="22"/>
-        </w:rPr>
         <w:t>cron</w:t>
       </w:r>
       <w:proofErr w:type="spellEnd"/>
       <w:r>
-        <w:rPr>
-          <w:rFonts w:ascii="Calibri" w:hAnsi="Calibri" w:cs="Calibri"/>
-          <w:sz w:val="22"/>
-          <w:szCs w:val="22"/>
-        </w:rPr>
-        <w:t xml:space="preserve"> jobs that process bank notifications from a dedicated inbox and update tenant payment histories for online and cash transactions.</w:t>
+        <w:t xml:space="preserve"> jobs </w:t>
+      </w:r>
+      <w:r>
+        <w:t>that</w:t>
+      </w:r>
+      <w:r>
+        <w:t xml:space="preserve"> process bank notifications from a dedicated inbox and update tenant payment histories for online and cash transactions.</w:t>
       </w:r>
     </w:p>
     <w:p>
       <w:pPr>
-        <w:pStyle w:val="ListParagraph"/>
-        <w:numPr>
-          <w:ilvl w:val="0"/>
-          <w:numId w:val="2"/>
-        </w:numPr>
-        <w:rPr>
-          <w:rFonts w:ascii="Calibri" w:hAnsi="Calibri" w:cs="Calibri"/>
-          <w:sz w:val="22"/>
-          <w:szCs w:val="22"/>
-        </w:rPr>
-      </w:pPr>
-      <w:r>
-        <w:rPr>
-          <w:rFonts w:ascii="Calibri" w:hAnsi="Calibri" w:cs="Calibri"/>
-          <w:sz w:val="22"/>
-          <w:szCs w:val="22"/>
-        </w:rPr>
-        <w:t>Containerized the local development workflow with Docker/DDEV and managed production deployment to support reliable iteration and ongoing feature expansion.</w:t>
-      </w:r>
-    </w:p>
-    <w:p>
-      <w:pPr>
+        <w:pStyle w:val="NoSpacing"/>
         <w:spacing w:before="80"/>
         <w:rPr>
-          <w:rFonts w:ascii="Calibri" w:hAnsi="Calibri" w:cs="Calibri"/>
-          <w:sz w:val="22"/>
-          <w:szCs w:val="22"/>
-        </w:rPr>
-      </w:pPr>
-      <w:r>
-        <w:rPr>
-          <w:rFonts w:ascii="Calibri" w:hAnsi="Calibri" w:cs="Calibri"/>
+          <w:szCs w:val="22"/>
+        </w:rPr>
+      </w:pPr>
+      <w:r>
+        <w:rPr>
           <w:b/>
           <w:bCs/>
-          <w:sz w:val="22"/>
           <w:szCs w:val="22"/>
         </w:rPr>
         <w:t>Historical Research Assistant</w:t>
       </w:r>
       <w:r>
         <w:rPr>
-          <w:rFonts w:ascii="Calibri" w:hAnsi="Calibri" w:cs="Calibri"/>
-          <w:sz w:val="22"/>
           <w:szCs w:val="22"/>
         </w:rPr>
         <w:t xml:space="preserve"> | Python, </w:t>
@@ -767,16 +739,12 @@
       <w:proofErr w:type="spellStart"/>
       <w:r>
         <w:rPr>
-          <w:rFonts w:ascii="Calibri" w:hAnsi="Calibri" w:cs="Calibri"/>
-          <w:sz w:val="22"/>
           <w:szCs w:val="22"/>
         </w:rPr>
         <w:t>Lang</w:t>
       </w:r>
       <w:r>
         <w:rPr>
-          <w:rFonts w:ascii="Calibri" w:hAnsi="Calibri" w:cs="Calibri"/>
-          <w:sz w:val="22"/>
           <w:szCs w:val="22"/>
         </w:rPr>
         <w:t>Chain</w:t>
@@ -784,8 +752,6 @@
       <w:proofErr w:type="spellEnd"/>
       <w:r>
         <w:rPr>
-          <w:rFonts w:ascii="Calibri" w:hAnsi="Calibri" w:cs="Calibri"/>
-          <w:sz w:val="22"/>
           <w:szCs w:val="22"/>
         </w:rPr>
         <w:t xml:space="preserve">, </w:t>
@@ -793,8 +759,6 @@
       <w:proofErr w:type="spellStart"/>
       <w:r>
         <w:rPr>
-          <w:rFonts w:ascii="Calibri" w:hAnsi="Calibri" w:cs="Calibri"/>
-          <w:sz w:val="22"/>
           <w:szCs w:val="22"/>
         </w:rPr>
         <w:t>Qdrant</w:t>
@@ -802,16 +766,12 @@
       <w:proofErr w:type="spellEnd"/>
       <w:r>
         <w:rPr>
-          <w:rFonts w:ascii="Calibri" w:hAnsi="Calibri" w:cs="Calibri"/>
-          <w:sz w:val="22"/>
           <w:szCs w:val="22"/>
         </w:rPr>
         <w:t>, RAGAS</w:t>
       </w:r>
       <w:r>
         <w:rPr>
-          <w:rFonts w:ascii="Calibri" w:hAnsi="Calibri" w:cs="Calibri"/>
-          <w:sz w:val="22"/>
           <w:szCs w:val="22"/>
         </w:rPr>
         <w:t xml:space="preserve"> | </w:t>
@@ -820,8 +780,7 @@
         <w:r>
           <w:rPr>
             <w:rStyle w:val="Hyperlink"/>
-            <w:rFonts w:ascii="Calibri" w:hAnsi="Calibri" w:cs="Calibri"/>
-            <w:sz w:val="22"/>
+            <w:rFonts w:cs="Calibri"/>
             <w:szCs w:val="22"/>
           </w:rPr>
           <w:t>GitHub</w:t>
@@ -830,16 +789,13 @@
     </w:p>
     <w:p>
       <w:pPr>
-        <w:rPr>
-          <w:rFonts w:ascii="Calibri" w:hAnsi="Calibri" w:cs="Calibri"/>
-          <w:sz w:val="22"/>
-          <w:szCs w:val="22"/>
-        </w:rPr>
-      </w:pPr>
-      <w:r>
-        <w:rPr>
-          <w:rFonts w:ascii="Calibri" w:hAnsi="Calibri" w:cs="Calibri"/>
-          <w:sz w:val="22"/>
+        <w:pStyle w:val="NoSpacing"/>
+        <w:rPr>
+          <w:szCs w:val="22"/>
+        </w:rPr>
+      </w:pPr>
+      <w:r>
+        <w:rPr>
           <w:szCs w:val="22"/>
         </w:rPr>
         <w:t>AI-powered research assistant for evidence-based document retrieval, evaluation, and source validation.</w:t>
@@ -847,159 +803,92 @@
     </w:p>
     <w:p>
       <w:pPr>
-        <w:pStyle w:val="ListParagraph"/>
+        <w:pStyle w:val="NoSpacing"/>
         <w:numPr>
           <w:ilvl w:val="0"/>
-          <w:numId w:val="3"/>
+          <w:numId w:val="17"/>
         </w:numPr>
-        <w:rPr>
-          <w:rFonts w:ascii="Calibri" w:hAnsi="Calibri" w:cs="Calibri"/>
-          <w:sz w:val="22"/>
-          <w:szCs w:val="22"/>
-        </w:rPr>
-      </w:pPr>
-      <w:r>
-        <w:rPr>
-          <w:rFonts w:ascii="Calibri" w:hAnsi="Calibri" w:cs="Calibri"/>
-          <w:sz w:val="22"/>
-          <w:szCs w:val="22"/>
-        </w:rPr>
-        <w:t>Built a document-grounded RAG application for ingesting, indexing, and querying historical source materials.</w:t>
+      </w:pPr>
+      <w:r>
+        <w:t>Developed a document-grounded RAG application for context-aware retrieval of historical sources, improving research efficiency and reducing time spent on manual document review.</w:t>
       </w:r>
     </w:p>
     <w:p>
       <w:pPr>
-        <w:pStyle w:val="ListParagraph"/>
+        <w:pStyle w:val="NoSpacing"/>
         <w:numPr>
           <w:ilvl w:val="0"/>
-          <w:numId w:val="3"/>
+          <w:numId w:val="17"/>
         </w:numPr>
-        <w:rPr>
-          <w:rFonts w:ascii="Calibri" w:hAnsi="Calibri" w:cs="Calibri"/>
-          <w:sz w:val="22"/>
-          <w:szCs w:val="22"/>
-        </w:rPr>
-      </w:pPr>
-      <w:r>
-        <w:rPr>
-          <w:rFonts w:ascii="Calibri" w:hAnsi="Calibri" w:cs="Calibri"/>
-          <w:sz w:val="22"/>
-          <w:szCs w:val="22"/>
-        </w:rPr>
-        <w:t>Designed a</w:t>
-      </w:r>
-      <w:r>
-        <w:rPr>
-          <w:rFonts w:ascii="Calibri" w:hAnsi="Calibri" w:cs="Calibri"/>
-          <w:sz w:val="22"/>
-          <w:szCs w:val="22"/>
-        </w:rPr>
-        <w:t xml:space="preserve"> context-aware</w:t>
-      </w:r>
-      <w:r>
-        <w:rPr>
-          <w:rFonts w:ascii="Calibri" w:hAnsi="Calibri" w:cs="Calibri"/>
-          <w:sz w:val="22"/>
-          <w:szCs w:val="22"/>
-        </w:rPr>
-        <w:t xml:space="preserve"> retrieval pipeline for file parsing, embedding generation, metadata handling, and </w:t>
+      </w:pPr>
+      <w:r>
+        <w:t xml:space="preserve">Designed a file processing pipeline to parse source materials, generate embeddings, handle metadata, and support </w:t>
       </w:r>
       <w:proofErr w:type="spellStart"/>
       <w:r>
-        <w:rPr>
-          <w:rFonts w:ascii="Calibri" w:hAnsi="Calibri" w:cs="Calibri"/>
-          <w:sz w:val="22"/>
-          <w:szCs w:val="22"/>
-        </w:rPr>
         <w:t>Qdrant</w:t>
       </w:r>
       <w:proofErr w:type="spellEnd"/>
       <w:r>
-        <w:rPr>
-          <w:rFonts w:ascii="Calibri" w:hAnsi="Calibri" w:cs="Calibri"/>
-          <w:sz w:val="22"/>
-          <w:szCs w:val="22"/>
-        </w:rPr>
-        <w:t xml:space="preserve">-backed semantic search with </w:t>
-      </w:r>
-      <w:r>
-        <w:rPr>
-          <w:rFonts w:ascii="Calibri" w:hAnsi="Calibri" w:cs="Calibri"/>
-          <w:sz w:val="22"/>
-          <w:szCs w:val="22"/>
-        </w:rPr>
-        <w:t>optional web search for cross-verification</w:t>
-      </w:r>
-      <w:r>
-        <w:rPr>
-          <w:rFonts w:ascii="Calibri" w:hAnsi="Calibri" w:cs="Calibri"/>
-          <w:sz w:val="22"/>
-          <w:szCs w:val="22"/>
-        </w:rPr>
-        <w:t>.</w:t>
+        <w:t>-backed semantic search with optional web cross-verification.</w:t>
       </w:r>
     </w:p>
     <w:p>
       <w:pPr>
-        <w:pStyle w:val="ListParagraph"/>
+        <w:pStyle w:val="NoSpacing"/>
         <w:numPr>
           <w:ilvl w:val="0"/>
-          <w:numId w:val="3"/>
+          <w:numId w:val="17"/>
         </w:numPr>
-        <w:rPr>
-          <w:rFonts w:ascii="Calibri" w:hAnsi="Calibri" w:cs="Calibri"/>
-          <w:sz w:val="22"/>
-          <w:szCs w:val="22"/>
-        </w:rPr>
-      </w:pPr>
-      <w:r>
-        <w:rPr>
-          <w:rFonts w:ascii="Calibri" w:hAnsi="Calibri" w:cs="Calibri"/>
-          <w:sz w:val="22"/>
-          <w:szCs w:val="22"/>
-        </w:rPr>
-        <w:t>Developed evaluation and reranking workflows using RAGAS and Cohere to improve retrieval relevance, answer grounding, and query-to-document alignment.</w:t>
+      </w:pPr>
+      <w:r>
+        <w:t>Applied RAGAS</w:t>
+      </w:r>
+      <w:r>
+        <w:t>-based</w:t>
+      </w:r>
+      <w:r>
+        <w:t xml:space="preserve"> evaluation and </w:t>
+      </w:r>
+      <w:proofErr w:type="gramStart"/>
+      <w:r>
+        <w:t>Cohere</w:t>
+      </w:r>
+      <w:proofErr w:type="gramEnd"/>
+      <w:r>
+        <w:t xml:space="preserve"> reranking to improve retrieval relevance, answer grounding, and query-to-document alignment.</w:t>
       </w:r>
     </w:p>
     <w:p>
       <w:pPr>
+        <w:pStyle w:val="NoSpacing"/>
         <w:spacing w:before="80"/>
         <w:rPr>
-          <w:rFonts w:ascii="Calibri" w:hAnsi="Calibri" w:cs="Calibri"/>
-          <w:sz w:val="22"/>
-          <w:szCs w:val="22"/>
-        </w:rPr>
-      </w:pPr>
-      <w:r>
-        <w:rPr>
-          <w:rFonts w:ascii="Calibri" w:hAnsi="Calibri" w:cs="Calibri"/>
+          <w:szCs w:val="22"/>
+        </w:rPr>
+      </w:pPr>
+      <w:r>
+        <w:rPr>
           <w:b/>
           <w:bCs/>
-          <w:sz w:val="22"/>
           <w:szCs w:val="22"/>
         </w:rPr>
         <w:t>Auto Core</w:t>
       </w:r>
       <w:r>
         <w:rPr>
-          <w:rFonts w:ascii="Calibri" w:hAnsi="Calibri" w:cs="Calibri"/>
-          <w:sz w:val="22"/>
           <w:szCs w:val="22"/>
         </w:rPr>
         <w:t xml:space="preserve"> | C++, Win32 API, SQLite</w:t>
       </w:r>
       <w:r>
         <w:rPr>
-          <w:rFonts w:ascii="Calibri" w:hAnsi="Calibri" w:cs="Calibri"/>
-          <w:sz w:val="22"/>
           <w:szCs w:val="22"/>
         </w:rPr>
         <w:t>, Firebase</w:t>
       </w:r>
       <w:r>
         <w:rPr>
-          <w:rFonts w:ascii="Calibri" w:hAnsi="Calibri" w:cs="Calibri"/>
-          <w:sz w:val="22"/>
           <w:szCs w:val="22"/>
         </w:rPr>
         <w:t xml:space="preserve"> | </w:t>
@@ -1008,8 +897,7 @@
         <w:r>
           <w:rPr>
             <w:rStyle w:val="Hyperlink"/>
-            <w:rFonts w:ascii="Calibri" w:hAnsi="Calibri" w:cs="Calibri"/>
-            <w:sz w:val="22"/>
+            <w:rFonts w:cs="Calibri"/>
             <w:szCs w:val="22"/>
           </w:rPr>
           <w:t>GitHub</w:t>
@@ -1018,32 +906,25 @@
     </w:p>
     <w:p>
       <w:pPr>
-        <w:rPr>
-          <w:rFonts w:ascii="Calibri" w:hAnsi="Calibri" w:cs="Calibri"/>
-          <w:sz w:val="22"/>
-          <w:szCs w:val="22"/>
-        </w:rPr>
-      </w:pPr>
-      <w:r>
-        <w:rPr>
-          <w:rFonts w:ascii="Calibri" w:hAnsi="Calibri" w:cs="Calibri"/>
-          <w:sz w:val="22"/>
+        <w:pStyle w:val="NoSpacing"/>
+        <w:rPr>
+          <w:szCs w:val="22"/>
+        </w:rPr>
+      </w:pPr>
+      <w:r>
+        <w:rPr>
           <w:szCs w:val="22"/>
         </w:rPr>
         <w:t xml:space="preserve">Windows utility for streamlining task execution and desktop </w:t>
       </w:r>
       <w:r>
         <w:rPr>
-          <w:rFonts w:ascii="Calibri" w:hAnsi="Calibri" w:cs="Calibri"/>
-          <w:sz w:val="22"/>
           <w:szCs w:val="22"/>
         </w:rPr>
         <w:t>automation</w:t>
       </w:r>
       <w:r>
         <w:rPr>
-          <w:rFonts w:ascii="Calibri" w:hAnsi="Calibri" w:cs="Calibri"/>
-          <w:sz w:val="22"/>
           <w:szCs w:val="22"/>
         </w:rPr>
         <w:t>.</w:t>
@@ -1051,78 +932,63 @@
     </w:p>
     <w:p>
       <w:pPr>
-        <w:pStyle w:val="ListParagraph"/>
+        <w:pStyle w:val="NoSpacing"/>
         <w:numPr>
           <w:ilvl w:val="0"/>
-          <w:numId w:val="4"/>
+          <w:numId w:val="18"/>
         </w:numPr>
-        <w:rPr>
-          <w:rFonts w:ascii="Calibri" w:hAnsi="Calibri" w:cs="Calibri"/>
-          <w:sz w:val="22"/>
-          <w:szCs w:val="22"/>
-        </w:rPr>
-      </w:pPr>
-      <w:r>
-        <w:rPr>
-          <w:rFonts w:ascii="Calibri" w:hAnsi="Calibri" w:cs="Calibri"/>
-          <w:sz w:val="22"/>
-          <w:szCs w:val="22"/>
-        </w:rPr>
+      </w:pPr>
+      <w:r>
         <w:t>Built a C++ keyboard automation utility with the Win32 API to intercept key events and execute user-defined commands for taskbar navigation, text insertion, and custom shortcuts.</w:t>
       </w:r>
     </w:p>
     <w:p>
       <w:pPr>
-        <w:pStyle w:val="ListParagraph"/>
+        <w:pStyle w:val="NoSpacing"/>
         <w:numPr>
           <w:ilvl w:val="0"/>
-          <w:numId w:val="4"/>
+          <w:numId w:val="18"/>
         </w:numPr>
-        <w:rPr>
-          <w:rFonts w:ascii="Calibri" w:hAnsi="Calibri" w:cs="Calibri"/>
-          <w:sz w:val="22"/>
-          <w:szCs w:val="22"/>
-        </w:rPr>
-      </w:pPr>
-      <w:r>
-        <w:rPr>
-          <w:rFonts w:ascii="Calibri" w:hAnsi="Calibri" w:cs="Calibri"/>
-          <w:sz w:val="22"/>
-          <w:szCs w:val="22"/>
-        </w:rPr>
+      </w:pPr>
+      <w:r>
         <w:t>Implemented a modular component architecture with named-pipe communication, SQLite-backed local storage, and Firebase sync for runtime configuration and cross-device user settings.</w:t>
       </w:r>
     </w:p>
     <w:p>
       <w:pPr>
-        <w:pStyle w:val="ListParagraph"/>
+        <w:pStyle w:val="NoSpacing"/>
         <w:numPr>
           <w:ilvl w:val="0"/>
-          <w:numId w:val="4"/>
+          <w:numId w:val="18"/>
         </w:numPr>
-        <w:rPr>
-          <w:rFonts w:ascii="Calibri" w:hAnsi="Calibri" w:cs="Calibri"/>
-          <w:sz w:val="22"/>
-          <w:szCs w:val="22"/>
-        </w:rPr>
-      </w:pPr>
-      <w:r>
-        <w:rPr>
-          <w:rFonts w:ascii="Calibri" w:hAnsi="Calibri" w:cs="Calibri"/>
-          <w:sz w:val="22"/>
-          <w:szCs w:val="22"/>
-        </w:rPr>
-        <w:t>Optimized key-mapping performance through configurable execution modes, reducing per-call overhead from 75–95 µs with file-based mappings to 0.20–0.35 µs with hardcoded mappings.</w:t>
+      </w:pPr>
+      <w:r>
+        <w:t>Optimized</w:t>
+      </w:r>
+      <w:r>
+        <w:t xml:space="preserve"> key-mapping performance with configurable </w:t>
+      </w:r>
+      <w:r>
+        <w:t xml:space="preserve">execution </w:t>
+      </w:r>
+      <w:r>
+        <w:t xml:space="preserve">modes, </w:t>
+      </w:r>
+      <w:r>
+        <w:t>cutting</w:t>
+      </w:r>
+      <w:r>
+        <w:t xml:space="preserve"> per-call overhead from 75–90 µs to 0.20–0.35 µs by replacing file-based mappings with hardcoded mappings.</w:t>
       </w:r>
     </w:p>
     <w:p>
       <w:pPr>
+        <w:pStyle w:val="NoSpacing"/>
         <w:pBdr>
           <w:bottom w:val="single" w:sz="4" w:space="1" w:color="auto"/>
         </w:pBdr>
         <w:spacing w:before="120"/>
         <w:rPr>
-          <w:rFonts w:ascii="Calibri" w:hAnsi="Calibri" w:cs="Calibri"/>
           <w:b/>
           <w:bCs/>
           <w:sz w:val="26"/>
@@ -1131,167 +997,106 @@
       </w:pPr>
       <w:r>
         <w:rPr>
-          <w:rFonts w:ascii="Calibri" w:hAnsi="Calibri" w:cs="Calibri"/>
           <w:b/>
           <w:bCs/>
           <w:sz w:val="26"/>
           <w:szCs w:val="26"/>
         </w:rPr>
-        <w:t>MILITARY EXPERIENCE</w:t>
+        <w:t>EDUCATION</w:t>
       </w:r>
     </w:p>
     <w:p>
       <w:pPr>
+        <w:pStyle w:val="NoSpacing"/>
         <w:tabs>
           <w:tab w:val="right" w:pos="10800"/>
         </w:tabs>
-        <w:rPr>
-          <w:rFonts w:ascii="Calibri" w:hAnsi="Calibri" w:cs="Calibri"/>
-          <w:sz w:val="22"/>
-          <w:szCs w:val="22"/>
-        </w:rPr>
-      </w:pPr>
-      <w:r>
-        <w:rPr>
-          <w:rFonts w:ascii="Calibri" w:hAnsi="Calibri" w:cs="Calibri"/>
+      </w:pPr>
+      <w:r>
+        <w:rPr>
           <w:b/>
           <w:bCs/>
-          <w:sz w:val="22"/>
-          <w:szCs w:val="22"/>
-        </w:rPr>
-        <w:t>United States Coast Guard Reserve</w:t>
-      </w:r>
-      <w:r>
-        <w:rPr>
-          <w:rFonts w:ascii="Calibri" w:hAnsi="Calibri" w:cs="Calibri"/>
-          <w:sz w:val="22"/>
-          <w:szCs w:val="22"/>
-        </w:rPr>
-        <w:tab/>
-        <w:t>Jun 2007 – Apr 2013</w:t>
+        </w:rPr>
+        <w:t>AI Makerspace</w:t>
+      </w:r>
+      <w:r>
+        <w:t xml:space="preserve"> — AI Engineering Certificate</w:t>
+      </w:r>
+      <w:r>
+        <w:t>, 2025</w:t>
       </w:r>
     </w:p>
     <w:p>
       <w:pPr>
+        <w:pStyle w:val="NoSpacing"/>
         <w:tabs>
           <w:tab w:val="right" w:pos="10800"/>
         </w:tabs>
-        <w:rPr>
-          <w:rFonts w:ascii="Calibri" w:hAnsi="Calibri" w:cs="Calibri"/>
-          <w:sz w:val="22"/>
-          <w:szCs w:val="22"/>
-        </w:rPr>
-      </w:pPr>
-      <w:r>
-        <w:rPr>
-          <w:rFonts w:ascii="Calibri" w:hAnsi="Calibri" w:cs="Calibri"/>
-          <w:sz w:val="22"/>
-          <w:szCs w:val="22"/>
-        </w:rPr>
-        <w:t>Electronics Technician</w:t>
+      </w:pPr>
+      <w:r>
+        <w:rPr>
+          <w:b/>
+          <w:bCs/>
+        </w:rPr>
+        <w:t>App Academy</w:t>
+      </w:r>
+      <w:r>
+        <w:t xml:space="preserve"> — Software Engineering Certificate</w:t>
+      </w:r>
+      <w:r>
+        <w:t>, 2024</w:t>
       </w:r>
     </w:p>
     <w:p>
       <w:pPr>
-        <w:pStyle w:val="ListParagraph"/>
-        <w:numPr>
-          <w:ilvl w:val="0"/>
-          <w:numId w:val="5"/>
-        </w:numPr>
+        <w:pStyle w:val="NoSpacing"/>
         <w:tabs>
           <w:tab w:val="right" w:pos="10800"/>
         </w:tabs>
-        <w:rPr>
-          <w:rFonts w:ascii="Calibri" w:hAnsi="Calibri" w:cs="Calibri"/>
-          <w:sz w:val="22"/>
-          <w:szCs w:val="22"/>
-        </w:rPr>
-      </w:pPr>
-      <w:r>
-        <w:rPr>
-          <w:rFonts w:ascii="Calibri" w:hAnsi="Calibri" w:cs="Calibri"/>
-          <w:sz w:val="22"/>
-          <w:szCs w:val="22"/>
-        </w:rPr>
-        <w:t xml:space="preserve">Maintained and troubleshot electronic systems to </w:t>
-      </w:r>
-      <w:r>
-        <w:rPr>
-          <w:rFonts w:ascii="Calibri" w:hAnsi="Calibri" w:cs="Calibri"/>
-          <w:sz w:val="22"/>
-          <w:szCs w:val="22"/>
-        </w:rPr>
-        <w:t>ensure</w:t>
-      </w:r>
-      <w:r>
-        <w:rPr>
-          <w:rFonts w:ascii="Calibri" w:hAnsi="Calibri" w:cs="Calibri"/>
-          <w:sz w:val="22"/>
-          <w:szCs w:val="22"/>
-        </w:rPr>
-        <w:t xml:space="preserve"> operational readiness.</w:t>
+      </w:pPr>
+      <w:r>
+        <w:rPr>
+          <w:b/>
+          <w:bCs/>
+        </w:rPr>
+        <w:t>Stockton University</w:t>
+      </w:r>
+      <w:r>
+        <w:t xml:space="preserve"> — B.S. in Computer Science</w:t>
+      </w:r>
+      <w:r>
+        <w:t>, 2022</w:t>
+      </w:r>
+      <w:r>
+        <w:t>; M.A. in American Studies</w:t>
+      </w:r>
+      <w:r>
+        <w:t>, 2018</w:t>
       </w:r>
     </w:p>
     <w:p>
       <w:pPr>
-        <w:pStyle w:val="ListParagraph"/>
-        <w:numPr>
-          <w:ilvl w:val="0"/>
-          <w:numId w:val="5"/>
-        </w:numPr>
+        <w:pStyle w:val="NoSpacing"/>
         <w:tabs>
-          <w:tab w:val="right" w:pos="10800"/>
+          <w:tab w:val="left" w:pos="9210"/>
         </w:tabs>
-        <w:rPr>
-          <w:rFonts w:ascii="Calibri" w:hAnsi="Calibri" w:cs="Calibri"/>
-          <w:sz w:val="22"/>
-          <w:szCs w:val="22"/>
-        </w:rPr>
-      </w:pPr>
-      <w:r>
-        <w:rPr>
-          <w:rFonts w:ascii="Calibri" w:hAnsi="Calibri" w:cs="Calibri"/>
-          <w:sz w:val="22"/>
-          <w:szCs w:val="22"/>
-        </w:rPr>
-        <w:t>Earned</w:t>
-      </w:r>
-      <w:r>
-        <w:rPr>
-          <w:rFonts w:ascii="Calibri" w:hAnsi="Calibri" w:cs="Calibri"/>
-          <w:sz w:val="22"/>
-          <w:szCs w:val="22"/>
-        </w:rPr>
-        <w:t xml:space="preserve"> the Exceptional Merit Award for technical excellence and </w:t>
-      </w:r>
-      <w:r>
-        <w:rPr>
-          <w:rFonts w:ascii="Calibri" w:hAnsi="Calibri" w:cs="Calibri"/>
-          <w:sz w:val="22"/>
-          <w:szCs w:val="22"/>
-        </w:rPr>
-        <w:t>unit</w:t>
-      </w:r>
-      <w:r>
-        <w:rPr>
-          <w:rFonts w:ascii="Calibri" w:hAnsi="Calibri" w:cs="Calibri"/>
-          <w:sz w:val="22"/>
-          <w:szCs w:val="22"/>
-        </w:rPr>
-        <w:t xml:space="preserve"> support.</w:t>
+        <w:ind w:left="216"/>
+      </w:pPr>
+      <w:r>
+        <w:t>Honors: Certificates of Distinction in Honors and Service; Distinguished Research Fellowship</w:t>
+      </w:r>
+      <w:r>
+        <w:tab/>
       </w:r>
     </w:p>
     <w:p>
       <w:pPr>
+        <w:pStyle w:val="NoSpacing"/>
         <w:pBdr>
           <w:bottom w:val="single" w:sz="4" w:space="1" w:color="auto"/>
         </w:pBdr>
-        <w:tabs>
-          <w:tab w:val="right" w:pos="10800"/>
-        </w:tabs>
         <w:spacing w:before="120"/>
         <w:rPr>
-          <w:rFonts w:ascii="Calibri" w:hAnsi="Calibri" w:cs="Calibri"/>
           <w:b/>
           <w:bCs/>
           <w:sz w:val="26"/>
@@ -1300,231 +1105,67 @@
       </w:pPr>
       <w:r>
         <w:rPr>
-          <w:rFonts w:ascii="Calibri" w:hAnsi="Calibri" w:cs="Calibri"/>
           <w:b/>
           <w:bCs/>
           <w:sz w:val="26"/>
           <w:szCs w:val="26"/>
         </w:rPr>
-        <w:t>EDUCATION</w:t>
+        <w:t>MILITARY EXPERIENCE</w:t>
       </w:r>
     </w:p>
     <w:p>
       <w:pPr>
+        <w:pStyle w:val="NoSpacing"/>
         <w:tabs>
           <w:tab w:val="right" w:pos="10800"/>
         </w:tabs>
-        <w:rPr>
-          <w:rFonts w:ascii="Calibri" w:hAnsi="Calibri" w:cs="Calibri"/>
-          <w:sz w:val="22"/>
-          <w:szCs w:val="22"/>
-        </w:rPr>
-      </w:pPr>
-      <w:r>
-        <w:rPr>
-          <w:rFonts w:ascii="Calibri" w:hAnsi="Calibri" w:cs="Calibri"/>
+      </w:pPr>
+      <w:r>
+        <w:rPr>
           <w:b/>
           <w:bCs/>
-          <w:sz w:val="22"/>
-          <w:szCs w:val="22"/>
-        </w:rPr>
-        <w:t>App Academy</w:t>
-      </w:r>
-      <w:r>
-        <w:rPr>
-          <w:rFonts w:ascii="Calibri" w:hAnsi="Calibri" w:cs="Calibri"/>
-          <w:sz w:val="22"/>
-          <w:szCs w:val="22"/>
-        </w:rPr>
+        </w:rPr>
+        <w:t>United States Coast Guard Reserve</w:t>
+      </w:r>
+      <w:r>
         <w:t xml:space="preserve"> </w:t>
       </w:r>
       <w:r>
-        <w:rPr>
-          <w:rFonts w:ascii="Calibri" w:hAnsi="Calibri" w:cs="Calibri"/>
-          <w:sz w:val="22"/>
-          <w:szCs w:val="22"/>
-        </w:rPr>
         <w:t>—</w:t>
       </w:r>
       <w:r>
-        <w:rPr>
-          <w:rFonts w:ascii="Calibri" w:hAnsi="Calibri" w:cs="Calibri"/>
-          <w:sz w:val="22"/>
-          <w:szCs w:val="22"/>
-        </w:rPr>
-        <w:t xml:space="preserve"> </w:t>
-      </w:r>
-      <w:r>
-        <w:rPr>
-          <w:rFonts w:ascii="Calibri" w:hAnsi="Calibri" w:cs="Calibri"/>
-          <w:sz w:val="22"/>
-          <w:szCs w:val="22"/>
-        </w:rPr>
-        <w:t>Software Engineering Certificate</w:t>
-      </w:r>
-      <w:r>
-        <w:rPr>
-          <w:rFonts w:ascii="Calibri" w:hAnsi="Calibri" w:cs="Calibri"/>
-          <w:sz w:val="22"/>
-          <w:szCs w:val="22"/>
-        </w:rPr>
-        <w:tab/>
-        <w:t>Jun 2024 – Dec 2024</w:t>
+        <w:t xml:space="preserve"> Baltimore, MD</w:t>
       </w:r>
     </w:p>
     <w:p>
       <w:pPr>
-        <w:tabs>
-          <w:tab w:val="right" w:pos="10800"/>
-        </w:tabs>
-        <w:rPr>
-          <w:rFonts w:ascii="Calibri" w:hAnsi="Calibri" w:cs="Calibri"/>
-          <w:sz w:val="22"/>
-          <w:szCs w:val="22"/>
-        </w:rPr>
-      </w:pPr>
-      <w:r>
-        <w:rPr>
-          <w:rFonts w:ascii="Calibri" w:hAnsi="Calibri" w:cs="Calibri"/>
+        <w:pStyle w:val="NoSpacing"/>
+        <w:rPr>
           <w:b/>
           <w:bCs/>
-          <w:sz w:val="22"/>
-          <w:szCs w:val="22"/>
-        </w:rPr>
-        <w:t>AI Makerspace</w:t>
-      </w:r>
-      <w:r>
-        <w:rPr>
-          <w:rFonts w:ascii="Calibri" w:hAnsi="Calibri" w:cs="Calibri"/>
-          <w:sz w:val="22"/>
-          <w:szCs w:val="22"/>
-        </w:rPr>
-        <w:t xml:space="preserve"> </w:t>
-      </w:r>
-      <w:r>
-        <w:rPr>
-          <w:rFonts w:ascii="Calibri" w:hAnsi="Calibri" w:cs="Calibri"/>
-          <w:sz w:val="22"/>
-          <w:szCs w:val="22"/>
-        </w:rPr>
-        <w:t>—</w:t>
-      </w:r>
-      <w:r>
-        <w:rPr>
-          <w:rFonts w:ascii="Calibri" w:hAnsi="Calibri" w:cs="Calibri"/>
-          <w:sz w:val="22"/>
-          <w:szCs w:val="22"/>
-        </w:rPr>
-        <w:t xml:space="preserve"> </w:t>
-      </w:r>
-      <w:r>
-        <w:rPr>
-          <w:rFonts w:ascii="Calibri" w:hAnsi="Calibri" w:cs="Calibri"/>
-          <w:sz w:val="22"/>
-          <w:szCs w:val="22"/>
-        </w:rPr>
-        <w:t>AI Engineering Certificate</w:t>
-      </w:r>
-      <w:r>
-        <w:rPr>
-          <w:rFonts w:ascii="Calibri" w:hAnsi="Calibri" w:cs="Calibri"/>
-          <w:sz w:val="22"/>
-          <w:szCs w:val="22"/>
-        </w:rPr>
-        <w:tab/>
-        <w:t>May 2025 – Sep 2025</w:t>
+        </w:rPr>
+      </w:pPr>
+      <w:r>
+        <w:rPr>
+          <w:b/>
+          <w:bCs/>
+        </w:rPr>
+        <w:t>Electronics Technician</w:t>
       </w:r>
     </w:p>
     <w:p>
       <w:pPr>
+        <w:pStyle w:val="NoSpacing"/>
         <w:tabs>
-          <w:tab w:val="right" w:pos="10800"/>
+          <w:tab w:val="left" w:pos="9210"/>
         </w:tabs>
-        <w:rPr>
-          <w:rFonts w:ascii="Calibri" w:hAnsi="Calibri" w:cs="Calibri"/>
-          <w:sz w:val="22"/>
-          <w:szCs w:val="22"/>
-        </w:rPr>
-      </w:pPr>
-      <w:r>
-        <w:rPr>
-          <w:rFonts w:ascii="Calibri" w:hAnsi="Calibri" w:cs="Calibri"/>
-          <w:b/>
-          <w:bCs/>
-          <w:sz w:val="22"/>
-          <w:szCs w:val="22"/>
-        </w:rPr>
-        <w:t>Stockton University</w:t>
-      </w:r>
-      <w:r>
-        <w:rPr>
-          <w:rFonts w:ascii="Calibri" w:hAnsi="Calibri" w:cs="Calibri"/>
-          <w:sz w:val="22"/>
-          <w:szCs w:val="22"/>
-        </w:rPr>
-        <w:t xml:space="preserve"> </w:t>
-      </w:r>
-      <w:r>
-        <w:rPr>
-          <w:rFonts w:ascii="Calibri" w:hAnsi="Calibri" w:cs="Calibri"/>
-          <w:sz w:val="22"/>
-          <w:szCs w:val="22"/>
-        </w:rPr>
-        <w:t>—</w:t>
-      </w:r>
-      <w:r>
-        <w:rPr>
-          <w:rFonts w:ascii="Calibri" w:hAnsi="Calibri" w:cs="Calibri"/>
-          <w:sz w:val="22"/>
-          <w:szCs w:val="22"/>
-        </w:rPr>
-        <w:t xml:space="preserve"> B.S. Computer Science</w:t>
-      </w:r>
-      <w:r>
-        <w:rPr>
-          <w:rFonts w:ascii="Calibri" w:hAnsi="Calibri" w:cs="Calibri"/>
-          <w:sz w:val="22"/>
-          <w:szCs w:val="22"/>
-        </w:rPr>
-        <w:t>;</w:t>
-      </w:r>
-      <w:r>
-        <w:rPr>
-          <w:rFonts w:ascii="Calibri" w:hAnsi="Calibri" w:cs="Calibri"/>
-          <w:sz w:val="22"/>
-          <w:szCs w:val="22"/>
-        </w:rPr>
-        <w:t xml:space="preserve"> M.A. American Studies</w:t>
-      </w:r>
-      <w:r>
-        <w:rPr>
-          <w:rFonts w:ascii="Calibri" w:hAnsi="Calibri" w:cs="Calibri"/>
-          <w:sz w:val="22"/>
-          <w:szCs w:val="22"/>
-        </w:rPr>
-        <w:tab/>
-        <w:t>Aug 2015 – Aug 2022</w:t>
-      </w:r>
-    </w:p>
-    <w:p>
-      <w:pPr>
-        <w:tabs>
-          <w:tab w:val="right" w:pos="10800"/>
-        </w:tabs>
-        <w:ind w:left="360"/>
-        <w:rPr>
-          <w:rFonts w:ascii="Calibri" w:hAnsi="Calibri" w:cs="Calibri"/>
-          <w:sz w:val="22"/>
-          <w:szCs w:val="22"/>
-        </w:rPr>
-      </w:pPr>
-      <w:r>
-        <w:rPr>
-          <w:rFonts w:ascii="Calibri" w:hAnsi="Calibri" w:cs="Calibri"/>
-          <w:sz w:val="22"/>
-          <w:szCs w:val="22"/>
-        </w:rPr>
-        <w:t>Honors: Certificates of Distinction in Honors and Service; Distinguished Research Fellowship</w:t>
+        <w:ind w:left="216"/>
+      </w:pPr>
+      <w:r>
+        <w:t xml:space="preserve">Honors: </w:t>
+      </w:r>
+      <w:r>
+        <w:t>Exceptional Merit Award; Honor Graduate</w:t>
       </w:r>
     </w:p>
     <w:sectPr>
@@ -1578,6 +1219,119 @@
 <file path=word/numbering.xml><?xml version="1.0" encoding="utf-8"?>
 <w:numbering xmlns:wpc="http://schemas.microsoft.com/office/word/2010/wordprocessingCanvas" xmlns:cx="http://schemas.microsoft.com/office/drawing/2014/chartex" xmlns:cx1="http://schemas.microsoft.com/office/drawing/2015/9/8/chartex" xmlns:cx2="http://schemas.microsoft.com/office/drawing/2015/10/21/chartex" xmlns:cx3="http://schemas.microsoft.com/office/drawing/2016/5/9/chartex" xmlns:cx4="http://schemas.microsoft.com/office/drawing/2016/5/10/chartex" xmlns:cx5="http://schemas.microsoft.com/office/drawing/2016/5/11/chartex" xmlns:cx6="http://schemas.microsoft.com/office/drawing/2016/5/12/chartex" xmlns:cx7="http://schemas.microsoft.com/office/drawing/2016/5/13/chartex" xmlns:cx8="http://schemas.microsoft.com/office/drawing/2016/5/14/chartex" xmlns:mc="http://schemas.openxmlformats.org/markup-compatibility/2006" xmlns:aink="http://schemas.microsoft.com/office/drawing/2016/ink" xmlns:am3d="http://schemas.microsoft.com/office/drawing/2017/model3d" xmlns:o="urn:schemas-microsoft-com:office:office" xmlns:oel="http://schemas.microsoft.com/office/2019/extlst" xmlns:r="http://schemas.openxmlformats.org/officeDocument/2006/relationships" xmlns:m="http://schemas.openxmlformats.org/officeDocument/2006/math" xmlns:v="urn:schemas-microsoft-com:vml" xmlns:wp14="http://schemas.microsoft.com/office/word/2010/wordprocessingDrawing" xmlns:wp="http://schemas.openxmlformats.org/drawingml/2006/wordprocessingDrawing" xmlns:w10="urn:schemas-microsoft-com:office:word" xmlns:w="http://schemas.openxmlformats.org/wordprocessingml/2006/main" xmlns:w14="http://schemas.microsoft.com/office/word/2010/wordml" xmlns:w15="http://schemas.microsoft.com/office/word/2012/wordml" xmlns:w16cex="http://schemas.microsoft.com/office/word/2018/wordml/cex" xmlns:w16cid="http://schemas.microsoft.com/office/word/2016/wordml/cid" xmlns:w16="http://schemas.microsoft.com/office/word/2018/wordml" xmlns:w16du="http://schemas.microsoft.com/office/word/2023/wordml/word16du" xmlns:w16sdtdh="http://schemas.microsoft.com/office/word/2020/wordml/sdtdatahash" xmlns:w16sdtfl="http://schemas.microsoft.com/office/word/2024/wordml/sdtformatlock" xmlns:w16se="http://schemas.microsoft.com/office/word/2015/wordml/symex" xmlns:wpg="http://schemas.microsoft.com/office/word/2010/wordprocessingGroup" xmlns:wpi="http://schemas.microsoft.com/office/word/2010/wordprocessingInk" xmlns:wne="http://schemas.microsoft.com/office/word/2006/wordml" xmlns:wps="http://schemas.microsoft.com/office/word/2010/wordprocessingShape" mc:Ignorable="w14 w15 w16se w16cid w16 w16cex w16sdtdh w16sdtfl w16du wp14">
   <w:abstractNum w:abstractNumId="0" w15:restartNumberingAfterBreak="0">
+    <w:nsid w:val="014737C4"/>
+    <w:multiLevelType w:val="hybridMultilevel"/>
+    <w:tmpl w:val="42121A88"/>
+    <w:lvl w:ilvl="0" w:tplc="D1485CDE">
+      <w:start w:val="1"/>
+      <w:numFmt w:val="bullet"/>
+      <w:lvlText w:val=""/>
+      <w:lvlJc w:val="left"/>
+      <w:pPr>
+        <w:ind w:left="504" w:hanging="288"/>
+      </w:pPr>
+      <w:rPr>
+        <w:rFonts w:ascii="Symbol" w:hAnsi="Symbol" w:hint="default"/>
+      </w:rPr>
+    </w:lvl>
+    <w:lvl w:ilvl="1" w:tplc="04090003" w:tentative="1">
+      <w:start w:val="1"/>
+      <w:numFmt w:val="bullet"/>
+      <w:lvlText w:val="o"/>
+      <w:lvlJc w:val="left"/>
+      <w:pPr>
+        <w:ind w:left="1440" w:hanging="360"/>
+      </w:pPr>
+      <w:rPr>
+        <w:rFonts w:ascii="Courier New" w:hAnsi="Courier New" w:cs="Courier New" w:hint="default"/>
+      </w:rPr>
+    </w:lvl>
+    <w:lvl w:ilvl="2" w:tplc="04090005" w:tentative="1">
+      <w:start w:val="1"/>
+      <w:numFmt w:val="bullet"/>
+      <w:lvlText w:val=""/>
+      <w:lvlJc w:val="left"/>
+      <w:pPr>
+        <w:ind w:left="2160" w:hanging="360"/>
+      </w:pPr>
+      <w:rPr>
+        <w:rFonts w:ascii="Wingdings" w:hAnsi="Wingdings" w:hint="default"/>
+      </w:rPr>
+    </w:lvl>
+    <w:lvl w:ilvl="3" w:tplc="04090001" w:tentative="1">
+      <w:start w:val="1"/>
+      <w:numFmt w:val="bullet"/>
+      <w:lvlText w:val=""/>
+      <w:lvlJc w:val="left"/>
+      <w:pPr>
+        <w:ind w:left="2880" w:hanging="360"/>
+      </w:pPr>
+      <w:rPr>
+        <w:rFonts w:ascii="Symbol" w:hAnsi="Symbol" w:hint="default"/>
+      </w:rPr>
+    </w:lvl>
+    <w:lvl w:ilvl="4" w:tplc="04090003" w:tentative="1">
+      <w:start w:val="1"/>
+      <w:numFmt w:val="bullet"/>
+      <w:lvlText w:val="o"/>
+      <w:lvlJc w:val="left"/>
+      <w:pPr>
+        <w:ind w:left="3600" w:hanging="360"/>
+      </w:pPr>
+      <w:rPr>
+        <w:rFonts w:ascii="Courier New" w:hAnsi="Courier New" w:cs="Courier New" w:hint="default"/>
+      </w:rPr>
+    </w:lvl>
+    <w:lvl w:ilvl="5" w:tplc="04090005" w:tentative="1">
+      <w:start w:val="1"/>
+      <w:numFmt w:val="bullet"/>
+      <w:lvlText w:val=""/>
+      <w:lvlJc w:val="left"/>
+      <w:pPr>
+        <w:ind w:left="4320" w:hanging="360"/>
+      </w:pPr>
+      <w:rPr>
+        <w:rFonts w:ascii="Wingdings" w:hAnsi="Wingdings" w:hint="default"/>
+      </w:rPr>
+    </w:lvl>
+    <w:lvl w:ilvl="6" w:tplc="04090001" w:tentative="1">
+      <w:start w:val="1"/>
+      <w:numFmt w:val="bullet"/>
+      <w:lvlText w:val=""/>
+      <w:lvlJc w:val="left"/>
+      <w:pPr>
+        <w:ind w:left="5040" w:hanging="360"/>
+      </w:pPr>
+      <w:rPr>
+        <w:rFonts w:ascii="Symbol" w:hAnsi="Symbol" w:hint="default"/>
+      </w:rPr>
+    </w:lvl>
+    <w:lvl w:ilvl="7" w:tplc="04090003" w:tentative="1">
+      <w:start w:val="1"/>
+      <w:numFmt w:val="bullet"/>
+      <w:lvlText w:val="o"/>
+      <w:lvlJc w:val="left"/>
+      <w:pPr>
+        <w:ind w:left="5760" w:hanging="360"/>
+      </w:pPr>
+      <w:rPr>
+        <w:rFonts w:ascii="Courier New" w:hAnsi="Courier New" w:cs="Courier New" w:hint="default"/>
+      </w:rPr>
+    </w:lvl>
+    <w:lvl w:ilvl="8" w:tplc="04090005" w:tentative="1">
+      <w:start w:val="1"/>
+      <w:numFmt w:val="bullet"/>
+      <w:lvlText w:val=""/>
+      <w:lvlJc w:val="left"/>
+      <w:pPr>
+        <w:ind w:left="6480" w:hanging="360"/>
+      </w:pPr>
+      <w:rPr>
+        <w:rFonts w:ascii="Wingdings" w:hAnsi="Wingdings" w:hint="default"/>
+      </w:rPr>
+    </w:lvl>
+  </w:abstractNum>
+  <w:abstractNum w:abstractNumId="1" w15:restartNumberingAfterBreak="0">
     <w:nsid w:val="085D7C84"/>
     <w:multiLevelType w:val="hybridMultilevel"/>
     <w:tmpl w:val="36A495E8"/>
@@ -1690,7 +1444,7 @@
       </w:rPr>
     </w:lvl>
   </w:abstractNum>
-  <w:abstractNum w:abstractNumId="1" w15:restartNumberingAfterBreak="0">
+  <w:abstractNum w:abstractNumId="2" w15:restartNumberingAfterBreak="0">
     <w:nsid w:val="0B823853"/>
     <w:multiLevelType w:val="hybridMultilevel"/>
     <w:tmpl w:val="FADC8A54"/>
@@ -1803,7 +1557,233 @@
       </w:rPr>
     </w:lvl>
   </w:abstractNum>
-  <w:abstractNum w:abstractNumId="2" w15:restartNumberingAfterBreak="0">
+  <w:abstractNum w:abstractNumId="3" w15:restartNumberingAfterBreak="0">
+    <w:nsid w:val="1CA17872"/>
+    <w:multiLevelType w:val="hybridMultilevel"/>
+    <w:tmpl w:val="01A6747A"/>
+    <w:lvl w:ilvl="0" w:tplc="D1485CDE">
+      <w:start w:val="1"/>
+      <w:numFmt w:val="bullet"/>
+      <w:lvlText w:val=""/>
+      <w:lvlJc w:val="left"/>
+      <w:pPr>
+        <w:ind w:left="504" w:hanging="288"/>
+      </w:pPr>
+      <w:rPr>
+        <w:rFonts w:ascii="Symbol" w:hAnsi="Symbol" w:hint="default"/>
+      </w:rPr>
+    </w:lvl>
+    <w:lvl w:ilvl="1" w:tplc="FFFFFFFF" w:tentative="1">
+      <w:start w:val="1"/>
+      <w:numFmt w:val="bullet"/>
+      <w:lvlText w:val="o"/>
+      <w:lvlJc w:val="left"/>
+      <w:pPr>
+        <w:ind w:left="1440" w:hanging="360"/>
+      </w:pPr>
+      <w:rPr>
+        <w:rFonts w:ascii="Courier New" w:hAnsi="Courier New" w:cs="Courier New" w:hint="default"/>
+      </w:rPr>
+    </w:lvl>
+    <w:lvl w:ilvl="2" w:tplc="FFFFFFFF" w:tentative="1">
+      <w:start w:val="1"/>
+      <w:numFmt w:val="bullet"/>
+      <w:lvlText w:val=""/>
+      <w:lvlJc w:val="left"/>
+      <w:pPr>
+        <w:ind w:left="2160" w:hanging="360"/>
+      </w:pPr>
+      <w:rPr>
+        <w:rFonts w:ascii="Wingdings" w:hAnsi="Wingdings" w:hint="default"/>
+      </w:rPr>
+    </w:lvl>
+    <w:lvl w:ilvl="3" w:tplc="FFFFFFFF" w:tentative="1">
+      <w:start w:val="1"/>
+      <w:numFmt w:val="bullet"/>
+      <w:lvlText w:val=""/>
+      <w:lvlJc w:val="left"/>
+      <w:pPr>
+        <w:ind w:left="2880" w:hanging="360"/>
+      </w:pPr>
+      <w:rPr>
+        <w:rFonts w:ascii="Symbol" w:hAnsi="Symbol" w:hint="default"/>
+      </w:rPr>
+    </w:lvl>
+    <w:lvl w:ilvl="4" w:tplc="FFFFFFFF" w:tentative="1">
+      <w:start w:val="1"/>
+      <w:numFmt w:val="bullet"/>
+      <w:lvlText w:val="o"/>
+      <w:lvlJc w:val="left"/>
+      <w:pPr>
+        <w:ind w:left="3600" w:hanging="360"/>
+      </w:pPr>
+      <w:rPr>
+        <w:rFonts w:ascii="Courier New" w:hAnsi="Courier New" w:cs="Courier New" w:hint="default"/>
+      </w:rPr>
+    </w:lvl>
+    <w:lvl w:ilvl="5" w:tplc="FFFFFFFF" w:tentative="1">
+      <w:start w:val="1"/>
+      <w:numFmt w:val="bullet"/>
+      <w:lvlText w:val=""/>
+      <w:lvlJc w:val="left"/>
+      <w:pPr>
+        <w:ind w:left="4320" w:hanging="360"/>
+      </w:pPr>
+      <w:rPr>
+        <w:rFonts w:ascii="Wingdings" w:hAnsi="Wingdings" w:hint="default"/>
+      </w:rPr>
+    </w:lvl>
+    <w:lvl w:ilvl="6" w:tplc="FFFFFFFF" w:tentative="1">
+      <w:start w:val="1"/>
+      <w:numFmt w:val="bullet"/>
+      <w:lvlText w:val=""/>
+      <w:lvlJc w:val="left"/>
+      <w:pPr>
+        <w:ind w:left="5040" w:hanging="360"/>
+      </w:pPr>
+      <w:rPr>
+        <w:rFonts w:ascii="Symbol" w:hAnsi="Symbol" w:hint="default"/>
+      </w:rPr>
+    </w:lvl>
+    <w:lvl w:ilvl="7" w:tplc="FFFFFFFF" w:tentative="1">
+      <w:start w:val="1"/>
+      <w:numFmt w:val="bullet"/>
+      <w:lvlText w:val="o"/>
+      <w:lvlJc w:val="left"/>
+      <w:pPr>
+        <w:ind w:left="5760" w:hanging="360"/>
+      </w:pPr>
+      <w:rPr>
+        <w:rFonts w:ascii="Courier New" w:hAnsi="Courier New" w:cs="Courier New" w:hint="default"/>
+      </w:rPr>
+    </w:lvl>
+    <w:lvl w:ilvl="8" w:tplc="FFFFFFFF" w:tentative="1">
+      <w:start w:val="1"/>
+      <w:numFmt w:val="bullet"/>
+      <w:lvlText w:val=""/>
+      <w:lvlJc w:val="left"/>
+      <w:pPr>
+        <w:ind w:left="6480" w:hanging="360"/>
+      </w:pPr>
+      <w:rPr>
+        <w:rFonts w:ascii="Wingdings" w:hAnsi="Wingdings" w:hint="default"/>
+      </w:rPr>
+    </w:lvl>
+  </w:abstractNum>
+  <w:abstractNum w:abstractNumId="4" w15:restartNumberingAfterBreak="0">
+    <w:nsid w:val="1E0316B4"/>
+    <w:multiLevelType w:val="hybridMultilevel"/>
+    <w:tmpl w:val="63E844E2"/>
+    <w:lvl w:ilvl="0" w:tplc="D1485CDE">
+      <w:start w:val="1"/>
+      <w:numFmt w:val="bullet"/>
+      <w:lvlText w:val=""/>
+      <w:lvlJc w:val="left"/>
+      <w:pPr>
+        <w:ind w:left="504" w:hanging="288"/>
+      </w:pPr>
+      <w:rPr>
+        <w:rFonts w:ascii="Symbol" w:hAnsi="Symbol" w:hint="default"/>
+      </w:rPr>
+    </w:lvl>
+    <w:lvl w:ilvl="1" w:tplc="04090003" w:tentative="1">
+      <w:start w:val="1"/>
+      <w:numFmt w:val="bullet"/>
+      <w:lvlText w:val="o"/>
+      <w:lvlJc w:val="left"/>
+      <w:pPr>
+        <w:ind w:left="1440" w:hanging="360"/>
+      </w:pPr>
+      <w:rPr>
+        <w:rFonts w:ascii="Courier New" w:hAnsi="Courier New" w:cs="Courier New" w:hint="default"/>
+      </w:rPr>
+    </w:lvl>
+    <w:lvl w:ilvl="2" w:tplc="04090005" w:tentative="1">
+      <w:start w:val="1"/>
+      <w:numFmt w:val="bullet"/>
+      <w:lvlText w:val=""/>
+      <w:lvlJc w:val="left"/>
+      <w:pPr>
+        <w:ind w:left="2160" w:hanging="360"/>
+      </w:pPr>
+      <w:rPr>
+        <w:rFonts w:ascii="Wingdings" w:hAnsi="Wingdings" w:hint="default"/>
+      </w:rPr>
+    </w:lvl>
+    <w:lvl w:ilvl="3" w:tplc="04090001" w:tentative="1">
+      <w:start w:val="1"/>
+      <w:numFmt w:val="bullet"/>
+      <w:lvlText w:val=""/>
+      <w:lvlJc w:val="left"/>
+      <w:pPr>
+        <w:ind w:left="2880" w:hanging="360"/>
+      </w:pPr>
+      <w:rPr>
+        <w:rFonts w:ascii="Symbol" w:hAnsi="Symbol" w:hint="default"/>
+      </w:rPr>
+    </w:lvl>
+    <w:lvl w:ilvl="4" w:tplc="04090003" w:tentative="1">
+      <w:start w:val="1"/>
+      <w:numFmt w:val="bullet"/>
+      <w:lvlText w:val="o"/>
+      <w:lvlJc w:val="left"/>
+      <w:pPr>
+        <w:ind w:left="3600" w:hanging="360"/>
+      </w:pPr>
+      <w:rPr>
+        <w:rFonts w:ascii="Courier New" w:hAnsi="Courier New" w:cs="Courier New" w:hint="default"/>
+      </w:rPr>
+    </w:lvl>
+    <w:lvl w:ilvl="5" w:tplc="04090005" w:tentative="1">
+      <w:start w:val="1"/>
+      <w:numFmt w:val="bullet"/>
+      <w:lvlText w:val=""/>
+      <w:lvlJc w:val="left"/>
+      <w:pPr>
+        <w:ind w:left="4320" w:hanging="360"/>
+      </w:pPr>
+      <w:rPr>
+        <w:rFonts w:ascii="Wingdings" w:hAnsi="Wingdings" w:hint="default"/>
+      </w:rPr>
+    </w:lvl>
+    <w:lvl w:ilvl="6" w:tplc="04090001" w:tentative="1">
+      <w:start w:val="1"/>
+      <w:numFmt w:val="bullet"/>
+      <w:lvlText w:val=""/>
+      <w:lvlJc w:val="left"/>
+      <w:pPr>
+        <w:ind w:left="5040" w:hanging="360"/>
+      </w:pPr>
+      <w:rPr>
+        <w:rFonts w:ascii="Symbol" w:hAnsi="Symbol" w:hint="default"/>
+      </w:rPr>
+    </w:lvl>
+    <w:lvl w:ilvl="7" w:tplc="04090003" w:tentative="1">
+      <w:start w:val="1"/>
+      <w:numFmt w:val="bullet"/>
+      <w:lvlText w:val="o"/>
+      <w:lvlJc w:val="left"/>
+      <w:pPr>
+        <w:ind w:left="5760" w:hanging="360"/>
+      </w:pPr>
+      <w:rPr>
+        <w:rFonts w:ascii="Courier New" w:hAnsi="Courier New" w:cs="Courier New" w:hint="default"/>
+      </w:rPr>
+    </w:lvl>
+    <w:lvl w:ilvl="8" w:tplc="04090005" w:tentative="1">
+      <w:start w:val="1"/>
+      <w:numFmt w:val="bullet"/>
+      <w:lvlText w:val=""/>
+      <w:lvlJc w:val="left"/>
+      <w:pPr>
+        <w:ind w:left="6480" w:hanging="360"/>
+      </w:pPr>
+      <w:rPr>
+        <w:rFonts w:ascii="Wingdings" w:hAnsi="Wingdings" w:hint="default"/>
+      </w:rPr>
+    </w:lvl>
+  </w:abstractNum>
+  <w:abstractNum w:abstractNumId="5" w15:restartNumberingAfterBreak="0">
     <w:nsid w:val="21114BB3"/>
     <w:multiLevelType w:val="hybridMultilevel"/>
     <w:tmpl w:val="A3404A3A"/>
@@ -1916,7 +1896,120 @@
       </w:rPr>
     </w:lvl>
   </w:abstractNum>
-  <w:abstractNum w:abstractNumId="3" w15:restartNumberingAfterBreak="0">
+  <w:abstractNum w:abstractNumId="6" w15:restartNumberingAfterBreak="0">
+    <w:nsid w:val="2F1D257E"/>
+    <w:multiLevelType w:val="hybridMultilevel"/>
+    <w:tmpl w:val="2A42971C"/>
+    <w:lvl w:ilvl="0" w:tplc="04090001">
+      <w:start w:val="1"/>
+      <w:numFmt w:val="bullet"/>
+      <w:lvlText w:val=""/>
+      <w:lvlJc w:val="left"/>
+      <w:pPr>
+        <w:ind w:left="720" w:hanging="360"/>
+      </w:pPr>
+      <w:rPr>
+        <w:rFonts w:ascii="Symbol" w:hAnsi="Symbol" w:hint="default"/>
+      </w:rPr>
+    </w:lvl>
+    <w:lvl w:ilvl="1" w:tplc="04090003" w:tentative="1">
+      <w:start w:val="1"/>
+      <w:numFmt w:val="bullet"/>
+      <w:lvlText w:val="o"/>
+      <w:lvlJc w:val="left"/>
+      <w:pPr>
+        <w:ind w:left="1440" w:hanging="360"/>
+      </w:pPr>
+      <w:rPr>
+        <w:rFonts w:ascii="Courier New" w:hAnsi="Courier New" w:cs="Courier New" w:hint="default"/>
+      </w:rPr>
+    </w:lvl>
+    <w:lvl w:ilvl="2" w:tplc="04090005" w:tentative="1">
+      <w:start w:val="1"/>
+      <w:numFmt w:val="bullet"/>
+      <w:lvlText w:val=""/>
+      <w:lvlJc w:val="left"/>
+      <w:pPr>
+        <w:ind w:left="2160" w:hanging="360"/>
+      </w:pPr>
+      <w:rPr>
+        <w:rFonts w:ascii="Wingdings" w:hAnsi="Wingdings" w:hint="default"/>
+      </w:rPr>
+    </w:lvl>
+    <w:lvl w:ilvl="3" w:tplc="04090001" w:tentative="1">
+      <w:start w:val="1"/>
+      <w:numFmt w:val="bullet"/>
+      <w:lvlText w:val=""/>
+      <w:lvlJc w:val="left"/>
+      <w:pPr>
+        <w:ind w:left="2880" w:hanging="360"/>
+      </w:pPr>
+      <w:rPr>
+        <w:rFonts w:ascii="Symbol" w:hAnsi="Symbol" w:hint="default"/>
+      </w:rPr>
+    </w:lvl>
+    <w:lvl w:ilvl="4" w:tplc="04090003" w:tentative="1">
+      <w:start w:val="1"/>
+      <w:numFmt w:val="bullet"/>
+      <w:lvlText w:val="o"/>
+      <w:lvlJc w:val="left"/>
+      <w:pPr>
+        <w:ind w:left="3600" w:hanging="360"/>
+      </w:pPr>
+      <w:rPr>
+        <w:rFonts w:ascii="Courier New" w:hAnsi="Courier New" w:cs="Courier New" w:hint="default"/>
+      </w:rPr>
+    </w:lvl>
+    <w:lvl w:ilvl="5" w:tplc="04090005" w:tentative="1">
+      <w:start w:val="1"/>
+      <w:numFmt w:val="bullet"/>
+      <w:lvlText w:val=""/>
+      <w:lvlJc w:val="left"/>
+      <w:pPr>
+        <w:ind w:left="4320" w:hanging="360"/>
+      </w:pPr>
+      <w:rPr>
+        <w:rFonts w:ascii="Wingdings" w:hAnsi="Wingdings" w:hint="default"/>
+      </w:rPr>
+    </w:lvl>
+    <w:lvl w:ilvl="6" w:tplc="04090001" w:tentative="1">
+      <w:start w:val="1"/>
+      <w:numFmt w:val="bullet"/>
+      <w:lvlText w:val=""/>
+      <w:lvlJc w:val="left"/>
+      <w:pPr>
+        <w:ind w:left="5040" w:hanging="360"/>
+      </w:pPr>
+      <w:rPr>
+        <w:rFonts w:ascii="Symbol" w:hAnsi="Symbol" w:hint="default"/>
+      </w:rPr>
+    </w:lvl>
+    <w:lvl w:ilvl="7" w:tplc="04090003" w:tentative="1">
+      <w:start w:val="1"/>
+      <w:numFmt w:val="bullet"/>
+      <w:lvlText w:val="o"/>
+      <w:lvlJc w:val="left"/>
+      <w:pPr>
+        <w:ind w:left="5760" w:hanging="360"/>
+      </w:pPr>
+      <w:rPr>
+        <w:rFonts w:ascii="Courier New" w:hAnsi="Courier New" w:cs="Courier New" w:hint="default"/>
+      </w:rPr>
+    </w:lvl>
+    <w:lvl w:ilvl="8" w:tplc="04090005" w:tentative="1">
+      <w:start w:val="1"/>
+      <w:numFmt w:val="bullet"/>
+      <w:lvlText w:val=""/>
+      <w:lvlJc w:val="left"/>
+      <w:pPr>
+        <w:ind w:left="6480" w:hanging="360"/>
+      </w:pPr>
+      <w:rPr>
+        <w:rFonts w:ascii="Wingdings" w:hAnsi="Wingdings" w:hint="default"/>
+      </w:rPr>
+    </w:lvl>
+  </w:abstractNum>
+  <w:abstractNum w:abstractNumId="7" w15:restartNumberingAfterBreak="0">
     <w:nsid w:val="353A3DC5"/>
     <w:multiLevelType w:val="hybridMultilevel"/>
     <w:tmpl w:val="FCD64C06"/>
@@ -2029,7 +2122,7 @@
       </w:rPr>
     </w:lvl>
   </w:abstractNum>
-  <w:abstractNum w:abstractNumId="4" w15:restartNumberingAfterBreak="0">
+  <w:abstractNum w:abstractNumId="8" w15:restartNumberingAfterBreak="0">
     <w:nsid w:val="3D4F4677"/>
     <w:multiLevelType w:val="hybridMultilevel"/>
     <w:tmpl w:val="0D12CCD6"/>
@@ -2142,7 +2235,7 @@
       </w:rPr>
     </w:lvl>
   </w:abstractNum>
-  <w:abstractNum w:abstractNumId="5" w15:restartNumberingAfterBreak="0">
+  <w:abstractNum w:abstractNumId="9" w15:restartNumberingAfterBreak="0">
     <w:nsid w:val="3ED41C5A"/>
     <w:multiLevelType w:val="hybridMultilevel"/>
     <w:tmpl w:val="AA2CE0B0"/>
@@ -2255,7 +2348,346 @@
       </w:rPr>
     </w:lvl>
   </w:abstractNum>
-  <w:abstractNum w:abstractNumId="6" w15:restartNumberingAfterBreak="0">
+  <w:abstractNum w:abstractNumId="10" w15:restartNumberingAfterBreak="0">
+    <w:nsid w:val="41F637A9"/>
+    <w:multiLevelType w:val="hybridMultilevel"/>
+    <w:tmpl w:val="FD0E9EEE"/>
+    <w:lvl w:ilvl="0" w:tplc="1DA46F7C">
+      <w:start w:val="1"/>
+      <w:numFmt w:val="bullet"/>
+      <w:lvlText w:val=""/>
+      <w:lvlJc w:val="left"/>
+      <w:pPr>
+        <w:ind w:left="504" w:hanging="288"/>
+      </w:pPr>
+      <w:rPr>
+        <w:rFonts w:ascii="Symbol" w:hAnsi="Symbol" w:hint="default"/>
+      </w:rPr>
+    </w:lvl>
+    <w:lvl w:ilvl="1" w:tplc="04090003" w:tentative="1">
+      <w:start w:val="1"/>
+      <w:numFmt w:val="bullet"/>
+      <w:lvlText w:val="o"/>
+      <w:lvlJc w:val="left"/>
+      <w:pPr>
+        <w:ind w:left="1440" w:hanging="360"/>
+      </w:pPr>
+      <w:rPr>
+        <w:rFonts w:ascii="Courier New" w:hAnsi="Courier New" w:cs="Courier New" w:hint="default"/>
+      </w:rPr>
+    </w:lvl>
+    <w:lvl w:ilvl="2" w:tplc="04090005" w:tentative="1">
+      <w:start w:val="1"/>
+      <w:numFmt w:val="bullet"/>
+      <w:lvlText w:val=""/>
+      <w:lvlJc w:val="left"/>
+      <w:pPr>
+        <w:ind w:left="2160" w:hanging="360"/>
+      </w:pPr>
+      <w:rPr>
+        <w:rFonts w:ascii="Wingdings" w:hAnsi="Wingdings" w:hint="default"/>
+      </w:rPr>
+    </w:lvl>
+    <w:lvl w:ilvl="3" w:tplc="04090001" w:tentative="1">
+      <w:start w:val="1"/>
+      <w:numFmt w:val="bullet"/>
+      <w:lvlText w:val=""/>
+      <w:lvlJc w:val="left"/>
+      <w:pPr>
+        <w:ind w:left="2880" w:hanging="360"/>
+      </w:pPr>
+      <w:rPr>
+        <w:rFonts w:ascii="Symbol" w:hAnsi="Symbol" w:hint="default"/>
+      </w:rPr>
+    </w:lvl>
+    <w:lvl w:ilvl="4" w:tplc="04090003" w:tentative="1">
+      <w:start w:val="1"/>
+      <w:numFmt w:val="bullet"/>
+      <w:lvlText w:val="o"/>
+      <w:lvlJc w:val="left"/>
+      <w:pPr>
+        <w:ind w:left="3600" w:hanging="360"/>
+      </w:pPr>
+      <w:rPr>
+        <w:rFonts w:ascii="Courier New" w:hAnsi="Courier New" w:cs="Courier New" w:hint="default"/>
+      </w:rPr>
+    </w:lvl>
+    <w:lvl w:ilvl="5" w:tplc="04090005" w:tentative="1">
+      <w:start w:val="1"/>
+      <w:numFmt w:val="bullet"/>
+      <w:lvlText w:val=""/>
+      <w:lvlJc w:val="left"/>
+      <w:pPr>
+        <w:ind w:left="4320" w:hanging="360"/>
+      </w:pPr>
+      <w:rPr>
+        <w:rFonts w:ascii="Wingdings" w:hAnsi="Wingdings" w:hint="default"/>
+      </w:rPr>
+    </w:lvl>
+    <w:lvl w:ilvl="6" w:tplc="04090001" w:tentative="1">
+      <w:start w:val="1"/>
+      <w:numFmt w:val="bullet"/>
+      <w:lvlText w:val=""/>
+      <w:lvlJc w:val="left"/>
+      <w:pPr>
+        <w:ind w:left="5040" w:hanging="360"/>
+      </w:pPr>
+      <w:rPr>
+        <w:rFonts w:ascii="Symbol" w:hAnsi="Symbol" w:hint="default"/>
+      </w:rPr>
+    </w:lvl>
+    <w:lvl w:ilvl="7" w:tplc="04090003" w:tentative="1">
+      <w:start w:val="1"/>
+      <w:numFmt w:val="bullet"/>
+      <w:lvlText w:val="o"/>
+      <w:lvlJc w:val="left"/>
+      <w:pPr>
+        <w:ind w:left="5760" w:hanging="360"/>
+      </w:pPr>
+      <w:rPr>
+        <w:rFonts w:ascii="Courier New" w:hAnsi="Courier New" w:cs="Courier New" w:hint="default"/>
+      </w:rPr>
+    </w:lvl>
+    <w:lvl w:ilvl="8" w:tplc="04090005" w:tentative="1">
+      <w:start w:val="1"/>
+      <w:numFmt w:val="bullet"/>
+      <w:lvlText w:val=""/>
+      <w:lvlJc w:val="left"/>
+      <w:pPr>
+        <w:ind w:left="6480" w:hanging="360"/>
+      </w:pPr>
+      <w:rPr>
+        <w:rFonts w:ascii="Wingdings" w:hAnsi="Wingdings" w:hint="default"/>
+      </w:rPr>
+    </w:lvl>
+  </w:abstractNum>
+  <w:abstractNum w:abstractNumId="11" w15:restartNumberingAfterBreak="0">
+    <w:nsid w:val="48B33443"/>
+    <w:multiLevelType w:val="hybridMultilevel"/>
+    <w:tmpl w:val="35546948"/>
+    <w:lvl w:ilvl="0" w:tplc="D1485CDE">
+      <w:start w:val="1"/>
+      <w:numFmt w:val="bullet"/>
+      <w:lvlText w:val=""/>
+      <w:lvlJc w:val="left"/>
+      <w:pPr>
+        <w:ind w:left="504" w:hanging="288"/>
+      </w:pPr>
+      <w:rPr>
+        <w:rFonts w:ascii="Symbol" w:hAnsi="Symbol" w:hint="default"/>
+      </w:rPr>
+    </w:lvl>
+    <w:lvl w:ilvl="1" w:tplc="04090003" w:tentative="1">
+      <w:start w:val="1"/>
+      <w:numFmt w:val="bullet"/>
+      <w:lvlText w:val="o"/>
+      <w:lvlJc w:val="left"/>
+      <w:pPr>
+        <w:ind w:left="1440" w:hanging="360"/>
+      </w:pPr>
+      <w:rPr>
+        <w:rFonts w:ascii="Courier New" w:hAnsi="Courier New" w:cs="Courier New" w:hint="default"/>
+      </w:rPr>
+    </w:lvl>
+    <w:lvl w:ilvl="2" w:tplc="04090005" w:tentative="1">
+      <w:start w:val="1"/>
+      <w:numFmt w:val="bullet"/>
+      <w:lvlText w:val=""/>
+      <w:lvlJc w:val="left"/>
+      <w:pPr>
+        <w:ind w:left="2160" w:hanging="360"/>
+      </w:pPr>
+      <w:rPr>
+        <w:rFonts w:ascii="Wingdings" w:hAnsi="Wingdings" w:hint="default"/>
+      </w:rPr>
+    </w:lvl>
+    <w:lvl w:ilvl="3" w:tplc="04090001" w:tentative="1">
+      <w:start w:val="1"/>
+      <w:numFmt w:val="bullet"/>
+      <w:lvlText w:val=""/>
+      <w:lvlJc w:val="left"/>
+      <w:pPr>
+        <w:ind w:left="2880" w:hanging="360"/>
+      </w:pPr>
+      <w:rPr>
+        <w:rFonts w:ascii="Symbol" w:hAnsi="Symbol" w:hint="default"/>
+      </w:rPr>
+    </w:lvl>
+    <w:lvl w:ilvl="4" w:tplc="04090003" w:tentative="1">
+      <w:start w:val="1"/>
+      <w:numFmt w:val="bullet"/>
+      <w:lvlText w:val="o"/>
+      <w:lvlJc w:val="left"/>
+      <w:pPr>
+        <w:ind w:left="3600" w:hanging="360"/>
+      </w:pPr>
+      <w:rPr>
+        <w:rFonts w:ascii="Courier New" w:hAnsi="Courier New" w:cs="Courier New" w:hint="default"/>
+      </w:rPr>
+    </w:lvl>
+    <w:lvl w:ilvl="5" w:tplc="04090005" w:tentative="1">
+      <w:start w:val="1"/>
+      <w:numFmt w:val="bullet"/>
+      <w:lvlText w:val=""/>
+      <w:lvlJc w:val="left"/>
+      <w:pPr>
+        <w:ind w:left="4320" w:hanging="360"/>
+      </w:pPr>
+      <w:rPr>
+        <w:rFonts w:ascii="Wingdings" w:hAnsi="Wingdings" w:hint="default"/>
+      </w:rPr>
+    </w:lvl>
+    <w:lvl w:ilvl="6" w:tplc="04090001" w:tentative="1">
+      <w:start w:val="1"/>
+      <w:numFmt w:val="bullet"/>
+      <w:lvlText w:val=""/>
+      <w:lvlJc w:val="left"/>
+      <w:pPr>
+        <w:ind w:left="5040" w:hanging="360"/>
+      </w:pPr>
+      <w:rPr>
+        <w:rFonts w:ascii="Symbol" w:hAnsi="Symbol" w:hint="default"/>
+      </w:rPr>
+    </w:lvl>
+    <w:lvl w:ilvl="7" w:tplc="04090003" w:tentative="1">
+      <w:start w:val="1"/>
+      <w:numFmt w:val="bullet"/>
+      <w:lvlText w:val="o"/>
+      <w:lvlJc w:val="left"/>
+      <w:pPr>
+        <w:ind w:left="5760" w:hanging="360"/>
+      </w:pPr>
+      <w:rPr>
+        <w:rFonts w:ascii="Courier New" w:hAnsi="Courier New" w:cs="Courier New" w:hint="default"/>
+      </w:rPr>
+    </w:lvl>
+    <w:lvl w:ilvl="8" w:tplc="04090005" w:tentative="1">
+      <w:start w:val="1"/>
+      <w:numFmt w:val="bullet"/>
+      <w:lvlText w:val=""/>
+      <w:lvlJc w:val="left"/>
+      <w:pPr>
+        <w:ind w:left="6480" w:hanging="360"/>
+      </w:pPr>
+      <w:rPr>
+        <w:rFonts w:ascii="Wingdings" w:hAnsi="Wingdings" w:hint="default"/>
+      </w:rPr>
+    </w:lvl>
+  </w:abstractNum>
+  <w:abstractNum w:abstractNumId="12" w15:restartNumberingAfterBreak="0">
+    <w:nsid w:val="49F579F8"/>
+    <w:multiLevelType w:val="hybridMultilevel"/>
+    <w:tmpl w:val="FAECED14"/>
+    <w:lvl w:ilvl="0" w:tplc="1DA46F7C">
+      <w:start w:val="1"/>
+      <w:numFmt w:val="bullet"/>
+      <w:lvlText w:val=""/>
+      <w:lvlJc w:val="left"/>
+      <w:pPr>
+        <w:ind w:left="504" w:hanging="288"/>
+      </w:pPr>
+      <w:rPr>
+        <w:rFonts w:ascii="Symbol" w:hAnsi="Symbol" w:hint="default"/>
+      </w:rPr>
+    </w:lvl>
+    <w:lvl w:ilvl="1" w:tplc="04090003" w:tentative="1">
+      <w:start w:val="1"/>
+      <w:numFmt w:val="bullet"/>
+      <w:lvlText w:val="o"/>
+      <w:lvlJc w:val="left"/>
+      <w:pPr>
+        <w:ind w:left="1440" w:hanging="360"/>
+      </w:pPr>
+      <w:rPr>
+        <w:rFonts w:ascii="Courier New" w:hAnsi="Courier New" w:cs="Courier New" w:hint="default"/>
+      </w:rPr>
+    </w:lvl>
+    <w:lvl w:ilvl="2" w:tplc="04090005" w:tentative="1">
+      <w:start w:val="1"/>
+      <w:numFmt w:val="bullet"/>
+      <w:lvlText w:val=""/>
+      <w:lvlJc w:val="left"/>
+      <w:pPr>
+        <w:ind w:left="2160" w:hanging="360"/>
+      </w:pPr>
+      <w:rPr>
+        <w:rFonts w:ascii="Wingdings" w:hAnsi="Wingdings" w:hint="default"/>
+      </w:rPr>
+    </w:lvl>
+    <w:lvl w:ilvl="3" w:tplc="04090001" w:tentative="1">
+      <w:start w:val="1"/>
+      <w:numFmt w:val="bullet"/>
+      <w:lvlText w:val=""/>
+      <w:lvlJc w:val="left"/>
+      <w:pPr>
+        <w:ind w:left="2880" w:hanging="360"/>
+      </w:pPr>
+      <w:rPr>
+        <w:rFonts w:ascii="Symbol" w:hAnsi="Symbol" w:hint="default"/>
+      </w:rPr>
+    </w:lvl>
+    <w:lvl w:ilvl="4" w:tplc="04090003" w:tentative="1">
+      <w:start w:val="1"/>
+      <w:numFmt w:val="bullet"/>
+      <w:lvlText w:val="o"/>
+      <w:lvlJc w:val="left"/>
+      <w:pPr>
+        <w:ind w:left="3600" w:hanging="360"/>
+      </w:pPr>
+      <w:rPr>
+        <w:rFonts w:ascii="Courier New" w:hAnsi="Courier New" w:cs="Courier New" w:hint="default"/>
+      </w:rPr>
+    </w:lvl>
+    <w:lvl w:ilvl="5" w:tplc="04090005" w:tentative="1">
+      <w:start w:val="1"/>
+      <w:numFmt w:val="bullet"/>
+      <w:lvlText w:val=""/>
+      <w:lvlJc w:val="left"/>
+      <w:pPr>
+        <w:ind w:left="4320" w:hanging="360"/>
+      </w:pPr>
+      <w:rPr>
+        <w:rFonts w:ascii="Wingdings" w:hAnsi="Wingdings" w:hint="default"/>
+      </w:rPr>
+    </w:lvl>
+    <w:lvl w:ilvl="6" w:tplc="04090001" w:tentative="1">
+      <w:start w:val="1"/>
+      <w:numFmt w:val="bullet"/>
+      <w:lvlText w:val=""/>
+      <w:lvlJc w:val="left"/>
+      <w:pPr>
+        <w:ind w:left="5040" w:hanging="360"/>
+      </w:pPr>
+      <w:rPr>
+        <w:rFonts w:ascii="Symbol" w:hAnsi="Symbol" w:hint="default"/>
+      </w:rPr>
+    </w:lvl>
+    <w:lvl w:ilvl="7" w:tplc="04090003" w:tentative="1">
+      <w:start w:val="1"/>
+      <w:numFmt w:val="bullet"/>
+      <w:lvlText w:val="o"/>
+      <w:lvlJc w:val="left"/>
+      <w:pPr>
+        <w:ind w:left="5760" w:hanging="360"/>
+      </w:pPr>
+      <w:rPr>
+        <w:rFonts w:ascii="Courier New" w:hAnsi="Courier New" w:cs="Courier New" w:hint="default"/>
+      </w:rPr>
+    </w:lvl>
+    <w:lvl w:ilvl="8" w:tplc="04090005" w:tentative="1">
+      <w:start w:val="1"/>
+      <w:numFmt w:val="bullet"/>
+      <w:lvlText w:val=""/>
+      <w:lvlJc w:val="left"/>
+      <w:pPr>
+        <w:ind w:left="6480" w:hanging="360"/>
+      </w:pPr>
+      <w:rPr>
+        <w:rFonts w:ascii="Wingdings" w:hAnsi="Wingdings" w:hint="default"/>
+      </w:rPr>
+    </w:lvl>
+  </w:abstractNum>
+  <w:abstractNum w:abstractNumId="13" w15:restartNumberingAfterBreak="0">
     <w:nsid w:val="5A803BE6"/>
     <w:multiLevelType w:val="hybridMultilevel"/>
     <w:tmpl w:val="2D9636C2"/>
@@ -2368,7 +2800,120 @@
       </w:rPr>
     </w:lvl>
   </w:abstractNum>
-  <w:abstractNum w:abstractNumId="7" w15:restartNumberingAfterBreak="0">
+  <w:abstractNum w:abstractNumId="14" w15:restartNumberingAfterBreak="0">
+    <w:nsid w:val="64961020"/>
+    <w:multiLevelType w:val="hybridMultilevel"/>
+    <w:tmpl w:val="B84839CC"/>
+    <w:lvl w:ilvl="0" w:tplc="04090001">
+      <w:start w:val="1"/>
+      <w:numFmt w:val="bullet"/>
+      <w:lvlText w:val=""/>
+      <w:lvlJc w:val="left"/>
+      <w:pPr>
+        <w:ind w:left="720" w:hanging="360"/>
+      </w:pPr>
+      <w:rPr>
+        <w:rFonts w:ascii="Symbol" w:hAnsi="Symbol" w:hint="default"/>
+      </w:rPr>
+    </w:lvl>
+    <w:lvl w:ilvl="1" w:tplc="04090003" w:tentative="1">
+      <w:start w:val="1"/>
+      <w:numFmt w:val="bullet"/>
+      <w:lvlText w:val="o"/>
+      <w:lvlJc w:val="left"/>
+      <w:pPr>
+        <w:ind w:left="1440" w:hanging="360"/>
+      </w:pPr>
+      <w:rPr>
+        <w:rFonts w:ascii="Courier New" w:hAnsi="Courier New" w:cs="Courier New" w:hint="default"/>
+      </w:rPr>
+    </w:lvl>
+    <w:lvl w:ilvl="2" w:tplc="04090005" w:tentative="1">
+      <w:start w:val="1"/>
+      <w:numFmt w:val="bullet"/>
+      <w:lvlText w:val=""/>
+      <w:lvlJc w:val="left"/>
+      <w:pPr>
+        <w:ind w:left="2160" w:hanging="360"/>
+      </w:pPr>
+      <w:rPr>
+        <w:rFonts w:ascii="Wingdings" w:hAnsi="Wingdings" w:hint="default"/>
+      </w:rPr>
+    </w:lvl>
+    <w:lvl w:ilvl="3" w:tplc="04090001" w:tentative="1">
+      <w:start w:val="1"/>
+      <w:numFmt w:val="bullet"/>
+      <w:lvlText w:val=""/>
+      <w:lvlJc w:val="left"/>
+      <w:pPr>
+        <w:ind w:left="2880" w:hanging="360"/>
+      </w:pPr>
+      <w:rPr>
+        <w:rFonts w:ascii="Symbol" w:hAnsi="Symbol" w:hint="default"/>
+      </w:rPr>
+    </w:lvl>
+    <w:lvl w:ilvl="4" w:tplc="04090003" w:tentative="1">
+      <w:start w:val="1"/>
+      <w:numFmt w:val="bullet"/>
+      <w:lvlText w:val="o"/>
+      <w:lvlJc w:val="left"/>
+      <w:pPr>
+        <w:ind w:left="3600" w:hanging="360"/>
+      </w:pPr>
+      <w:rPr>
+        <w:rFonts w:ascii="Courier New" w:hAnsi="Courier New" w:cs="Courier New" w:hint="default"/>
+      </w:rPr>
+    </w:lvl>
+    <w:lvl w:ilvl="5" w:tplc="04090005" w:tentative="1">
+      <w:start w:val="1"/>
+      <w:numFmt w:val="bullet"/>
+      <w:lvlText w:val=""/>
+      <w:lvlJc w:val="left"/>
+      <w:pPr>
+        <w:ind w:left="4320" w:hanging="360"/>
+      </w:pPr>
+      <w:rPr>
+        <w:rFonts w:ascii="Wingdings" w:hAnsi="Wingdings" w:hint="default"/>
+      </w:rPr>
+    </w:lvl>
+    <w:lvl w:ilvl="6" w:tplc="04090001" w:tentative="1">
+      <w:start w:val="1"/>
+      <w:numFmt w:val="bullet"/>
+      <w:lvlText w:val=""/>
+      <w:lvlJc w:val="left"/>
+      <w:pPr>
+        <w:ind w:left="5040" w:hanging="360"/>
+      </w:pPr>
+      <w:rPr>
+        <w:rFonts w:ascii="Symbol" w:hAnsi="Symbol" w:hint="default"/>
+      </w:rPr>
+    </w:lvl>
+    <w:lvl w:ilvl="7" w:tplc="04090003" w:tentative="1">
+      <w:start w:val="1"/>
+      <w:numFmt w:val="bullet"/>
+      <w:lvlText w:val="o"/>
+      <w:lvlJc w:val="left"/>
+      <w:pPr>
+        <w:ind w:left="5760" w:hanging="360"/>
+      </w:pPr>
+      <w:rPr>
+        <w:rFonts w:ascii="Courier New" w:hAnsi="Courier New" w:cs="Courier New" w:hint="default"/>
+      </w:rPr>
+    </w:lvl>
+    <w:lvl w:ilvl="8" w:tplc="04090005" w:tentative="1">
+      <w:start w:val="1"/>
+      <w:numFmt w:val="bullet"/>
+      <w:lvlText w:val=""/>
+      <w:lvlJc w:val="left"/>
+      <w:pPr>
+        <w:ind w:left="6480" w:hanging="360"/>
+      </w:pPr>
+      <w:rPr>
+        <w:rFonts w:ascii="Wingdings" w:hAnsi="Wingdings" w:hint="default"/>
+      </w:rPr>
+    </w:lvl>
+  </w:abstractNum>
+  <w:abstractNum w:abstractNumId="15" w15:restartNumberingAfterBreak="0">
     <w:nsid w:val="66AC3263"/>
     <w:multiLevelType w:val="hybridMultilevel"/>
     <w:tmpl w:val="8F068658"/>
@@ -2481,7 +3026,7 @@
       </w:rPr>
     </w:lvl>
   </w:abstractNum>
-  <w:abstractNum w:abstractNumId="8" w15:restartNumberingAfterBreak="0">
+  <w:abstractNum w:abstractNumId="16" w15:restartNumberingAfterBreak="0">
     <w:nsid w:val="73710E5D"/>
     <w:multiLevelType w:val="hybridMultilevel"/>
     <w:tmpl w:val="71205C4A"/>
@@ -2594,7 +3139,7 @@
       </w:rPr>
     </w:lvl>
   </w:abstractNum>
-  <w:abstractNum w:abstractNumId="9" w15:restartNumberingAfterBreak="0">
+  <w:abstractNum w:abstractNumId="17" w15:restartNumberingAfterBreak="0">
     <w:nsid w:val="78AF1986"/>
     <w:multiLevelType w:val="hybridMultilevel"/>
     <w:tmpl w:val="E2A8E528"/>
@@ -2707,35 +3252,175 @@
       </w:rPr>
     </w:lvl>
   </w:abstractNum>
+  <w:abstractNum w:abstractNumId="18" w15:restartNumberingAfterBreak="0">
+    <w:nsid w:val="7B7E7114"/>
+    <w:multiLevelType w:val="hybridMultilevel"/>
+    <w:tmpl w:val="9954D084"/>
+    <w:lvl w:ilvl="0" w:tplc="1DA46F7C">
+      <w:start w:val="1"/>
+      <w:numFmt w:val="bullet"/>
+      <w:lvlText w:val=""/>
+      <w:lvlJc w:val="left"/>
+      <w:pPr>
+        <w:ind w:left="504" w:hanging="288"/>
+      </w:pPr>
+      <w:rPr>
+        <w:rFonts w:ascii="Symbol" w:hAnsi="Symbol" w:hint="default"/>
+      </w:rPr>
+    </w:lvl>
+    <w:lvl w:ilvl="1" w:tplc="04090003" w:tentative="1">
+      <w:start w:val="1"/>
+      <w:numFmt w:val="bullet"/>
+      <w:lvlText w:val="o"/>
+      <w:lvlJc w:val="left"/>
+      <w:pPr>
+        <w:ind w:left="1440" w:hanging="360"/>
+      </w:pPr>
+      <w:rPr>
+        <w:rFonts w:ascii="Courier New" w:hAnsi="Courier New" w:cs="Courier New" w:hint="default"/>
+      </w:rPr>
+    </w:lvl>
+    <w:lvl w:ilvl="2" w:tplc="04090005" w:tentative="1">
+      <w:start w:val="1"/>
+      <w:numFmt w:val="bullet"/>
+      <w:lvlText w:val=""/>
+      <w:lvlJc w:val="left"/>
+      <w:pPr>
+        <w:ind w:left="2160" w:hanging="360"/>
+      </w:pPr>
+      <w:rPr>
+        <w:rFonts w:ascii="Wingdings" w:hAnsi="Wingdings" w:hint="default"/>
+      </w:rPr>
+    </w:lvl>
+    <w:lvl w:ilvl="3" w:tplc="04090001" w:tentative="1">
+      <w:start w:val="1"/>
+      <w:numFmt w:val="bullet"/>
+      <w:lvlText w:val=""/>
+      <w:lvlJc w:val="left"/>
+      <w:pPr>
+        <w:ind w:left="2880" w:hanging="360"/>
+      </w:pPr>
+      <w:rPr>
+        <w:rFonts w:ascii="Symbol" w:hAnsi="Symbol" w:hint="default"/>
+      </w:rPr>
+    </w:lvl>
+    <w:lvl w:ilvl="4" w:tplc="04090003" w:tentative="1">
+      <w:start w:val="1"/>
+      <w:numFmt w:val="bullet"/>
+      <w:lvlText w:val="o"/>
+      <w:lvlJc w:val="left"/>
+      <w:pPr>
+        <w:ind w:left="3600" w:hanging="360"/>
+      </w:pPr>
+      <w:rPr>
+        <w:rFonts w:ascii="Courier New" w:hAnsi="Courier New" w:cs="Courier New" w:hint="default"/>
+      </w:rPr>
+    </w:lvl>
+    <w:lvl w:ilvl="5" w:tplc="04090005" w:tentative="1">
+      <w:start w:val="1"/>
+      <w:numFmt w:val="bullet"/>
+      <w:lvlText w:val=""/>
+      <w:lvlJc w:val="left"/>
+      <w:pPr>
+        <w:ind w:left="4320" w:hanging="360"/>
+      </w:pPr>
+      <w:rPr>
+        <w:rFonts w:ascii="Wingdings" w:hAnsi="Wingdings" w:hint="default"/>
+      </w:rPr>
+    </w:lvl>
+    <w:lvl w:ilvl="6" w:tplc="04090001" w:tentative="1">
+      <w:start w:val="1"/>
+      <w:numFmt w:val="bullet"/>
+      <w:lvlText w:val=""/>
+      <w:lvlJc w:val="left"/>
+      <w:pPr>
+        <w:ind w:left="5040" w:hanging="360"/>
+      </w:pPr>
+      <w:rPr>
+        <w:rFonts w:ascii="Symbol" w:hAnsi="Symbol" w:hint="default"/>
+      </w:rPr>
+    </w:lvl>
+    <w:lvl w:ilvl="7" w:tplc="04090003" w:tentative="1">
+      <w:start w:val="1"/>
+      <w:numFmt w:val="bullet"/>
+      <w:lvlText w:val="o"/>
+      <w:lvlJc w:val="left"/>
+      <w:pPr>
+        <w:ind w:left="5760" w:hanging="360"/>
+      </w:pPr>
+      <w:rPr>
+        <w:rFonts w:ascii="Courier New" w:hAnsi="Courier New" w:cs="Courier New" w:hint="default"/>
+      </w:rPr>
+    </w:lvl>
+    <w:lvl w:ilvl="8" w:tplc="04090005" w:tentative="1">
+      <w:start w:val="1"/>
+      <w:numFmt w:val="bullet"/>
+      <w:lvlText w:val=""/>
+      <w:lvlJc w:val="left"/>
+      <w:pPr>
+        <w:ind w:left="6480" w:hanging="360"/>
+      </w:pPr>
+      <w:rPr>
+        <w:rFonts w:ascii="Wingdings" w:hAnsi="Wingdings" w:hint="default"/>
+      </w:rPr>
+    </w:lvl>
+  </w:abstractNum>
   <w:num w:numId="1" w16cid:durableId="1272396780">
+    <w:abstractNumId w:val="2"/>
+  </w:num>
+  <w:num w:numId="2" w16cid:durableId="2109424041">
+    <w:abstractNumId w:val="5"/>
+  </w:num>
+  <w:num w:numId="3" w16cid:durableId="603684382">
     <w:abstractNumId w:val="1"/>
   </w:num>
-  <w:num w:numId="2" w16cid:durableId="2109424041">
-    <w:abstractNumId w:val="2"/>
+  <w:num w:numId="4" w16cid:durableId="1211310461">
+    <w:abstractNumId w:val="15"/>
   </w:num>
-  <w:num w:numId="3" w16cid:durableId="603684382">
+  <w:num w:numId="5" w16cid:durableId="1476526552">
+    <w:abstractNumId w:val="17"/>
+  </w:num>
+  <w:num w:numId="6" w16cid:durableId="249895972">
+    <w:abstractNumId w:val="13"/>
+  </w:num>
+  <w:num w:numId="7" w16cid:durableId="2137795350">
+    <w:abstractNumId w:val="7"/>
+  </w:num>
+  <w:num w:numId="8" w16cid:durableId="76560880">
+    <w:abstractNumId w:val="16"/>
+  </w:num>
+  <w:num w:numId="9" w16cid:durableId="635254415">
+    <w:abstractNumId w:val="8"/>
+  </w:num>
+  <w:num w:numId="10" w16cid:durableId="1630940174">
+    <w:abstractNumId w:val="9"/>
+  </w:num>
+  <w:num w:numId="11" w16cid:durableId="811213161">
+    <w:abstractNumId w:val="18"/>
+  </w:num>
+  <w:num w:numId="12" w16cid:durableId="1851485970">
+    <w:abstractNumId w:val="14"/>
+  </w:num>
+  <w:num w:numId="13" w16cid:durableId="864907042">
+    <w:abstractNumId w:val="6"/>
+  </w:num>
+  <w:num w:numId="14" w16cid:durableId="317997885">
+    <w:abstractNumId w:val="10"/>
+  </w:num>
+  <w:num w:numId="15" w16cid:durableId="1919171582">
+    <w:abstractNumId w:val="12"/>
+  </w:num>
+  <w:num w:numId="16" w16cid:durableId="59791472">
+    <w:abstractNumId w:val="3"/>
+  </w:num>
+  <w:num w:numId="17" w16cid:durableId="1050492515">
+    <w:abstractNumId w:val="4"/>
+  </w:num>
+  <w:num w:numId="18" w16cid:durableId="21789483">
     <w:abstractNumId w:val="0"/>
   </w:num>
-  <w:num w:numId="4" w16cid:durableId="1211310461">
-    <w:abstractNumId w:val="7"/>
-  </w:num>
-  <w:num w:numId="5" w16cid:durableId="1476526552">
-    <w:abstractNumId w:val="9"/>
-  </w:num>
-  <w:num w:numId="6" w16cid:durableId="249895972">
-    <w:abstractNumId w:val="6"/>
-  </w:num>
-  <w:num w:numId="7" w16cid:durableId="2137795350">
-    <w:abstractNumId w:val="3"/>
-  </w:num>
-  <w:num w:numId="8" w16cid:durableId="76560880">
-    <w:abstractNumId w:val="8"/>
-  </w:num>
-  <w:num w:numId="9" w16cid:durableId="635254415">
-    <w:abstractNumId w:val="4"/>
-  </w:num>
-  <w:num w:numId="10" w16cid:durableId="1630940174">
-    <w:abstractNumId w:val="5"/>
+  <w:num w:numId="19" w16cid:durableId="187840957">
+    <w:abstractNumId w:val="11"/>
   </w:num>
 </w:numbering>
 </file>
@@ -3348,6 +4033,7 @@
   <w:style w:type="character" w:default="1" w:styleId="DefaultParagraphFont">
     <w:name w:val="Default Paragraph Font"/>
     <w:uiPriority w:val="1"/>
+    <w:semiHidden/>
     <w:unhideWhenUsed/>
   </w:style>
   <w:style w:type="table" w:default="1" w:styleId="TableNormal">
@@ -3735,6 +4421,31 @@
       <w:rFonts w:ascii="Times New Roman" w:hAnsi="Times New Roman"/>
     </w:rPr>
   </w:style>
+  <w:style w:type="character" w:styleId="FollowedHyperlink">
+    <w:name w:val="FollowedHyperlink"/>
+    <w:basedOn w:val="DefaultParagraphFont"/>
+    <w:uiPriority w:val="99"/>
+    <w:semiHidden/>
+    <w:unhideWhenUsed/>
+    <w:rsid w:val="003F2E8C"/>
+    <w:rPr>
+      <w:color w:val="96607D" w:themeColor="followedHyperlink"/>
+      <w:u w:val="single"/>
+    </w:rPr>
+  </w:style>
+  <w:style w:type="paragraph" w:styleId="NoSpacing">
+    <w:name w:val="No Spacing"/>
+    <w:uiPriority w:val="1"/>
+    <w:qFormat/>
+    <w:rsid w:val="004A5214"/>
+    <w:pPr>
+      <w:spacing w:after="0" w:line="240" w:lineRule="auto"/>
+    </w:pPr>
+    <w:rPr>
+      <w:rFonts w:ascii="Calibri" w:hAnsi="Calibri"/>
+      <w:sz w:val="22"/>
+    </w:rPr>
+  </w:style>
 </w:styles>
 </file>
 

--- a/resume/DJ_Dinnebeil_Resume.docx
+++ b/resume/DJ_Dinnebeil_Resume.docx
@@ -95,17 +95,8 @@
             <w:rStyle w:val="Hyperlink"/>
             <w:szCs w:val="22"/>
           </w:rPr>
-          <w:t>linkedin.com/in/</w:t>
+          <w:t>linkedin.com/in/dj-dinnebeil</w:t>
         </w:r>
-        <w:proofErr w:type="spellStart"/>
-        <w:r>
-          <w:rPr>
-            <w:rStyle w:val="Hyperlink"/>
-            <w:szCs w:val="22"/>
-          </w:rPr>
-          <w:t>dj-dinnebeil</w:t>
-        </w:r>
-        <w:proofErr w:type="spellEnd"/>
       </w:hyperlink>
       <w:r>
         <w:rPr>
@@ -119,17 +110,15 @@
             <w:rStyle w:val="Hyperlink"/>
             <w:szCs w:val="22"/>
           </w:rPr>
-          <w:t>github.com/</w:t>
+          <w:t>github.com/djdin</w:t>
         </w:r>
-        <w:proofErr w:type="spellStart"/>
         <w:r>
           <w:rPr>
             <w:rStyle w:val="Hyperlink"/>
             <w:szCs w:val="22"/>
           </w:rPr>
-          <w:t>djdinnebeil</w:t>
+          <w:t>nebeil</w:t>
         </w:r>
-        <w:proofErr w:type="spellEnd"/>
       </w:hyperlink>
       <w:r>
         <w:rPr>
@@ -143,7 +132,14 @@
             <w:rStyle w:val="Hyperlink"/>
             <w:szCs w:val="22"/>
           </w:rPr>
-          <w:t>djdinnebeil.github.io</w:t>
+          <w:t>djdinn</w:t>
+        </w:r>
+        <w:r>
+          <w:rPr>
+            <w:rStyle w:val="Hyperlink"/>
+            <w:szCs w:val="22"/>
+          </w:rPr>
+          <w:t>.dev</w:t>
         </w:r>
       </w:hyperlink>
     </w:p>
@@ -182,43 +178,13 @@
         <w:rPr>
           <w:szCs w:val="22"/>
         </w:rPr>
-        <w:t>Backend-focused software engineer experience</w:t>
-      </w:r>
-      <w:r>
-        <w:rPr>
-          <w:szCs w:val="22"/>
-        </w:rPr>
-        <w:t xml:space="preserve">d in </w:t>
-      </w:r>
-      <w:r>
-        <w:rPr>
-          <w:szCs w:val="22"/>
-        </w:rPr>
-        <w:t xml:space="preserve">APIs, </w:t>
-      </w:r>
-      <w:r>
-        <w:rPr>
-          <w:szCs w:val="22"/>
-        </w:rPr>
-        <w:t xml:space="preserve">data workflows, </w:t>
-      </w:r>
-      <w:r>
-        <w:rPr>
-          <w:szCs w:val="22"/>
-        </w:rPr>
-        <w:t>A</w:t>
-      </w:r>
-      <w:r>
-        <w:rPr>
-          <w:szCs w:val="22"/>
-        </w:rPr>
-        <w:t>I</w:t>
-      </w:r>
-      <w:r>
-        <w:rPr>
-          <w:szCs w:val="22"/>
-        </w:rPr>
-        <w:t>-driven</w:t>
+        <w:t xml:space="preserve">Backend-focused software engineer experienced in APIs, data workflows, AI-driven applications, and full-stack platforms. Skilled in integrating databases, backend services, user interfaces, and external tools into production-ready systems </w:t>
+      </w:r>
+      <w:r>
+        <w:rPr>
+          <w:szCs w:val="22"/>
+        </w:rPr>
+        <w:t>from</w:t>
       </w:r>
       <w:r>
         <w:rPr>
@@ -230,127 +196,19 @@
         <w:rPr>
           <w:szCs w:val="22"/>
         </w:rPr>
-        <w:t>applications</w:t>
-      </w:r>
-      <w:r>
-        <w:rPr>
-          <w:szCs w:val="22"/>
-        </w:rPr>
-        <w:t xml:space="preserve">, </w:t>
-      </w:r>
-      <w:r>
-        <w:rPr>
-          <w:szCs w:val="22"/>
-        </w:rPr>
-        <w:t xml:space="preserve">and </w:t>
-      </w:r>
-      <w:r>
-        <w:rPr>
-          <w:szCs w:val="22"/>
-        </w:rPr>
-        <w:t xml:space="preserve">full-stack </w:t>
-      </w:r>
-      <w:r>
-        <w:rPr>
-          <w:szCs w:val="22"/>
-        </w:rPr>
-        <w:t>platforms</w:t>
-      </w:r>
-      <w:r>
-        <w:rPr>
-          <w:szCs w:val="22"/>
-        </w:rPr>
-        <w:t>.</w:t>
-      </w:r>
-      <w:r>
-        <w:rPr>
-          <w:szCs w:val="22"/>
-        </w:rPr>
-        <w:t xml:space="preserve"> </w:t>
-      </w:r>
-      <w:r>
-        <w:rPr>
-          <w:szCs w:val="22"/>
-        </w:rPr>
-        <w:t xml:space="preserve">Skilled in </w:t>
-      </w:r>
-      <w:r>
-        <w:rPr>
-          <w:szCs w:val="22"/>
-        </w:rPr>
-        <w:t>integrating</w:t>
-      </w:r>
-      <w:r>
-        <w:rPr>
-          <w:szCs w:val="22"/>
-        </w:rPr>
-        <w:t xml:space="preserve"> databases, backend services, user interfaces, and external tools into </w:t>
-      </w:r>
-      <w:r>
-        <w:rPr>
-          <w:szCs w:val="22"/>
-        </w:rPr>
-        <w:t>production-ready</w:t>
-      </w:r>
-      <w:r>
-        <w:rPr>
-          <w:szCs w:val="22"/>
-        </w:rPr>
-        <w:t xml:space="preserve"> </w:t>
-      </w:r>
-      <w:r>
-        <w:rPr>
-          <w:szCs w:val="22"/>
-        </w:rPr>
-        <w:t>systems.</w:t>
-      </w:r>
-      <w:r>
-        <w:rPr>
-          <w:szCs w:val="22"/>
-        </w:rPr>
-        <w:t xml:space="preserve"> </w:t>
-      </w:r>
-      <w:r>
-        <w:rPr>
-          <w:szCs w:val="22"/>
-        </w:rPr>
-        <w:t xml:space="preserve">Experienced in </w:t>
-      </w:r>
-      <w:r>
-        <w:rPr>
-          <w:szCs w:val="22"/>
-        </w:rPr>
-        <w:t>moving</w:t>
-      </w:r>
-      <w:r>
-        <w:rPr>
-          <w:szCs w:val="22"/>
-        </w:rPr>
-        <w:t xml:space="preserve"> project</w:t>
-      </w:r>
-      <w:r>
-        <w:rPr>
-          <w:szCs w:val="22"/>
-        </w:rPr>
-        <w:t>s</w:t>
-      </w:r>
-      <w:r>
-        <w:rPr>
-          <w:szCs w:val="22"/>
-        </w:rPr>
-        <w:t xml:space="preserve"> from system design through deployment</w:t>
-      </w:r>
-      <w:r>
-        <w:rPr>
-          <w:szCs w:val="22"/>
-        </w:rPr>
-        <w:t>, testing,</w:t>
-      </w:r>
-      <w:r>
-        <w:rPr>
-          <w:szCs w:val="22"/>
-        </w:rPr>
-        <w:t xml:space="preserve"> and iteration.</w:t>
+        <w:t>design</w:t>
+      </w:r>
+      <w:r>
+        <w:rPr>
+          <w:szCs w:val="22"/>
+        </w:rPr>
+        <w:t xml:space="preserve"> through</w:t>
+      </w:r>
+      <w:r>
+        <w:rPr>
+          <w:szCs w:val="22"/>
+        </w:rPr>
+        <w:t xml:space="preserve"> deployment, testing, and iteration.</w:t>
       </w:r>
     </w:p>
     <w:p>
@@ -380,179 +238,177 @@
     <w:p>
       <w:pPr>
         <w:pStyle w:val="NoSpacing"/>
-      </w:pPr>
-      <w:r>
         <w:rPr>
           <w:b/>
           <w:bCs/>
-        </w:rPr>
-        <w:t>Languages:</w:t>
-      </w:r>
-      <w:r>
-        <w:t xml:space="preserve"> </w:t>
-      </w:r>
-      <w:r>
+          <w:szCs w:val="22"/>
+        </w:rPr>
+      </w:pPr>
+      <w:r>
+        <w:rPr>
+          <w:b/>
+          <w:bCs/>
+          <w:szCs w:val="22"/>
+        </w:rPr>
+        <w:t xml:space="preserve">Languages: </w:t>
+      </w:r>
+      <w:r>
+        <w:rPr>
+          <w:szCs w:val="22"/>
+        </w:rPr>
         <w:t>Python, JavaScript, PHP, SQL, C++, C, HTML/CSS</w:t>
       </w:r>
     </w:p>
     <w:p>
       <w:pPr>
         <w:pStyle w:val="NoSpacing"/>
-      </w:pPr>
-      <w:r>
         <w:rPr>
           <w:b/>
           <w:bCs/>
-        </w:rPr>
-        <w:t>Backend:</w:t>
-      </w:r>
-      <w:r>
-        <w:t xml:space="preserve"> </w:t>
-      </w:r>
-      <w:r>
-        <w:t xml:space="preserve">Django, </w:t>
-      </w:r>
-      <w:proofErr w:type="spellStart"/>
-      <w:r>
-        <w:t>FastAPI</w:t>
-      </w:r>
-      <w:proofErr w:type="spellEnd"/>
-      <w:r>
-        <w:t xml:space="preserve">, Flask, </w:t>
-      </w:r>
-      <w:r>
-        <w:t>REST APIs</w:t>
-      </w:r>
-      <w:r>
-        <w:t>,</w:t>
-      </w:r>
-      <w:r>
-        <w:t xml:space="preserve"> </w:t>
-      </w:r>
-      <w:r>
-        <w:t>Node.js, Express</w:t>
+          <w:szCs w:val="22"/>
+        </w:rPr>
+      </w:pPr>
+      <w:r>
+        <w:rPr>
+          <w:b/>
+          <w:bCs/>
+          <w:szCs w:val="22"/>
+        </w:rPr>
+        <w:t xml:space="preserve">Backend: </w:t>
+      </w:r>
+      <w:r>
+        <w:rPr>
+          <w:szCs w:val="22"/>
+        </w:rPr>
+        <w:t>Django, FastAPI, Flask, REST APIs, Node.js, Express</w:t>
       </w:r>
     </w:p>
     <w:p>
       <w:pPr>
         <w:pStyle w:val="NoSpacing"/>
-      </w:pPr>
-      <w:r>
         <w:rPr>
           <w:b/>
           <w:bCs/>
-        </w:rPr>
-        <w:t>Databases:</w:t>
-      </w:r>
-      <w:r>
-        <w:t xml:space="preserve"> Postgre</w:t>
-      </w:r>
-      <w:r>
-        <w:t>s</w:t>
-      </w:r>
-      <w:r>
-        <w:t>, MariaDB, SQLite</w:t>
-      </w:r>
-      <w:r>
-        <w:t xml:space="preserve">, </w:t>
-      </w:r>
-      <w:proofErr w:type="spellStart"/>
-      <w:r>
-        <w:t>Qdrant</w:t>
-      </w:r>
-      <w:proofErr w:type="spellEnd"/>
+          <w:szCs w:val="22"/>
+        </w:rPr>
+      </w:pPr>
+      <w:r>
+        <w:rPr>
+          <w:b/>
+          <w:bCs/>
+          <w:szCs w:val="22"/>
+        </w:rPr>
+        <w:t xml:space="preserve">Databases: </w:t>
+      </w:r>
+      <w:r>
+        <w:rPr>
+          <w:szCs w:val="22"/>
+        </w:rPr>
+        <w:t>PostgreSQL, MariaDB, SQLite, Qdrant, relational and vector databases</w:t>
+      </w:r>
     </w:p>
     <w:p>
       <w:pPr>
         <w:pStyle w:val="NoSpacing"/>
-      </w:pPr>
-      <w:r>
         <w:rPr>
           <w:b/>
           <w:bCs/>
-        </w:rPr>
-        <w:t>AI &amp; Retrieval:</w:t>
-      </w:r>
-      <w:r>
-        <w:t xml:space="preserve"> </w:t>
-      </w:r>
-      <w:proofErr w:type="spellStart"/>
-      <w:r>
-        <w:t>LangChain</w:t>
-      </w:r>
-      <w:proofErr w:type="spellEnd"/>
-      <w:r>
-        <w:t xml:space="preserve">, </w:t>
-      </w:r>
-      <w:proofErr w:type="spellStart"/>
-      <w:r>
-        <w:t>LangGraph</w:t>
-      </w:r>
-      <w:proofErr w:type="spellEnd"/>
-      <w:r>
-        <w:t xml:space="preserve">, </w:t>
-      </w:r>
-      <w:r>
-        <w:t xml:space="preserve">RAG, </w:t>
-      </w:r>
-      <w:r>
-        <w:t>RAGAS, LLM APIs</w:t>
+          <w:szCs w:val="22"/>
+        </w:rPr>
+      </w:pPr>
+      <w:r>
+        <w:rPr>
+          <w:b/>
+          <w:bCs/>
+          <w:szCs w:val="22"/>
+        </w:rPr>
+        <w:t xml:space="preserve">AI &amp; ML: </w:t>
+      </w:r>
+      <w:r>
+        <w:rPr>
+          <w:szCs w:val="22"/>
+        </w:rPr>
+        <w:t xml:space="preserve">LangChain, LangGraph, Hugging Face, TensorFlow, RAG, </w:t>
+      </w:r>
+      <w:r>
+        <w:rPr>
+          <w:szCs w:val="22"/>
+        </w:rPr>
+        <w:t>RAGAS</w:t>
+      </w:r>
+      <w:r>
+        <w:rPr>
+          <w:szCs w:val="22"/>
+        </w:rPr>
+        <w:t>, LLM APIs</w:t>
       </w:r>
     </w:p>
     <w:p>
       <w:pPr>
         <w:pStyle w:val="NoSpacing"/>
-      </w:pPr>
-      <w:r>
         <w:rPr>
           <w:b/>
           <w:bCs/>
-        </w:rPr>
-        <w:t>Frontend &amp; UI:</w:t>
-      </w:r>
-      <w:r>
-        <w:t xml:space="preserve"> React, Redux, Vite, </w:t>
-      </w:r>
-      <w:proofErr w:type="spellStart"/>
-      <w:r>
-        <w:t>Streamlit</w:t>
-      </w:r>
-      <w:proofErr w:type="spellEnd"/>
-      <w:r>
-        <w:t>, Jinja2</w:t>
+          <w:szCs w:val="22"/>
+        </w:rPr>
+      </w:pPr>
+      <w:r>
+        <w:rPr>
+          <w:b/>
+          <w:bCs/>
+          <w:szCs w:val="22"/>
+        </w:rPr>
+        <w:t xml:space="preserve">Frontend &amp; UI: </w:t>
+      </w:r>
+      <w:r>
+        <w:rPr>
+          <w:szCs w:val="22"/>
+        </w:rPr>
+        <w:t>React, Redux, Vite, Streamlit, Jinja2, responsive UI</w:t>
       </w:r>
     </w:p>
     <w:p>
       <w:pPr>
         <w:pStyle w:val="NoSpacing"/>
+        <w:rPr>
+          <w:szCs w:val="22"/>
+        </w:rPr>
       </w:pPr>
       <w:r>
         <w:rPr>
           <w:b/>
           <w:bCs/>
-        </w:rPr>
-        <w:t>Infrastructure &amp; Tools:</w:t>
-      </w:r>
-      <w:r>
-        <w:t xml:space="preserve"> </w:t>
-      </w:r>
-      <w:r>
-        <w:t xml:space="preserve">Git, </w:t>
-      </w:r>
-      <w:r>
-        <w:t>Linux, Docker, AWS S3,</w:t>
-      </w:r>
-      <w:r>
-        <w:t xml:space="preserve"> </w:t>
-      </w:r>
-      <w:r>
-        <w:t xml:space="preserve">Firebase, </w:t>
-      </w:r>
-      <w:r>
-        <w:t>DDEV,</w:t>
-      </w:r>
-      <w:r>
-        <w:t xml:space="preserve"> cPanel</w:t>
+          <w:szCs w:val="22"/>
+        </w:rPr>
+        <w:t xml:space="preserve">Infrastructure &amp; Tools: </w:t>
+      </w:r>
+      <w:r>
+        <w:rPr>
+          <w:szCs w:val="22"/>
+        </w:rPr>
+        <w:t>Git, GitHub, Linux, Docker, AWS S3, Firebase, DDEV, cPanel</w:t>
+      </w:r>
+    </w:p>
+    <w:p>
+      <w:pPr>
+        <w:pStyle w:val="NoSpacing"/>
+        <w:rPr>
+          <w:szCs w:val="22"/>
+        </w:rPr>
+      </w:pPr>
+      <w:r>
+        <w:rPr>
+          <w:b/>
+          <w:bCs/>
+          <w:szCs w:val="22"/>
+        </w:rPr>
+        <w:t xml:space="preserve">Practices: </w:t>
+      </w:r>
+      <w:r>
+        <w:rPr>
+          <w:szCs w:val="22"/>
+        </w:rPr>
+        <w:t>Agile, SDLC, software design, debugging, automated testing, secure coding practices</w:t>
       </w:r>
     </w:p>
     <w:p>
@@ -603,7 +459,10 @@
         <w:t xml:space="preserve">| </w:t>
       </w:r>
       <w:r>
-        <w:t xml:space="preserve">Live Site: </w:t>
+        <w:t>Live</w:t>
+      </w:r>
+      <w:r>
+        <w:t xml:space="preserve">: </w:t>
       </w:r>
       <w:hyperlink r:id="rId11" w:history="1">
         <w:r>
@@ -616,7 +475,19 @@
           <w:rPr>
             <w:rStyle w:val="Hyperlink"/>
           </w:rPr>
-          <w:t>rties.com</w:t>
+          <w:t>rties.co</w:t>
+        </w:r>
+        <w:r>
+          <w:rPr>
+            <w:rStyle w:val="Hyperlink"/>
+          </w:rPr>
+          <w:t>m/</w:t>
+        </w:r>
+        <w:r>
+          <w:rPr>
+            <w:rStyle w:val="Hyperlink"/>
+          </w:rPr>
+          <w:t>platform</w:t>
         </w:r>
       </w:hyperlink>
     </w:p>
@@ -649,13 +520,31 @@
         <w:rPr>
           <w:szCs w:val="22"/>
         </w:rPr>
-        <w:t>platform</w:t>
-      </w:r>
-      <w:r>
-        <w:rPr>
-          <w:szCs w:val="22"/>
-        </w:rPr>
-        <w:t xml:space="preserve"> for a residential property management company.</w:t>
+        <w:t>application</w:t>
+      </w:r>
+      <w:r>
+        <w:rPr>
+          <w:szCs w:val="22"/>
+        </w:rPr>
+        <w:t xml:space="preserve"> </w:t>
+      </w:r>
+      <w:r>
+        <w:rPr>
+          <w:szCs w:val="22"/>
+        </w:rPr>
+        <w:t>built</w:t>
+      </w:r>
+      <w:r>
+        <w:rPr>
+          <w:szCs w:val="22"/>
+        </w:rPr>
+        <w:t xml:space="preserve"> </w:t>
+      </w:r>
+      <w:r>
+        <w:rPr>
+          <w:szCs w:val="22"/>
+        </w:rPr>
+        <w:t>for a residential property management company.</w:t>
       </w:r>
     </w:p>
     <w:p>
@@ -679,7 +568,10 @@
         </w:numPr>
       </w:pPr>
       <w:r>
-        <w:t xml:space="preserve">Built administrative tools for tenant account management, payment review, maintenance workflows, and activity logging to improve </w:t>
+        <w:t>Designed</w:t>
+      </w:r>
+      <w:r>
+        <w:t xml:space="preserve"> administrative tools for tenant account management, payment review, maintenance workflows, and activity logging to improve </w:t>
       </w:r>
       <w:r>
         <w:t xml:space="preserve">operational </w:t>
@@ -697,15 +589,7 @@
         </w:numPr>
       </w:pPr>
       <w:r>
-        <w:t xml:space="preserve">Automated rent payment tracking with scheduled </w:t>
-      </w:r>
-      <w:proofErr w:type="spellStart"/>
-      <w:r>
-        <w:t>cron</w:t>
-      </w:r>
-      <w:proofErr w:type="spellEnd"/>
-      <w:r>
-        <w:t xml:space="preserve"> jobs </w:t>
+        <w:t xml:space="preserve">Automated rent payment tracking with scheduled cron jobs </w:t>
       </w:r>
       <w:r>
         <w:t>that</w:t>
@@ -734,14 +618,7 @@
         <w:rPr>
           <w:szCs w:val="22"/>
         </w:rPr>
-        <w:t xml:space="preserve"> | Python, </w:t>
-      </w:r>
-      <w:proofErr w:type="spellStart"/>
-      <w:r>
-        <w:rPr>
-          <w:szCs w:val="22"/>
-        </w:rPr>
-        <w:t>Lang</w:t>
+        <w:t xml:space="preserve"> | Python, Lang</w:t>
       </w:r>
       <w:r>
         <w:rPr>
@@ -749,21 +626,12 @@
         </w:rPr>
         <w:t>Chain</w:t>
       </w:r>
-      <w:proofErr w:type="spellEnd"/>
-      <w:r>
-        <w:rPr>
-          <w:szCs w:val="22"/>
-        </w:rPr>
-        <w:t xml:space="preserve">, </w:t>
-      </w:r>
-      <w:proofErr w:type="spellStart"/>
-      <w:r>
-        <w:rPr>
-          <w:szCs w:val="22"/>
-        </w:rPr>
-        <w:t>Qdrant</w:t>
-      </w:r>
-      <w:proofErr w:type="spellEnd"/>
+      <w:r>
+        <w:rPr>
+          <w:szCs w:val="22"/>
+        </w:rPr>
+        <w:t>, Qdrant</w:t>
+      </w:r>
       <w:r>
         <w:rPr>
           <w:szCs w:val="22"/>
@@ -775,15 +643,49 @@
           <w:szCs w:val="22"/>
         </w:rPr>
         <w:t xml:space="preserve"> | </w:t>
+      </w:r>
+      <w:r>
+        <w:t>Code</w:t>
+      </w:r>
+      <w:r>
+        <w:t xml:space="preserve">: </w:t>
       </w:r>
       <w:hyperlink r:id="rId12" w:history="1">
         <w:r>
           <w:rPr>
             <w:rStyle w:val="Hyperlink"/>
-            <w:rFonts w:cs="Calibri"/>
-            <w:szCs w:val="22"/>
           </w:rPr>
-          <w:t>GitHub</w:t>
+          <w:t>djdinn</w:t>
+        </w:r>
+        <w:r>
+          <w:rPr>
+            <w:rStyle w:val="Hyperlink"/>
+          </w:rPr>
+          <w:t>.dev</w:t>
+        </w:r>
+        <w:r>
+          <w:rPr>
+            <w:rStyle w:val="Hyperlink"/>
+          </w:rPr>
+          <w:t>/h</w:t>
+        </w:r>
+        <w:r>
+          <w:rPr>
+            <w:rStyle w:val="Hyperlink"/>
+          </w:rPr>
+          <w:t>istor</w:t>
+        </w:r>
+        <w:r>
+          <w:rPr>
+            <w:rStyle w:val="Hyperlink"/>
+          </w:rPr>
+          <w:t>y</w:t>
+        </w:r>
+        <w:r>
+          <w:rPr>
+            <w:rStyle w:val="Hyperlink"/>
+          </w:rPr>
+          <w:t>-rag</w:t>
         </w:r>
       </w:hyperlink>
     </w:p>
@@ -822,15 +724,7 @@
         </w:numPr>
       </w:pPr>
       <w:r>
-        <w:t xml:space="preserve">Designed a file processing pipeline to parse source materials, generate embeddings, handle metadata, and support </w:t>
-      </w:r>
-      <w:proofErr w:type="spellStart"/>
-      <w:r>
-        <w:t>Qdrant</w:t>
-      </w:r>
-      <w:proofErr w:type="spellEnd"/>
-      <w:r>
-        <w:t>-backed semantic search with optional web cross-verification.</w:t>
+        <w:t>Designed a file processing pipeline to parse source materials, generate embeddings, handle metadata, and support Qdrant-backed semantic search with optional web cross-verification.</w:t>
       </w:r>
     </w:p>
     <w:p>
@@ -848,15 +742,7 @@
         <w:t>-based</w:t>
       </w:r>
       <w:r>
-        <w:t xml:space="preserve"> evaluation and </w:t>
-      </w:r>
-      <w:proofErr w:type="gramStart"/>
-      <w:r>
-        <w:t>Cohere</w:t>
-      </w:r>
-      <w:proofErr w:type="gramEnd"/>
-      <w:r>
-        <w:t xml:space="preserve"> reranking to improve retrieval relevance, answer grounding, and query-to-document alignment.</w:t>
+        <w:t xml:space="preserve"> evaluation and Cohere reranking to improve retrieval relevance, answer grounding, and query-to-document alignment.</w:t>
       </w:r>
     </w:p>
     <w:p>
@@ -892,15 +778,47 @@
           <w:szCs w:val="22"/>
         </w:rPr>
         <w:t xml:space="preserve"> | </w:t>
+      </w:r>
+      <w:r>
+        <w:rPr>
+          <w:szCs w:val="22"/>
+        </w:rPr>
+        <w:t>Code</w:t>
+      </w:r>
+      <w:r>
+        <w:rPr>
+          <w:szCs w:val="22"/>
+        </w:rPr>
+        <w:t xml:space="preserve">: </w:t>
       </w:r>
       <w:hyperlink r:id="rId13" w:history="1">
         <w:r>
           <w:rPr>
             <w:rStyle w:val="Hyperlink"/>
-            <w:rFonts w:cs="Calibri"/>
             <w:szCs w:val="22"/>
           </w:rPr>
-          <w:t>GitHub</w:t>
+          <w:t>djdinn</w:t>
+        </w:r>
+        <w:r>
+          <w:rPr>
+            <w:rStyle w:val="Hyperlink"/>
+            <w:szCs w:val="22"/>
+          </w:rPr>
+          <w:t>.dev</w:t>
+        </w:r>
+        <w:r>
+          <w:rPr>
+            <w:rStyle w:val="Hyperlink"/>
+            <w:szCs w:val="22"/>
+          </w:rPr>
+          <w:t>/a</w:t>
+        </w:r>
+        <w:r>
+          <w:rPr>
+            <w:rStyle w:val="Hyperlink"/>
+            <w:szCs w:val="22"/>
+          </w:rPr>
+          <w:t>utocore</w:t>
         </w:r>
       </w:hyperlink>
     </w:p>
@@ -1125,32 +1043,35 @@
           <w:b/>
           <w:bCs/>
         </w:rPr>
-        <w:t>United States Coast Guard Reserve</w:t>
-      </w:r>
-      <w:r>
-        <w:t xml:space="preserve"> </w:t>
-      </w:r>
-      <w:r>
-        <w:t>—</w:t>
-      </w:r>
-      <w:r>
-        <w:t xml:space="preserve"> Baltimore, MD</w:t>
-      </w:r>
-    </w:p>
-    <w:p>
-      <w:pPr>
-        <w:pStyle w:val="NoSpacing"/>
+        <w:t>United States Coast Guard</w:t>
+      </w:r>
+      <w:r>
         <w:rPr>
           <w:b/>
           <w:bCs/>
         </w:rPr>
-      </w:pPr>
-      <w:r>
-        <w:rPr>
-          <w:b/>
-          <w:bCs/>
-        </w:rPr>
+        <w:t xml:space="preserve"> Reserve</w:t>
+      </w:r>
+      <w:r>
+        <w:t xml:space="preserve"> </w:t>
+      </w:r>
+      <w:r>
+        <w:t>—</w:t>
+      </w:r>
+      <w:r>
+        <w:t xml:space="preserve"> </w:t>
+      </w:r>
+      <w:r>
         <w:t>Electronics Technician</w:t>
+      </w:r>
+      <w:r>
+        <w:t>, 2007</w:t>
+      </w:r>
+      <w:r>
+        <w:t>–</w:t>
+      </w:r>
+      <w:r>
+        <w:t>2013</w:t>
       </w:r>
     </w:p>
     <w:p>
@@ -4033,7 +3954,6 @@
   <w:style w:type="character" w:default="1" w:styleId="DefaultParagraphFont">
     <w:name w:val="Default Paragraph Font"/>
     <w:uiPriority w:val="1"/>
-    <w:semiHidden/>
     <w:unhideWhenUsed/>
   </w:style>
   <w:style w:type="table" w:default="1" w:styleId="TableNormal">
